--- a/INFORME.docx
+++ b/INFORME.docx
@@ -4,53 +4,443 @@
   <w:body>
     <w:p>
       <w:r>
-        <w:t>INFORME</w:t>
-      </w:r>
-      <w:r>
-        <w:t xml:space="preserve"> DE CODIFICACIÓN DE BASE DE DATOS DE CUMPLIMIENTO IMPUESTO PREDIAL 2007 A 2023 DE BOGOTÁ D.C.</w:t>
+        <w:rPr>
+          <w:noProof/>
+        </w:rPr>
+        <w:drawing>
+          <wp:anchor distT="0" distB="0" distL="114300" distR="114300" simplePos="0" relativeHeight="251658240" behindDoc="0" locked="0" layoutInCell="1" allowOverlap="1" wp14:anchorId="2B16CF6A" wp14:editId="176B7375">
+            <wp:simplePos x="0" y="0"/>
+            <wp:positionH relativeFrom="margin">
+              <wp:align>left</wp:align>
+            </wp:positionH>
+            <wp:positionV relativeFrom="paragraph">
+              <wp:posOffset>189865</wp:posOffset>
+            </wp:positionV>
+            <wp:extent cx="1123950" cy="1045210"/>
+            <wp:effectExtent l="0" t="0" r="0" b="2540"/>
+            <wp:wrapThrough wrapText="bothSides">
+              <wp:wrapPolygon edited="0">
+                <wp:start x="0" y="0"/>
+                <wp:lineTo x="0" y="21259"/>
+                <wp:lineTo x="21234" y="21259"/>
+                <wp:lineTo x="21234" y="0"/>
+                <wp:lineTo x="0" y="0"/>
+              </wp:wrapPolygon>
+            </wp:wrapThrough>
+            <wp:docPr id="903884636" name="Imagen 2"/>
+            <wp:cNvGraphicFramePr>
+              <a:graphicFrameLocks xmlns:a="http://schemas.openxmlformats.org/drawingml/2006/main" noChangeAspect="1"/>
+            </wp:cNvGraphicFramePr>
+            <a:graphic xmlns:a="http://schemas.openxmlformats.org/drawingml/2006/main">
+              <a:graphicData uri="http://schemas.openxmlformats.org/drawingml/2006/picture">
+                <pic:pic xmlns:pic="http://schemas.openxmlformats.org/drawingml/2006/picture">
+                  <pic:nvPicPr>
+                    <pic:cNvPr id="0" name="Picture 3"/>
+                    <pic:cNvPicPr>
+                      <a:picLocks noChangeAspect="1" noChangeArrowheads="1"/>
+                    </pic:cNvPicPr>
+                  </pic:nvPicPr>
+                  <pic:blipFill>
+                    <a:blip r:embed="rId5" cstate="print">
+                      <a:extLst>
+                        <a:ext uri="{28A0092B-C50C-407E-A947-70E740481C1C}">
+                          <a14:useLocalDpi xmlns:a14="http://schemas.microsoft.com/office/drawing/2010/main" val="0"/>
+                        </a:ext>
+                      </a:extLst>
+                    </a:blip>
+                    <a:srcRect/>
+                    <a:stretch>
+                      <a:fillRect/>
+                    </a:stretch>
+                  </pic:blipFill>
+                  <pic:spPr bwMode="auto">
+                    <a:xfrm>
+                      <a:off x="0" y="0"/>
+                      <a:ext cx="1123950" cy="1045210"/>
+                    </a:xfrm>
+                    <a:prstGeom prst="rect">
+                      <a:avLst/>
+                    </a:prstGeom>
+                    <a:noFill/>
+                    <a:ln>
+                      <a:noFill/>
+                    </a:ln>
+                  </pic:spPr>
+                </pic:pic>
+              </a:graphicData>
+            </a:graphic>
+            <wp14:sizeRelH relativeFrom="margin">
+              <wp14:pctWidth>0</wp14:pctWidth>
+            </wp14:sizeRelH>
+            <wp14:sizeRelV relativeFrom="margin">
+              <wp14:pctHeight>0</wp14:pctHeight>
+            </wp14:sizeRelV>
+          </wp:anchor>
+        </w:drawing>
+      </w:r>
+    </w:p>
+    <w:p>
+      <w:pPr>
+        <w:spacing w:after="0" w:line="240" w:lineRule="auto"/>
+        <w:jc w:val="center"/>
+        <w:rPr>
+          <w:b/>
+          <w:bCs/>
+        </w:rPr>
+      </w:pPr>
+      <w:r>
+        <w:rPr>
+          <w:b/>
+          <w:bCs/>
+        </w:rPr>
+        <w:t>UNIVERSIDAD DEL MAGDALENA</w:t>
+      </w:r>
+    </w:p>
+    <w:p>
+      <w:pPr>
+        <w:spacing w:after="0" w:line="240" w:lineRule="auto"/>
+        <w:jc w:val="center"/>
+        <w:rPr>
+          <w:b/>
+          <w:bCs/>
+        </w:rPr>
+      </w:pPr>
+      <w:r>
+        <w:rPr>
+          <w:b/>
+          <w:bCs/>
+        </w:rPr>
+        <w:t>ESPECIALIZACIÓN EN MACHINE LEARNING APLICADO</w:t>
+      </w:r>
+    </w:p>
+    <w:p>
+      <w:pPr>
+        <w:spacing w:after="0"/>
+        <w:jc w:val="center"/>
+        <w:rPr>
+          <w:b/>
+          <w:bCs/>
+        </w:rPr>
+      </w:pPr>
+      <w:r>
+        <w:rPr>
+          <w:b/>
+          <w:bCs/>
+        </w:rPr>
+        <w:t>PROGRAMACIÓN PARA CIENCIA DE DATOS</w:t>
+      </w:r>
+    </w:p>
+    <w:p>
+      <w:pPr>
+        <w:spacing w:after="0"/>
+        <w:jc w:val="center"/>
+        <w:rPr>
+          <w:b/>
+          <w:bCs/>
+        </w:rPr>
+      </w:pPr>
+    </w:p>
+    <w:p>
+      <w:pPr>
+        <w:spacing w:after="0"/>
+        <w:jc w:val="center"/>
+        <w:rPr>
+          <w:b/>
+          <w:bCs/>
+        </w:rPr>
+      </w:pPr>
+    </w:p>
+    <w:p>
+      <w:pPr>
+        <w:spacing w:after="0"/>
+        <w:jc w:val="center"/>
+        <w:rPr>
+          <w:b/>
+          <w:bCs/>
+        </w:rPr>
+      </w:pPr>
+    </w:p>
+    <w:p>
+      <w:pPr>
+        <w:spacing w:after="0"/>
+        <w:jc w:val="center"/>
+        <w:rPr>
+          <w:b/>
+          <w:bCs/>
+        </w:rPr>
+      </w:pPr>
+    </w:p>
+    <w:p>
+      <w:pPr>
+        <w:spacing w:after="0"/>
+        <w:jc w:val="center"/>
+        <w:rPr>
+          <w:b/>
+          <w:bCs/>
+        </w:rPr>
+      </w:pPr>
+    </w:p>
+    <w:p>
+      <w:pPr>
+        <w:rPr>
+          <w:lang w:val="pt-PT"/>
+        </w:rPr>
+      </w:pPr>
+    </w:p>
+    <w:p>
+      <w:pPr>
+        <w:rPr>
+          <w:lang w:val="pt-PT"/>
+        </w:rPr>
+      </w:pPr>
+    </w:p>
+    <w:p>
+      <w:pPr>
+        <w:jc w:val="center"/>
+        <w:rPr>
+          <w:b/>
+          <w:bCs/>
+        </w:rPr>
+      </w:pPr>
+      <w:r>
+        <w:rPr>
+          <w:b/>
+          <w:bCs/>
+        </w:rPr>
+        <w:t>I</w:t>
+      </w:r>
+      <w:r>
+        <w:rPr>
+          <w:b/>
+          <w:bCs/>
+        </w:rPr>
+        <w:t>NFORME</w:t>
+      </w:r>
+      <w:r>
+        <w:rPr>
+          <w:b/>
+          <w:bCs/>
+        </w:rPr>
+        <w:t xml:space="preserve"> DE CODIFICACIÓN </w:t>
+      </w:r>
+      <w:r>
+        <w:rPr>
+          <w:b/>
+          <w:bCs/>
+        </w:rPr>
+        <w:t xml:space="preserve">EN PHYTON </w:t>
+      </w:r>
+      <w:r>
+        <w:rPr>
+          <w:b/>
+          <w:bCs/>
+        </w:rPr>
+        <w:t xml:space="preserve">DE BASE DE DATOS </w:t>
+      </w:r>
+      <w:r>
+        <w:rPr>
+          <w:b/>
+          <w:bCs/>
+        </w:rPr>
+        <w:t xml:space="preserve">SOBRE EL </w:t>
+      </w:r>
+      <w:r>
+        <w:rPr>
+          <w:b/>
+          <w:bCs/>
+        </w:rPr>
+        <w:t>CUMPLIMIENTO IMPUESTO PREDIAL 2007 A 2023 DE BOGOTÁ D.C.</w:t>
+      </w:r>
+      <w:r>
+        <w:rPr>
+          <w:b/>
+          <w:bCs/>
+        </w:rPr>
+        <w:t xml:space="preserve"> Y ANÁLISIS DE RESULTADOS</w:t>
+      </w:r>
+      <w:r>
+        <w:rPr>
+          <w:b/>
+          <w:bCs/>
+        </w:rPr>
+        <w:t xml:space="preserve"> OBTENIDOS</w:t>
+      </w:r>
+    </w:p>
+    <w:p>
+      <w:pPr>
+        <w:ind w:firstLine="4111"/>
+        <w:rPr>
+          <w:b/>
+          <w:bCs/>
+        </w:rPr>
+      </w:pPr>
+    </w:p>
+    <w:p>
+      <w:pPr>
+        <w:ind w:firstLine="4111"/>
+        <w:rPr>
+          <w:b/>
+          <w:bCs/>
+        </w:rPr>
+      </w:pPr>
+    </w:p>
+    <w:p>
+      <w:pPr>
+        <w:ind w:firstLine="4111"/>
+        <w:rPr>
+          <w:b/>
+          <w:bCs/>
+        </w:rPr>
+      </w:pPr>
+    </w:p>
+    <w:p>
+      <w:pPr>
+        <w:ind w:firstLine="4111"/>
+      </w:pPr>
+      <w:r>
+        <w:rPr>
+          <w:b/>
+          <w:bCs/>
+        </w:rPr>
+        <w:t>Autores:</w:t>
       </w:r>
       <w:r>
         <w:t xml:space="preserve"> </w:t>
       </w:r>
-    </w:p>
-    <w:p>
-      <w:r>
-        <w:t>Autores: Juan Camilo Quintero Galvis, Luis Felipe Orduz Contreras y Rocío Tíjaro Rojas</w:t>
-      </w:r>
-    </w:p>
-    <w:p>
-      <w:pPr>
-        <w:pStyle w:val="Prrafodelista"/>
-        <w:numPr>
-          <w:ilvl w:val="0"/>
-          <w:numId w:val="1"/>
-        </w:numPr>
-      </w:pPr>
-      <w:r>
-        <w:t xml:space="preserve">Selección y justificación del </w:t>
-      </w:r>
-      <w:proofErr w:type="spellStart"/>
-      <w:r>
-        <w:t>dataset</w:t>
-      </w:r>
-      <w:proofErr w:type="spellEnd"/>
-    </w:p>
-    <w:p>
-      <w:pPr>
-        <w:pStyle w:val="Prrafodelista"/>
-      </w:pPr>
-      <w:r>
-        <w:t xml:space="preserve">De la base de datos de </w:t>
+      <w:r>
+        <w:t xml:space="preserve">   </w:t>
+      </w:r>
+      <w:r>
+        <w:t>Juan Camilo Quintero Galvis</w:t>
+      </w:r>
+    </w:p>
+    <w:p>
+      <w:pPr>
+        <w:ind w:firstLine="5245"/>
+      </w:pPr>
+      <w:r>
+        <w:t xml:space="preserve">Luis Felipe Orduz Contreras </w:t>
+      </w:r>
+    </w:p>
+    <w:p>
+      <w:pPr>
+        <w:ind w:firstLine="5245"/>
+      </w:pPr>
+      <w:r>
+        <w:t>Rocío Tíjaro Rojas</w:t>
+      </w:r>
+    </w:p>
+    <w:p/>
+    <w:p/>
+    <w:p/>
+    <w:p>
+      <w:pPr>
+        <w:ind w:firstLine="4111"/>
+        <w:rPr>
+          <w:lang w:val="pt-PT"/>
+        </w:rPr>
+      </w:pPr>
+      <w:r>
+        <w:rPr>
+          <w:b/>
+          <w:bCs/>
+          <w:lang w:val="pt-PT"/>
+        </w:rPr>
+        <w:t>Docente:</w:t>
+      </w:r>
+      <w:r>
+        <w:rPr>
+          <w:lang w:val="pt-PT"/>
+        </w:rPr>
+        <w:t xml:space="preserve">  Ph.D. Ernesto Galv</w:t>
+      </w:r>
+      <w:r>
+        <w:rPr>
+          <w:lang w:val="pt-PT"/>
+        </w:rPr>
+        <w:t>is Lista</w:t>
+      </w:r>
+    </w:p>
+    <w:p>
+      <w:pPr>
+        <w:rPr>
+          <w:lang w:val="pt-PT"/>
+        </w:rPr>
+      </w:pPr>
+    </w:p>
+    <w:p>
+      <w:pPr>
+        <w:rPr>
+          <w:lang w:val="pt-PT"/>
+        </w:rPr>
+      </w:pPr>
+    </w:p>
+    <w:p>
+      <w:pPr>
+        <w:rPr>
+          <w:lang w:val="pt-PT"/>
+        </w:rPr>
+      </w:pPr>
+    </w:p>
+    <w:p>
+      <w:pPr>
+        <w:rPr>
+          <w:lang w:val="pt-PT"/>
+        </w:rPr>
+      </w:pPr>
+    </w:p>
+    <w:p>
+      <w:pPr>
+        <w:jc w:val="center"/>
+      </w:pPr>
+      <w:r>
+        <w:t xml:space="preserve">Santa Marta, 15 de </w:t>
       </w:r>
       <w:proofErr w:type="gramStart"/>
       <w:r>
-        <w:t>información  pública</w:t>
+        <w:t>Junio</w:t>
       </w:r>
       <w:proofErr w:type="gramEnd"/>
       <w:r>
-        <w:t xml:space="preserve"> de Colombia </w:t>
-      </w:r>
-      <w:hyperlink r:id="rId5" w:history="1">
+        <w:t xml:space="preserve"> d</w:t>
+      </w:r>
+      <w:r>
+        <w:t>e 2026</w:t>
+      </w:r>
+    </w:p>
+    <w:p>
+      <w:pPr>
+        <w:rPr>
+          <w:b/>
+          <w:bCs/>
+        </w:rPr>
+      </w:pPr>
+      <w:r>
+        <w:rPr>
+          <w:b/>
+          <w:bCs/>
+        </w:rPr>
+        <w:lastRenderedPageBreak/>
+        <w:t>INTRODUCCIÓN</w:t>
+      </w:r>
+    </w:p>
+    <w:p>
+      <w:pPr>
+        <w:jc w:val="both"/>
+      </w:pPr>
+      <w:r>
+        <w:t>Para el inicio de este trabajo, d</w:t>
+      </w:r>
+      <w:r>
+        <w:t xml:space="preserve">e la </w:t>
+      </w:r>
+      <w:r>
+        <w:t xml:space="preserve">página web </w:t>
+      </w:r>
+      <w:r>
+        <w:t xml:space="preserve">de información pública de Colombia </w:t>
+      </w:r>
+      <w:hyperlink r:id="rId6" w:history="1">
         <w:r>
           <w:rPr>
             <w:rStyle w:val="Hipervnculo"/>
@@ -65,9 +455,21 @@
         <w:t>8.000 registros y 15 variables entre numéricas y categóricas</w:t>
       </w:r>
       <w:r>
-        <w:t xml:space="preserve">).  La base de datos seleccionada es </w:t>
-      </w:r>
-      <w:hyperlink r:id="rId6" w:history="1">
+        <w:t xml:space="preserve">).  </w:t>
+      </w:r>
+      <w:r>
+        <w:t xml:space="preserve">El data set </w:t>
+      </w:r>
+      <w:r>
+        <w:t>seleccionad</w:t>
+      </w:r>
+      <w:r>
+        <w:t>o</w:t>
+      </w:r>
+      <w:r>
+        <w:t xml:space="preserve"> es </w:t>
+      </w:r>
+      <w:hyperlink r:id="rId7" w:history="1">
         <w:r>
           <w:rPr>
             <w:rStyle w:val="Hipervnculo"/>
@@ -76,10 +478,28 @@
         </w:r>
       </w:hyperlink>
       <w:r>
-        <w:t xml:space="preserve">  la que contiene 168287 registros con 17 variables de las cuales ocho (8) variables son numéricas y nueve (9) son categóricas. Este data set </w:t>
-      </w:r>
-      <w:r>
-        <w:t>Cumplimiento impuesto predial</w:t>
+        <w:t>,</w:t>
+      </w:r>
+      <w:r>
+        <w:t xml:space="preserve"> que contiene 168</w:t>
+      </w:r>
+      <w:r>
+        <w:t>,</w:t>
+      </w:r>
+      <w:r>
+        <w:t xml:space="preserve">287 registros con 17 variables de las cuales ocho (8) variables son numéricas y nueve (9) son categóricas. Este data set </w:t>
+      </w:r>
+      <w:r>
+        <w:t>sobre el c</w:t>
+      </w:r>
+      <w:r>
+        <w:t xml:space="preserve">umplimiento </w:t>
+      </w:r>
+      <w:r>
+        <w:t xml:space="preserve">en el pago del </w:t>
+      </w:r>
+      <w:r>
+        <w:t>impuesto predial</w:t>
       </w:r>
       <w:r>
         <w:t xml:space="preserve"> contiene </w:t>
@@ -88,7 +508,10 @@
         <w:t>predios obligados, no obligados, con pago oportuno o extemporáneo, predios morosos y no declarantes por</w:t>
       </w:r>
       <w:r>
-        <w:t xml:space="preserve"> código de uso (destino SHD), localidad, barrio, </w:t>
+        <w:t xml:space="preserve"> código de uso (destino SHD), localidad, barrio</w:t>
+      </w:r>
+      <w:r>
+        <w:t xml:space="preserve"> y </w:t>
       </w:r>
       <w:r>
         <w:t>a</w:t>
@@ -97,24 +520,335 @@
         <w:t>ñ</w:t>
       </w:r>
       <w:r>
-        <w:t xml:space="preserve">o gravable de </w:t>
+        <w:t>o gravable de la</w:t>
+      </w:r>
+      <w:r>
+        <w:t>s</w:t>
+      </w:r>
+      <w:r>
+        <w:t xml:space="preserve"> vigencia</w:t>
+      </w:r>
+      <w:r>
+        <w:t>s</w:t>
+      </w:r>
+      <w:r>
+        <w:t xml:space="preserve"> 2007 a 2023</w:t>
+      </w:r>
+      <w:r>
+        <w:t>.</w:t>
+      </w:r>
+    </w:p>
+    <w:p>
+      <w:pPr>
+        <w:jc w:val="both"/>
+      </w:pPr>
+      <w:r>
+        <w:t>Antes de empezar a codificar es indispensable conocer el contexto de la información que se evidencia en los registros</w:t>
+      </w:r>
+      <w:r>
+        <w:t xml:space="preserve"> y el objetivo del usuario para realizar el análisis adecuado de los datos</w:t>
+      </w:r>
+      <w:r>
+        <w:t xml:space="preserve">. </w:t>
+      </w:r>
+    </w:p>
+    <w:p>
+      <w:pPr>
+        <w:jc w:val="both"/>
+      </w:pPr>
+      <w:r>
+        <w:t>En Bogotá, el Impuesto Predial Unificado (IPU) es</w:t>
+      </w:r>
+      <w:r>
+        <w:t xml:space="preserve"> el impuesto que grava los bienes inmuebles</w:t>
+      </w:r>
+      <w:r>
+        <w:rPr>
+          <w:b/>
+          <w:bCs/>
+        </w:rPr>
+        <w:t>)</w:t>
+      </w:r>
+      <w:r>
+        <w:t xml:space="preserve"> y </w:t>
+      </w:r>
+      <w:r>
+        <w:t xml:space="preserve">lo </w:t>
+      </w:r>
+      <w:r>
+        <w:t>regula</w:t>
+      </w:r>
+      <w:r>
+        <w:t xml:space="preserve"> </w:t>
+      </w:r>
+      <w:r>
+        <w:t>el Estatuto Tributario Distrital</w:t>
+      </w:r>
+      <w:r>
+        <w:t xml:space="preserve"> en el </w:t>
+      </w:r>
+      <w:r>
+        <w:t>Decreto Distrital 352 de 2002, Capítulo I (artículos 13 a 45), además de las actualizaciones posteriores mediante acuerdos y decretos distritales</w:t>
+      </w:r>
+      <w:r>
+        <w:t xml:space="preserve"> y leyes y normas nacionales</w:t>
+      </w:r>
+      <w:r>
+        <w:t xml:space="preserve">.  Las Tarifas del IPU se establecen en los artículos 25 y 26 de dicho Decreto y dependen </w:t>
+      </w:r>
+      <w:r>
+        <w:t>El IPU lo deben pagar todos los propietarios de predios y este se calcula al multiplicar el avalúo catastral por la tarifa previamente mencionada. El avalúo catastral, a su vez, depende del área construida y área de terreno, destino económico (destino SHD), localidad, e</w:t>
+      </w:r>
+      <w:r>
+        <w:t>strato</w:t>
+      </w:r>
+      <w:r>
+        <w:t xml:space="preserve"> y año gravable</w:t>
+      </w:r>
+      <w:r>
+        <w:t>. Este mismo decreto establece en su</w:t>
+      </w:r>
+      <w:r>
+        <w:t>s</w:t>
+      </w:r>
+      <w:r>
+        <w:t xml:space="preserve"> artículo</w:t>
+      </w:r>
+      <w:r>
+        <w:t>s</w:t>
+      </w:r>
+      <w:r>
+        <w:t xml:space="preserve"> 19 </w:t>
+      </w:r>
+      <w:r>
+        <w:t xml:space="preserve">y 28 </w:t>
+      </w:r>
+      <w:r>
+        <w:t xml:space="preserve">los predios que no declaran y están exentos de pago del IPU siendo estos: </w:t>
+      </w:r>
+      <w:r>
+        <w:t>a) Los salones comunales de propiedad de las Juntas de Acción Comunal</w:t>
+      </w:r>
+      <w:r>
+        <w:t xml:space="preserve">; </w:t>
+      </w:r>
+      <w:r>
+        <w:t>b) Los predios edificados residenciales de los estratos 1 y 2 cuyo avalúo catastral sea inferior a tres millones de pesos ($3.000.000)</w:t>
+      </w:r>
+      <w:r>
+        <w:t xml:space="preserve">; </w:t>
+      </w:r>
+      <w:r>
+        <w:t>c) Las tumbas y bóvedas de los cementerios, siempre y cuando no sean de propiedad de los parques cementerio</w:t>
+      </w:r>
+      <w:r>
+        <w:t xml:space="preserve">; </w:t>
+      </w:r>
+      <w:r>
+        <w:t>d) Los inmuebles de propiedad de la iglesia católica, destinados al culto y vivienda de las comunidades religiosas, a las curias diocesanas y arquidiocesanas, casas episcopales y curales, y seminarios conciliares</w:t>
+      </w:r>
+      <w:r>
+        <w:t xml:space="preserve">; </w:t>
+      </w:r>
+      <w:r>
+        <w:t>e) Los inmuebles de propiedad de otras iglesias diferentes a la católica, reconocidas por el Estado Colombiano y destinadas al culto, a las casas pastorales, seminarios y sedes conciliares</w:t>
+      </w:r>
+      <w:r>
+        <w:t>; f</w:t>
+      </w:r>
+      <w:r>
+        <w:t>) Los edificios declarados específicamente como monumentos nacionales por el consejo del ramo, siempre y cuando el sujeto pasivo del tributo no tenga ánimo de lucro</w:t>
+      </w:r>
+      <w:r>
+        <w:t>; h</w:t>
+      </w:r>
+      <w:r>
+        <w:t xml:space="preserve">) Los edificios sometidos a los tratamientos especiales de conservación histórica, artística, o arquitectónica, durante el tiempo en el que se mantengan bajo el imperio de las normas </w:t>
+      </w:r>
+      <w:r>
+        <w:t>específicas</w:t>
+      </w:r>
+      <w:r>
+        <w:t xml:space="preserve"> de dichos tratamientos</w:t>
+      </w:r>
+      <w:r>
+        <w:t>; i</w:t>
+      </w:r>
+      <w:r>
+        <w:t xml:space="preserve">) Los inmuebles de propiedad de las entidades sindicales de trabajadores, de primero, </w:t>
+      </w:r>
+      <w:r>
+        <w:lastRenderedPageBreak/>
+        <w:t>segundo y tercer grado, destinados a la actividad sindical</w:t>
+      </w:r>
+      <w:r>
+        <w:t>, j</w:t>
+      </w:r>
+      <w:r>
+        <w:t>) Los inmuebles de propiedad del Distrito Capital de Bogotá destinados a cumplir las funciones propias de la creación de cada dependencia, así como los destinados a la conservación de hoyas, canales y conducción de aguas, embalses, colectores de alcantarillado, tanques, plantas de purificación, servidumbres activas, plantas de energía y de teléfonos, vías de uso público y sobrantes de construcciones</w:t>
+      </w:r>
+      <w:r>
+        <w:t>, k</w:t>
+      </w:r>
+      <w:r>
+        <w:t xml:space="preserve">) Los inmuebles que en su integridad se destinen exclusivamente y con carácter de permanencia por las entidades de beneficencia y asistencia pública y las de utilidad pública de interés social destinados exclusivamente a servicios de hospitalización, </w:t>
+      </w:r>
+      <w:proofErr w:type="spellStart"/>
+      <w:r>
+        <w:t>salacunas</w:t>
+      </w:r>
+      <w:proofErr w:type="spellEnd"/>
+      <w:r>
+        <w:t>, guarderías, y asilos, así como los inmuebles de las fundaciones de derecho público o de derecho privado cuyo objeto sea exclusivamente la atención a la salud y la educación especial de niños y jóvenes con deficiencias de carácter físico, mental y psicológico, reconocidas por la autoridad competente, estarán exentas por el término a que se refiere el artículo primero del Acuerdo 9 de 1993, en un ciento por ciento, del valor del impuesto predial unificado a pagar por la respectiva entidad por ese predio en el correspondiente año fiscal</w:t>
+      </w:r>
+      <w:r>
+        <w:t>; l</w:t>
+      </w:r>
+      <w:r>
+        <w:t>) Las personas naturales y jurídicas, así como las sociedades de hecho, damnificadas a consecuencia de actos terroristas o catástrofes naturales ocurridas en el Distrito Capital, respecto de los bienes que resulten afectados en las mismas, en las condiciones que para el efecto se establezcan en el decreto reglamentario</w:t>
+      </w:r>
+      <w:r>
+        <w:t>; m</w:t>
+      </w:r>
+      <w:r>
+        <w:t>) Las edificaciones nuevas que se construyan en el área urbana del Distrito Capital de Bogotá para estacionamientos públicos, entre el 21 de diciembre de 1998 y el 31 de diciembre del año 2001, estarán exentas del pago del impuesto predial unificado, por un término de diez (10) años contados a partir del año siguiente a la terminación de la construcción</w:t>
+      </w:r>
+      <w:r>
+        <w:t xml:space="preserve"> </w:t>
+      </w:r>
+      <w:r>
+        <w:t>(</w:t>
+      </w:r>
+      <w:hyperlink r:id="rId8" w:history="1">
+        <w:r>
+          <w:rPr>
+            <w:rStyle w:val="Hipervnculo"/>
+          </w:rPr>
+          <w:t>https://compilacionjuridica.shd.gov.co</w:t>
+        </w:r>
+      </w:hyperlink>
+      <w:r>
+        <w:t>)</w:t>
+      </w:r>
+      <w:r>
+        <w:t>.</w:t>
+      </w:r>
+      <w:r>
+        <w:t xml:space="preserve"> </w:t>
+      </w:r>
+    </w:p>
+    <w:p>
+      <w:pPr>
+        <w:jc w:val="both"/>
+      </w:pPr>
+      <w:r>
+        <w:t xml:space="preserve">El recaudo de este impuesto administrado por el Distrito </w:t>
       </w:r>
       <w:proofErr w:type="gramStart"/>
       <w:r>
-        <w:t>la</w:t>
-      </w:r>
-      <w:r>
-        <w:t>s</w:t>
-      </w:r>
-      <w:r>
-        <w:t xml:space="preserve"> vigencia</w:t>
+        <w:t>Capital,</w:t>
       </w:r>
       <w:proofErr w:type="gramEnd"/>
       <w:r>
-        <w:t xml:space="preserve"> 2007 a 2023</w:t>
-      </w:r>
-    </w:p>
-    <w:p/>
+        <w:t xml:space="preserve"> se distribuye </w:t>
+      </w:r>
+      <w:r>
+        <w:t>conforme al Plan de Desarrollo y al presupuesto anual aprobado</w:t>
+      </w:r>
+      <w:r>
+        <w:t xml:space="preserve"> en rubros como </w:t>
+      </w:r>
+      <w:r>
+        <w:t>a) e</w:t>
+      </w:r>
+      <w:r>
+        <w:t>ducación pública</w:t>
+      </w:r>
+      <w:r>
+        <w:t>; b) s</w:t>
+      </w:r>
+      <w:r>
+        <w:t>alud</w:t>
+      </w:r>
+      <w:r>
+        <w:t>; c)</w:t>
+      </w:r>
+      <w:r>
+        <w:t xml:space="preserve"> </w:t>
+      </w:r>
+      <w:r>
+        <w:t>i</w:t>
+      </w:r>
+      <w:r>
+        <w:t>nfraestructura vial</w:t>
+      </w:r>
+      <w:r>
+        <w:t>; d) e</w:t>
+      </w:r>
+      <w:r>
+        <w:t>spacio público</w:t>
+      </w:r>
+      <w:r>
+        <w:t>, e) s</w:t>
+      </w:r>
+      <w:r>
+        <w:t>eguridad y convivencia</w:t>
+      </w:r>
+      <w:r>
+        <w:t>; f) mo</w:t>
+      </w:r>
+      <w:r>
+        <w:t>vilidad y transporte</w:t>
+      </w:r>
+      <w:r>
+        <w:t>, g) p</w:t>
+      </w:r>
+      <w:r>
+        <w:t>rogramas sociales</w:t>
+      </w:r>
+      <w:r>
+        <w:t>, h) g</w:t>
+      </w:r>
+      <w:r>
+        <w:t>estión ambiental y parque</w:t>
+      </w:r>
+      <w:r>
+        <w:t>s, entre otros.</w:t>
+      </w:r>
+    </w:p>
+    <w:p>
+      <w:pPr>
+        <w:jc w:val="both"/>
+      </w:pPr>
+      <w:r>
+        <w:t xml:space="preserve">Como administrador público de este recaudo, es importante conocer </w:t>
+      </w:r>
+      <w:r>
+        <w:t>los pagos p</w:t>
+      </w:r>
+      <w:r>
+        <w:t>romedio por unidad predial</w:t>
+      </w:r>
+      <w:r>
+        <w:t xml:space="preserve"> y tipo de destino y categorizar en qué umbrales se encuentran los recaudos altos medios y bajos, para tomar decisiones que hagan más efectivo el cumplimiento para su reinversión en obras para los ciudadanos. </w:t>
+      </w:r>
+    </w:p>
+    <w:p>
+      <w:pPr>
+        <w:jc w:val="both"/>
+      </w:pPr>
+      <w:r>
+        <w:t> </w:t>
+      </w:r>
+    </w:p>
+    <w:p>
+      <w:pPr>
+        <w:jc w:val="both"/>
+      </w:pPr>
+      <w:r>
+        <w:t> </w:t>
+      </w:r>
+    </w:p>
     <w:sectPr>
       <w:pgSz w:w="12240" w:h="15840"/>
       <w:pgMar w:top="1417" w:right="1701" w:bottom="1417" w:left="1701" w:header="708" w:footer="708" w:gutter="0"/>
@@ -216,8 +950,124 @@
       </w:pPr>
     </w:lvl>
   </w:abstractNum>
+  <w:abstractNum w:abstractNumId="1" w15:restartNumberingAfterBreak="0">
+    <w:nsid w:val="31FF315D"/>
+    <w:multiLevelType w:val="multilevel"/>
+    <w:tmpl w:val="F10ACB92"/>
+    <w:lvl w:ilvl="0">
+      <w:start w:val="1"/>
+      <w:numFmt w:val="decimal"/>
+      <w:lvlText w:val="%1."/>
+      <w:lvlJc w:val="left"/>
+      <w:pPr>
+        <w:tabs>
+          <w:tab w:val="num" w:pos="720"/>
+        </w:tabs>
+        <w:ind w:left="720" w:hanging="360"/>
+      </w:pPr>
+    </w:lvl>
+    <w:lvl w:ilvl="1" w:tentative="1">
+      <w:start w:val="1"/>
+      <w:numFmt w:val="decimal"/>
+      <w:lvlText w:val="%2."/>
+      <w:lvlJc w:val="left"/>
+      <w:pPr>
+        <w:tabs>
+          <w:tab w:val="num" w:pos="1440"/>
+        </w:tabs>
+        <w:ind w:left="1440" w:hanging="360"/>
+      </w:pPr>
+    </w:lvl>
+    <w:lvl w:ilvl="2" w:tentative="1">
+      <w:start w:val="1"/>
+      <w:numFmt w:val="decimal"/>
+      <w:lvlText w:val="%3."/>
+      <w:lvlJc w:val="left"/>
+      <w:pPr>
+        <w:tabs>
+          <w:tab w:val="num" w:pos="2160"/>
+        </w:tabs>
+        <w:ind w:left="2160" w:hanging="360"/>
+      </w:pPr>
+    </w:lvl>
+    <w:lvl w:ilvl="3" w:tentative="1">
+      <w:start w:val="1"/>
+      <w:numFmt w:val="decimal"/>
+      <w:lvlText w:val="%4."/>
+      <w:lvlJc w:val="left"/>
+      <w:pPr>
+        <w:tabs>
+          <w:tab w:val="num" w:pos="2880"/>
+        </w:tabs>
+        <w:ind w:left="2880" w:hanging="360"/>
+      </w:pPr>
+    </w:lvl>
+    <w:lvl w:ilvl="4" w:tentative="1">
+      <w:start w:val="1"/>
+      <w:numFmt w:val="decimal"/>
+      <w:lvlText w:val="%5."/>
+      <w:lvlJc w:val="left"/>
+      <w:pPr>
+        <w:tabs>
+          <w:tab w:val="num" w:pos="3600"/>
+        </w:tabs>
+        <w:ind w:left="3600" w:hanging="360"/>
+      </w:pPr>
+    </w:lvl>
+    <w:lvl w:ilvl="5" w:tentative="1">
+      <w:start w:val="1"/>
+      <w:numFmt w:val="decimal"/>
+      <w:lvlText w:val="%6."/>
+      <w:lvlJc w:val="left"/>
+      <w:pPr>
+        <w:tabs>
+          <w:tab w:val="num" w:pos="4320"/>
+        </w:tabs>
+        <w:ind w:left="4320" w:hanging="360"/>
+      </w:pPr>
+    </w:lvl>
+    <w:lvl w:ilvl="6" w:tentative="1">
+      <w:start w:val="1"/>
+      <w:numFmt w:val="decimal"/>
+      <w:lvlText w:val="%7."/>
+      <w:lvlJc w:val="left"/>
+      <w:pPr>
+        <w:tabs>
+          <w:tab w:val="num" w:pos="5040"/>
+        </w:tabs>
+        <w:ind w:left="5040" w:hanging="360"/>
+      </w:pPr>
+    </w:lvl>
+    <w:lvl w:ilvl="7" w:tentative="1">
+      <w:start w:val="1"/>
+      <w:numFmt w:val="decimal"/>
+      <w:lvlText w:val="%8."/>
+      <w:lvlJc w:val="left"/>
+      <w:pPr>
+        <w:tabs>
+          <w:tab w:val="num" w:pos="5760"/>
+        </w:tabs>
+        <w:ind w:left="5760" w:hanging="360"/>
+      </w:pPr>
+    </w:lvl>
+    <w:lvl w:ilvl="8" w:tentative="1">
+      <w:start w:val="1"/>
+      <w:numFmt w:val="decimal"/>
+      <w:lvlText w:val="%9."/>
+      <w:lvlJc w:val="left"/>
+      <w:pPr>
+        <w:tabs>
+          <w:tab w:val="num" w:pos="6480"/>
+        </w:tabs>
+        <w:ind w:left="6480" w:hanging="360"/>
+      </w:pPr>
+    </w:lvl>
+  </w:abstractNum>
   <w:num w:numId="1" w16cid:durableId="958953745">
     <w:abstractNumId w:val="0"/>
+  </w:num>
+  <w:num w:numId="2" w16cid:durableId="216359291">
+    <w:abstractNumId w:val="1"/>
   </w:num>
 </w:numbering>
 </file>
@@ -825,7 +1675,6 @@
   <w:style w:type="character" w:default="1" w:styleId="Fuentedeprrafopredeter">
     <w:name w:val="Default Paragraph Font"/>
     <w:uiPriority w:val="1"/>
-    <w:semiHidden/>
     <w:unhideWhenUsed/>
   </w:style>
   <w:style w:type="table" w:default="1" w:styleId="Tablanormal">
@@ -1148,6 +1997,29 @@
     <w:rPr>
       <w:color w:val="467886" w:themeColor="hyperlink"/>
       <w:u w:val="single"/>
+    </w:rPr>
+  </w:style>
+  <w:style w:type="character" w:styleId="Mencinsinresolver">
+    <w:name w:val="Unresolved Mention"/>
+    <w:basedOn w:val="Fuentedeprrafopredeter"/>
+    <w:uiPriority w:val="99"/>
+    <w:semiHidden/>
+    <w:unhideWhenUsed/>
+    <w:rsid w:val="00802E3C"/>
+    <w:rPr>
+      <w:color w:val="605E5C"/>
+      <w:shd w:val="clear" w:color="auto" w:fill="E1DFDD"/>
+    </w:rPr>
+  </w:style>
+  <w:style w:type="paragraph" w:styleId="NormalWeb">
+    <w:name w:val="Normal (Web)"/>
+    <w:basedOn w:val="Normal"/>
+    <w:uiPriority w:val="99"/>
+    <w:semiHidden/>
+    <w:unhideWhenUsed/>
+    <w:rsid w:val="00802E3C"/>
+    <w:rPr>
+      <w:rFonts w:ascii="Times New Roman" w:hAnsi="Times New Roman" w:cs="Times New Roman"/>
     </w:rPr>
   </w:style>
 </w:styles>

--- a/INFORME.docx
+++ b/INFORME.docx
@@ -41,7 +41,7 @@
                     </pic:cNvPicPr>
                   </pic:nvPicPr>
                   <pic:blipFill>
-                    <a:blip r:embed="rId5" cstate="print">
+                    <a:blip r:embed="rId7" cstate="print">
                       <a:extLst>
                         <a:ext uri="{28A0092B-C50C-407E-A947-70E740481C1C}">
                           <a14:useLocalDpi xmlns:a14="http://schemas.microsoft.com/office/drawing/2010/main" val="0"/>
@@ -410,6 +410,11 @@
     </w:p>
     <w:p>
       <w:pPr>
+        <w:pStyle w:val="Prrafodelista"/>
+        <w:numPr>
+          <w:ilvl w:val="0"/>
+          <w:numId w:val="3"/>
+        </w:numPr>
         <w:rPr>
           <w:b/>
           <w:bCs/>
@@ -421,7 +426,7 @@
           <w:bCs/>
         </w:rPr>
         <w:lastRenderedPageBreak/>
-        <w:t>INTRODUCCIÓN</w:t>
+        <w:t>SELECCIÓN DE DATOS</w:t>
       </w:r>
     </w:p>
     <w:p>
@@ -440,7 +445,7 @@
       <w:r>
         <w:t xml:space="preserve">de información pública de Colombia </w:t>
       </w:r>
-      <w:hyperlink r:id="rId6" w:history="1">
+      <w:hyperlink r:id="rId8" w:history="1">
         <w:r>
           <w:rPr>
             <w:rStyle w:val="Hipervnculo"/>
@@ -469,7 +474,7 @@
       <w:r>
         <w:t xml:space="preserve"> es </w:t>
       </w:r>
-      <w:hyperlink r:id="rId7" w:history="1">
+      <w:hyperlink r:id="rId9" w:history="1">
         <w:r>
           <w:rPr>
             <w:rStyle w:val="Hipervnculo"/>
@@ -719,7 +724,7 @@
       <w:r>
         <w:t>(</w:t>
       </w:r>
-      <w:hyperlink r:id="rId8" w:history="1">
+      <w:hyperlink r:id="rId10" w:history="1">
         <w:r>
           <w:rPr>
             <w:rStyle w:val="Hipervnculo"/>
@@ -824,13 +829,25 @@
         <w:t xml:space="preserve">Como administrador público de este recaudo, es importante conocer </w:t>
       </w:r>
       <w:r>
-        <w:t>los pagos p</w:t>
-      </w:r>
-      <w:r>
-        <w:t>romedio por unidad predial</w:t>
-      </w:r>
-      <w:r>
-        <w:t xml:space="preserve"> y tipo de destino y categorizar en qué umbrales se encuentran los recaudos altos medios y bajos, para tomar decisiones que hagan más efectivo el cumplimiento para su reinversión en obras para los ciudadanos. </w:t>
+        <w:t>¿Cuántos predios morosos se han registrado por cada estrato?</w:t>
+      </w:r>
+      <w:r>
+        <w:t xml:space="preserve">, </w:t>
+      </w:r>
+      <w:r>
+        <w:t>¿Cuáles son los barrios de los que se recauda más dinero?</w:t>
+      </w:r>
+      <w:r>
+        <w:t xml:space="preserve"> y </w:t>
+      </w:r>
+      <w:r>
+        <w:t>¿Cuánto se ha recaudado en pagos totales por año?</w:t>
+      </w:r>
+      <w:r>
+        <w:t xml:space="preserve">; con el fin de tomar medidas </w:t>
+      </w:r>
+      <w:r>
+        <w:t xml:space="preserve">que hagan más efectivo el cumplimiento para su reinversión en obras para los ciudadanos. </w:t>
       </w:r>
     </w:p>
     <w:p>
@@ -844,10 +861,4470 @@
     <w:p>
       <w:pPr>
         <w:jc w:val="both"/>
-      </w:pPr>
-      <w:r>
-        <w:t> </w:t>
-      </w:r>
+        <w:rPr>
+          <w:b/>
+          <w:bCs/>
+        </w:rPr>
+      </w:pPr>
+    </w:p>
+    <w:p>
+      <w:pPr>
+        <w:pStyle w:val="Prrafodelista"/>
+        <w:numPr>
+          <w:ilvl w:val="0"/>
+          <w:numId w:val="3"/>
+        </w:numPr>
+        <w:jc w:val="both"/>
+        <w:rPr>
+          <w:b/>
+          <w:bCs/>
+        </w:rPr>
+      </w:pPr>
+      <w:r>
+        <w:rPr>
+          <w:b/>
+          <w:bCs/>
+        </w:rPr>
+        <w:lastRenderedPageBreak/>
+        <w:t xml:space="preserve">MANEJO Y </w:t>
+      </w:r>
+      <w:r>
+        <w:rPr>
+          <w:b/>
+          <w:bCs/>
+        </w:rPr>
+        <w:t>ENRIQUECIMIENTO DE DATOS</w:t>
+      </w:r>
+    </w:p>
+    <w:p>
+      <w:pPr>
+        <w:spacing w:line="300" w:lineRule="auto"/>
+        <w:jc w:val="both"/>
+      </w:pPr>
+      <w:r>
+        <w:t xml:space="preserve">Como base </w:t>
+      </w:r>
+      <w:r>
+        <w:t xml:space="preserve">de trabajo </w:t>
+      </w:r>
+      <w:r>
+        <w:t xml:space="preserve">se tiene el </w:t>
+      </w:r>
+      <w:proofErr w:type="spellStart"/>
+      <w:r>
+        <w:t>dataset</w:t>
+      </w:r>
+      <w:proofErr w:type="spellEnd"/>
+      <w:r>
+        <w:t xml:space="preserve"> </w:t>
+      </w:r>
+      <w:r>
+        <w:t xml:space="preserve">llamado </w:t>
+      </w:r>
+      <w:r>
+        <w:rPr>
+          <w:i/>
+          <w:iCs/>
+        </w:rPr>
+        <w:t>“</w:t>
+      </w:r>
+      <w:r>
+        <w:rPr>
+          <w:i/>
+          <w:iCs/>
+        </w:rPr>
+        <w:t>cumplimiento-impuesto-predial_2007_2023.csv</w:t>
+      </w:r>
+      <w:r>
+        <w:rPr>
+          <w:i/>
+          <w:iCs/>
+        </w:rPr>
+        <w:t>”</w:t>
+      </w:r>
+      <w:r>
+        <w:t xml:space="preserve">.  </w:t>
+      </w:r>
+      <w:r>
+        <w:t>Cada fila de</w:t>
+      </w:r>
+      <w:r>
+        <w:t xml:space="preserve"> este archivo</w:t>
+      </w:r>
+      <w:r>
+        <w:t xml:space="preserve"> no representa un predio individual sino un grupo: la combinación de localidad, UPZ, barrio, destino hacendario, estrato y año gravable, con totales agregados de predios y pagos. </w:t>
+      </w:r>
+    </w:p>
+    <w:p>
+      <w:pPr>
+        <w:jc w:val="both"/>
+        <w:rPr>
+          <w:i/>
+          <w:iCs/>
+        </w:rPr>
+      </w:pPr>
+      <w:r>
+        <w:t>En el archivo “</w:t>
+      </w:r>
+      <w:r>
+        <w:rPr>
+          <w:i/>
+          <w:iCs/>
+        </w:rPr>
+        <w:t>business_logic.py</w:t>
+      </w:r>
+      <w:r>
+        <w:rPr>
+          <w:i/>
+          <w:iCs/>
+        </w:rPr>
+        <w:t>”</w:t>
+      </w:r>
+      <w:r>
+        <w:rPr>
+          <w:i/>
+          <w:iCs/>
+        </w:rPr>
+        <w:t xml:space="preserve"> se</w:t>
+      </w:r>
+      <w:r>
+        <w:t xml:space="preserve"> carga el archivo </w:t>
+      </w:r>
+      <w:proofErr w:type="spellStart"/>
+      <w:r>
+        <w:t>csv</w:t>
+      </w:r>
+      <w:proofErr w:type="spellEnd"/>
+      <w:r>
+        <w:t xml:space="preserve">, se </w:t>
+      </w:r>
+      <w:r>
+        <w:t>agrega</w:t>
+      </w:r>
+      <w:r>
+        <w:t>n</w:t>
+      </w:r>
+      <w:r>
+        <w:t xml:space="preserve"> tres columnas derivadas que facilitan el análisis, y </w:t>
+      </w:r>
+      <w:r>
+        <w:t xml:space="preserve">se crea </w:t>
+      </w:r>
+      <w:proofErr w:type="spellStart"/>
+      <w:r>
+        <w:rPr>
+          <w:i/>
+          <w:iCs/>
+        </w:rPr>
+        <w:t>dataframe_</w:t>
+      </w:r>
+      <w:proofErr w:type="gramStart"/>
+      <w:r>
+        <w:rPr>
+          <w:i/>
+          <w:iCs/>
+        </w:rPr>
+        <w:t>enrichment</w:t>
+      </w:r>
+      <w:proofErr w:type="spellEnd"/>
+      <w:r>
+        <w:rPr>
+          <w:i/>
+          <w:iCs/>
+        </w:rPr>
+        <w:t>(</w:t>
+      </w:r>
+      <w:proofErr w:type="gramEnd"/>
+      <w:r>
+        <w:rPr>
+          <w:i/>
+          <w:iCs/>
+        </w:rPr>
+        <w:t xml:space="preserve">) </w:t>
+      </w:r>
+      <w:r>
+        <w:t xml:space="preserve">donde se </w:t>
+      </w:r>
+      <w:r>
+        <w:t xml:space="preserve">exporta el resultado a </w:t>
+      </w:r>
+      <w:r>
+        <w:t>“</w:t>
+      </w:r>
+      <w:r>
+        <w:rPr>
+          <w:i/>
+          <w:iCs/>
+        </w:rPr>
+        <w:t>cumplimiento-impuesto-predial_2007_2023_enriched.csv</w:t>
+      </w:r>
+      <w:r>
+        <w:rPr>
+          <w:i/>
+          <w:iCs/>
+        </w:rPr>
+        <w:t>”.</w:t>
+      </w:r>
+      <w:r>
+        <w:rPr>
+          <w:i/>
+          <w:iCs/>
+        </w:rPr>
+        <w:t xml:space="preserve"> </w:t>
+      </w:r>
+      <w:r>
+        <w:t>En donde</w:t>
+      </w:r>
+      <w:r>
+        <w:t xml:space="preserve"> </w:t>
+      </w:r>
+      <w:r>
+        <w:t>s</w:t>
+      </w:r>
+      <w:r>
+        <w:t>e generan las siguientes columnas:</w:t>
+      </w:r>
+    </w:p>
+    <w:tbl>
+      <w:tblPr>
+        <w:tblW w:w="9360" w:type="dxa"/>
+        <w:tblBorders>
+          <w:top w:val="single" w:sz="4" w:space="0" w:color="auto"/>
+          <w:left w:val="single" w:sz="4" w:space="0" w:color="auto"/>
+          <w:bottom w:val="single" w:sz="4" w:space="0" w:color="auto"/>
+          <w:right w:val="single" w:sz="4" w:space="0" w:color="auto"/>
+          <w:insideH w:val="single" w:sz="4" w:space="0" w:color="auto"/>
+          <w:insideV w:val="single" w:sz="4" w:space="0" w:color="auto"/>
+        </w:tblBorders>
+        <w:tblCellMar>
+          <w:left w:w="10" w:type="dxa"/>
+          <w:right w:w="10" w:type="dxa"/>
+        </w:tblCellMar>
+        <w:tblLook w:val="04A0" w:firstRow="1" w:lastRow="0" w:firstColumn="1" w:lastColumn="0" w:noHBand="0" w:noVBand="1"/>
+      </w:tblPr>
+      <w:tblGrid>
+        <w:gridCol w:w="2360"/>
+        <w:gridCol w:w="1240"/>
+        <w:gridCol w:w="3660"/>
+        <w:gridCol w:w="2100"/>
+      </w:tblGrid>
+      <w:tr>
+        <w:tblPrEx>
+          <w:tblCellMar>
+            <w:top w:w="0" w:type="dxa"/>
+            <w:bottom w:w="0" w:type="dxa"/>
+          </w:tblCellMar>
+        </w:tblPrEx>
+        <w:trPr>
+          <w:tblHeader/>
+        </w:trPr>
+        <w:tc>
+          <w:tcPr>
+            <w:tcW w:w="2360" w:type="dxa"/>
+            <w:tcBorders>
+              <w:top w:val="single" w:sz="1" w:space="0" w:color="BFBFBF"/>
+              <w:left w:val="single" w:sz="1" w:space="0" w:color="BFBFBF"/>
+              <w:bottom w:val="single" w:sz="1" w:space="0" w:color="BFBFBF"/>
+              <w:right w:val="single" w:sz="1" w:space="0" w:color="BFBFBF"/>
+            </w:tcBorders>
+            <w:shd w:val="clear" w:color="auto" w:fill="1F4E79"/>
+            <w:tcMar>
+              <w:top w:w="80" w:type="dxa"/>
+              <w:left w:w="120" w:type="dxa"/>
+              <w:bottom w:w="80" w:type="dxa"/>
+              <w:right w:w="120" w:type="dxa"/>
+            </w:tcMar>
+          </w:tcPr>
+          <w:p>
+            <w:r>
+              <w:rPr>
+                <w:b/>
+                <w:bCs/>
+                <w:color w:val="FFFFFF"/>
+                <w:sz w:val="20"/>
+                <w:szCs w:val="20"/>
+              </w:rPr>
+              <w:t>Columna</w:t>
+            </w:r>
+          </w:p>
+        </w:tc>
+        <w:tc>
+          <w:tcPr>
+            <w:tcW w:w="1240" w:type="dxa"/>
+            <w:tcBorders>
+              <w:top w:val="single" w:sz="1" w:space="0" w:color="BFBFBF"/>
+              <w:left w:val="single" w:sz="1" w:space="0" w:color="BFBFBF"/>
+              <w:bottom w:val="single" w:sz="1" w:space="0" w:color="BFBFBF"/>
+              <w:right w:val="single" w:sz="1" w:space="0" w:color="BFBFBF"/>
+            </w:tcBorders>
+            <w:shd w:val="clear" w:color="auto" w:fill="1F4E79"/>
+            <w:tcMar>
+              <w:top w:w="80" w:type="dxa"/>
+              <w:left w:w="120" w:type="dxa"/>
+              <w:bottom w:w="80" w:type="dxa"/>
+              <w:right w:w="120" w:type="dxa"/>
+            </w:tcMar>
+          </w:tcPr>
+          <w:p>
+            <w:r>
+              <w:rPr>
+                <w:b/>
+                <w:bCs/>
+                <w:color w:val="FFFFFF"/>
+                <w:sz w:val="20"/>
+                <w:szCs w:val="20"/>
+              </w:rPr>
+              <w:t>Tipo</w:t>
+            </w:r>
+          </w:p>
+        </w:tc>
+        <w:tc>
+          <w:tcPr>
+            <w:tcW w:w="3660" w:type="dxa"/>
+            <w:tcBorders>
+              <w:top w:val="single" w:sz="1" w:space="0" w:color="BFBFBF"/>
+              <w:left w:val="single" w:sz="1" w:space="0" w:color="BFBFBF"/>
+              <w:bottom w:val="single" w:sz="1" w:space="0" w:color="BFBFBF"/>
+              <w:right w:val="single" w:sz="1" w:space="0" w:color="BFBFBF"/>
+            </w:tcBorders>
+            <w:shd w:val="clear" w:color="auto" w:fill="1F4E79"/>
+            <w:tcMar>
+              <w:top w:w="80" w:type="dxa"/>
+              <w:left w:w="120" w:type="dxa"/>
+              <w:bottom w:w="80" w:type="dxa"/>
+              <w:right w:w="120" w:type="dxa"/>
+            </w:tcMar>
+          </w:tcPr>
+          <w:p>
+            <w:r>
+              <w:rPr>
+                <w:b/>
+                <w:bCs/>
+                <w:color w:val="FFFFFF"/>
+                <w:sz w:val="20"/>
+                <w:szCs w:val="20"/>
+              </w:rPr>
+              <w:t>Cálculo</w:t>
+            </w:r>
+          </w:p>
+        </w:tc>
+        <w:tc>
+          <w:tcPr>
+            <w:tcW w:w="2100" w:type="dxa"/>
+            <w:tcBorders>
+              <w:top w:val="single" w:sz="1" w:space="0" w:color="BFBFBF"/>
+              <w:left w:val="single" w:sz="1" w:space="0" w:color="BFBFBF"/>
+              <w:bottom w:val="single" w:sz="1" w:space="0" w:color="BFBFBF"/>
+              <w:right w:val="single" w:sz="1" w:space="0" w:color="BFBFBF"/>
+            </w:tcBorders>
+            <w:shd w:val="clear" w:color="auto" w:fill="1F4E79"/>
+            <w:tcMar>
+              <w:top w:w="80" w:type="dxa"/>
+              <w:left w:w="120" w:type="dxa"/>
+              <w:bottom w:w="80" w:type="dxa"/>
+              <w:right w:w="120" w:type="dxa"/>
+            </w:tcMar>
+          </w:tcPr>
+          <w:p>
+            <w:r>
+              <w:rPr>
+                <w:b/>
+                <w:bCs/>
+                <w:color w:val="FFFFFF"/>
+                <w:sz w:val="20"/>
+                <w:szCs w:val="20"/>
+              </w:rPr>
+              <w:t>Definida en</w:t>
+            </w:r>
+          </w:p>
+        </w:tc>
+      </w:tr>
+      <w:tr>
+        <w:tblPrEx>
+          <w:tblCellMar>
+            <w:top w:w="0" w:type="dxa"/>
+            <w:bottom w:w="0" w:type="dxa"/>
+          </w:tblCellMar>
+        </w:tblPrEx>
+        <w:tc>
+          <w:tcPr>
+            <w:tcW w:w="2360" w:type="dxa"/>
+            <w:tcBorders>
+              <w:top w:val="single" w:sz="1" w:space="0" w:color="BFBFBF"/>
+              <w:left w:val="single" w:sz="1" w:space="0" w:color="BFBFBF"/>
+              <w:bottom w:val="single" w:sz="1" w:space="0" w:color="BFBFBF"/>
+              <w:right w:val="single" w:sz="1" w:space="0" w:color="BFBFBF"/>
+            </w:tcBorders>
+            <w:tcMar>
+              <w:top w:w="80" w:type="dxa"/>
+              <w:left w:w="120" w:type="dxa"/>
+              <w:bottom w:w="80" w:type="dxa"/>
+              <w:right w:w="120" w:type="dxa"/>
+            </w:tcMar>
+          </w:tcPr>
+          <w:p>
+            <w:r>
+              <w:rPr>
+                <w:rFonts w:ascii="Consolas" w:eastAsia="Consolas" w:hAnsi="Consolas" w:cs="Consolas"/>
+                <w:sz w:val="18"/>
+                <w:szCs w:val="18"/>
+              </w:rPr>
+              <w:t>MEDIA_POR_PREDIO</w:t>
+            </w:r>
+          </w:p>
+        </w:tc>
+        <w:tc>
+          <w:tcPr>
+            <w:tcW w:w="1240" w:type="dxa"/>
+            <w:tcBorders>
+              <w:top w:val="single" w:sz="1" w:space="0" w:color="BFBFBF"/>
+              <w:left w:val="single" w:sz="1" w:space="0" w:color="BFBFBF"/>
+              <w:bottom w:val="single" w:sz="1" w:space="0" w:color="BFBFBF"/>
+              <w:right w:val="single" w:sz="1" w:space="0" w:color="BFBFBF"/>
+            </w:tcBorders>
+            <w:tcMar>
+              <w:top w:w="80" w:type="dxa"/>
+              <w:left w:w="120" w:type="dxa"/>
+              <w:bottom w:w="80" w:type="dxa"/>
+              <w:right w:w="120" w:type="dxa"/>
+            </w:tcMar>
+          </w:tcPr>
+          <w:p>
+            <w:r>
+              <w:rPr>
+                <w:sz w:val="20"/>
+                <w:szCs w:val="20"/>
+              </w:rPr>
+              <w:t>Numérica (</w:t>
+            </w:r>
+            <w:proofErr w:type="spellStart"/>
+            <w:r>
+              <w:rPr>
+                <w:sz w:val="20"/>
+                <w:szCs w:val="20"/>
+              </w:rPr>
+              <w:t>float</w:t>
+            </w:r>
+            <w:proofErr w:type="spellEnd"/>
+            <w:r>
+              <w:rPr>
+                <w:sz w:val="20"/>
+                <w:szCs w:val="20"/>
+              </w:rPr>
+              <w:t>)</w:t>
+            </w:r>
+          </w:p>
+        </w:tc>
+        <w:tc>
+          <w:tcPr>
+            <w:tcW w:w="3660" w:type="dxa"/>
+            <w:tcBorders>
+              <w:top w:val="single" w:sz="1" w:space="0" w:color="BFBFBF"/>
+              <w:left w:val="single" w:sz="1" w:space="0" w:color="BFBFBF"/>
+              <w:bottom w:val="single" w:sz="1" w:space="0" w:color="BFBFBF"/>
+              <w:right w:val="single" w:sz="1" w:space="0" w:color="BFBFBF"/>
+            </w:tcBorders>
+            <w:tcMar>
+              <w:top w:w="80" w:type="dxa"/>
+              <w:left w:w="120" w:type="dxa"/>
+              <w:bottom w:w="80" w:type="dxa"/>
+              <w:right w:w="120" w:type="dxa"/>
+            </w:tcMar>
+          </w:tcPr>
+          <w:p>
+            <w:r>
+              <w:rPr>
+                <w:sz w:val="20"/>
+                <w:szCs w:val="20"/>
+              </w:rPr>
+              <w:t>TOTAL_PAGADO / TOTAL_PREDIOS, redondeado a 2 decimales</w:t>
+            </w:r>
+          </w:p>
+        </w:tc>
+        <w:tc>
+          <w:tcPr>
+            <w:tcW w:w="2100" w:type="dxa"/>
+            <w:tcBorders>
+              <w:top w:val="single" w:sz="1" w:space="0" w:color="BFBFBF"/>
+              <w:left w:val="single" w:sz="1" w:space="0" w:color="BFBFBF"/>
+              <w:bottom w:val="single" w:sz="1" w:space="0" w:color="BFBFBF"/>
+              <w:right w:val="single" w:sz="1" w:space="0" w:color="BFBFBF"/>
+            </w:tcBorders>
+            <w:tcMar>
+              <w:top w:w="80" w:type="dxa"/>
+              <w:left w:w="120" w:type="dxa"/>
+              <w:bottom w:w="80" w:type="dxa"/>
+              <w:right w:w="120" w:type="dxa"/>
+            </w:tcMar>
+          </w:tcPr>
+          <w:p>
+            <w:proofErr w:type="spellStart"/>
+            <w:r>
+              <w:rPr>
+                <w:rFonts w:ascii="Consolas" w:eastAsia="Consolas" w:hAnsi="Consolas" w:cs="Consolas"/>
+                <w:sz w:val="18"/>
+                <w:szCs w:val="18"/>
+              </w:rPr>
+              <w:t>new_</w:t>
+            </w:r>
+            <w:proofErr w:type="gramStart"/>
+            <w:r>
+              <w:rPr>
+                <w:rFonts w:ascii="Consolas" w:eastAsia="Consolas" w:hAnsi="Consolas" w:cs="Consolas"/>
+                <w:sz w:val="18"/>
+                <w:szCs w:val="18"/>
+              </w:rPr>
+              <w:t>columns</w:t>
+            </w:r>
+            <w:proofErr w:type="spellEnd"/>
+            <w:r>
+              <w:rPr>
+                <w:rFonts w:ascii="Consolas" w:eastAsia="Consolas" w:hAnsi="Consolas" w:cs="Consolas"/>
+                <w:sz w:val="18"/>
+                <w:szCs w:val="18"/>
+              </w:rPr>
+              <w:t>(</w:t>
+            </w:r>
+            <w:proofErr w:type="gramEnd"/>
+            <w:r>
+              <w:rPr>
+                <w:rFonts w:ascii="Consolas" w:eastAsia="Consolas" w:hAnsi="Consolas" w:cs="Consolas"/>
+                <w:sz w:val="18"/>
+                <w:szCs w:val="18"/>
+              </w:rPr>
+              <w:t>)</w:t>
+            </w:r>
+          </w:p>
+        </w:tc>
+      </w:tr>
+      <w:tr>
+        <w:tblPrEx>
+          <w:tblCellMar>
+            <w:top w:w="0" w:type="dxa"/>
+            <w:bottom w:w="0" w:type="dxa"/>
+          </w:tblCellMar>
+        </w:tblPrEx>
+        <w:tc>
+          <w:tcPr>
+            <w:tcW w:w="2360" w:type="dxa"/>
+            <w:tcBorders>
+              <w:top w:val="single" w:sz="1" w:space="0" w:color="BFBFBF"/>
+              <w:left w:val="single" w:sz="1" w:space="0" w:color="BFBFBF"/>
+              <w:bottom w:val="single" w:sz="1" w:space="0" w:color="BFBFBF"/>
+              <w:right w:val="single" w:sz="1" w:space="0" w:color="BFBFBF"/>
+            </w:tcBorders>
+            <w:tcMar>
+              <w:top w:w="80" w:type="dxa"/>
+              <w:left w:w="120" w:type="dxa"/>
+              <w:bottom w:w="80" w:type="dxa"/>
+              <w:right w:w="120" w:type="dxa"/>
+            </w:tcMar>
+          </w:tcPr>
+          <w:p>
+            <w:r>
+              <w:rPr>
+                <w:rFonts w:ascii="Consolas" w:eastAsia="Consolas" w:hAnsi="Consolas" w:cs="Consolas"/>
+                <w:sz w:val="18"/>
+                <w:szCs w:val="18"/>
+              </w:rPr>
+              <w:t>NOMBRE_SHD</w:t>
+            </w:r>
+          </w:p>
+        </w:tc>
+        <w:tc>
+          <w:tcPr>
+            <w:tcW w:w="1240" w:type="dxa"/>
+            <w:tcBorders>
+              <w:top w:val="single" w:sz="1" w:space="0" w:color="BFBFBF"/>
+              <w:left w:val="single" w:sz="1" w:space="0" w:color="BFBFBF"/>
+              <w:bottom w:val="single" w:sz="1" w:space="0" w:color="BFBFBF"/>
+              <w:right w:val="single" w:sz="1" w:space="0" w:color="BFBFBF"/>
+            </w:tcBorders>
+            <w:tcMar>
+              <w:top w:w="80" w:type="dxa"/>
+              <w:left w:w="120" w:type="dxa"/>
+              <w:bottom w:w="80" w:type="dxa"/>
+              <w:right w:w="120" w:type="dxa"/>
+            </w:tcMar>
+          </w:tcPr>
+          <w:p>
+            <w:r>
+              <w:rPr>
+                <w:sz w:val="20"/>
+                <w:szCs w:val="20"/>
+              </w:rPr>
+              <w:t>Texto</w:t>
+            </w:r>
+          </w:p>
+        </w:tc>
+        <w:tc>
+          <w:tcPr>
+            <w:tcW w:w="3660" w:type="dxa"/>
+            <w:tcBorders>
+              <w:top w:val="single" w:sz="1" w:space="0" w:color="BFBFBF"/>
+              <w:left w:val="single" w:sz="1" w:space="0" w:color="BFBFBF"/>
+              <w:bottom w:val="single" w:sz="1" w:space="0" w:color="BFBFBF"/>
+              <w:right w:val="single" w:sz="1" w:space="0" w:color="BFBFBF"/>
+            </w:tcBorders>
+            <w:tcMar>
+              <w:top w:w="80" w:type="dxa"/>
+              <w:left w:w="120" w:type="dxa"/>
+              <w:bottom w:w="80" w:type="dxa"/>
+              <w:right w:w="120" w:type="dxa"/>
+            </w:tcMar>
+          </w:tcPr>
+          <w:p>
+            <w:r>
+              <w:rPr>
+                <w:sz w:val="20"/>
+                <w:szCs w:val="20"/>
+              </w:rPr>
+              <w:t>Traducción del código DESTINO_SHD mediante el diccionario CODIGO_SHD</w:t>
+            </w:r>
+          </w:p>
+        </w:tc>
+        <w:tc>
+          <w:tcPr>
+            <w:tcW w:w="2100" w:type="dxa"/>
+            <w:tcBorders>
+              <w:top w:val="single" w:sz="1" w:space="0" w:color="BFBFBF"/>
+              <w:left w:val="single" w:sz="1" w:space="0" w:color="BFBFBF"/>
+              <w:bottom w:val="single" w:sz="1" w:space="0" w:color="BFBFBF"/>
+              <w:right w:val="single" w:sz="1" w:space="0" w:color="BFBFBF"/>
+            </w:tcBorders>
+            <w:tcMar>
+              <w:top w:w="80" w:type="dxa"/>
+              <w:left w:w="120" w:type="dxa"/>
+              <w:bottom w:w="80" w:type="dxa"/>
+              <w:right w:w="120" w:type="dxa"/>
+            </w:tcMar>
+          </w:tcPr>
+          <w:p>
+            <w:proofErr w:type="spellStart"/>
+            <w:r>
+              <w:rPr>
+                <w:rFonts w:ascii="Consolas" w:eastAsia="Consolas" w:hAnsi="Consolas" w:cs="Consolas"/>
+                <w:sz w:val="18"/>
+                <w:szCs w:val="18"/>
+              </w:rPr>
+              <w:t>new_</w:t>
+            </w:r>
+            <w:proofErr w:type="gramStart"/>
+            <w:r>
+              <w:rPr>
+                <w:rFonts w:ascii="Consolas" w:eastAsia="Consolas" w:hAnsi="Consolas" w:cs="Consolas"/>
+                <w:sz w:val="18"/>
+                <w:szCs w:val="18"/>
+              </w:rPr>
+              <w:t>columns</w:t>
+            </w:r>
+            <w:proofErr w:type="spellEnd"/>
+            <w:r>
+              <w:rPr>
+                <w:rFonts w:ascii="Consolas" w:eastAsia="Consolas" w:hAnsi="Consolas" w:cs="Consolas"/>
+                <w:sz w:val="18"/>
+                <w:szCs w:val="18"/>
+              </w:rPr>
+              <w:t>(</w:t>
+            </w:r>
+            <w:proofErr w:type="gramEnd"/>
+            <w:r>
+              <w:rPr>
+                <w:rFonts w:ascii="Consolas" w:eastAsia="Consolas" w:hAnsi="Consolas" w:cs="Consolas"/>
+                <w:sz w:val="18"/>
+                <w:szCs w:val="18"/>
+              </w:rPr>
+              <w:t>)</w:t>
+            </w:r>
+          </w:p>
+        </w:tc>
+      </w:tr>
+      <w:tr>
+        <w:tblPrEx>
+          <w:tblCellMar>
+            <w:top w:w="0" w:type="dxa"/>
+            <w:bottom w:w="0" w:type="dxa"/>
+          </w:tblCellMar>
+        </w:tblPrEx>
+        <w:tc>
+          <w:tcPr>
+            <w:tcW w:w="2360" w:type="dxa"/>
+            <w:tcBorders>
+              <w:top w:val="single" w:sz="1" w:space="0" w:color="BFBFBF"/>
+              <w:left w:val="single" w:sz="1" w:space="0" w:color="BFBFBF"/>
+              <w:bottom w:val="single" w:sz="1" w:space="0" w:color="BFBFBF"/>
+              <w:right w:val="single" w:sz="1" w:space="0" w:color="BFBFBF"/>
+            </w:tcBorders>
+            <w:tcMar>
+              <w:top w:w="80" w:type="dxa"/>
+              <w:left w:w="120" w:type="dxa"/>
+              <w:bottom w:w="80" w:type="dxa"/>
+              <w:right w:w="120" w:type="dxa"/>
+            </w:tcMar>
+          </w:tcPr>
+          <w:p>
+            <w:r>
+              <w:rPr>
+                <w:rFonts w:ascii="Consolas" w:eastAsia="Consolas" w:hAnsi="Consolas" w:cs="Consolas"/>
+                <w:sz w:val="18"/>
+                <w:szCs w:val="18"/>
+              </w:rPr>
+              <w:t>RENTABILIDAD</w:t>
+            </w:r>
+          </w:p>
+        </w:tc>
+        <w:tc>
+          <w:tcPr>
+            <w:tcW w:w="1240" w:type="dxa"/>
+            <w:tcBorders>
+              <w:top w:val="single" w:sz="1" w:space="0" w:color="BFBFBF"/>
+              <w:left w:val="single" w:sz="1" w:space="0" w:color="BFBFBF"/>
+              <w:bottom w:val="single" w:sz="1" w:space="0" w:color="BFBFBF"/>
+              <w:right w:val="single" w:sz="1" w:space="0" w:color="BFBFBF"/>
+            </w:tcBorders>
+            <w:tcMar>
+              <w:top w:w="80" w:type="dxa"/>
+              <w:left w:w="120" w:type="dxa"/>
+              <w:bottom w:w="80" w:type="dxa"/>
+              <w:right w:w="120" w:type="dxa"/>
+            </w:tcMar>
+          </w:tcPr>
+          <w:p>
+            <w:r>
+              <w:rPr>
+                <w:sz w:val="20"/>
+                <w:szCs w:val="20"/>
+              </w:rPr>
+              <w:t>Texto (3 categorías)</w:t>
+            </w:r>
+          </w:p>
+        </w:tc>
+        <w:tc>
+          <w:tcPr>
+            <w:tcW w:w="3660" w:type="dxa"/>
+            <w:tcBorders>
+              <w:top w:val="single" w:sz="1" w:space="0" w:color="BFBFBF"/>
+              <w:left w:val="single" w:sz="1" w:space="0" w:color="BFBFBF"/>
+              <w:bottom w:val="single" w:sz="1" w:space="0" w:color="BFBFBF"/>
+              <w:right w:val="single" w:sz="1" w:space="0" w:color="BFBFBF"/>
+            </w:tcBorders>
+            <w:tcMar>
+              <w:top w:w="80" w:type="dxa"/>
+              <w:left w:w="120" w:type="dxa"/>
+              <w:bottom w:w="80" w:type="dxa"/>
+              <w:right w:w="120" w:type="dxa"/>
+            </w:tcMar>
+          </w:tcPr>
+          <w:p>
+            <w:r>
+              <w:rPr>
+                <w:sz w:val="20"/>
+                <w:szCs w:val="20"/>
+              </w:rPr>
+              <w:t>Clasificación de TOTAL_PAGADO frente a umbrales 0,5× y 1,5× de la media</w:t>
+            </w:r>
+          </w:p>
+        </w:tc>
+        <w:tc>
+          <w:tcPr>
+            <w:tcW w:w="2100" w:type="dxa"/>
+            <w:tcBorders>
+              <w:top w:val="single" w:sz="1" w:space="0" w:color="BFBFBF"/>
+              <w:left w:val="single" w:sz="1" w:space="0" w:color="BFBFBF"/>
+              <w:bottom w:val="single" w:sz="1" w:space="0" w:color="BFBFBF"/>
+              <w:right w:val="single" w:sz="1" w:space="0" w:color="BFBFBF"/>
+            </w:tcBorders>
+            <w:tcMar>
+              <w:top w:w="80" w:type="dxa"/>
+              <w:left w:w="120" w:type="dxa"/>
+              <w:bottom w:w="80" w:type="dxa"/>
+              <w:right w:w="120" w:type="dxa"/>
+            </w:tcMar>
+          </w:tcPr>
+          <w:p>
+            <w:proofErr w:type="spellStart"/>
+            <w:proofErr w:type="gramStart"/>
+            <w:r>
+              <w:rPr>
+                <w:rFonts w:ascii="Consolas" w:eastAsia="Consolas" w:hAnsi="Consolas" w:cs="Consolas"/>
+                <w:sz w:val="18"/>
+                <w:szCs w:val="18"/>
+              </w:rPr>
+              <w:t>profitability</w:t>
+            </w:r>
+            <w:proofErr w:type="spellEnd"/>
+            <w:r>
+              <w:rPr>
+                <w:rFonts w:ascii="Consolas" w:eastAsia="Consolas" w:hAnsi="Consolas" w:cs="Consolas"/>
+                <w:sz w:val="18"/>
+                <w:szCs w:val="18"/>
+              </w:rPr>
+              <w:t>(</w:t>
+            </w:r>
+            <w:proofErr w:type="gramEnd"/>
+            <w:r>
+              <w:rPr>
+                <w:rFonts w:ascii="Consolas" w:eastAsia="Consolas" w:hAnsi="Consolas" w:cs="Consolas"/>
+                <w:sz w:val="18"/>
+                <w:szCs w:val="18"/>
+              </w:rPr>
+              <w:t>)</w:t>
+            </w:r>
+          </w:p>
+        </w:tc>
+      </w:tr>
+    </w:tbl>
+    <w:p>
+      <w:pPr>
+        <w:spacing w:after="200"/>
+      </w:pPr>
+    </w:p>
+    <w:p>
+      <w:pPr>
+        <w:spacing w:after="200"/>
+        <w:jc w:val="both"/>
+      </w:pPr>
+      <w:r>
+        <w:t xml:space="preserve">Todas las capturas incluidas provienen del código fuente real del proyecto (con su número de línea) y de una ejecución completa del pipeline sobre el </w:t>
+      </w:r>
+      <w:proofErr w:type="spellStart"/>
+      <w:r>
+        <w:t>dataset</w:t>
+      </w:r>
+      <w:proofErr w:type="spellEnd"/>
+      <w:r>
+        <w:t>, por lo que los resultados mostrados son reproducibles.</w:t>
+      </w:r>
+    </w:p>
+    <w:p>
+      <w:pPr>
+        <w:spacing w:line="300" w:lineRule="auto"/>
+        <w:jc w:val="both"/>
+      </w:pPr>
+      <w:r>
+        <w:t>Antes del enriquecimiento, el pipeline carga el archivo con “</w:t>
+      </w:r>
+      <w:proofErr w:type="spellStart"/>
+      <w:r>
+        <w:rPr>
+          <w:i/>
+          <w:iCs/>
+        </w:rPr>
+        <w:t>load_taxes_</w:t>
+      </w:r>
+      <w:proofErr w:type="gramStart"/>
+      <w:r>
+        <w:rPr>
+          <w:i/>
+          <w:iCs/>
+        </w:rPr>
+        <w:t>data</w:t>
+      </w:r>
+      <w:proofErr w:type="spellEnd"/>
+      <w:r>
+        <w:rPr>
+          <w:i/>
+          <w:iCs/>
+        </w:rPr>
+        <w:t>(</w:t>
+      </w:r>
+      <w:proofErr w:type="gramEnd"/>
+      <w:r>
+        <w:rPr>
+          <w:i/>
+          <w:iCs/>
+        </w:rPr>
+        <w:t>)</w:t>
+      </w:r>
+      <w:r>
+        <w:rPr>
+          <w:i/>
+          <w:iCs/>
+        </w:rPr>
+        <w:t>”</w:t>
+      </w:r>
+      <w:r>
+        <w:t xml:space="preserve"> e imputa los valores faltantes: las columnas numéricas con la media, las categóricas con la moda y los códigos de localidad y UPZ iguales a cero con la moda de los válidos.</w:t>
+      </w:r>
+    </w:p>
+    <w:p>
+      <w:pPr>
+        <w:spacing w:line="300" w:lineRule="auto"/>
+        <w:jc w:val="both"/>
+      </w:pPr>
+      <w:r>
+        <w:t xml:space="preserve">El enriquecimiento ocurre en </w:t>
+      </w:r>
+      <w:proofErr w:type="spellStart"/>
+      <w:r>
+        <w:rPr>
+          <w:i/>
+          <w:iCs/>
+        </w:rPr>
+        <w:t>new_</w:t>
+      </w:r>
+      <w:proofErr w:type="gramStart"/>
+      <w:r>
+        <w:rPr>
+          <w:i/>
+          <w:iCs/>
+        </w:rPr>
+        <w:t>columns</w:t>
+      </w:r>
+      <w:proofErr w:type="spellEnd"/>
+      <w:r>
+        <w:rPr>
+          <w:i/>
+          <w:iCs/>
+        </w:rPr>
+        <w:t>(</w:t>
+      </w:r>
+      <w:proofErr w:type="gramEnd"/>
+      <w:r>
+        <w:rPr>
+          <w:i/>
+          <w:iCs/>
+        </w:rPr>
+        <w:t>).</w:t>
+      </w:r>
+      <w:r>
+        <w:t xml:space="preserve"> La función trabaja sobre una copia defensiva del </w:t>
+      </w:r>
+      <w:proofErr w:type="spellStart"/>
+      <w:r>
+        <w:rPr>
+          <w:i/>
+          <w:iCs/>
+        </w:rPr>
+        <w:t>dataframe</w:t>
+      </w:r>
+      <w:proofErr w:type="spellEnd"/>
+      <w:r>
+        <w:rPr>
+          <w:i/>
+          <w:iCs/>
+        </w:rPr>
+        <w:t xml:space="preserve"> (</w:t>
+      </w:r>
+      <w:proofErr w:type="spellStart"/>
+      <w:proofErr w:type="gramStart"/>
+      <w:r>
+        <w:rPr>
+          <w:i/>
+          <w:iCs/>
+        </w:rPr>
+        <w:t>dataframe.copy</w:t>
+      </w:r>
+      <w:proofErr w:type="spellEnd"/>
+      <w:proofErr w:type="gramEnd"/>
+      <w:r>
+        <w:rPr>
+          <w:i/>
+          <w:iCs/>
+        </w:rPr>
+        <w:t>()),</w:t>
+      </w:r>
+      <w:r>
+        <w:t xml:space="preserve"> de modo que el original no se modifica, y si alguna columna requerida no existe captura el </w:t>
+      </w:r>
+      <w:proofErr w:type="spellStart"/>
+      <w:r>
+        <w:rPr>
+          <w:i/>
+          <w:iCs/>
+        </w:rPr>
+        <w:t>KeyError</w:t>
+      </w:r>
+      <w:proofErr w:type="spellEnd"/>
+      <w:r>
+        <w:rPr>
+          <w:i/>
+          <w:iCs/>
+        </w:rPr>
+        <w:t xml:space="preserve"> y</w:t>
+      </w:r>
+      <w:r>
+        <w:t xml:space="preserve"> devuelve </w:t>
+      </w:r>
+      <w:r>
+        <w:rPr>
+          <w:i/>
+          <w:iCs/>
+        </w:rPr>
+        <w:t>None;</w:t>
+      </w:r>
+      <w:r>
+        <w:t xml:space="preserve"> el llamador </w:t>
+      </w:r>
+      <w:r>
+        <w:rPr>
+          <w:i/>
+          <w:iCs/>
+        </w:rPr>
+        <w:t>(</w:t>
+      </w:r>
+      <w:proofErr w:type="spellStart"/>
+      <w:r>
+        <w:rPr>
+          <w:i/>
+          <w:iCs/>
+        </w:rPr>
+        <w:t>require_</w:t>
+      </w:r>
+      <w:proofErr w:type="gramStart"/>
+      <w:r>
+        <w:rPr>
+          <w:i/>
+          <w:iCs/>
+        </w:rPr>
+        <w:t>dataframe</w:t>
+      </w:r>
+      <w:proofErr w:type="spellEnd"/>
+      <w:r>
+        <w:rPr>
+          <w:i/>
+          <w:iCs/>
+        </w:rPr>
+        <w:t>(</w:t>
+      </w:r>
+      <w:proofErr w:type="gramEnd"/>
+      <w:r>
+        <w:rPr>
+          <w:i/>
+          <w:iCs/>
+        </w:rPr>
+        <w:t>) en user_interface.py)</w:t>
+      </w:r>
+      <w:r>
+        <w:t xml:space="preserve"> detecta ese valor y detiene el proceso de forma controlada</w:t>
+      </w:r>
+      <w:r>
+        <w:t xml:space="preserve"> como se observa en la siguiente figura.</w:t>
+      </w:r>
+    </w:p>
+    <w:p>
+      <w:pPr>
+        <w:spacing w:before="120" w:after="60"/>
+        <w:jc w:val="center"/>
+      </w:pPr>
+      <w:r>
+        <w:rPr>
+          <w:noProof/>
+        </w:rPr>
+        <w:lastRenderedPageBreak/>
+        <w:drawing>
+          <wp:inline distT="0" distB="0" distL="0" distR="0" wp14:anchorId="090A5305" wp14:editId="6C1FAB86">
+            <wp:extent cx="5905500" cy="1047750"/>
+            <wp:effectExtent l="0" t="0" r="0" b="0"/>
+            <wp:docPr id="1" name="fig1" descr="Función new_columns() en business_logic.py: creación de las tres columnas derivadas." title="Función new_columns() en business_logic.py: creación de las tres columnas derivadas."/>
+            <wp:cNvGraphicFramePr>
+              <a:graphicFrameLocks xmlns:a="http://schemas.openxmlformats.org/drawingml/2006/main" noChangeAspect="1"/>
+            </wp:cNvGraphicFramePr>
+            <a:graphic xmlns:a="http://schemas.openxmlformats.org/drawingml/2006/main">
+              <a:graphicData uri="http://schemas.openxmlformats.org/drawingml/2006/picture">
+                <pic:pic xmlns:pic="http://schemas.openxmlformats.org/drawingml/2006/picture">
+                  <pic:nvPicPr>
+                    <pic:cNvPr id="0" name=""/>
+                    <pic:cNvPicPr>
+                      <a:picLocks noChangeAspect="1" noChangeArrowheads="1"/>
+                    </pic:cNvPicPr>
+                  </pic:nvPicPr>
+                  <pic:blipFill>
+                    <a:blip r:embed="rId11"/>
+                    <a:srcRect/>
+                    <a:stretch>
+                      <a:fillRect/>
+                    </a:stretch>
+                  </pic:blipFill>
+                  <pic:spPr bwMode="auto">
+                    <a:xfrm>
+                      <a:off x="0" y="0"/>
+                      <a:ext cx="5905500" cy="1047750"/>
+                    </a:xfrm>
+                    <a:prstGeom prst="rect">
+                      <a:avLst/>
+                    </a:prstGeom>
+                  </pic:spPr>
+                </pic:pic>
+              </a:graphicData>
+            </a:graphic>
+          </wp:inline>
+        </w:drawing>
+      </w:r>
+    </w:p>
+    <w:p>
+      <w:pPr>
+        <w:spacing w:after="220"/>
+        <w:jc w:val="center"/>
+      </w:pPr>
+      <w:r>
+        <w:rPr>
+          <w:i/>
+          <w:iCs/>
+          <w:color w:val="595959"/>
+          <w:sz w:val="18"/>
+          <w:szCs w:val="18"/>
+        </w:rPr>
+        <w:t xml:space="preserve">Figura 1. Función </w:t>
+      </w:r>
+      <w:proofErr w:type="spellStart"/>
+      <w:r>
+        <w:rPr>
+          <w:i/>
+          <w:iCs/>
+          <w:color w:val="595959"/>
+          <w:sz w:val="18"/>
+          <w:szCs w:val="18"/>
+        </w:rPr>
+        <w:t>new_</w:t>
+      </w:r>
+      <w:proofErr w:type="gramStart"/>
+      <w:r>
+        <w:rPr>
+          <w:i/>
+          <w:iCs/>
+          <w:color w:val="595959"/>
+          <w:sz w:val="18"/>
+          <w:szCs w:val="18"/>
+        </w:rPr>
+        <w:t>columns</w:t>
+      </w:r>
+      <w:proofErr w:type="spellEnd"/>
+      <w:r>
+        <w:rPr>
+          <w:i/>
+          <w:iCs/>
+          <w:color w:val="595959"/>
+          <w:sz w:val="18"/>
+          <w:szCs w:val="18"/>
+        </w:rPr>
+        <w:t>(</w:t>
+      </w:r>
+      <w:proofErr w:type="gramEnd"/>
+      <w:r>
+        <w:rPr>
+          <w:i/>
+          <w:iCs/>
+          <w:color w:val="595959"/>
+          <w:sz w:val="18"/>
+          <w:szCs w:val="18"/>
+        </w:rPr>
+        <w:t>) en business_logic.py: creación de las tres columnas derivadas.</w:t>
+      </w:r>
+    </w:p>
+    <w:p>
+      <w:pPr>
+        <w:jc w:val="both"/>
+      </w:pPr>
+      <w:r>
+        <w:t>A continuación, se describen y visualizan los resultados de las tres (3) nuevas columnas creadas.</w:t>
+      </w:r>
+    </w:p>
+    <w:p>
+      <w:pPr>
+        <w:pStyle w:val="Prrafodelista"/>
+        <w:numPr>
+          <w:ilvl w:val="1"/>
+          <w:numId w:val="3"/>
+        </w:numPr>
+        <w:jc w:val="both"/>
+        <w:rPr>
+          <w:b/>
+          <w:bCs/>
+        </w:rPr>
+      </w:pPr>
+      <w:r>
+        <w:rPr>
+          <w:b/>
+          <w:bCs/>
+        </w:rPr>
+        <w:t xml:space="preserve">Columna </w:t>
+      </w:r>
+      <w:proofErr w:type="spellStart"/>
+      <w:r>
+        <w:rPr>
+          <w:b/>
+          <w:bCs/>
+        </w:rPr>
+        <w:t>Media_por_predio</w:t>
+      </w:r>
+      <w:proofErr w:type="spellEnd"/>
+    </w:p>
+    <w:p>
+      <w:pPr>
+        <w:spacing w:line="300" w:lineRule="auto"/>
+        <w:jc w:val="both"/>
+      </w:pPr>
+      <w:r>
+        <w:t xml:space="preserve">Mide el pago promedio por predio dentro de cada grupo. El total recaudado </w:t>
+      </w:r>
+      <w:r>
+        <w:rPr>
+          <w:i/>
+          <w:iCs/>
+        </w:rPr>
+        <w:t>(TOTAL_PAGADO)</w:t>
+      </w:r>
+      <w:r>
+        <w:t xml:space="preserve"> depende del tamaño del grupo, así que por sí solo no permite comparar barrios o estratos; al dividirlo entre </w:t>
+      </w:r>
+      <w:r>
+        <w:rPr>
+          <w:i/>
+          <w:iCs/>
+        </w:rPr>
+        <w:t>TOTAL_PREDIOS</w:t>
+      </w:r>
+      <w:r>
+        <w:t xml:space="preserve"> se obtiene un indicador comparable entre territorios. El </w:t>
+      </w:r>
+      <w:proofErr w:type="gramStart"/>
+      <w:r>
+        <w:t>método</w:t>
+      </w:r>
+      <w:r>
+        <w:rPr>
+          <w:i/>
+          <w:iCs/>
+        </w:rPr>
+        <w:t xml:space="preserve"> .round</w:t>
+      </w:r>
+      <w:proofErr w:type="gramEnd"/>
+      <w:r>
+        <w:rPr>
+          <w:i/>
+          <w:iCs/>
+        </w:rPr>
+        <w:t>(2)</w:t>
+      </w:r>
+      <w:r>
+        <w:t xml:space="preserve"> limita el resultado a dos decimales.</w:t>
+      </w:r>
+    </w:p>
+    <w:p>
+      <w:pPr>
+        <w:spacing w:before="120" w:after="60"/>
+        <w:jc w:val="center"/>
+      </w:pPr>
+      <w:r>
+        <w:rPr>
+          <w:noProof/>
+        </w:rPr>
+        <w:drawing>
+          <wp:inline distT="0" distB="0" distL="0" distR="0" wp14:anchorId="66C0751A" wp14:editId="38CB1EFC">
+            <wp:extent cx="5438274" cy="245600"/>
+            <wp:effectExtent l="0" t="0" r="0" b="2540"/>
+            <wp:docPr id="555222125" name="fig2" descr="Cálculo de MEDIA_POR_PREDIO (línea real del módulo)." title="Cálculo de MEDIA_POR_PREDIO (línea real del módulo)."/>
+            <wp:cNvGraphicFramePr>
+              <a:graphicFrameLocks xmlns:a="http://schemas.openxmlformats.org/drawingml/2006/main" noChangeAspect="1"/>
+            </wp:cNvGraphicFramePr>
+            <a:graphic xmlns:a="http://schemas.openxmlformats.org/drawingml/2006/main">
+              <a:graphicData uri="http://schemas.openxmlformats.org/drawingml/2006/picture">
+                <pic:pic xmlns:pic="http://schemas.openxmlformats.org/drawingml/2006/picture">
+                  <pic:nvPicPr>
+                    <pic:cNvPr id="0" name=""/>
+                    <pic:cNvPicPr>
+                      <a:picLocks noChangeAspect="1" noChangeArrowheads="1"/>
+                    </pic:cNvPicPr>
+                  </pic:nvPicPr>
+                  <pic:blipFill>
+                    <a:blip r:embed="rId12"/>
+                    <a:srcRect/>
+                    <a:stretch>
+                      <a:fillRect/>
+                    </a:stretch>
+                  </pic:blipFill>
+                  <pic:spPr bwMode="auto">
+                    <a:xfrm>
+                      <a:off x="0" y="0"/>
+                      <a:ext cx="5561545" cy="251167"/>
+                    </a:xfrm>
+                    <a:prstGeom prst="rect">
+                      <a:avLst/>
+                    </a:prstGeom>
+                  </pic:spPr>
+                </pic:pic>
+              </a:graphicData>
+            </a:graphic>
+          </wp:inline>
+        </w:drawing>
+      </w:r>
+    </w:p>
+    <w:p>
+      <w:pPr>
+        <w:spacing w:after="220"/>
+        <w:jc w:val="center"/>
+      </w:pPr>
+      <w:r>
+        <w:rPr>
+          <w:i/>
+          <w:iCs/>
+          <w:color w:val="595959"/>
+          <w:sz w:val="18"/>
+          <w:szCs w:val="18"/>
+        </w:rPr>
+        <w:t>Figura 2. Cálculo de MEDIA_POR_PREDIO (línea real del módulo).</w:t>
+      </w:r>
+    </w:p>
+    <w:p>
+      <w:pPr>
+        <w:spacing w:before="120" w:after="60"/>
+        <w:jc w:val="center"/>
+      </w:pPr>
+      <w:r>
+        <w:rPr>
+          <w:noProof/>
+        </w:rPr>
+        <w:drawing>
+          <wp:inline distT="0" distB="0" distL="0" distR="0" wp14:anchorId="7D6566C5" wp14:editId="1CFD1D57">
+            <wp:extent cx="5552693" cy="2704699"/>
+            <wp:effectExtent l="0" t="0" r="0" b="635"/>
+            <wp:docPr id="60267676" name="fig3" descr="Ejecución real: muestra de la columna y verificación manual de la primera fila." title="Ejecución real: muestra de la columna y verificación manual de la primera fila."/>
+            <wp:cNvGraphicFramePr>
+              <a:graphicFrameLocks xmlns:a="http://schemas.openxmlformats.org/drawingml/2006/main" noChangeAspect="1"/>
+            </wp:cNvGraphicFramePr>
+            <a:graphic xmlns:a="http://schemas.openxmlformats.org/drawingml/2006/main">
+              <a:graphicData uri="http://schemas.openxmlformats.org/drawingml/2006/picture">
+                <pic:pic xmlns:pic="http://schemas.openxmlformats.org/drawingml/2006/picture">
+                  <pic:nvPicPr>
+                    <pic:cNvPr id="0" name=""/>
+                    <pic:cNvPicPr>
+                      <a:picLocks noChangeAspect="1" noChangeArrowheads="1"/>
+                    </pic:cNvPicPr>
+                  </pic:nvPicPr>
+                  <pic:blipFill>
+                    <a:blip r:embed="rId13"/>
+                    <a:srcRect/>
+                    <a:stretch>
+                      <a:fillRect/>
+                    </a:stretch>
+                  </pic:blipFill>
+                  <pic:spPr bwMode="auto">
+                    <a:xfrm>
+                      <a:off x="0" y="0"/>
+                      <a:ext cx="5562866" cy="2709654"/>
+                    </a:xfrm>
+                    <a:prstGeom prst="rect">
+                      <a:avLst/>
+                    </a:prstGeom>
+                  </pic:spPr>
+                </pic:pic>
+              </a:graphicData>
+            </a:graphic>
+          </wp:inline>
+        </w:drawing>
+      </w:r>
+    </w:p>
+    <w:p>
+      <w:pPr>
+        <w:spacing w:after="220"/>
+        <w:jc w:val="center"/>
+      </w:pPr>
+      <w:r>
+        <w:rPr>
+          <w:i/>
+          <w:iCs/>
+          <w:color w:val="595959"/>
+          <w:sz w:val="18"/>
+          <w:szCs w:val="18"/>
+        </w:rPr>
+        <w:t>Figura 3. Ejecución real: muestra de la columna y verificación manual de la primera fila.</w:t>
+      </w:r>
+    </w:p>
+    <w:p>
+      <w:pPr>
+        <w:spacing w:line="300" w:lineRule="auto"/>
+        <w:jc w:val="both"/>
+      </w:pPr>
+      <w:r>
+        <w:t xml:space="preserve">Al aplicar el </w:t>
+      </w:r>
+      <w:proofErr w:type="gramStart"/>
+      <w:r>
+        <w:rPr>
+          <w:i/>
+          <w:iCs/>
+        </w:rPr>
+        <w:t>método .head</w:t>
+      </w:r>
+      <w:proofErr w:type="gramEnd"/>
+      <w:r>
+        <w:rPr>
+          <w:i/>
+          <w:iCs/>
+        </w:rPr>
+        <w:t>(8)</w:t>
+      </w:r>
+      <w:r>
+        <w:t xml:space="preserve"> muestra solo las 8 primeras filas (del 0 al 7). </w:t>
+      </w:r>
+      <w:r>
+        <w:t xml:space="preserve">En la primera fila, un recaudo de 402.000 pesos repartido entre 11 predios produce una media de 36.545,45 por predio. En el </w:t>
+      </w:r>
+      <w:proofErr w:type="spellStart"/>
+      <w:r>
+        <w:t>dataset</w:t>
+      </w:r>
+      <w:proofErr w:type="spellEnd"/>
+      <w:r>
+        <w:t xml:space="preserve"> actual </w:t>
+      </w:r>
+      <w:r>
+        <w:rPr>
+          <w:i/>
+          <w:iCs/>
+        </w:rPr>
+        <w:t>TOTAL_PREDIOS</w:t>
+      </w:r>
+      <w:r>
+        <w:t xml:space="preserve"> nunca es nulo ni cero (verificado durante la ejecución), por lo que la división no genera infinitos ni vacíos y la columna resultante queda completa en los 168.286 registros.</w:t>
+      </w:r>
+    </w:p>
+    <w:p>
+      <w:pPr>
+        <w:pStyle w:val="Prrafodelista"/>
+        <w:numPr>
+          <w:ilvl w:val="1"/>
+          <w:numId w:val="3"/>
+        </w:numPr>
+        <w:jc w:val="both"/>
+        <w:rPr>
+          <w:b/>
+          <w:bCs/>
+        </w:rPr>
+      </w:pPr>
+      <w:r>
+        <w:rPr>
+          <w:b/>
+          <w:bCs/>
+        </w:rPr>
+        <w:lastRenderedPageBreak/>
+        <w:t xml:space="preserve">Columna </w:t>
+      </w:r>
+      <w:proofErr w:type="spellStart"/>
+      <w:r>
+        <w:rPr>
+          <w:b/>
+          <w:bCs/>
+        </w:rPr>
+        <w:t>Media_por_predio</w:t>
+      </w:r>
+      <w:proofErr w:type="spellEnd"/>
+    </w:p>
+    <w:p>
+      <w:pPr>
+        <w:jc w:val="both"/>
+      </w:pPr>
+      <w:r>
+        <w:t xml:space="preserve">El archivo de origen codifica el destino hacendario del predio con un número en la columna DESTINO_SHD. Para que tablas y gráficas sean legibles, el diccionario CODIGO_SHD traduce cada código a una etiqueta de texto, y la columna nueva se crea </w:t>
+      </w:r>
+      <w:proofErr w:type="gramStart"/>
+      <w:r>
+        <w:t>aplicando .</w:t>
+      </w:r>
+      <w:proofErr w:type="spellStart"/>
+      <w:r>
+        <w:t>map</w:t>
+      </w:r>
+      <w:proofErr w:type="spellEnd"/>
+      <w:proofErr w:type="gramEnd"/>
+      <w:r>
+        <w:t>() sobre el código.</w:t>
+      </w:r>
+      <w:r>
+        <w:t xml:space="preserve">  Cabe aclarar que el </w:t>
+      </w:r>
+      <w:proofErr w:type="spellStart"/>
+      <w:r>
+        <w:t>dataset</w:t>
+      </w:r>
+      <w:proofErr w:type="spellEnd"/>
+      <w:r>
+        <w:t xml:space="preserve"> original combinaba codificación de estos destinos con un sistema anterior (</w:t>
+      </w:r>
+      <w:r>
+        <w:t>UAECD</w:t>
+      </w:r>
+      <w:r>
+        <w:t>)</w:t>
+      </w:r>
+      <w:r>
+        <w:t xml:space="preserve">, </w:t>
+      </w:r>
+      <w:r>
+        <w:t xml:space="preserve">el actual (destino SHD) </w:t>
+      </w:r>
+      <w:r>
+        <w:t>y algunos códigos sin especificar destino.  Utilizando los códigos tributarios distritales y nacionales y organizando mediante la IA se unifican estos códigos para la creación del diccionario.</w:t>
+      </w:r>
+    </w:p>
+    <w:p>
+      <w:pPr>
+        <w:jc w:val="center"/>
+      </w:pPr>
+      <w:r>
+        <w:rPr>
+          <w:noProof/>
+        </w:rPr>
+        <w:drawing>
+          <wp:inline distT="0" distB="0" distL="0" distR="0" wp14:anchorId="027251D7" wp14:editId="76BA5F9F">
+            <wp:extent cx="3790950" cy="5791200"/>
+            <wp:effectExtent l="0" t="0" r="0" b="0"/>
+            <wp:docPr id="1876277312" name="fig4" descr="Diccionario CODIGO_SHD definido en business_logic.py." title="Diccionario CODIGO_SHD definido en business_logic.py."/>
+            <wp:cNvGraphicFramePr>
+              <a:graphicFrameLocks xmlns:a="http://schemas.openxmlformats.org/drawingml/2006/main" noChangeAspect="1"/>
+            </wp:cNvGraphicFramePr>
+            <a:graphic xmlns:a="http://schemas.openxmlformats.org/drawingml/2006/main">
+              <a:graphicData uri="http://schemas.openxmlformats.org/drawingml/2006/picture">
+                <pic:pic xmlns:pic="http://schemas.openxmlformats.org/drawingml/2006/picture">
+                  <pic:nvPicPr>
+                    <pic:cNvPr id="0" name=""/>
+                    <pic:cNvPicPr>
+                      <a:picLocks noChangeAspect="1" noChangeArrowheads="1"/>
+                    </pic:cNvPicPr>
+                  </pic:nvPicPr>
+                  <pic:blipFill>
+                    <a:blip r:embed="rId14"/>
+                    <a:srcRect/>
+                    <a:stretch>
+                      <a:fillRect/>
+                    </a:stretch>
+                  </pic:blipFill>
+                  <pic:spPr bwMode="auto">
+                    <a:xfrm>
+                      <a:off x="0" y="0"/>
+                      <a:ext cx="3790950" cy="5791200"/>
+                    </a:xfrm>
+                    <a:prstGeom prst="rect">
+                      <a:avLst/>
+                    </a:prstGeom>
+                  </pic:spPr>
+                </pic:pic>
+              </a:graphicData>
+            </a:graphic>
+          </wp:inline>
+        </w:drawing>
+      </w:r>
+    </w:p>
+    <w:p>
+      <w:pPr>
+        <w:jc w:val="both"/>
+      </w:pPr>
+      <w:r>
+        <w:t>Figura 4. Diccionario CODIGO_SHD definido en business_logic.py.</w:t>
+      </w:r>
+    </w:p>
+    <w:p>
+      <w:pPr>
+        <w:jc w:val="both"/>
+      </w:pPr>
+    </w:p>
+    <w:p>
+      <w:pPr>
+        <w:jc w:val="both"/>
+      </w:pPr>
+    </w:p>
+    <w:p>
+      <w:pPr>
+        <w:jc w:val="both"/>
+      </w:pPr>
+    </w:p>
+    <w:p>
+      <w:pPr>
+        <w:jc w:val="both"/>
+      </w:pPr>
+      <w:r>
+        <w:rPr>
+          <w:noProof/>
+        </w:rPr>
+        <w:drawing>
+          <wp:inline distT="0" distB="0" distL="0" distR="0" wp14:anchorId="4E70C167" wp14:editId="6C49939D">
+            <wp:extent cx="5612130" cy="362073"/>
+            <wp:effectExtent l="0" t="0" r="0" b="0"/>
+            <wp:docPr id="461884250" name="fig5" descr="Asignación de NOMBRE_SHD mediante .map() (línea real del módulo)." title="Asignación de NOMBRE_SHD mediante .map() (línea real del módulo)."/>
+            <wp:cNvGraphicFramePr>
+              <a:graphicFrameLocks xmlns:a="http://schemas.openxmlformats.org/drawingml/2006/main" noChangeAspect="1"/>
+            </wp:cNvGraphicFramePr>
+            <a:graphic xmlns:a="http://schemas.openxmlformats.org/drawingml/2006/main">
+              <a:graphicData uri="http://schemas.openxmlformats.org/drawingml/2006/picture">
+                <pic:pic xmlns:pic="http://schemas.openxmlformats.org/drawingml/2006/picture">
+                  <pic:nvPicPr>
+                    <pic:cNvPr id="0" name=""/>
+                    <pic:cNvPicPr>
+                      <a:picLocks noChangeAspect="1" noChangeArrowheads="1"/>
+                    </pic:cNvPicPr>
+                  </pic:nvPicPr>
+                  <pic:blipFill>
+                    <a:blip r:embed="rId15"/>
+                    <a:srcRect/>
+                    <a:stretch>
+                      <a:fillRect/>
+                    </a:stretch>
+                  </pic:blipFill>
+                  <pic:spPr bwMode="auto">
+                    <a:xfrm>
+                      <a:off x="0" y="0"/>
+                      <a:ext cx="5612130" cy="362073"/>
+                    </a:xfrm>
+                    <a:prstGeom prst="rect">
+                      <a:avLst/>
+                    </a:prstGeom>
+                  </pic:spPr>
+                </pic:pic>
+              </a:graphicData>
+            </a:graphic>
+          </wp:inline>
+        </w:drawing>
+      </w:r>
+      <w:r>
+        <w:t xml:space="preserve"> </w:t>
+      </w:r>
+    </w:p>
+    <w:p>
+      <w:pPr>
+        <w:jc w:val="center"/>
+      </w:pPr>
+      <w:r>
+        <w:t xml:space="preserve">Figura 5. Asignación de NOMBRE_SHD </w:t>
+      </w:r>
+      <w:proofErr w:type="gramStart"/>
+      <w:r>
+        <w:t>mediante .</w:t>
+      </w:r>
+      <w:proofErr w:type="spellStart"/>
+      <w:r>
+        <w:t>map</w:t>
+      </w:r>
+      <w:proofErr w:type="spellEnd"/>
+      <w:proofErr w:type="gramEnd"/>
+      <w:r>
+        <w:t>() (línea real del módulo).</w:t>
+      </w:r>
+    </w:p>
+    <w:p>
+      <w:pPr>
+        <w:jc w:val="both"/>
+      </w:pPr>
+      <w:proofErr w:type="gramStart"/>
+      <w:r>
+        <w:t>.</w:t>
+      </w:r>
+      <w:proofErr w:type="spellStart"/>
+      <w:r>
+        <w:t>map</w:t>
+      </w:r>
+      <w:proofErr w:type="spellEnd"/>
+      <w:proofErr w:type="gramEnd"/>
+      <w:r>
+        <w:t xml:space="preserve">(CODIGO_SHD) busca cada valor de la columna como clave del diccionario. Un detalle técnico: tras la carga, el código llega como número decimal (por ejemplo 61.0) y aun así coincide con la clave entera 61, porque en Python 61.0 == 61. Un código que no exista en el diccionario quedaría vacío (NaN); la entrada </w:t>
+      </w:r>
+      <w:r>
+        <w:rPr>
+          <w:i/>
+          <w:iCs/>
+        </w:rPr>
+        <w:t>None</w:t>
+      </w:r>
+      <w:r>
+        <w:t xml:space="preserve"> solo cubre valores None explícitos, no los NaN de pandas, pero en el flujo real los 8 registros sin destino ya fueron imputados con la moda antes de llegar a este punto, de modo que la columna final no tiene vacíos.</w:t>
+      </w:r>
+    </w:p>
+    <w:p>
+      <w:pPr>
+        <w:jc w:val="both"/>
+      </w:pPr>
+      <w:r>
+        <w:t>La tabla siguiente reproduce el contenido completo del diccionario:</w:t>
+      </w:r>
+    </w:p>
+    <w:tbl>
+      <w:tblPr>
+        <w:tblW w:w="8218" w:type="dxa"/>
+        <w:jc w:val="center"/>
+        <w:tblBorders>
+          <w:top w:val="single" w:sz="4" w:space="0" w:color="auto"/>
+          <w:left w:val="single" w:sz="4" w:space="0" w:color="auto"/>
+          <w:bottom w:val="single" w:sz="4" w:space="0" w:color="auto"/>
+          <w:right w:val="single" w:sz="4" w:space="0" w:color="auto"/>
+          <w:insideH w:val="single" w:sz="4" w:space="0" w:color="auto"/>
+          <w:insideV w:val="single" w:sz="4" w:space="0" w:color="auto"/>
+        </w:tblBorders>
+        <w:tblCellMar>
+          <w:left w:w="10" w:type="dxa"/>
+          <w:right w:w="10" w:type="dxa"/>
+        </w:tblCellMar>
+        <w:tblLook w:val="04A0" w:firstRow="1" w:lastRow="0" w:firstColumn="1" w:lastColumn="0" w:noHBand="0" w:noVBand="1"/>
+      </w:tblPr>
+      <w:tblGrid>
+        <w:gridCol w:w="950"/>
+        <w:gridCol w:w="3018"/>
+        <w:gridCol w:w="950"/>
+        <w:gridCol w:w="3300"/>
+      </w:tblGrid>
+      <w:tr>
+        <w:tblPrEx>
+          <w:tblCellMar>
+            <w:top w:w="0" w:type="dxa"/>
+            <w:bottom w:w="0" w:type="dxa"/>
+          </w:tblCellMar>
+        </w:tblPrEx>
+        <w:trPr>
+          <w:trHeight w:hRule="exact" w:val="284"/>
+          <w:tblHeader/>
+          <w:jc w:val="center"/>
+        </w:trPr>
+        <w:tc>
+          <w:tcPr>
+            <w:tcW w:w="950" w:type="dxa"/>
+            <w:tcBorders>
+              <w:top w:val="single" w:sz="1" w:space="0" w:color="BFBFBF"/>
+              <w:left w:val="single" w:sz="1" w:space="0" w:color="BFBFBF"/>
+              <w:bottom w:val="single" w:sz="1" w:space="0" w:color="BFBFBF"/>
+              <w:right w:val="single" w:sz="1" w:space="0" w:color="BFBFBF"/>
+            </w:tcBorders>
+            <w:shd w:val="clear" w:color="auto" w:fill="1F4E79"/>
+            <w:tcMar>
+              <w:top w:w="80" w:type="dxa"/>
+              <w:left w:w="120" w:type="dxa"/>
+              <w:bottom w:w="80" w:type="dxa"/>
+              <w:right w:w="120" w:type="dxa"/>
+            </w:tcMar>
+          </w:tcPr>
+          <w:p>
+            <w:pPr>
+              <w:jc w:val="center"/>
+            </w:pPr>
+            <w:r>
+              <w:rPr>
+                <w:b/>
+                <w:bCs/>
+                <w:color w:val="FFFFFF"/>
+                <w:sz w:val="20"/>
+                <w:szCs w:val="20"/>
+              </w:rPr>
+              <w:t>Código</w:t>
+            </w:r>
+          </w:p>
+        </w:tc>
+        <w:tc>
+          <w:tcPr>
+            <w:tcW w:w="3018" w:type="dxa"/>
+            <w:tcBorders>
+              <w:top w:val="single" w:sz="1" w:space="0" w:color="BFBFBF"/>
+              <w:left w:val="single" w:sz="1" w:space="0" w:color="BFBFBF"/>
+              <w:bottom w:val="single" w:sz="1" w:space="0" w:color="BFBFBF"/>
+              <w:right w:val="single" w:sz="1" w:space="0" w:color="BFBFBF"/>
+            </w:tcBorders>
+            <w:shd w:val="clear" w:color="auto" w:fill="1F4E79"/>
+            <w:tcMar>
+              <w:top w:w="80" w:type="dxa"/>
+              <w:left w:w="120" w:type="dxa"/>
+              <w:bottom w:w="80" w:type="dxa"/>
+              <w:right w:w="120" w:type="dxa"/>
+            </w:tcMar>
+          </w:tcPr>
+          <w:p>
+            <w:pPr>
+              <w:jc w:val="center"/>
+            </w:pPr>
+            <w:r>
+              <w:rPr>
+                <w:b/>
+                <w:bCs/>
+                <w:color w:val="FFFFFF"/>
+                <w:sz w:val="20"/>
+                <w:szCs w:val="20"/>
+              </w:rPr>
+              <w:t>Nombre asignado</w:t>
+            </w:r>
+          </w:p>
+        </w:tc>
+        <w:tc>
+          <w:tcPr>
+            <w:tcW w:w="950" w:type="dxa"/>
+            <w:tcBorders>
+              <w:top w:val="single" w:sz="1" w:space="0" w:color="BFBFBF"/>
+              <w:left w:val="single" w:sz="1" w:space="0" w:color="BFBFBF"/>
+              <w:bottom w:val="single" w:sz="1" w:space="0" w:color="BFBFBF"/>
+              <w:right w:val="single" w:sz="1" w:space="0" w:color="BFBFBF"/>
+            </w:tcBorders>
+            <w:shd w:val="clear" w:color="auto" w:fill="1F4E79"/>
+            <w:tcMar>
+              <w:top w:w="80" w:type="dxa"/>
+              <w:left w:w="120" w:type="dxa"/>
+              <w:bottom w:w="80" w:type="dxa"/>
+              <w:right w:w="120" w:type="dxa"/>
+            </w:tcMar>
+          </w:tcPr>
+          <w:p>
+            <w:pPr>
+              <w:jc w:val="center"/>
+            </w:pPr>
+            <w:r>
+              <w:rPr>
+                <w:b/>
+                <w:bCs/>
+                <w:color w:val="FFFFFF"/>
+                <w:sz w:val="20"/>
+                <w:szCs w:val="20"/>
+              </w:rPr>
+              <w:t>Código</w:t>
+            </w:r>
+          </w:p>
+        </w:tc>
+        <w:tc>
+          <w:tcPr>
+            <w:tcW w:w="3300" w:type="dxa"/>
+            <w:tcBorders>
+              <w:top w:val="single" w:sz="1" w:space="0" w:color="BFBFBF"/>
+              <w:left w:val="single" w:sz="1" w:space="0" w:color="BFBFBF"/>
+              <w:bottom w:val="single" w:sz="1" w:space="0" w:color="BFBFBF"/>
+              <w:right w:val="single" w:sz="1" w:space="0" w:color="BFBFBF"/>
+            </w:tcBorders>
+            <w:shd w:val="clear" w:color="auto" w:fill="1F4E79"/>
+            <w:tcMar>
+              <w:top w:w="80" w:type="dxa"/>
+              <w:left w:w="120" w:type="dxa"/>
+              <w:bottom w:w="80" w:type="dxa"/>
+              <w:right w:w="120" w:type="dxa"/>
+            </w:tcMar>
+          </w:tcPr>
+          <w:p>
+            <w:pPr>
+              <w:jc w:val="center"/>
+            </w:pPr>
+            <w:r>
+              <w:rPr>
+                <w:b/>
+                <w:bCs/>
+                <w:color w:val="FFFFFF"/>
+                <w:sz w:val="20"/>
+                <w:szCs w:val="20"/>
+              </w:rPr>
+              <w:t>Nombre asignado</w:t>
+            </w:r>
+          </w:p>
+        </w:tc>
+      </w:tr>
+      <w:tr>
+        <w:tblPrEx>
+          <w:tblCellMar>
+            <w:top w:w="0" w:type="dxa"/>
+            <w:bottom w:w="0" w:type="dxa"/>
+          </w:tblCellMar>
+        </w:tblPrEx>
+        <w:trPr>
+          <w:trHeight w:hRule="exact" w:val="284"/>
+          <w:jc w:val="center"/>
+        </w:trPr>
+        <w:tc>
+          <w:tcPr>
+            <w:tcW w:w="950" w:type="dxa"/>
+            <w:tcBorders>
+              <w:top w:val="single" w:sz="1" w:space="0" w:color="BFBFBF"/>
+              <w:left w:val="single" w:sz="1" w:space="0" w:color="BFBFBF"/>
+              <w:bottom w:val="single" w:sz="1" w:space="0" w:color="BFBFBF"/>
+              <w:right w:val="single" w:sz="1" w:space="0" w:color="BFBFBF"/>
+            </w:tcBorders>
+            <w:tcMar>
+              <w:top w:w="80" w:type="dxa"/>
+              <w:left w:w="120" w:type="dxa"/>
+              <w:bottom w:w="80" w:type="dxa"/>
+              <w:right w:w="120" w:type="dxa"/>
+            </w:tcMar>
+          </w:tcPr>
+          <w:p>
+            <w:pPr>
+              <w:spacing w:after="0" w:line="240" w:lineRule="auto"/>
+            </w:pPr>
+            <w:r>
+              <w:rPr>
+                <w:sz w:val="20"/>
+                <w:szCs w:val="20"/>
+              </w:rPr>
+              <w:t>0</w:t>
+            </w:r>
+          </w:p>
+        </w:tc>
+        <w:tc>
+          <w:tcPr>
+            <w:tcW w:w="3018" w:type="dxa"/>
+            <w:tcBorders>
+              <w:top w:val="single" w:sz="1" w:space="0" w:color="BFBFBF"/>
+              <w:left w:val="single" w:sz="1" w:space="0" w:color="BFBFBF"/>
+              <w:bottom w:val="single" w:sz="1" w:space="0" w:color="BFBFBF"/>
+              <w:right w:val="single" w:sz="1" w:space="0" w:color="BFBFBF"/>
+            </w:tcBorders>
+            <w:tcMar>
+              <w:top w:w="80" w:type="dxa"/>
+              <w:left w:w="120" w:type="dxa"/>
+              <w:bottom w:w="80" w:type="dxa"/>
+              <w:right w:w="120" w:type="dxa"/>
+            </w:tcMar>
+          </w:tcPr>
+          <w:p>
+            <w:pPr>
+              <w:spacing w:after="0" w:line="240" w:lineRule="auto"/>
+            </w:pPr>
+            <w:r>
+              <w:rPr>
+                <w:rFonts w:ascii="Consolas" w:eastAsia="Consolas" w:hAnsi="Consolas" w:cs="Consolas"/>
+                <w:sz w:val="17"/>
+                <w:szCs w:val="17"/>
+              </w:rPr>
+              <w:t>SIN_DESTINO_ASIGNADO</w:t>
+            </w:r>
+          </w:p>
+        </w:tc>
+        <w:tc>
+          <w:tcPr>
+            <w:tcW w:w="950" w:type="dxa"/>
+            <w:tcBorders>
+              <w:top w:val="single" w:sz="1" w:space="0" w:color="BFBFBF"/>
+              <w:left w:val="single" w:sz="1" w:space="0" w:color="BFBFBF"/>
+              <w:bottom w:val="single" w:sz="1" w:space="0" w:color="BFBFBF"/>
+              <w:right w:val="single" w:sz="1" w:space="0" w:color="BFBFBF"/>
+            </w:tcBorders>
+            <w:tcMar>
+              <w:top w:w="80" w:type="dxa"/>
+              <w:left w:w="120" w:type="dxa"/>
+              <w:bottom w:w="80" w:type="dxa"/>
+              <w:right w:w="120" w:type="dxa"/>
+            </w:tcMar>
+          </w:tcPr>
+          <w:p>
+            <w:pPr>
+              <w:spacing w:after="0" w:line="240" w:lineRule="auto"/>
+            </w:pPr>
+            <w:r>
+              <w:rPr>
+                <w:sz w:val="20"/>
+                <w:szCs w:val="20"/>
+              </w:rPr>
+              <w:t>50</w:t>
+            </w:r>
+          </w:p>
+        </w:tc>
+        <w:tc>
+          <w:tcPr>
+            <w:tcW w:w="3300" w:type="dxa"/>
+            <w:tcBorders>
+              <w:top w:val="single" w:sz="1" w:space="0" w:color="BFBFBF"/>
+              <w:left w:val="single" w:sz="1" w:space="0" w:color="BFBFBF"/>
+              <w:bottom w:val="single" w:sz="1" w:space="0" w:color="BFBFBF"/>
+              <w:right w:val="single" w:sz="1" w:space="0" w:color="BFBFBF"/>
+            </w:tcBorders>
+            <w:tcMar>
+              <w:top w:w="80" w:type="dxa"/>
+              <w:left w:w="120" w:type="dxa"/>
+              <w:bottom w:w="80" w:type="dxa"/>
+              <w:right w:w="120" w:type="dxa"/>
+            </w:tcMar>
+          </w:tcPr>
+          <w:p>
+            <w:pPr>
+              <w:spacing w:after="0" w:line="240" w:lineRule="auto"/>
+            </w:pPr>
+            <w:r>
+              <w:rPr>
+                <w:rFonts w:ascii="Consolas" w:eastAsia="Consolas" w:hAnsi="Consolas" w:cs="Consolas"/>
+                <w:sz w:val="17"/>
+                <w:szCs w:val="17"/>
+              </w:rPr>
+              <w:t>INFRAESTRUCTURA_TRANSPORTE</w:t>
+            </w:r>
+          </w:p>
+        </w:tc>
+      </w:tr>
+      <w:tr>
+        <w:tblPrEx>
+          <w:tblCellMar>
+            <w:top w:w="0" w:type="dxa"/>
+            <w:bottom w:w="0" w:type="dxa"/>
+          </w:tblCellMar>
+        </w:tblPrEx>
+        <w:trPr>
+          <w:trHeight w:hRule="exact" w:val="284"/>
+          <w:jc w:val="center"/>
+        </w:trPr>
+        <w:tc>
+          <w:tcPr>
+            <w:tcW w:w="950" w:type="dxa"/>
+            <w:tcBorders>
+              <w:top w:val="single" w:sz="1" w:space="0" w:color="BFBFBF"/>
+              <w:left w:val="single" w:sz="1" w:space="0" w:color="BFBFBF"/>
+              <w:bottom w:val="single" w:sz="1" w:space="0" w:color="BFBFBF"/>
+              <w:right w:val="single" w:sz="1" w:space="0" w:color="BFBFBF"/>
+            </w:tcBorders>
+            <w:tcMar>
+              <w:top w:w="80" w:type="dxa"/>
+              <w:left w:w="120" w:type="dxa"/>
+              <w:bottom w:w="80" w:type="dxa"/>
+              <w:right w:w="120" w:type="dxa"/>
+            </w:tcMar>
+          </w:tcPr>
+          <w:p>
+            <w:pPr>
+              <w:spacing w:after="0" w:line="240" w:lineRule="auto"/>
+            </w:pPr>
+            <w:r>
+              <w:rPr>
+                <w:sz w:val="20"/>
+                <w:szCs w:val="20"/>
+              </w:rPr>
+              <w:t>1</w:t>
+            </w:r>
+          </w:p>
+        </w:tc>
+        <w:tc>
+          <w:tcPr>
+            <w:tcW w:w="3018" w:type="dxa"/>
+            <w:tcBorders>
+              <w:top w:val="single" w:sz="1" w:space="0" w:color="BFBFBF"/>
+              <w:left w:val="single" w:sz="1" w:space="0" w:color="BFBFBF"/>
+              <w:bottom w:val="single" w:sz="1" w:space="0" w:color="BFBFBF"/>
+              <w:right w:val="single" w:sz="1" w:space="0" w:color="BFBFBF"/>
+            </w:tcBorders>
+            <w:tcMar>
+              <w:top w:w="80" w:type="dxa"/>
+              <w:left w:w="120" w:type="dxa"/>
+              <w:bottom w:w="80" w:type="dxa"/>
+              <w:right w:w="120" w:type="dxa"/>
+            </w:tcMar>
+          </w:tcPr>
+          <w:p>
+            <w:pPr>
+              <w:spacing w:after="0" w:line="240" w:lineRule="auto"/>
+            </w:pPr>
+            <w:r>
+              <w:rPr>
+                <w:rFonts w:ascii="Consolas" w:eastAsia="Consolas" w:hAnsi="Consolas" w:cs="Consolas"/>
+                <w:sz w:val="17"/>
+                <w:szCs w:val="17"/>
+              </w:rPr>
+              <w:t>RESIDENCIAL</w:t>
+            </w:r>
+          </w:p>
+        </w:tc>
+        <w:tc>
+          <w:tcPr>
+            <w:tcW w:w="950" w:type="dxa"/>
+            <w:tcBorders>
+              <w:top w:val="single" w:sz="1" w:space="0" w:color="BFBFBF"/>
+              <w:left w:val="single" w:sz="1" w:space="0" w:color="BFBFBF"/>
+              <w:bottom w:val="single" w:sz="1" w:space="0" w:color="BFBFBF"/>
+              <w:right w:val="single" w:sz="1" w:space="0" w:color="BFBFBF"/>
+            </w:tcBorders>
+            <w:tcMar>
+              <w:top w:w="80" w:type="dxa"/>
+              <w:left w:w="120" w:type="dxa"/>
+              <w:bottom w:w="80" w:type="dxa"/>
+              <w:right w:w="120" w:type="dxa"/>
+            </w:tcMar>
+          </w:tcPr>
+          <w:p>
+            <w:pPr>
+              <w:spacing w:after="0" w:line="240" w:lineRule="auto"/>
+            </w:pPr>
+            <w:r>
+              <w:rPr>
+                <w:sz w:val="20"/>
+                <w:szCs w:val="20"/>
+              </w:rPr>
+              <w:t>61</w:t>
+            </w:r>
+          </w:p>
+        </w:tc>
+        <w:tc>
+          <w:tcPr>
+            <w:tcW w:w="3300" w:type="dxa"/>
+            <w:tcBorders>
+              <w:top w:val="single" w:sz="1" w:space="0" w:color="BFBFBF"/>
+              <w:left w:val="single" w:sz="1" w:space="0" w:color="BFBFBF"/>
+              <w:bottom w:val="single" w:sz="1" w:space="0" w:color="BFBFBF"/>
+              <w:right w:val="single" w:sz="1" w:space="0" w:color="BFBFBF"/>
+            </w:tcBorders>
+            <w:tcMar>
+              <w:top w:w="80" w:type="dxa"/>
+              <w:left w:w="120" w:type="dxa"/>
+              <w:bottom w:w="80" w:type="dxa"/>
+              <w:right w:w="120" w:type="dxa"/>
+            </w:tcMar>
+          </w:tcPr>
+          <w:p>
+            <w:pPr>
+              <w:spacing w:after="0" w:line="240" w:lineRule="auto"/>
+            </w:pPr>
+            <w:r>
+              <w:rPr>
+                <w:rFonts w:ascii="Consolas" w:eastAsia="Consolas" w:hAnsi="Consolas" w:cs="Consolas"/>
+                <w:sz w:val="17"/>
+                <w:szCs w:val="17"/>
+              </w:rPr>
+              <w:t>RESIDENCIALES_URBANOS_Y_RURALES</w:t>
+            </w:r>
+          </w:p>
+        </w:tc>
+      </w:tr>
+      <w:tr>
+        <w:tblPrEx>
+          <w:tblCellMar>
+            <w:top w:w="0" w:type="dxa"/>
+            <w:bottom w:w="0" w:type="dxa"/>
+          </w:tblCellMar>
+        </w:tblPrEx>
+        <w:trPr>
+          <w:trHeight w:hRule="exact" w:val="284"/>
+          <w:jc w:val="center"/>
+        </w:trPr>
+        <w:tc>
+          <w:tcPr>
+            <w:tcW w:w="950" w:type="dxa"/>
+            <w:tcBorders>
+              <w:top w:val="single" w:sz="1" w:space="0" w:color="BFBFBF"/>
+              <w:left w:val="single" w:sz="1" w:space="0" w:color="BFBFBF"/>
+              <w:bottom w:val="single" w:sz="1" w:space="0" w:color="BFBFBF"/>
+              <w:right w:val="single" w:sz="1" w:space="0" w:color="BFBFBF"/>
+            </w:tcBorders>
+            <w:tcMar>
+              <w:top w:w="80" w:type="dxa"/>
+              <w:left w:w="120" w:type="dxa"/>
+              <w:bottom w:w="80" w:type="dxa"/>
+              <w:right w:w="120" w:type="dxa"/>
+            </w:tcMar>
+          </w:tcPr>
+          <w:p>
+            <w:pPr>
+              <w:spacing w:after="0" w:line="240" w:lineRule="auto"/>
+            </w:pPr>
+            <w:r>
+              <w:rPr>
+                <w:sz w:val="20"/>
+                <w:szCs w:val="20"/>
+              </w:rPr>
+              <w:t>2</w:t>
+            </w:r>
+          </w:p>
+        </w:tc>
+        <w:tc>
+          <w:tcPr>
+            <w:tcW w:w="3018" w:type="dxa"/>
+            <w:tcBorders>
+              <w:top w:val="single" w:sz="1" w:space="0" w:color="BFBFBF"/>
+              <w:left w:val="single" w:sz="1" w:space="0" w:color="BFBFBF"/>
+              <w:bottom w:val="single" w:sz="1" w:space="0" w:color="BFBFBF"/>
+              <w:right w:val="single" w:sz="1" w:space="0" w:color="BFBFBF"/>
+            </w:tcBorders>
+            <w:tcMar>
+              <w:top w:w="80" w:type="dxa"/>
+              <w:left w:w="120" w:type="dxa"/>
+              <w:bottom w:w="80" w:type="dxa"/>
+              <w:right w:w="120" w:type="dxa"/>
+            </w:tcMar>
+          </w:tcPr>
+          <w:p>
+            <w:pPr>
+              <w:spacing w:after="0" w:line="240" w:lineRule="auto"/>
+            </w:pPr>
+            <w:r>
+              <w:rPr>
+                <w:rFonts w:ascii="Consolas" w:eastAsia="Consolas" w:hAnsi="Consolas" w:cs="Consolas"/>
+                <w:sz w:val="17"/>
+                <w:szCs w:val="17"/>
+              </w:rPr>
+              <w:t>RECREACIONAL_PUBLICO</w:t>
+            </w:r>
+          </w:p>
+        </w:tc>
+        <w:tc>
+          <w:tcPr>
+            <w:tcW w:w="950" w:type="dxa"/>
+            <w:tcBorders>
+              <w:top w:val="single" w:sz="1" w:space="0" w:color="BFBFBF"/>
+              <w:left w:val="single" w:sz="1" w:space="0" w:color="BFBFBF"/>
+              <w:bottom w:val="single" w:sz="1" w:space="0" w:color="BFBFBF"/>
+              <w:right w:val="single" w:sz="1" w:space="0" w:color="BFBFBF"/>
+            </w:tcBorders>
+            <w:tcMar>
+              <w:top w:w="80" w:type="dxa"/>
+              <w:left w:w="120" w:type="dxa"/>
+              <w:bottom w:w="80" w:type="dxa"/>
+              <w:right w:w="120" w:type="dxa"/>
+            </w:tcMar>
+          </w:tcPr>
+          <w:p>
+            <w:pPr>
+              <w:spacing w:after="0" w:line="240" w:lineRule="auto"/>
+            </w:pPr>
+            <w:r>
+              <w:rPr>
+                <w:sz w:val="20"/>
+                <w:szCs w:val="20"/>
+              </w:rPr>
+              <w:t>62</w:t>
+            </w:r>
+          </w:p>
+        </w:tc>
+        <w:tc>
+          <w:tcPr>
+            <w:tcW w:w="3300" w:type="dxa"/>
+            <w:tcBorders>
+              <w:top w:val="single" w:sz="1" w:space="0" w:color="BFBFBF"/>
+              <w:left w:val="single" w:sz="1" w:space="0" w:color="BFBFBF"/>
+              <w:bottom w:val="single" w:sz="1" w:space="0" w:color="BFBFBF"/>
+              <w:right w:val="single" w:sz="1" w:space="0" w:color="BFBFBF"/>
+            </w:tcBorders>
+            <w:tcMar>
+              <w:top w:w="80" w:type="dxa"/>
+              <w:left w:w="120" w:type="dxa"/>
+              <w:bottom w:w="80" w:type="dxa"/>
+              <w:right w:w="120" w:type="dxa"/>
+            </w:tcMar>
+          </w:tcPr>
+          <w:p>
+            <w:pPr>
+              <w:spacing w:after="0" w:line="240" w:lineRule="auto"/>
+            </w:pPr>
+            <w:r>
+              <w:rPr>
+                <w:rFonts w:ascii="Consolas" w:eastAsia="Consolas" w:hAnsi="Consolas" w:cs="Consolas"/>
+                <w:sz w:val="17"/>
+                <w:szCs w:val="17"/>
+              </w:rPr>
+              <w:t>COMERCIAL</w:t>
+            </w:r>
+          </w:p>
+        </w:tc>
+      </w:tr>
+      <w:tr>
+        <w:tblPrEx>
+          <w:tblCellMar>
+            <w:top w:w="0" w:type="dxa"/>
+            <w:bottom w:w="0" w:type="dxa"/>
+          </w:tblCellMar>
+        </w:tblPrEx>
+        <w:trPr>
+          <w:trHeight w:hRule="exact" w:val="284"/>
+          <w:jc w:val="center"/>
+        </w:trPr>
+        <w:tc>
+          <w:tcPr>
+            <w:tcW w:w="950" w:type="dxa"/>
+            <w:tcBorders>
+              <w:top w:val="single" w:sz="1" w:space="0" w:color="BFBFBF"/>
+              <w:left w:val="single" w:sz="1" w:space="0" w:color="BFBFBF"/>
+              <w:bottom w:val="single" w:sz="1" w:space="0" w:color="BFBFBF"/>
+              <w:right w:val="single" w:sz="1" w:space="0" w:color="BFBFBF"/>
+            </w:tcBorders>
+            <w:tcMar>
+              <w:top w:w="80" w:type="dxa"/>
+              <w:left w:w="120" w:type="dxa"/>
+              <w:bottom w:w="80" w:type="dxa"/>
+              <w:right w:w="120" w:type="dxa"/>
+            </w:tcMar>
+          </w:tcPr>
+          <w:p>
+            <w:pPr>
+              <w:spacing w:after="0" w:line="240" w:lineRule="auto"/>
+            </w:pPr>
+            <w:r>
+              <w:rPr>
+                <w:sz w:val="20"/>
+                <w:szCs w:val="20"/>
+              </w:rPr>
+              <w:t>5</w:t>
+            </w:r>
+          </w:p>
+        </w:tc>
+        <w:tc>
+          <w:tcPr>
+            <w:tcW w:w="3018" w:type="dxa"/>
+            <w:tcBorders>
+              <w:top w:val="single" w:sz="1" w:space="0" w:color="BFBFBF"/>
+              <w:left w:val="single" w:sz="1" w:space="0" w:color="BFBFBF"/>
+              <w:bottom w:val="single" w:sz="1" w:space="0" w:color="BFBFBF"/>
+              <w:right w:val="single" w:sz="1" w:space="0" w:color="BFBFBF"/>
+            </w:tcBorders>
+            <w:tcMar>
+              <w:top w:w="80" w:type="dxa"/>
+              <w:left w:w="120" w:type="dxa"/>
+              <w:bottom w:w="80" w:type="dxa"/>
+              <w:right w:w="120" w:type="dxa"/>
+            </w:tcMar>
+          </w:tcPr>
+          <w:p>
+            <w:pPr>
+              <w:spacing w:after="0" w:line="240" w:lineRule="auto"/>
+            </w:pPr>
+            <w:r>
+              <w:rPr>
+                <w:rFonts w:ascii="Consolas" w:eastAsia="Consolas" w:hAnsi="Consolas" w:cs="Consolas"/>
+                <w:sz w:val="17"/>
+                <w:szCs w:val="17"/>
+              </w:rPr>
+              <w:t>INMOBILIARIO</w:t>
+            </w:r>
+          </w:p>
+        </w:tc>
+        <w:tc>
+          <w:tcPr>
+            <w:tcW w:w="950" w:type="dxa"/>
+            <w:tcBorders>
+              <w:top w:val="single" w:sz="1" w:space="0" w:color="BFBFBF"/>
+              <w:left w:val="single" w:sz="1" w:space="0" w:color="BFBFBF"/>
+              <w:bottom w:val="single" w:sz="1" w:space="0" w:color="BFBFBF"/>
+              <w:right w:val="single" w:sz="1" w:space="0" w:color="BFBFBF"/>
+            </w:tcBorders>
+            <w:tcMar>
+              <w:top w:w="80" w:type="dxa"/>
+              <w:left w:w="120" w:type="dxa"/>
+              <w:bottom w:w="80" w:type="dxa"/>
+              <w:right w:w="120" w:type="dxa"/>
+            </w:tcMar>
+          </w:tcPr>
+          <w:p>
+            <w:pPr>
+              <w:spacing w:after="0" w:line="240" w:lineRule="auto"/>
+            </w:pPr>
+            <w:r>
+              <w:rPr>
+                <w:sz w:val="20"/>
+                <w:szCs w:val="20"/>
+              </w:rPr>
+              <w:t>63</w:t>
+            </w:r>
+          </w:p>
+        </w:tc>
+        <w:tc>
+          <w:tcPr>
+            <w:tcW w:w="3300" w:type="dxa"/>
+            <w:tcBorders>
+              <w:top w:val="single" w:sz="1" w:space="0" w:color="BFBFBF"/>
+              <w:left w:val="single" w:sz="1" w:space="0" w:color="BFBFBF"/>
+              <w:bottom w:val="single" w:sz="1" w:space="0" w:color="BFBFBF"/>
+              <w:right w:val="single" w:sz="1" w:space="0" w:color="BFBFBF"/>
+            </w:tcBorders>
+            <w:tcMar>
+              <w:top w:w="80" w:type="dxa"/>
+              <w:left w:w="120" w:type="dxa"/>
+              <w:bottom w:w="80" w:type="dxa"/>
+              <w:right w:w="120" w:type="dxa"/>
+            </w:tcMar>
+          </w:tcPr>
+          <w:p>
+            <w:pPr>
+              <w:spacing w:after="0" w:line="240" w:lineRule="auto"/>
+            </w:pPr>
+            <w:r>
+              <w:rPr>
+                <w:rFonts w:ascii="Consolas" w:eastAsia="Consolas" w:hAnsi="Consolas" w:cs="Consolas"/>
+                <w:sz w:val="17"/>
+                <w:szCs w:val="17"/>
+              </w:rPr>
+              <w:t>FINANCIERO</w:t>
+            </w:r>
+          </w:p>
+        </w:tc>
+      </w:tr>
+      <w:tr>
+        <w:tblPrEx>
+          <w:tblCellMar>
+            <w:top w:w="0" w:type="dxa"/>
+            <w:bottom w:w="0" w:type="dxa"/>
+          </w:tblCellMar>
+        </w:tblPrEx>
+        <w:trPr>
+          <w:trHeight w:hRule="exact" w:val="284"/>
+          <w:jc w:val="center"/>
+        </w:trPr>
+        <w:tc>
+          <w:tcPr>
+            <w:tcW w:w="950" w:type="dxa"/>
+            <w:tcBorders>
+              <w:top w:val="single" w:sz="1" w:space="0" w:color="BFBFBF"/>
+              <w:left w:val="single" w:sz="1" w:space="0" w:color="BFBFBF"/>
+              <w:bottom w:val="single" w:sz="1" w:space="0" w:color="BFBFBF"/>
+              <w:right w:val="single" w:sz="1" w:space="0" w:color="BFBFBF"/>
+            </w:tcBorders>
+            <w:tcMar>
+              <w:top w:w="80" w:type="dxa"/>
+              <w:left w:w="120" w:type="dxa"/>
+              <w:bottom w:w="80" w:type="dxa"/>
+              <w:right w:w="120" w:type="dxa"/>
+            </w:tcMar>
+          </w:tcPr>
+          <w:p>
+            <w:pPr>
+              <w:spacing w:after="0" w:line="240" w:lineRule="auto"/>
+            </w:pPr>
+            <w:r>
+              <w:rPr>
+                <w:sz w:val="20"/>
+                <w:szCs w:val="20"/>
+              </w:rPr>
+              <w:t>7</w:t>
+            </w:r>
+          </w:p>
+        </w:tc>
+        <w:tc>
+          <w:tcPr>
+            <w:tcW w:w="3018" w:type="dxa"/>
+            <w:tcBorders>
+              <w:top w:val="single" w:sz="1" w:space="0" w:color="BFBFBF"/>
+              <w:left w:val="single" w:sz="1" w:space="0" w:color="BFBFBF"/>
+              <w:bottom w:val="single" w:sz="1" w:space="0" w:color="BFBFBF"/>
+              <w:right w:val="single" w:sz="1" w:space="0" w:color="BFBFBF"/>
+            </w:tcBorders>
+            <w:tcMar>
+              <w:top w:w="80" w:type="dxa"/>
+              <w:left w:w="120" w:type="dxa"/>
+              <w:bottom w:w="80" w:type="dxa"/>
+              <w:right w:w="120" w:type="dxa"/>
+            </w:tcMar>
+          </w:tcPr>
+          <w:p>
+            <w:pPr>
+              <w:spacing w:after="0" w:line="240" w:lineRule="auto"/>
+            </w:pPr>
+            <w:r>
+              <w:rPr>
+                <w:rFonts w:ascii="Consolas" w:eastAsia="Consolas" w:hAnsi="Consolas" w:cs="Consolas"/>
+                <w:sz w:val="17"/>
+                <w:szCs w:val="17"/>
+              </w:rPr>
+              <w:t>MINEROS</w:t>
+            </w:r>
+          </w:p>
+        </w:tc>
+        <w:tc>
+          <w:tcPr>
+            <w:tcW w:w="950" w:type="dxa"/>
+            <w:tcBorders>
+              <w:top w:val="single" w:sz="1" w:space="0" w:color="BFBFBF"/>
+              <w:left w:val="single" w:sz="1" w:space="0" w:color="BFBFBF"/>
+              <w:bottom w:val="single" w:sz="1" w:space="0" w:color="BFBFBF"/>
+              <w:right w:val="single" w:sz="1" w:space="0" w:color="BFBFBF"/>
+            </w:tcBorders>
+            <w:tcMar>
+              <w:top w:w="80" w:type="dxa"/>
+              <w:left w:w="120" w:type="dxa"/>
+              <w:bottom w:w="80" w:type="dxa"/>
+              <w:right w:w="120" w:type="dxa"/>
+            </w:tcMar>
+          </w:tcPr>
+          <w:p>
+            <w:pPr>
+              <w:spacing w:after="0" w:line="240" w:lineRule="auto"/>
+            </w:pPr>
+            <w:r>
+              <w:rPr>
+                <w:sz w:val="20"/>
+                <w:szCs w:val="20"/>
+              </w:rPr>
+              <w:t>64</w:t>
+            </w:r>
+          </w:p>
+        </w:tc>
+        <w:tc>
+          <w:tcPr>
+            <w:tcW w:w="3300" w:type="dxa"/>
+            <w:tcBorders>
+              <w:top w:val="single" w:sz="1" w:space="0" w:color="BFBFBF"/>
+              <w:left w:val="single" w:sz="1" w:space="0" w:color="BFBFBF"/>
+              <w:bottom w:val="single" w:sz="1" w:space="0" w:color="BFBFBF"/>
+              <w:right w:val="single" w:sz="1" w:space="0" w:color="BFBFBF"/>
+            </w:tcBorders>
+            <w:tcMar>
+              <w:top w:w="80" w:type="dxa"/>
+              <w:left w:w="120" w:type="dxa"/>
+              <w:bottom w:w="80" w:type="dxa"/>
+              <w:right w:w="120" w:type="dxa"/>
+            </w:tcMar>
+          </w:tcPr>
+          <w:p>
+            <w:pPr>
+              <w:spacing w:after="0" w:line="240" w:lineRule="auto"/>
+            </w:pPr>
+            <w:r>
+              <w:rPr>
+                <w:rFonts w:ascii="Consolas" w:eastAsia="Consolas" w:hAnsi="Consolas" w:cs="Consolas"/>
+                <w:sz w:val="17"/>
+                <w:szCs w:val="17"/>
+              </w:rPr>
+              <w:t>INDUSTRIAL</w:t>
+            </w:r>
+          </w:p>
+        </w:tc>
+      </w:tr>
+      <w:tr>
+        <w:tblPrEx>
+          <w:tblCellMar>
+            <w:top w:w="0" w:type="dxa"/>
+            <w:bottom w:w="0" w:type="dxa"/>
+          </w:tblCellMar>
+        </w:tblPrEx>
+        <w:trPr>
+          <w:trHeight w:hRule="exact" w:val="284"/>
+          <w:jc w:val="center"/>
+        </w:trPr>
+        <w:tc>
+          <w:tcPr>
+            <w:tcW w:w="950" w:type="dxa"/>
+            <w:tcBorders>
+              <w:top w:val="single" w:sz="1" w:space="0" w:color="BFBFBF"/>
+              <w:left w:val="single" w:sz="1" w:space="0" w:color="BFBFBF"/>
+              <w:bottom w:val="single" w:sz="1" w:space="0" w:color="BFBFBF"/>
+              <w:right w:val="single" w:sz="1" w:space="0" w:color="BFBFBF"/>
+            </w:tcBorders>
+            <w:tcMar>
+              <w:top w:w="80" w:type="dxa"/>
+              <w:left w:w="120" w:type="dxa"/>
+              <w:bottom w:w="80" w:type="dxa"/>
+              <w:right w:w="120" w:type="dxa"/>
+            </w:tcMar>
+          </w:tcPr>
+          <w:p>
+            <w:pPr>
+              <w:spacing w:after="0" w:line="240" w:lineRule="auto"/>
+            </w:pPr>
+            <w:r>
+              <w:rPr>
+                <w:sz w:val="20"/>
+                <w:szCs w:val="20"/>
+              </w:rPr>
+              <w:t>9</w:t>
+            </w:r>
+          </w:p>
+        </w:tc>
+        <w:tc>
+          <w:tcPr>
+            <w:tcW w:w="3018" w:type="dxa"/>
+            <w:tcBorders>
+              <w:top w:val="single" w:sz="1" w:space="0" w:color="BFBFBF"/>
+              <w:left w:val="single" w:sz="1" w:space="0" w:color="BFBFBF"/>
+              <w:bottom w:val="single" w:sz="1" w:space="0" w:color="BFBFBF"/>
+              <w:right w:val="single" w:sz="1" w:space="0" w:color="BFBFBF"/>
+            </w:tcBorders>
+            <w:tcMar>
+              <w:top w:w="80" w:type="dxa"/>
+              <w:left w:w="120" w:type="dxa"/>
+              <w:bottom w:w="80" w:type="dxa"/>
+              <w:right w:w="120" w:type="dxa"/>
+            </w:tcMar>
+          </w:tcPr>
+          <w:p>
+            <w:pPr>
+              <w:spacing w:after="0" w:line="240" w:lineRule="auto"/>
+            </w:pPr>
+            <w:r>
+              <w:rPr>
+                <w:rFonts w:ascii="Consolas" w:eastAsia="Consolas" w:hAnsi="Consolas" w:cs="Consolas"/>
+                <w:sz w:val="17"/>
+                <w:szCs w:val="17"/>
+              </w:rPr>
+              <w:t>INDUSTRIAL_PRIVADO</w:t>
+            </w:r>
+          </w:p>
+        </w:tc>
+        <w:tc>
+          <w:tcPr>
+            <w:tcW w:w="950" w:type="dxa"/>
+            <w:tcBorders>
+              <w:top w:val="single" w:sz="1" w:space="0" w:color="BFBFBF"/>
+              <w:left w:val="single" w:sz="1" w:space="0" w:color="BFBFBF"/>
+              <w:bottom w:val="single" w:sz="1" w:space="0" w:color="BFBFBF"/>
+              <w:right w:val="single" w:sz="1" w:space="0" w:color="BFBFBF"/>
+            </w:tcBorders>
+            <w:tcMar>
+              <w:top w:w="80" w:type="dxa"/>
+              <w:left w:w="120" w:type="dxa"/>
+              <w:bottom w:w="80" w:type="dxa"/>
+              <w:right w:w="120" w:type="dxa"/>
+            </w:tcMar>
+          </w:tcPr>
+          <w:p>
+            <w:pPr>
+              <w:spacing w:after="0" w:line="240" w:lineRule="auto"/>
+            </w:pPr>
+            <w:r>
+              <w:rPr>
+                <w:sz w:val="20"/>
+                <w:szCs w:val="20"/>
+              </w:rPr>
+              <w:t>65</w:t>
+            </w:r>
+          </w:p>
+        </w:tc>
+        <w:tc>
+          <w:tcPr>
+            <w:tcW w:w="3300" w:type="dxa"/>
+            <w:tcBorders>
+              <w:top w:val="single" w:sz="1" w:space="0" w:color="BFBFBF"/>
+              <w:left w:val="single" w:sz="1" w:space="0" w:color="BFBFBF"/>
+              <w:bottom w:val="single" w:sz="1" w:space="0" w:color="BFBFBF"/>
+              <w:right w:val="single" w:sz="1" w:space="0" w:color="BFBFBF"/>
+            </w:tcBorders>
+            <w:tcMar>
+              <w:top w:w="80" w:type="dxa"/>
+              <w:left w:w="120" w:type="dxa"/>
+              <w:bottom w:w="80" w:type="dxa"/>
+              <w:right w:w="120" w:type="dxa"/>
+            </w:tcMar>
+          </w:tcPr>
+          <w:p>
+            <w:pPr>
+              <w:spacing w:after="0" w:line="240" w:lineRule="auto"/>
+            </w:pPr>
+            <w:r>
+              <w:rPr>
+                <w:rFonts w:ascii="Consolas" w:eastAsia="Consolas" w:hAnsi="Consolas" w:cs="Consolas"/>
+                <w:sz w:val="17"/>
+                <w:szCs w:val="17"/>
+              </w:rPr>
+              <w:t>DEPOSITOS_Y_PARQUEADEROS</w:t>
+            </w:r>
+          </w:p>
+        </w:tc>
+      </w:tr>
+      <w:tr>
+        <w:tblPrEx>
+          <w:tblCellMar>
+            <w:top w:w="0" w:type="dxa"/>
+            <w:bottom w:w="0" w:type="dxa"/>
+          </w:tblCellMar>
+        </w:tblPrEx>
+        <w:trPr>
+          <w:trHeight w:hRule="exact" w:val="284"/>
+          <w:jc w:val="center"/>
+        </w:trPr>
+        <w:tc>
+          <w:tcPr>
+            <w:tcW w:w="950" w:type="dxa"/>
+            <w:tcBorders>
+              <w:top w:val="single" w:sz="1" w:space="0" w:color="BFBFBF"/>
+              <w:left w:val="single" w:sz="1" w:space="0" w:color="BFBFBF"/>
+              <w:bottom w:val="single" w:sz="1" w:space="0" w:color="BFBFBF"/>
+              <w:right w:val="single" w:sz="1" w:space="0" w:color="BFBFBF"/>
+            </w:tcBorders>
+            <w:tcMar>
+              <w:top w:w="80" w:type="dxa"/>
+              <w:left w:w="120" w:type="dxa"/>
+              <w:bottom w:w="80" w:type="dxa"/>
+              <w:right w:w="120" w:type="dxa"/>
+            </w:tcMar>
+          </w:tcPr>
+          <w:p>
+            <w:pPr>
+              <w:spacing w:after="0" w:line="240" w:lineRule="auto"/>
+            </w:pPr>
+            <w:r>
+              <w:rPr>
+                <w:sz w:val="20"/>
+                <w:szCs w:val="20"/>
+              </w:rPr>
+              <w:t>10</w:t>
+            </w:r>
+          </w:p>
+        </w:tc>
+        <w:tc>
+          <w:tcPr>
+            <w:tcW w:w="3018" w:type="dxa"/>
+            <w:tcBorders>
+              <w:top w:val="single" w:sz="1" w:space="0" w:color="BFBFBF"/>
+              <w:left w:val="single" w:sz="1" w:space="0" w:color="BFBFBF"/>
+              <w:bottom w:val="single" w:sz="1" w:space="0" w:color="BFBFBF"/>
+              <w:right w:val="single" w:sz="1" w:space="0" w:color="BFBFBF"/>
+            </w:tcBorders>
+            <w:tcMar>
+              <w:top w:w="80" w:type="dxa"/>
+              <w:left w:w="120" w:type="dxa"/>
+              <w:bottom w:w="80" w:type="dxa"/>
+              <w:right w:w="120" w:type="dxa"/>
+            </w:tcMar>
+          </w:tcPr>
+          <w:p>
+            <w:pPr>
+              <w:spacing w:after="0" w:line="240" w:lineRule="auto"/>
+            </w:pPr>
+            <w:r>
+              <w:rPr>
+                <w:rFonts w:ascii="Consolas" w:eastAsia="Consolas" w:hAnsi="Consolas" w:cs="Consolas"/>
+                <w:sz w:val="17"/>
+                <w:szCs w:val="17"/>
+              </w:rPr>
+              <w:t>RECREACIONAL_PRIVADO</w:t>
+            </w:r>
+          </w:p>
+        </w:tc>
+        <w:tc>
+          <w:tcPr>
+            <w:tcW w:w="950" w:type="dxa"/>
+            <w:tcBorders>
+              <w:top w:val="single" w:sz="1" w:space="0" w:color="BFBFBF"/>
+              <w:left w:val="single" w:sz="1" w:space="0" w:color="BFBFBF"/>
+              <w:bottom w:val="single" w:sz="1" w:space="0" w:color="BFBFBF"/>
+              <w:right w:val="single" w:sz="1" w:space="0" w:color="BFBFBF"/>
+            </w:tcBorders>
+            <w:tcMar>
+              <w:top w:w="80" w:type="dxa"/>
+              <w:left w:w="120" w:type="dxa"/>
+              <w:bottom w:w="80" w:type="dxa"/>
+              <w:right w:w="120" w:type="dxa"/>
+            </w:tcMar>
+          </w:tcPr>
+          <w:p>
+            <w:pPr>
+              <w:spacing w:after="0" w:line="240" w:lineRule="auto"/>
+            </w:pPr>
+            <w:r>
+              <w:rPr>
+                <w:sz w:val="20"/>
+                <w:szCs w:val="20"/>
+              </w:rPr>
+              <w:t>66</w:t>
+            </w:r>
+          </w:p>
+        </w:tc>
+        <w:tc>
+          <w:tcPr>
+            <w:tcW w:w="3300" w:type="dxa"/>
+            <w:tcBorders>
+              <w:top w:val="single" w:sz="1" w:space="0" w:color="BFBFBF"/>
+              <w:left w:val="single" w:sz="1" w:space="0" w:color="BFBFBF"/>
+              <w:bottom w:val="single" w:sz="1" w:space="0" w:color="BFBFBF"/>
+              <w:right w:val="single" w:sz="1" w:space="0" w:color="BFBFBF"/>
+            </w:tcBorders>
+            <w:tcMar>
+              <w:top w:w="80" w:type="dxa"/>
+              <w:left w:w="120" w:type="dxa"/>
+              <w:bottom w:w="80" w:type="dxa"/>
+              <w:right w:w="120" w:type="dxa"/>
+            </w:tcMar>
+          </w:tcPr>
+          <w:p>
+            <w:pPr>
+              <w:spacing w:after="0" w:line="240" w:lineRule="auto"/>
+            </w:pPr>
+            <w:r>
+              <w:rPr>
+                <w:rFonts w:ascii="Consolas" w:eastAsia="Consolas" w:hAnsi="Consolas" w:cs="Consolas"/>
+                <w:sz w:val="17"/>
+                <w:szCs w:val="17"/>
+              </w:rPr>
+              <w:t>DOTACIONAL</w:t>
+            </w:r>
+          </w:p>
+        </w:tc>
+      </w:tr>
+      <w:tr>
+        <w:tblPrEx>
+          <w:tblCellMar>
+            <w:top w:w="0" w:type="dxa"/>
+            <w:bottom w:w="0" w:type="dxa"/>
+          </w:tblCellMar>
+        </w:tblPrEx>
+        <w:trPr>
+          <w:trHeight w:hRule="exact" w:val="284"/>
+          <w:jc w:val="center"/>
+        </w:trPr>
+        <w:tc>
+          <w:tcPr>
+            <w:tcW w:w="950" w:type="dxa"/>
+            <w:tcBorders>
+              <w:top w:val="single" w:sz="1" w:space="0" w:color="BFBFBF"/>
+              <w:left w:val="single" w:sz="1" w:space="0" w:color="BFBFBF"/>
+              <w:bottom w:val="single" w:sz="1" w:space="0" w:color="BFBFBF"/>
+              <w:right w:val="single" w:sz="1" w:space="0" w:color="BFBFBF"/>
+            </w:tcBorders>
+            <w:tcMar>
+              <w:top w:w="80" w:type="dxa"/>
+              <w:left w:w="120" w:type="dxa"/>
+              <w:bottom w:w="80" w:type="dxa"/>
+              <w:right w:w="120" w:type="dxa"/>
+            </w:tcMar>
+          </w:tcPr>
+          <w:p>
+            <w:pPr>
+              <w:spacing w:after="0" w:line="240" w:lineRule="auto"/>
+            </w:pPr>
+            <w:r>
+              <w:rPr>
+                <w:sz w:val="20"/>
+                <w:szCs w:val="20"/>
+              </w:rPr>
+              <w:t>11</w:t>
+            </w:r>
+          </w:p>
+        </w:tc>
+        <w:tc>
+          <w:tcPr>
+            <w:tcW w:w="3018" w:type="dxa"/>
+            <w:tcBorders>
+              <w:top w:val="single" w:sz="1" w:space="0" w:color="BFBFBF"/>
+              <w:left w:val="single" w:sz="1" w:space="0" w:color="BFBFBF"/>
+              <w:bottom w:val="single" w:sz="1" w:space="0" w:color="BFBFBF"/>
+              <w:right w:val="single" w:sz="1" w:space="0" w:color="BFBFBF"/>
+            </w:tcBorders>
+            <w:tcMar>
+              <w:top w:w="80" w:type="dxa"/>
+              <w:left w:w="120" w:type="dxa"/>
+              <w:bottom w:w="80" w:type="dxa"/>
+              <w:right w:w="120" w:type="dxa"/>
+            </w:tcMar>
+          </w:tcPr>
+          <w:p>
+            <w:pPr>
+              <w:spacing w:after="0" w:line="240" w:lineRule="auto"/>
+            </w:pPr>
+            <w:r>
+              <w:rPr>
+                <w:rFonts w:ascii="Consolas" w:eastAsia="Consolas" w:hAnsi="Consolas" w:cs="Consolas"/>
+                <w:sz w:val="17"/>
+                <w:szCs w:val="17"/>
+              </w:rPr>
+              <w:t>PECUARIO</w:t>
+            </w:r>
+          </w:p>
+        </w:tc>
+        <w:tc>
+          <w:tcPr>
+            <w:tcW w:w="950" w:type="dxa"/>
+            <w:tcBorders>
+              <w:top w:val="single" w:sz="1" w:space="0" w:color="BFBFBF"/>
+              <w:left w:val="single" w:sz="1" w:space="0" w:color="BFBFBF"/>
+              <w:bottom w:val="single" w:sz="1" w:space="0" w:color="BFBFBF"/>
+              <w:right w:val="single" w:sz="1" w:space="0" w:color="BFBFBF"/>
+            </w:tcBorders>
+            <w:tcMar>
+              <w:top w:w="80" w:type="dxa"/>
+              <w:left w:w="120" w:type="dxa"/>
+              <w:bottom w:w="80" w:type="dxa"/>
+              <w:right w:w="120" w:type="dxa"/>
+            </w:tcMar>
+          </w:tcPr>
+          <w:p>
+            <w:pPr>
+              <w:spacing w:after="0" w:line="240" w:lineRule="auto"/>
+            </w:pPr>
+            <w:r>
+              <w:rPr>
+                <w:sz w:val="20"/>
+                <w:szCs w:val="20"/>
+              </w:rPr>
+              <w:t>67</w:t>
+            </w:r>
+          </w:p>
+        </w:tc>
+        <w:tc>
+          <w:tcPr>
+            <w:tcW w:w="3300" w:type="dxa"/>
+            <w:tcBorders>
+              <w:top w:val="single" w:sz="1" w:space="0" w:color="BFBFBF"/>
+              <w:left w:val="single" w:sz="1" w:space="0" w:color="BFBFBF"/>
+              <w:bottom w:val="single" w:sz="1" w:space="0" w:color="BFBFBF"/>
+              <w:right w:val="single" w:sz="1" w:space="0" w:color="BFBFBF"/>
+            </w:tcBorders>
+            <w:tcMar>
+              <w:top w:w="80" w:type="dxa"/>
+              <w:left w:w="120" w:type="dxa"/>
+              <w:bottom w:w="80" w:type="dxa"/>
+              <w:right w:w="120" w:type="dxa"/>
+            </w:tcMar>
+          </w:tcPr>
+          <w:p>
+            <w:pPr>
+              <w:spacing w:after="0" w:line="240" w:lineRule="auto"/>
+            </w:pPr>
+            <w:r>
+              <w:rPr>
+                <w:rFonts w:ascii="Consolas" w:eastAsia="Consolas" w:hAnsi="Consolas" w:cs="Consolas"/>
+                <w:sz w:val="17"/>
+                <w:szCs w:val="17"/>
+              </w:rPr>
+              <w:t>URBANIZABLES_NO_URBANIZADOS</w:t>
+            </w:r>
+          </w:p>
+        </w:tc>
+      </w:tr>
+      <w:tr>
+        <w:tblPrEx>
+          <w:tblCellMar>
+            <w:top w:w="0" w:type="dxa"/>
+            <w:bottom w:w="0" w:type="dxa"/>
+          </w:tblCellMar>
+        </w:tblPrEx>
+        <w:trPr>
+          <w:trHeight w:hRule="exact" w:val="284"/>
+          <w:jc w:val="center"/>
+        </w:trPr>
+        <w:tc>
+          <w:tcPr>
+            <w:tcW w:w="950" w:type="dxa"/>
+            <w:tcBorders>
+              <w:top w:val="single" w:sz="1" w:space="0" w:color="BFBFBF"/>
+              <w:left w:val="single" w:sz="1" w:space="0" w:color="BFBFBF"/>
+              <w:bottom w:val="single" w:sz="1" w:space="0" w:color="BFBFBF"/>
+              <w:right w:val="single" w:sz="1" w:space="0" w:color="BFBFBF"/>
+            </w:tcBorders>
+            <w:tcMar>
+              <w:top w:w="80" w:type="dxa"/>
+              <w:left w:w="120" w:type="dxa"/>
+              <w:bottom w:w="80" w:type="dxa"/>
+              <w:right w:w="120" w:type="dxa"/>
+            </w:tcMar>
+          </w:tcPr>
+          <w:p>
+            <w:pPr>
+              <w:spacing w:after="0" w:line="240" w:lineRule="auto"/>
+            </w:pPr>
+            <w:r>
+              <w:rPr>
+                <w:sz w:val="20"/>
+                <w:szCs w:val="20"/>
+              </w:rPr>
+              <w:t>14</w:t>
+            </w:r>
+          </w:p>
+        </w:tc>
+        <w:tc>
+          <w:tcPr>
+            <w:tcW w:w="3018" w:type="dxa"/>
+            <w:tcBorders>
+              <w:top w:val="single" w:sz="1" w:space="0" w:color="BFBFBF"/>
+              <w:left w:val="single" w:sz="1" w:space="0" w:color="BFBFBF"/>
+              <w:bottom w:val="single" w:sz="1" w:space="0" w:color="BFBFBF"/>
+              <w:right w:val="single" w:sz="1" w:space="0" w:color="BFBFBF"/>
+            </w:tcBorders>
+            <w:tcMar>
+              <w:top w:w="80" w:type="dxa"/>
+              <w:left w:w="120" w:type="dxa"/>
+              <w:bottom w:w="80" w:type="dxa"/>
+              <w:right w:w="120" w:type="dxa"/>
+            </w:tcMar>
+          </w:tcPr>
+          <w:p>
+            <w:pPr>
+              <w:spacing w:after="0" w:line="240" w:lineRule="auto"/>
+            </w:pPr>
+            <w:r>
+              <w:rPr>
+                <w:rFonts w:ascii="Consolas" w:eastAsia="Consolas" w:hAnsi="Consolas" w:cs="Consolas"/>
+                <w:sz w:val="17"/>
+                <w:szCs w:val="17"/>
+              </w:rPr>
+              <w:t>AGRO_INDUSTRIAL</w:t>
+            </w:r>
+          </w:p>
+        </w:tc>
+        <w:tc>
+          <w:tcPr>
+            <w:tcW w:w="950" w:type="dxa"/>
+            <w:tcBorders>
+              <w:top w:val="single" w:sz="1" w:space="0" w:color="BFBFBF"/>
+              <w:left w:val="single" w:sz="1" w:space="0" w:color="BFBFBF"/>
+              <w:bottom w:val="single" w:sz="1" w:space="0" w:color="BFBFBF"/>
+              <w:right w:val="single" w:sz="1" w:space="0" w:color="BFBFBF"/>
+            </w:tcBorders>
+            <w:tcMar>
+              <w:top w:w="80" w:type="dxa"/>
+              <w:left w:w="120" w:type="dxa"/>
+              <w:bottom w:w="80" w:type="dxa"/>
+              <w:right w:w="120" w:type="dxa"/>
+            </w:tcMar>
+          </w:tcPr>
+          <w:p>
+            <w:pPr>
+              <w:spacing w:after="0" w:line="240" w:lineRule="auto"/>
+            </w:pPr>
+            <w:r>
+              <w:rPr>
+                <w:sz w:val="20"/>
+                <w:szCs w:val="20"/>
+              </w:rPr>
+              <w:t>68</w:t>
+            </w:r>
+          </w:p>
+        </w:tc>
+        <w:tc>
+          <w:tcPr>
+            <w:tcW w:w="3300" w:type="dxa"/>
+            <w:tcBorders>
+              <w:top w:val="single" w:sz="1" w:space="0" w:color="BFBFBF"/>
+              <w:left w:val="single" w:sz="1" w:space="0" w:color="BFBFBF"/>
+              <w:bottom w:val="single" w:sz="1" w:space="0" w:color="BFBFBF"/>
+              <w:right w:val="single" w:sz="1" w:space="0" w:color="BFBFBF"/>
+            </w:tcBorders>
+            <w:tcMar>
+              <w:top w:w="80" w:type="dxa"/>
+              <w:left w:w="120" w:type="dxa"/>
+              <w:bottom w:w="80" w:type="dxa"/>
+              <w:right w:w="120" w:type="dxa"/>
+            </w:tcMar>
+          </w:tcPr>
+          <w:p>
+            <w:pPr>
+              <w:spacing w:after="0" w:line="240" w:lineRule="auto"/>
+            </w:pPr>
+            <w:r>
+              <w:rPr>
+                <w:rFonts w:ascii="Consolas" w:eastAsia="Consolas" w:hAnsi="Consolas" w:cs="Consolas"/>
+                <w:sz w:val="17"/>
+                <w:szCs w:val="17"/>
+              </w:rPr>
+              <w:t>RURAL_NO_URBANIZABLE</w:t>
+            </w:r>
+          </w:p>
+        </w:tc>
+      </w:tr>
+      <w:tr>
+        <w:tblPrEx>
+          <w:tblCellMar>
+            <w:top w:w="0" w:type="dxa"/>
+            <w:bottom w:w="0" w:type="dxa"/>
+          </w:tblCellMar>
+        </w:tblPrEx>
+        <w:trPr>
+          <w:trHeight w:hRule="exact" w:val="284"/>
+          <w:jc w:val="center"/>
+        </w:trPr>
+        <w:tc>
+          <w:tcPr>
+            <w:tcW w:w="950" w:type="dxa"/>
+            <w:tcBorders>
+              <w:top w:val="single" w:sz="1" w:space="0" w:color="BFBFBF"/>
+              <w:left w:val="single" w:sz="1" w:space="0" w:color="BFBFBF"/>
+              <w:bottom w:val="single" w:sz="1" w:space="0" w:color="BFBFBF"/>
+              <w:right w:val="single" w:sz="1" w:space="0" w:color="BFBFBF"/>
+            </w:tcBorders>
+            <w:tcMar>
+              <w:top w:w="80" w:type="dxa"/>
+              <w:left w:w="120" w:type="dxa"/>
+              <w:bottom w:w="80" w:type="dxa"/>
+              <w:right w:w="120" w:type="dxa"/>
+            </w:tcMar>
+          </w:tcPr>
+          <w:p>
+            <w:pPr>
+              <w:spacing w:after="0" w:line="240" w:lineRule="auto"/>
+            </w:pPr>
+            <w:r>
+              <w:rPr>
+                <w:sz w:val="20"/>
+                <w:szCs w:val="20"/>
+              </w:rPr>
+              <w:t>20</w:t>
+            </w:r>
+          </w:p>
+        </w:tc>
+        <w:tc>
+          <w:tcPr>
+            <w:tcW w:w="3018" w:type="dxa"/>
+            <w:tcBorders>
+              <w:top w:val="single" w:sz="1" w:space="0" w:color="BFBFBF"/>
+              <w:left w:val="single" w:sz="1" w:space="0" w:color="BFBFBF"/>
+              <w:bottom w:val="single" w:sz="1" w:space="0" w:color="BFBFBF"/>
+              <w:right w:val="single" w:sz="1" w:space="0" w:color="BFBFBF"/>
+            </w:tcBorders>
+            <w:tcMar>
+              <w:top w:w="80" w:type="dxa"/>
+              <w:left w:w="120" w:type="dxa"/>
+              <w:bottom w:w="80" w:type="dxa"/>
+              <w:right w:w="120" w:type="dxa"/>
+            </w:tcMar>
+          </w:tcPr>
+          <w:p>
+            <w:pPr>
+              <w:spacing w:after="0" w:line="240" w:lineRule="auto"/>
+            </w:pPr>
+            <w:r>
+              <w:rPr>
+                <w:rFonts w:ascii="Consolas" w:eastAsia="Consolas" w:hAnsi="Consolas" w:cs="Consolas"/>
+                <w:sz w:val="17"/>
+                <w:szCs w:val="17"/>
+              </w:rPr>
+              <w:t>AGRO_FORESTAL</w:t>
+            </w:r>
+          </w:p>
+        </w:tc>
+        <w:tc>
+          <w:tcPr>
+            <w:tcW w:w="950" w:type="dxa"/>
+            <w:tcBorders>
+              <w:top w:val="single" w:sz="1" w:space="0" w:color="BFBFBF"/>
+              <w:left w:val="single" w:sz="1" w:space="0" w:color="BFBFBF"/>
+              <w:bottom w:val="single" w:sz="1" w:space="0" w:color="BFBFBF"/>
+              <w:right w:val="single" w:sz="1" w:space="0" w:color="BFBFBF"/>
+            </w:tcBorders>
+            <w:tcMar>
+              <w:top w:w="80" w:type="dxa"/>
+              <w:left w:w="120" w:type="dxa"/>
+              <w:bottom w:w="80" w:type="dxa"/>
+              <w:right w:w="120" w:type="dxa"/>
+            </w:tcMar>
+          </w:tcPr>
+          <w:p>
+            <w:pPr>
+              <w:spacing w:after="0" w:line="240" w:lineRule="auto"/>
+            </w:pPr>
+            <w:r>
+              <w:rPr>
+                <w:sz w:val="20"/>
+                <w:szCs w:val="20"/>
+              </w:rPr>
+              <w:t>69</w:t>
+            </w:r>
+          </w:p>
+        </w:tc>
+        <w:tc>
+          <w:tcPr>
+            <w:tcW w:w="3300" w:type="dxa"/>
+            <w:tcBorders>
+              <w:top w:val="single" w:sz="1" w:space="0" w:color="BFBFBF"/>
+              <w:left w:val="single" w:sz="1" w:space="0" w:color="BFBFBF"/>
+              <w:bottom w:val="single" w:sz="1" w:space="0" w:color="BFBFBF"/>
+              <w:right w:val="single" w:sz="1" w:space="0" w:color="BFBFBF"/>
+            </w:tcBorders>
+            <w:tcMar>
+              <w:top w:w="80" w:type="dxa"/>
+              <w:left w:w="120" w:type="dxa"/>
+              <w:bottom w:w="80" w:type="dxa"/>
+              <w:right w:w="120" w:type="dxa"/>
+            </w:tcMar>
+          </w:tcPr>
+          <w:p>
+            <w:pPr>
+              <w:spacing w:after="0" w:line="240" w:lineRule="auto"/>
+            </w:pPr>
+            <w:r>
+              <w:rPr>
+                <w:rFonts w:ascii="Consolas" w:eastAsia="Consolas" w:hAnsi="Consolas" w:cs="Consolas"/>
+                <w:sz w:val="17"/>
+                <w:szCs w:val="17"/>
+              </w:rPr>
+              <w:t>RURAL_URBANIZABLE</w:t>
+            </w:r>
+          </w:p>
+        </w:tc>
+      </w:tr>
+      <w:tr>
+        <w:tblPrEx>
+          <w:tblCellMar>
+            <w:top w:w="0" w:type="dxa"/>
+            <w:bottom w:w="0" w:type="dxa"/>
+          </w:tblCellMar>
+        </w:tblPrEx>
+        <w:trPr>
+          <w:trHeight w:hRule="exact" w:val="284"/>
+          <w:jc w:val="center"/>
+        </w:trPr>
+        <w:tc>
+          <w:tcPr>
+            <w:tcW w:w="950" w:type="dxa"/>
+            <w:tcBorders>
+              <w:top w:val="single" w:sz="1" w:space="0" w:color="BFBFBF"/>
+              <w:left w:val="single" w:sz="1" w:space="0" w:color="BFBFBF"/>
+              <w:bottom w:val="single" w:sz="1" w:space="0" w:color="BFBFBF"/>
+              <w:right w:val="single" w:sz="1" w:space="0" w:color="BFBFBF"/>
+            </w:tcBorders>
+            <w:tcMar>
+              <w:top w:w="80" w:type="dxa"/>
+              <w:left w:w="120" w:type="dxa"/>
+              <w:bottom w:w="80" w:type="dxa"/>
+              <w:right w:w="120" w:type="dxa"/>
+            </w:tcMar>
+          </w:tcPr>
+          <w:p>
+            <w:pPr>
+              <w:spacing w:after="0" w:line="240" w:lineRule="auto"/>
+            </w:pPr>
+            <w:r>
+              <w:rPr>
+                <w:sz w:val="20"/>
+                <w:szCs w:val="20"/>
+              </w:rPr>
+              <w:t>22</w:t>
+            </w:r>
+          </w:p>
+        </w:tc>
+        <w:tc>
+          <w:tcPr>
+            <w:tcW w:w="3018" w:type="dxa"/>
+            <w:tcBorders>
+              <w:top w:val="single" w:sz="1" w:space="0" w:color="BFBFBF"/>
+              <w:left w:val="single" w:sz="1" w:space="0" w:color="BFBFBF"/>
+              <w:bottom w:val="single" w:sz="1" w:space="0" w:color="BFBFBF"/>
+              <w:right w:val="single" w:sz="1" w:space="0" w:color="BFBFBF"/>
+            </w:tcBorders>
+            <w:tcMar>
+              <w:top w:w="80" w:type="dxa"/>
+              <w:left w:w="120" w:type="dxa"/>
+              <w:bottom w:w="80" w:type="dxa"/>
+              <w:right w:w="120" w:type="dxa"/>
+            </w:tcMar>
+          </w:tcPr>
+          <w:p>
+            <w:pPr>
+              <w:spacing w:after="0" w:line="240" w:lineRule="auto"/>
+            </w:pPr>
+            <w:r>
+              <w:rPr>
+                <w:rFonts w:ascii="Consolas" w:eastAsia="Consolas" w:hAnsi="Consolas" w:cs="Consolas"/>
+                <w:sz w:val="17"/>
+                <w:szCs w:val="17"/>
+              </w:rPr>
+              <w:t>FORESTAL</w:t>
+            </w:r>
+          </w:p>
+        </w:tc>
+        <w:tc>
+          <w:tcPr>
+            <w:tcW w:w="950" w:type="dxa"/>
+            <w:tcBorders>
+              <w:top w:val="single" w:sz="1" w:space="0" w:color="BFBFBF"/>
+              <w:left w:val="single" w:sz="1" w:space="0" w:color="BFBFBF"/>
+              <w:bottom w:val="single" w:sz="1" w:space="0" w:color="BFBFBF"/>
+              <w:right w:val="single" w:sz="1" w:space="0" w:color="BFBFBF"/>
+            </w:tcBorders>
+            <w:tcMar>
+              <w:top w:w="80" w:type="dxa"/>
+              <w:left w:w="120" w:type="dxa"/>
+              <w:bottom w:w="80" w:type="dxa"/>
+              <w:right w:w="120" w:type="dxa"/>
+            </w:tcMar>
+          </w:tcPr>
+          <w:p>
+            <w:pPr>
+              <w:spacing w:after="0" w:line="240" w:lineRule="auto"/>
+            </w:pPr>
+            <w:r>
+              <w:rPr>
+                <w:sz w:val="20"/>
+                <w:szCs w:val="20"/>
+              </w:rPr>
+              <w:t>70</w:t>
+            </w:r>
+          </w:p>
+        </w:tc>
+        <w:tc>
+          <w:tcPr>
+            <w:tcW w:w="3300" w:type="dxa"/>
+            <w:tcBorders>
+              <w:top w:val="single" w:sz="1" w:space="0" w:color="BFBFBF"/>
+              <w:left w:val="single" w:sz="1" w:space="0" w:color="BFBFBF"/>
+              <w:bottom w:val="single" w:sz="1" w:space="0" w:color="BFBFBF"/>
+              <w:right w:val="single" w:sz="1" w:space="0" w:color="BFBFBF"/>
+            </w:tcBorders>
+            <w:tcMar>
+              <w:top w:w="80" w:type="dxa"/>
+              <w:left w:w="120" w:type="dxa"/>
+              <w:bottom w:w="80" w:type="dxa"/>
+              <w:right w:w="120" w:type="dxa"/>
+            </w:tcMar>
+          </w:tcPr>
+          <w:p>
+            <w:pPr>
+              <w:spacing w:after="0" w:line="240" w:lineRule="auto"/>
+            </w:pPr>
+            <w:r>
+              <w:rPr>
+                <w:rFonts w:ascii="Consolas" w:eastAsia="Consolas" w:hAnsi="Consolas" w:cs="Consolas"/>
+                <w:sz w:val="17"/>
+                <w:szCs w:val="17"/>
+              </w:rPr>
+              <w:t>EDUCATIVO</w:t>
+            </w:r>
+          </w:p>
+        </w:tc>
+      </w:tr>
+      <w:tr>
+        <w:tblPrEx>
+          <w:tblCellMar>
+            <w:top w:w="0" w:type="dxa"/>
+            <w:bottom w:w="0" w:type="dxa"/>
+          </w:tblCellMar>
+        </w:tblPrEx>
+        <w:trPr>
+          <w:trHeight w:hRule="exact" w:val="284"/>
+          <w:jc w:val="center"/>
+        </w:trPr>
+        <w:tc>
+          <w:tcPr>
+            <w:tcW w:w="950" w:type="dxa"/>
+            <w:tcBorders>
+              <w:top w:val="single" w:sz="1" w:space="0" w:color="BFBFBF"/>
+              <w:left w:val="single" w:sz="1" w:space="0" w:color="BFBFBF"/>
+              <w:bottom w:val="single" w:sz="1" w:space="0" w:color="BFBFBF"/>
+              <w:right w:val="single" w:sz="1" w:space="0" w:color="BFBFBF"/>
+            </w:tcBorders>
+            <w:tcMar>
+              <w:top w:w="80" w:type="dxa"/>
+              <w:left w:w="120" w:type="dxa"/>
+              <w:bottom w:w="80" w:type="dxa"/>
+              <w:right w:w="120" w:type="dxa"/>
+            </w:tcMar>
+          </w:tcPr>
+          <w:p>
+            <w:pPr>
+              <w:spacing w:after="0" w:line="240" w:lineRule="auto"/>
+            </w:pPr>
+            <w:r>
+              <w:rPr>
+                <w:sz w:val="20"/>
+                <w:szCs w:val="20"/>
+              </w:rPr>
+              <w:t>28</w:t>
+            </w:r>
+          </w:p>
+        </w:tc>
+        <w:tc>
+          <w:tcPr>
+            <w:tcW w:w="3018" w:type="dxa"/>
+            <w:tcBorders>
+              <w:top w:val="single" w:sz="1" w:space="0" w:color="BFBFBF"/>
+              <w:left w:val="single" w:sz="1" w:space="0" w:color="BFBFBF"/>
+              <w:bottom w:val="single" w:sz="1" w:space="0" w:color="BFBFBF"/>
+              <w:right w:val="single" w:sz="1" w:space="0" w:color="BFBFBF"/>
+            </w:tcBorders>
+            <w:tcMar>
+              <w:top w:w="80" w:type="dxa"/>
+              <w:left w:w="120" w:type="dxa"/>
+              <w:bottom w:w="80" w:type="dxa"/>
+              <w:right w:w="120" w:type="dxa"/>
+            </w:tcMar>
+          </w:tcPr>
+          <w:p>
+            <w:pPr>
+              <w:spacing w:after="0" w:line="240" w:lineRule="auto"/>
+            </w:pPr>
+            <w:r>
+              <w:rPr>
+                <w:rFonts w:ascii="Consolas" w:eastAsia="Consolas" w:hAnsi="Consolas" w:cs="Consolas"/>
+                <w:sz w:val="17"/>
+                <w:szCs w:val="17"/>
+              </w:rPr>
+              <w:t>ACUICOLA</w:t>
+            </w:r>
+          </w:p>
+        </w:tc>
+        <w:tc>
+          <w:tcPr>
+            <w:tcW w:w="950" w:type="dxa"/>
+            <w:tcBorders>
+              <w:top w:val="single" w:sz="1" w:space="0" w:color="BFBFBF"/>
+              <w:left w:val="single" w:sz="1" w:space="0" w:color="BFBFBF"/>
+              <w:bottom w:val="single" w:sz="1" w:space="0" w:color="BFBFBF"/>
+              <w:right w:val="single" w:sz="1" w:space="0" w:color="BFBFBF"/>
+            </w:tcBorders>
+            <w:tcMar>
+              <w:top w:w="80" w:type="dxa"/>
+              <w:left w:w="120" w:type="dxa"/>
+              <w:bottom w:w="80" w:type="dxa"/>
+              <w:right w:w="120" w:type="dxa"/>
+            </w:tcMar>
+          </w:tcPr>
+          <w:p>
+            <w:pPr>
+              <w:spacing w:after="0" w:line="240" w:lineRule="auto"/>
+            </w:pPr>
+            <w:r>
+              <w:rPr>
+                <w:sz w:val="20"/>
+                <w:szCs w:val="20"/>
+              </w:rPr>
+              <w:t>71</w:t>
+            </w:r>
+          </w:p>
+        </w:tc>
+        <w:tc>
+          <w:tcPr>
+            <w:tcW w:w="3300" w:type="dxa"/>
+            <w:tcBorders>
+              <w:top w:val="single" w:sz="1" w:space="0" w:color="BFBFBF"/>
+              <w:left w:val="single" w:sz="1" w:space="0" w:color="BFBFBF"/>
+              <w:bottom w:val="single" w:sz="1" w:space="0" w:color="BFBFBF"/>
+              <w:right w:val="single" w:sz="1" w:space="0" w:color="BFBFBF"/>
+            </w:tcBorders>
+            <w:tcMar>
+              <w:top w:w="80" w:type="dxa"/>
+              <w:left w:w="120" w:type="dxa"/>
+              <w:bottom w:w="80" w:type="dxa"/>
+              <w:right w:w="120" w:type="dxa"/>
+            </w:tcMar>
+          </w:tcPr>
+          <w:p>
+            <w:pPr>
+              <w:spacing w:after="0" w:line="240" w:lineRule="auto"/>
+            </w:pPr>
+            <w:r>
+              <w:rPr>
+                <w:rFonts w:ascii="Consolas" w:eastAsia="Consolas" w:hAnsi="Consolas" w:cs="Consolas"/>
+                <w:sz w:val="17"/>
+                <w:szCs w:val="17"/>
+              </w:rPr>
+              <w:t>SALUBRIDAD</w:t>
+            </w:r>
+          </w:p>
+        </w:tc>
+      </w:tr>
+      <w:tr>
+        <w:tblPrEx>
+          <w:tblCellMar>
+            <w:top w:w="0" w:type="dxa"/>
+            <w:bottom w:w="0" w:type="dxa"/>
+          </w:tblCellMar>
+        </w:tblPrEx>
+        <w:trPr>
+          <w:trHeight w:hRule="exact" w:val="284"/>
+          <w:jc w:val="center"/>
+        </w:trPr>
+        <w:tc>
+          <w:tcPr>
+            <w:tcW w:w="950" w:type="dxa"/>
+            <w:tcBorders>
+              <w:top w:val="single" w:sz="1" w:space="0" w:color="BFBFBF"/>
+              <w:left w:val="single" w:sz="1" w:space="0" w:color="BFBFBF"/>
+              <w:bottom w:val="single" w:sz="1" w:space="0" w:color="BFBFBF"/>
+              <w:right w:val="single" w:sz="1" w:space="0" w:color="BFBFBF"/>
+            </w:tcBorders>
+            <w:tcMar>
+              <w:top w:w="80" w:type="dxa"/>
+              <w:left w:w="120" w:type="dxa"/>
+              <w:bottom w:w="80" w:type="dxa"/>
+              <w:right w:w="120" w:type="dxa"/>
+            </w:tcMar>
+          </w:tcPr>
+          <w:p>
+            <w:pPr>
+              <w:spacing w:after="0" w:line="240" w:lineRule="auto"/>
+            </w:pPr>
+            <w:r>
+              <w:rPr>
+                <w:sz w:val="20"/>
+                <w:szCs w:val="20"/>
+              </w:rPr>
+              <w:t>36</w:t>
+            </w:r>
+          </w:p>
+        </w:tc>
+        <w:tc>
+          <w:tcPr>
+            <w:tcW w:w="3018" w:type="dxa"/>
+            <w:tcBorders>
+              <w:top w:val="single" w:sz="1" w:space="0" w:color="BFBFBF"/>
+              <w:left w:val="single" w:sz="1" w:space="0" w:color="BFBFBF"/>
+              <w:bottom w:val="single" w:sz="1" w:space="0" w:color="BFBFBF"/>
+              <w:right w:val="single" w:sz="1" w:space="0" w:color="BFBFBF"/>
+            </w:tcBorders>
+            <w:tcMar>
+              <w:top w:w="80" w:type="dxa"/>
+              <w:left w:w="120" w:type="dxa"/>
+              <w:bottom w:w="80" w:type="dxa"/>
+              <w:right w:w="120" w:type="dxa"/>
+            </w:tcMar>
+          </w:tcPr>
+          <w:p>
+            <w:pPr>
+              <w:spacing w:after="0" w:line="240" w:lineRule="auto"/>
+            </w:pPr>
+            <w:r>
+              <w:rPr>
+                <w:rFonts w:ascii="Consolas" w:eastAsia="Consolas" w:hAnsi="Consolas" w:cs="Consolas"/>
+                <w:sz w:val="17"/>
+                <w:szCs w:val="17"/>
+              </w:rPr>
+              <w:t>HIDROCARBUROS</w:t>
+            </w:r>
+          </w:p>
+        </w:tc>
+        <w:tc>
+          <w:tcPr>
+            <w:tcW w:w="950" w:type="dxa"/>
+            <w:tcBorders>
+              <w:top w:val="single" w:sz="1" w:space="0" w:color="BFBFBF"/>
+              <w:left w:val="single" w:sz="1" w:space="0" w:color="BFBFBF"/>
+              <w:bottom w:val="single" w:sz="1" w:space="0" w:color="BFBFBF"/>
+              <w:right w:val="single" w:sz="1" w:space="0" w:color="BFBFBF"/>
+            </w:tcBorders>
+            <w:tcMar>
+              <w:top w:w="80" w:type="dxa"/>
+              <w:left w:w="120" w:type="dxa"/>
+              <w:bottom w:w="80" w:type="dxa"/>
+              <w:right w:w="120" w:type="dxa"/>
+            </w:tcMar>
+          </w:tcPr>
+          <w:p>
+            <w:pPr>
+              <w:spacing w:after="0" w:line="240" w:lineRule="auto"/>
+            </w:pPr>
+            <w:r>
+              <w:rPr>
+                <w:sz w:val="20"/>
+                <w:szCs w:val="20"/>
+              </w:rPr>
+              <w:t>72</w:t>
+            </w:r>
+          </w:p>
+        </w:tc>
+        <w:tc>
+          <w:tcPr>
+            <w:tcW w:w="3300" w:type="dxa"/>
+            <w:tcBorders>
+              <w:top w:val="single" w:sz="1" w:space="0" w:color="BFBFBF"/>
+              <w:left w:val="single" w:sz="1" w:space="0" w:color="BFBFBF"/>
+              <w:bottom w:val="single" w:sz="1" w:space="0" w:color="BFBFBF"/>
+              <w:right w:val="single" w:sz="1" w:space="0" w:color="BFBFBF"/>
+            </w:tcBorders>
+            <w:tcMar>
+              <w:top w:w="80" w:type="dxa"/>
+              <w:left w:w="120" w:type="dxa"/>
+              <w:bottom w:w="80" w:type="dxa"/>
+              <w:right w:w="120" w:type="dxa"/>
+            </w:tcMar>
+          </w:tcPr>
+          <w:p>
+            <w:pPr>
+              <w:spacing w:after="0" w:line="240" w:lineRule="auto"/>
+            </w:pPr>
+            <w:r>
+              <w:rPr>
+                <w:rFonts w:ascii="Consolas" w:eastAsia="Consolas" w:hAnsi="Consolas" w:cs="Consolas"/>
+                <w:sz w:val="17"/>
+                <w:szCs w:val="17"/>
+              </w:rPr>
+              <w:t>RELIGIOSO</w:t>
+            </w:r>
+          </w:p>
+        </w:tc>
+      </w:tr>
+      <w:tr>
+        <w:tblPrEx>
+          <w:tblCellMar>
+            <w:top w:w="0" w:type="dxa"/>
+            <w:bottom w:w="0" w:type="dxa"/>
+          </w:tblCellMar>
+        </w:tblPrEx>
+        <w:trPr>
+          <w:trHeight w:hRule="exact" w:val="284"/>
+          <w:jc w:val="center"/>
+        </w:trPr>
+        <w:tc>
+          <w:tcPr>
+            <w:tcW w:w="950" w:type="dxa"/>
+            <w:tcBorders>
+              <w:top w:val="single" w:sz="1" w:space="0" w:color="BFBFBF"/>
+              <w:left w:val="single" w:sz="1" w:space="0" w:color="BFBFBF"/>
+              <w:bottom w:val="single" w:sz="1" w:space="0" w:color="BFBFBF"/>
+              <w:right w:val="single" w:sz="1" w:space="0" w:color="BFBFBF"/>
+            </w:tcBorders>
+            <w:tcMar>
+              <w:top w:w="80" w:type="dxa"/>
+              <w:left w:w="120" w:type="dxa"/>
+              <w:bottom w:w="80" w:type="dxa"/>
+              <w:right w:w="120" w:type="dxa"/>
+            </w:tcMar>
+          </w:tcPr>
+          <w:p>
+            <w:pPr>
+              <w:spacing w:after="0" w:line="240" w:lineRule="auto"/>
+            </w:pPr>
+            <w:r>
+              <w:rPr>
+                <w:sz w:val="20"/>
+                <w:szCs w:val="20"/>
+              </w:rPr>
+              <w:t>38</w:t>
+            </w:r>
+          </w:p>
+        </w:tc>
+        <w:tc>
+          <w:tcPr>
+            <w:tcW w:w="3018" w:type="dxa"/>
+            <w:tcBorders>
+              <w:top w:val="single" w:sz="1" w:space="0" w:color="BFBFBF"/>
+              <w:left w:val="single" w:sz="1" w:space="0" w:color="BFBFBF"/>
+              <w:bottom w:val="single" w:sz="1" w:space="0" w:color="BFBFBF"/>
+              <w:right w:val="single" w:sz="1" w:space="0" w:color="BFBFBF"/>
+            </w:tcBorders>
+            <w:tcMar>
+              <w:top w:w="80" w:type="dxa"/>
+              <w:left w:w="120" w:type="dxa"/>
+              <w:bottom w:w="80" w:type="dxa"/>
+              <w:right w:w="120" w:type="dxa"/>
+            </w:tcMar>
+          </w:tcPr>
+          <w:p>
+            <w:pPr>
+              <w:spacing w:after="0" w:line="240" w:lineRule="auto"/>
+            </w:pPr>
+            <w:r>
+              <w:rPr>
+                <w:rFonts w:ascii="Consolas" w:eastAsia="Consolas" w:hAnsi="Consolas" w:cs="Consolas"/>
+                <w:sz w:val="17"/>
+                <w:szCs w:val="17"/>
+              </w:rPr>
+              <w:t>AGRICOLA</w:t>
+            </w:r>
+          </w:p>
+        </w:tc>
+        <w:tc>
+          <w:tcPr>
+            <w:tcW w:w="950" w:type="dxa"/>
+            <w:tcBorders>
+              <w:top w:val="single" w:sz="1" w:space="0" w:color="BFBFBF"/>
+              <w:left w:val="single" w:sz="1" w:space="0" w:color="BFBFBF"/>
+              <w:bottom w:val="single" w:sz="1" w:space="0" w:color="BFBFBF"/>
+              <w:right w:val="single" w:sz="1" w:space="0" w:color="BFBFBF"/>
+            </w:tcBorders>
+            <w:tcMar>
+              <w:top w:w="80" w:type="dxa"/>
+              <w:left w:w="120" w:type="dxa"/>
+              <w:bottom w:w="80" w:type="dxa"/>
+              <w:right w:w="120" w:type="dxa"/>
+            </w:tcMar>
+          </w:tcPr>
+          <w:p>
+            <w:pPr>
+              <w:spacing w:after="0" w:line="240" w:lineRule="auto"/>
+            </w:pPr>
+            <w:r>
+              <w:rPr>
+                <w:sz w:val="20"/>
+                <w:szCs w:val="20"/>
+              </w:rPr>
+              <w:t>75</w:t>
+            </w:r>
+          </w:p>
+        </w:tc>
+        <w:tc>
+          <w:tcPr>
+            <w:tcW w:w="3300" w:type="dxa"/>
+            <w:tcBorders>
+              <w:top w:val="single" w:sz="1" w:space="0" w:color="BFBFBF"/>
+              <w:left w:val="single" w:sz="1" w:space="0" w:color="BFBFBF"/>
+              <w:bottom w:val="single" w:sz="1" w:space="0" w:color="BFBFBF"/>
+              <w:right w:val="single" w:sz="1" w:space="0" w:color="BFBFBF"/>
+            </w:tcBorders>
+            <w:tcMar>
+              <w:top w:w="80" w:type="dxa"/>
+              <w:left w:w="120" w:type="dxa"/>
+              <w:bottom w:w="80" w:type="dxa"/>
+              <w:right w:w="120" w:type="dxa"/>
+            </w:tcMar>
+          </w:tcPr>
+          <w:p>
+            <w:pPr>
+              <w:spacing w:after="0" w:line="240" w:lineRule="auto"/>
+            </w:pPr>
+            <w:r>
+              <w:rPr>
+                <w:rFonts w:ascii="Consolas" w:eastAsia="Consolas" w:hAnsi="Consolas" w:cs="Consolas"/>
+                <w:sz w:val="17"/>
+                <w:szCs w:val="17"/>
+              </w:rPr>
+              <w:t>OTRO</w:t>
+            </w:r>
+          </w:p>
+        </w:tc>
+      </w:tr>
+      <w:tr>
+        <w:tblPrEx>
+          <w:tblCellMar>
+            <w:top w:w="0" w:type="dxa"/>
+            <w:bottom w:w="0" w:type="dxa"/>
+          </w:tblCellMar>
+        </w:tblPrEx>
+        <w:trPr>
+          <w:trHeight w:hRule="exact" w:val="284"/>
+          <w:jc w:val="center"/>
+        </w:trPr>
+        <w:tc>
+          <w:tcPr>
+            <w:tcW w:w="950" w:type="dxa"/>
+            <w:tcBorders>
+              <w:top w:val="single" w:sz="1" w:space="0" w:color="BFBFBF"/>
+              <w:left w:val="single" w:sz="1" w:space="0" w:color="BFBFBF"/>
+              <w:bottom w:val="single" w:sz="1" w:space="0" w:color="BFBFBF"/>
+              <w:right w:val="single" w:sz="1" w:space="0" w:color="BFBFBF"/>
+            </w:tcBorders>
+            <w:tcMar>
+              <w:top w:w="80" w:type="dxa"/>
+              <w:left w:w="120" w:type="dxa"/>
+              <w:bottom w:w="80" w:type="dxa"/>
+              <w:right w:w="120" w:type="dxa"/>
+            </w:tcMar>
+          </w:tcPr>
+          <w:p>
+            <w:pPr>
+              <w:spacing w:after="0" w:line="240" w:lineRule="auto"/>
+            </w:pPr>
+            <w:r>
+              <w:rPr>
+                <w:sz w:val="20"/>
+                <w:szCs w:val="20"/>
+              </w:rPr>
+              <w:t>39</w:t>
+            </w:r>
+          </w:p>
+        </w:tc>
+        <w:tc>
+          <w:tcPr>
+            <w:tcW w:w="3018" w:type="dxa"/>
+            <w:tcBorders>
+              <w:top w:val="single" w:sz="1" w:space="0" w:color="BFBFBF"/>
+              <w:left w:val="single" w:sz="1" w:space="0" w:color="BFBFBF"/>
+              <w:bottom w:val="single" w:sz="1" w:space="0" w:color="BFBFBF"/>
+              <w:right w:val="single" w:sz="1" w:space="0" w:color="BFBFBF"/>
+            </w:tcBorders>
+            <w:tcMar>
+              <w:top w:w="80" w:type="dxa"/>
+              <w:left w:w="120" w:type="dxa"/>
+              <w:bottom w:w="80" w:type="dxa"/>
+              <w:right w:w="120" w:type="dxa"/>
+            </w:tcMar>
+          </w:tcPr>
+          <w:p>
+            <w:pPr>
+              <w:spacing w:after="0" w:line="240" w:lineRule="auto"/>
+            </w:pPr>
+            <w:r>
+              <w:rPr>
+                <w:rFonts w:ascii="Consolas" w:eastAsia="Consolas" w:hAnsi="Consolas" w:cs="Consolas"/>
+                <w:sz w:val="17"/>
+                <w:szCs w:val="17"/>
+              </w:rPr>
+              <w:t>INFRAESTRUCTURA_HIDRAULICA</w:t>
+            </w:r>
+          </w:p>
+        </w:tc>
+        <w:tc>
+          <w:tcPr>
+            <w:tcW w:w="950" w:type="dxa"/>
+            <w:tcBorders>
+              <w:top w:val="single" w:sz="1" w:space="0" w:color="BFBFBF"/>
+              <w:left w:val="single" w:sz="1" w:space="0" w:color="BFBFBF"/>
+              <w:bottom w:val="single" w:sz="1" w:space="0" w:color="BFBFBF"/>
+              <w:right w:val="single" w:sz="1" w:space="0" w:color="BFBFBF"/>
+            </w:tcBorders>
+            <w:tcMar>
+              <w:top w:w="80" w:type="dxa"/>
+              <w:left w:w="120" w:type="dxa"/>
+              <w:bottom w:w="80" w:type="dxa"/>
+              <w:right w:w="120" w:type="dxa"/>
+            </w:tcMar>
+          </w:tcPr>
+          <w:p>
+            <w:pPr>
+              <w:spacing w:after="0" w:line="240" w:lineRule="auto"/>
+            </w:pPr>
+          </w:p>
+        </w:tc>
+        <w:tc>
+          <w:tcPr>
+            <w:tcW w:w="3300" w:type="dxa"/>
+            <w:tcBorders>
+              <w:top w:val="single" w:sz="1" w:space="0" w:color="BFBFBF"/>
+              <w:left w:val="single" w:sz="1" w:space="0" w:color="BFBFBF"/>
+              <w:bottom w:val="single" w:sz="1" w:space="0" w:color="BFBFBF"/>
+              <w:right w:val="single" w:sz="1" w:space="0" w:color="BFBFBF"/>
+            </w:tcBorders>
+            <w:tcMar>
+              <w:top w:w="80" w:type="dxa"/>
+              <w:left w:w="120" w:type="dxa"/>
+              <w:bottom w:w="80" w:type="dxa"/>
+              <w:right w:w="120" w:type="dxa"/>
+            </w:tcMar>
+          </w:tcPr>
+          <w:p>
+            <w:pPr>
+              <w:spacing w:after="0" w:line="240" w:lineRule="auto"/>
+            </w:pPr>
+          </w:p>
+        </w:tc>
+      </w:tr>
+    </w:tbl>
+    <w:p>
+      <w:pPr>
+        <w:jc w:val="both"/>
+      </w:pPr>
+    </w:p>
+    <w:p>
+      <w:pPr>
+        <w:jc w:val="center"/>
+      </w:pPr>
+      <w:r>
+        <w:rPr>
+          <w:noProof/>
+        </w:rPr>
+        <w:lastRenderedPageBreak/>
+        <w:drawing>
+          <wp:inline distT="0" distB="0" distL="0" distR="0" wp14:anchorId="2190FB3B" wp14:editId="1C9EF821">
+            <wp:extent cx="4128826" cy="5843877"/>
+            <wp:effectExtent l="0" t="0" r="5080" b="5080"/>
+            <wp:docPr id="1749876888" name="fig6" descr="Ejecución real: distribución de NOMBRE_SHD en el dataset completo." title="Ejecución real: distribución de NOMBRE_SHD en el dataset completo."/>
+            <wp:cNvGraphicFramePr>
+              <a:graphicFrameLocks xmlns:a="http://schemas.openxmlformats.org/drawingml/2006/main" noChangeAspect="1"/>
+            </wp:cNvGraphicFramePr>
+            <a:graphic xmlns:a="http://schemas.openxmlformats.org/drawingml/2006/main">
+              <a:graphicData uri="http://schemas.openxmlformats.org/drawingml/2006/picture">
+                <pic:pic xmlns:pic="http://schemas.openxmlformats.org/drawingml/2006/picture">
+                  <pic:nvPicPr>
+                    <pic:cNvPr id="0" name=""/>
+                    <pic:cNvPicPr>
+                      <a:picLocks noChangeAspect="1" noChangeArrowheads="1"/>
+                    </pic:cNvPicPr>
+                  </pic:nvPicPr>
+                  <pic:blipFill>
+                    <a:blip r:embed="rId16"/>
+                    <a:srcRect/>
+                    <a:stretch>
+                      <a:fillRect/>
+                    </a:stretch>
+                  </pic:blipFill>
+                  <pic:spPr bwMode="auto">
+                    <a:xfrm>
+                      <a:off x="0" y="0"/>
+                      <a:ext cx="4137480" cy="5856126"/>
+                    </a:xfrm>
+                    <a:prstGeom prst="rect">
+                      <a:avLst/>
+                    </a:prstGeom>
+                  </pic:spPr>
+                </pic:pic>
+              </a:graphicData>
+            </a:graphic>
+          </wp:inline>
+        </w:drawing>
+      </w:r>
+    </w:p>
+    <w:p>
+      <w:pPr>
+        <w:jc w:val="both"/>
+      </w:pPr>
+      <w:r>
+        <w:t xml:space="preserve">Figura 6. Ejecución real: distribución de </w:t>
+      </w:r>
+      <w:r>
+        <w:rPr>
+          <w:i/>
+          <w:iCs/>
+        </w:rPr>
+        <w:t>NOMBRE_SHD</w:t>
+      </w:r>
+      <w:r>
+        <w:t xml:space="preserve"> en el </w:t>
+      </w:r>
+      <w:proofErr w:type="spellStart"/>
+      <w:r>
+        <w:t>dataset</w:t>
+      </w:r>
+      <w:proofErr w:type="spellEnd"/>
+      <w:r>
+        <w:t xml:space="preserve"> completo.</w:t>
+      </w:r>
+    </w:p>
+    <w:p>
+      <w:pPr>
+        <w:jc w:val="both"/>
+      </w:pPr>
+      <w:r>
+        <w:t xml:space="preserve">Al hacer una visualización </w:t>
+      </w:r>
+      <w:r>
+        <w:t xml:space="preserve">en </w:t>
+      </w:r>
+      <w:proofErr w:type="spellStart"/>
+      <w:r>
+        <w:t>Phyton</w:t>
+      </w:r>
+      <w:proofErr w:type="spellEnd"/>
+      <w:r>
+        <w:t xml:space="preserve"> se nota que p</w:t>
+      </w:r>
+      <w:r>
+        <w:t>redominan los grupos residenciales urbanos y rurales con 40.877 registros (los 8 imputados se sumaron al código 61 por ser la moda), seguidos del destino dotacional (24.629) y comercial (23.660).</w:t>
+      </w:r>
+    </w:p>
+    <w:p>
+      <w:pPr>
+        <w:pStyle w:val="Prrafodelista"/>
+        <w:numPr>
+          <w:ilvl w:val="1"/>
+          <w:numId w:val="3"/>
+        </w:numPr>
+        <w:jc w:val="both"/>
+        <w:rPr>
+          <w:b/>
+          <w:bCs/>
+        </w:rPr>
+      </w:pPr>
+      <w:r>
+        <w:rPr>
+          <w:b/>
+          <w:bCs/>
+        </w:rPr>
+        <w:t xml:space="preserve">Columna </w:t>
+      </w:r>
+      <w:r>
+        <w:rPr>
+          <w:b/>
+          <w:bCs/>
+        </w:rPr>
+        <w:t>Rentabilidad</w:t>
+      </w:r>
+    </w:p>
+    <w:p>
+      <w:pPr>
+        <w:spacing w:line="300" w:lineRule="auto"/>
+        <w:jc w:val="both"/>
+      </w:pPr>
+      <w:r>
+        <w:t>E</w:t>
+      </w:r>
+      <w:r>
+        <w:t xml:space="preserve">sta </w:t>
+      </w:r>
+      <w:r>
+        <w:t xml:space="preserve">nueva </w:t>
+      </w:r>
+      <w:r>
+        <w:t>columna e</w:t>
+      </w:r>
+      <w:r>
+        <w:t xml:space="preserve">tiqueta cada registro según su recaudo relativo frente al conjunto. El diseño usa una función fábrica: </w:t>
+      </w:r>
+      <w:proofErr w:type="spellStart"/>
+      <w:proofErr w:type="gramStart"/>
+      <w:r>
+        <w:rPr>
+          <w:i/>
+          <w:iCs/>
+        </w:rPr>
+        <w:t>profitability</w:t>
+      </w:r>
+      <w:proofErr w:type="spellEnd"/>
+      <w:r>
+        <w:rPr>
+          <w:i/>
+          <w:iCs/>
+        </w:rPr>
+        <w:t>(</w:t>
+      </w:r>
+      <w:proofErr w:type="gramEnd"/>
+      <w:r>
+        <w:rPr>
+          <w:i/>
+          <w:iCs/>
+        </w:rPr>
+        <w:t xml:space="preserve">) </w:t>
+      </w:r>
+      <w:r>
+        <w:t>recibe</w:t>
+      </w:r>
+      <w:r>
+        <w:t xml:space="preserve"> el </w:t>
+      </w:r>
+      <w:proofErr w:type="spellStart"/>
+      <w:r>
+        <w:t>dataframe</w:t>
+      </w:r>
+      <w:proofErr w:type="spellEnd"/>
+      <w:r>
+        <w:t xml:space="preserve">, calcula una sola vez la media de </w:t>
+      </w:r>
+      <w:r>
+        <w:rPr>
+          <w:i/>
+          <w:iCs/>
+        </w:rPr>
+        <w:t>TOTAL_PAGADO y</w:t>
+      </w:r>
+      <w:r>
+        <w:t xml:space="preserve"> los dos umbrales, y devuelve la función interna </w:t>
+      </w:r>
+      <w:proofErr w:type="spellStart"/>
+      <w:r>
+        <w:rPr>
+          <w:i/>
+          <w:iCs/>
+        </w:rPr>
+        <w:t>profitability_</w:t>
+      </w:r>
+      <w:proofErr w:type="gramStart"/>
+      <w:r>
+        <w:rPr>
+          <w:i/>
+          <w:iCs/>
+        </w:rPr>
+        <w:t>calculation</w:t>
+      </w:r>
+      <w:proofErr w:type="spellEnd"/>
+      <w:r>
+        <w:rPr>
+          <w:i/>
+          <w:iCs/>
+        </w:rPr>
+        <w:t>(</w:t>
+      </w:r>
+      <w:proofErr w:type="gramEnd"/>
+      <w:r>
+        <w:rPr>
+          <w:i/>
+          <w:iCs/>
+        </w:rPr>
+        <w:t>)</w:t>
+      </w:r>
+      <w:r>
+        <w:t xml:space="preserve"> que conserva esos valores (un </w:t>
+      </w:r>
+      <w:proofErr w:type="spellStart"/>
+      <w:r>
+        <w:t>closure</w:t>
+      </w:r>
+      <w:proofErr w:type="spellEnd"/>
+      <w:proofErr w:type="gramStart"/>
+      <w:r>
+        <w:t>)</w:t>
+      </w:r>
+      <w:r>
+        <w:t xml:space="preserve"> </w:t>
+      </w:r>
+      <w:r>
+        <w:t>.</w:t>
+      </w:r>
+      <w:proofErr w:type="spellStart"/>
+      <w:r>
+        <w:rPr>
+          <w:rFonts w:ascii="Consolas" w:eastAsia="Consolas" w:hAnsi="Consolas" w:cs="Consolas"/>
+          <w:i/>
+          <w:iCs/>
+          <w:sz w:val="21"/>
+          <w:szCs w:val="21"/>
+          <w:shd w:val="clear" w:color="auto" w:fill="F2F2F2"/>
+        </w:rPr>
+        <w:t>new</w:t>
+      </w:r>
+      <w:proofErr w:type="gramEnd"/>
+      <w:r>
+        <w:rPr>
+          <w:rFonts w:ascii="Consolas" w:eastAsia="Consolas" w:hAnsi="Consolas" w:cs="Consolas"/>
+          <w:i/>
+          <w:iCs/>
+          <w:sz w:val="21"/>
+          <w:szCs w:val="21"/>
+          <w:shd w:val="clear" w:color="auto" w:fill="F2F2F2"/>
+        </w:rPr>
+        <w:t>_</w:t>
+      </w:r>
+      <w:proofErr w:type="gramStart"/>
+      <w:r>
+        <w:rPr>
+          <w:rFonts w:ascii="Consolas" w:eastAsia="Consolas" w:hAnsi="Consolas" w:cs="Consolas"/>
+          <w:i/>
+          <w:iCs/>
+          <w:sz w:val="21"/>
+          <w:szCs w:val="21"/>
+          <w:shd w:val="clear" w:color="auto" w:fill="F2F2F2"/>
+        </w:rPr>
+        <w:t>columns</w:t>
+      </w:r>
+      <w:proofErr w:type="spellEnd"/>
+      <w:r>
+        <w:rPr>
+          <w:rFonts w:ascii="Consolas" w:eastAsia="Consolas" w:hAnsi="Consolas" w:cs="Consolas"/>
+          <w:i/>
+          <w:iCs/>
+          <w:sz w:val="21"/>
+          <w:szCs w:val="21"/>
+          <w:shd w:val="clear" w:color="auto" w:fill="F2F2F2"/>
+        </w:rPr>
+        <w:t>(</w:t>
+      </w:r>
+      <w:proofErr w:type="gramEnd"/>
+      <w:r>
+        <w:rPr>
+          <w:rFonts w:ascii="Consolas" w:eastAsia="Consolas" w:hAnsi="Consolas" w:cs="Consolas"/>
+          <w:i/>
+          <w:iCs/>
+          <w:sz w:val="21"/>
+          <w:szCs w:val="21"/>
+          <w:shd w:val="clear" w:color="auto" w:fill="F2F2F2"/>
+        </w:rPr>
+        <w:t>)</w:t>
+      </w:r>
+      <w:r>
+        <w:t xml:space="preserve"> aplica </w:t>
+      </w:r>
+      <w:r>
+        <w:lastRenderedPageBreak/>
+        <w:t xml:space="preserve">esa función fila a fila </w:t>
+      </w:r>
+      <w:proofErr w:type="gramStart"/>
+      <w:r>
+        <w:t xml:space="preserve">con </w:t>
+      </w:r>
+      <w:r>
+        <w:rPr>
+          <w:rFonts w:ascii="Consolas" w:eastAsia="Consolas" w:hAnsi="Consolas" w:cs="Consolas"/>
+          <w:sz w:val="21"/>
+          <w:szCs w:val="21"/>
+          <w:shd w:val="clear" w:color="auto" w:fill="F2F2F2"/>
+        </w:rPr>
+        <w:t>.</w:t>
+      </w:r>
+      <w:proofErr w:type="spellStart"/>
+      <w:r>
+        <w:rPr>
+          <w:i/>
+          <w:iCs/>
+        </w:rPr>
+        <w:t>apply</w:t>
+      </w:r>
+      <w:proofErr w:type="spellEnd"/>
+      <w:proofErr w:type="gramEnd"/>
+      <w:r>
+        <w:rPr>
+          <w:i/>
+          <w:iCs/>
+        </w:rPr>
+        <w:t>().</w:t>
+      </w:r>
+      <w:r>
+        <w:t xml:space="preserve"> La ventaja es doble: la media no se recalcula en cada una de las 168.286 filas y los umbrales son idénticos para todo el </w:t>
+      </w:r>
+      <w:proofErr w:type="spellStart"/>
+      <w:r>
+        <w:t>dataset</w:t>
+      </w:r>
+      <w:proofErr w:type="spellEnd"/>
+      <w:r>
+        <w:t>.</w:t>
+      </w:r>
+    </w:p>
+    <w:p>
+      <w:pPr>
+        <w:spacing w:line="300" w:lineRule="auto"/>
+        <w:jc w:val="both"/>
+      </w:pPr>
+      <w:r>
+        <w:t xml:space="preserve">Las reglas de clasificación son tres: un valor mayor que 1,5 veces la media se etiqueta como </w:t>
+      </w:r>
+      <w:r>
+        <w:rPr>
+          <w:i/>
+          <w:iCs/>
+        </w:rPr>
+        <w:t>ALTA RENTABILIDAD</w:t>
+      </w:r>
+      <w:r>
+        <w:t xml:space="preserve">; uno menor que 0,5 veces la media, </w:t>
+      </w:r>
+      <w:r>
+        <w:rPr>
+          <w:i/>
+          <w:iCs/>
+        </w:rPr>
+        <w:t>como BAJA RENTABILIDAD</w:t>
+      </w:r>
+      <w:r>
+        <w:t xml:space="preserve">; y todo lo que quede entre ambos umbrales (inclusive), como </w:t>
+      </w:r>
+      <w:r>
+        <w:rPr>
+          <w:i/>
+          <w:iCs/>
+        </w:rPr>
+        <w:t>RENTABILIDAD MEDIA.</w:t>
+      </w:r>
+    </w:p>
+    <w:p>
+      <w:pPr>
+        <w:spacing w:before="120" w:after="60"/>
+        <w:ind w:left="360"/>
+        <w:jc w:val="center"/>
+      </w:pPr>
+      <w:r>
+        <w:rPr>
+          <w:noProof/>
+        </w:rPr>
+        <w:drawing>
+          <wp:inline distT="0" distB="0" distL="0" distR="0" wp14:anchorId="4883DC81" wp14:editId="3ED4C884">
+            <wp:extent cx="4478917" cy="2391966"/>
+            <wp:effectExtent l="0" t="0" r="0" b="8890"/>
+            <wp:docPr id="148975343" name="fig7" descr="Función profitability(): cálculo de umbrales y clasificador interno." title="Función profitability(): cálculo de umbrales y clasificador interno."/>
+            <wp:cNvGraphicFramePr>
+              <a:graphicFrameLocks xmlns:a="http://schemas.openxmlformats.org/drawingml/2006/main" noChangeAspect="1"/>
+            </wp:cNvGraphicFramePr>
+            <a:graphic xmlns:a="http://schemas.openxmlformats.org/drawingml/2006/main">
+              <a:graphicData uri="http://schemas.openxmlformats.org/drawingml/2006/picture">
+                <pic:pic xmlns:pic="http://schemas.openxmlformats.org/drawingml/2006/picture">
+                  <pic:nvPicPr>
+                    <pic:cNvPr id="0" name=""/>
+                    <pic:cNvPicPr>
+                      <a:picLocks noChangeAspect="1" noChangeArrowheads="1"/>
+                    </pic:cNvPicPr>
+                  </pic:nvPicPr>
+                  <pic:blipFill>
+                    <a:blip r:embed="rId17"/>
+                    <a:srcRect/>
+                    <a:stretch>
+                      <a:fillRect/>
+                    </a:stretch>
+                  </pic:blipFill>
+                  <pic:spPr bwMode="auto">
+                    <a:xfrm>
+                      <a:off x="0" y="0"/>
+                      <a:ext cx="4487969" cy="2396800"/>
+                    </a:xfrm>
+                    <a:prstGeom prst="rect">
+                      <a:avLst/>
+                    </a:prstGeom>
+                  </pic:spPr>
+                </pic:pic>
+              </a:graphicData>
+            </a:graphic>
+          </wp:inline>
+        </w:drawing>
+      </w:r>
+    </w:p>
+    <w:p>
+      <w:pPr>
+        <w:pStyle w:val="Prrafodelista"/>
+        <w:spacing w:after="220"/>
+        <w:jc w:val="center"/>
+      </w:pPr>
+      <w:r>
+        <w:rPr>
+          <w:i/>
+          <w:iCs/>
+          <w:color w:val="595959"/>
+          <w:sz w:val="18"/>
+          <w:szCs w:val="18"/>
+        </w:rPr>
+        <w:t xml:space="preserve">Figura 7. Función </w:t>
+      </w:r>
+      <w:proofErr w:type="spellStart"/>
+      <w:proofErr w:type="gramStart"/>
+      <w:r>
+        <w:rPr>
+          <w:i/>
+          <w:iCs/>
+          <w:color w:val="595959"/>
+          <w:sz w:val="18"/>
+          <w:szCs w:val="18"/>
+        </w:rPr>
+        <w:t>profitability</w:t>
+      </w:r>
+      <w:proofErr w:type="spellEnd"/>
+      <w:r>
+        <w:rPr>
+          <w:i/>
+          <w:iCs/>
+          <w:color w:val="595959"/>
+          <w:sz w:val="18"/>
+          <w:szCs w:val="18"/>
+        </w:rPr>
+        <w:t>(</w:t>
+      </w:r>
+      <w:proofErr w:type="gramEnd"/>
+      <w:r>
+        <w:rPr>
+          <w:i/>
+          <w:iCs/>
+          <w:color w:val="595959"/>
+          <w:sz w:val="18"/>
+          <w:szCs w:val="18"/>
+        </w:rPr>
+        <w:t>): cálculo de umbrales y clasificador interno.</w:t>
+      </w:r>
+    </w:p>
+    <w:p>
+      <w:pPr>
+        <w:spacing w:before="120" w:after="60"/>
+        <w:ind w:left="360"/>
+        <w:jc w:val="center"/>
+      </w:pPr>
+      <w:r>
+        <w:rPr>
+          <w:noProof/>
+        </w:rPr>
+        <w:drawing>
+          <wp:inline distT="0" distB="0" distL="0" distR="0" wp14:anchorId="2B804777" wp14:editId="362580AC">
+            <wp:extent cx="5256429" cy="262822"/>
+            <wp:effectExtent l="0" t="0" r="0" b="4445"/>
+            <wp:docPr id="2115945490" name="fig8" descr="Aplicación del clasificador sobre TOTAL_PAGADO (línea real del módulo)." title="Aplicación del clasificador sobre TOTAL_PAGADO (línea real del módulo)."/>
+            <wp:cNvGraphicFramePr>
+              <a:graphicFrameLocks xmlns:a="http://schemas.openxmlformats.org/drawingml/2006/main" noChangeAspect="1"/>
+            </wp:cNvGraphicFramePr>
+            <a:graphic xmlns:a="http://schemas.openxmlformats.org/drawingml/2006/main">
+              <a:graphicData uri="http://schemas.openxmlformats.org/drawingml/2006/picture">
+                <pic:pic xmlns:pic="http://schemas.openxmlformats.org/drawingml/2006/picture">
+                  <pic:nvPicPr>
+                    <pic:cNvPr id="0" name=""/>
+                    <pic:cNvPicPr>
+                      <a:picLocks noChangeAspect="1" noChangeArrowheads="1"/>
+                    </pic:cNvPicPr>
+                  </pic:nvPicPr>
+                  <pic:blipFill>
+                    <a:blip r:embed="rId18"/>
+                    <a:srcRect/>
+                    <a:stretch>
+                      <a:fillRect/>
+                    </a:stretch>
+                  </pic:blipFill>
+                  <pic:spPr bwMode="auto">
+                    <a:xfrm>
+                      <a:off x="0" y="0"/>
+                      <a:ext cx="5548258" cy="277413"/>
+                    </a:xfrm>
+                    <a:prstGeom prst="rect">
+                      <a:avLst/>
+                    </a:prstGeom>
+                  </pic:spPr>
+                </pic:pic>
+              </a:graphicData>
+            </a:graphic>
+          </wp:inline>
+        </w:drawing>
+      </w:r>
+    </w:p>
+    <w:p>
+      <w:pPr>
+        <w:spacing w:after="220"/>
+        <w:ind w:left="360"/>
+        <w:jc w:val="center"/>
+      </w:pPr>
+      <w:r>
+        <w:rPr>
+          <w:i/>
+          <w:iCs/>
+          <w:color w:val="595959"/>
+          <w:sz w:val="18"/>
+          <w:szCs w:val="18"/>
+        </w:rPr>
+        <w:t>Figura 8. Aplicación del clasificador sobre TOTAL_PAGADO (línea real del módulo).</w:t>
+      </w:r>
+    </w:p>
+    <w:p>
+      <w:pPr>
+        <w:spacing w:before="120" w:after="60"/>
+        <w:ind w:left="360"/>
+        <w:jc w:val="center"/>
+      </w:pPr>
+      <w:r>
+        <w:rPr>
+          <w:noProof/>
+        </w:rPr>
+        <w:drawing>
+          <wp:inline distT="0" distB="0" distL="0" distR="0" wp14:anchorId="5899B2FA" wp14:editId="0090B3A5">
+            <wp:extent cx="4444695" cy="2978644"/>
+            <wp:effectExtent l="0" t="0" r="0" b="0"/>
+            <wp:docPr id="2032255067" name="fig9" descr="Ejecución real: media, umbrales calculados y distribución resultante." title="Ejecución real: media, umbrales calculados y distribución resultante."/>
+            <wp:cNvGraphicFramePr>
+              <a:graphicFrameLocks xmlns:a="http://schemas.openxmlformats.org/drawingml/2006/main" noChangeAspect="1"/>
+            </wp:cNvGraphicFramePr>
+            <a:graphic xmlns:a="http://schemas.openxmlformats.org/drawingml/2006/main">
+              <a:graphicData uri="http://schemas.openxmlformats.org/drawingml/2006/picture">
+                <pic:pic xmlns:pic="http://schemas.openxmlformats.org/drawingml/2006/picture">
+                  <pic:nvPicPr>
+                    <pic:cNvPr id="0" name=""/>
+                    <pic:cNvPicPr>
+                      <a:picLocks noChangeAspect="1" noChangeArrowheads="1"/>
+                    </pic:cNvPicPr>
+                  </pic:nvPicPr>
+                  <pic:blipFill>
+                    <a:blip r:embed="rId19"/>
+                    <a:srcRect/>
+                    <a:stretch>
+                      <a:fillRect/>
+                    </a:stretch>
+                  </pic:blipFill>
+                  <pic:spPr bwMode="auto">
+                    <a:xfrm>
+                      <a:off x="0" y="0"/>
+                      <a:ext cx="4456021" cy="2986234"/>
+                    </a:xfrm>
+                    <a:prstGeom prst="rect">
+                      <a:avLst/>
+                    </a:prstGeom>
+                  </pic:spPr>
+                </pic:pic>
+              </a:graphicData>
+            </a:graphic>
+          </wp:inline>
+        </w:drawing>
+      </w:r>
+    </w:p>
+    <w:p>
+      <w:pPr>
+        <w:pStyle w:val="Prrafodelista"/>
+        <w:spacing w:after="220"/>
+        <w:jc w:val="center"/>
+      </w:pPr>
+      <w:r>
+        <w:rPr>
+          <w:i/>
+          <w:iCs/>
+          <w:color w:val="595959"/>
+          <w:sz w:val="18"/>
+          <w:szCs w:val="18"/>
+        </w:rPr>
+        <w:t>Figura 9. Ejecución real: media, umbrales calculados y distribución resultante.</w:t>
+      </w:r>
+    </w:p>
+    <w:p>
+      <w:pPr>
+        <w:spacing w:line="300" w:lineRule="auto"/>
+        <w:jc w:val="both"/>
+      </w:pPr>
+      <w:r>
+        <w:lastRenderedPageBreak/>
+        <w:t xml:space="preserve">Con los datos completos, la media de </w:t>
+      </w:r>
+      <w:r>
+        <w:rPr>
+          <w:rFonts w:ascii="Consolas" w:eastAsia="Consolas" w:hAnsi="Consolas" w:cs="Consolas"/>
+          <w:sz w:val="21"/>
+          <w:szCs w:val="21"/>
+          <w:shd w:val="clear" w:color="auto" w:fill="F2F2F2"/>
+        </w:rPr>
+        <w:t>TOTAL_PAGADO</w:t>
+      </w:r>
+      <w:r>
+        <w:t xml:space="preserve"> es de aproximadamente $247,1 millones, con umbrales cercanos a $123,6 y $370,7 millones. La distribución resultante es 121.862 registros en BAJA (72,4 %), 28.582 en MEDIA (17,0 %) y 17.842 en ALTA (10,6 %). El sesgo hacia la categoría baja es esperable: la media queda elevada por grupos comerciales y dotacionales con recaudos muy altos, así que la mayoría de los grupos residenciales pequeños cae por debajo del umbral inferior.</w:t>
+      </w:r>
+    </w:p>
+    <w:p>
+      <w:pPr>
+        <w:spacing w:line="300" w:lineRule="auto"/>
+        <w:jc w:val="both"/>
+        <w:rPr>
+          <w:color w:val="EE0000"/>
+        </w:rPr>
+      </w:pPr>
+      <w:proofErr w:type="gramStart"/>
+      <w:r>
+        <w:rPr>
+          <w:color w:val="EE0000"/>
+        </w:rPr>
+        <w:t>Podríamos hacer una visualización que muestre la moda de los destinos asociados?</w:t>
+      </w:r>
+      <w:proofErr w:type="gramEnd"/>
+    </w:p>
+    <w:p>
+      <w:pPr>
+        <w:pStyle w:val="Prrafodelista"/>
+        <w:ind w:left="1080"/>
+        <w:jc w:val="both"/>
+        <w:rPr>
+          <w:b/>
+          <w:bCs/>
+        </w:rPr>
+      </w:pPr>
+    </w:p>
+    <w:p>
+      <w:pPr>
+        <w:jc w:val="both"/>
+      </w:pPr>
     </w:p>
     <w:sectPr>
       <w:pgSz w:w="12240" w:h="15840"/>
@@ -857,6 +5334,56 @@
     </w:sectPr>
   </w:body>
 </w:document>
+</file>
+
+<file path=word/endnotes.xml><?xml version="1.0" encoding="utf-8"?>
+<w:endnotes xmlns:wpc="http://schemas.microsoft.com/office/word/2010/wordprocessingCanvas" xmlns:cx="http://schemas.microsoft.com/office/drawing/2014/chartex" xmlns:cx1="http://schemas.microsoft.com/office/drawing/2015/9/8/chartex" xmlns:cx2="http://schemas.microsoft.com/office/drawing/2015/10/21/chartex" xmlns:cx3="http://schemas.microsoft.com/office/drawing/2016/5/9/chartex" xmlns:cx4="http://schemas.microsoft.com/office/drawing/2016/5/10/chartex" xmlns:cx5="http://schemas.microsoft.com/office/drawing/2016/5/11/chartex" xmlns:cx6="http://schemas.microsoft.com/office/drawing/2016/5/12/chartex" xmlns:cx7="http://schemas.microsoft.com/office/drawing/2016/5/13/chartex" xmlns:cx8="http://schemas.microsoft.com/office/drawing/2016/5/14/chartex" xmlns:mc="http://schemas.openxmlformats.org/markup-compatibility/2006" xmlns:aink="http://schemas.microsoft.com/office/drawing/2016/ink" xmlns:am3d="http://schemas.microsoft.com/office/drawing/2017/model3d" xmlns:o="urn:schemas-microsoft-com:office:office" xmlns:oel="http://schemas.microsoft.com/office/2019/extlst" xmlns:r="http://schemas.openxmlformats.org/officeDocument/2006/relationships" xmlns:m="http://schemas.openxmlformats.org/officeDocument/2006/math" xmlns:v="urn:schemas-microsoft-com:vml" xmlns:wp14="http://schemas.microsoft.com/office/word/2010/wordprocessingDrawing" xmlns:wp="http://schemas.openxmlformats.org/drawingml/2006/wordprocessingDrawing" xmlns:w10="urn:schemas-microsoft-com:office:word" xmlns:w="http://schemas.openxmlformats.org/wordprocessingml/2006/main" xmlns:w14="http://schemas.microsoft.com/office/word/2010/wordml" xmlns:w15="http://schemas.microsoft.com/office/word/2012/wordml" xmlns:w16cex="http://schemas.microsoft.com/office/word/2018/wordml/cex" xmlns:w16cid="http://schemas.microsoft.com/office/word/2016/wordml/cid" xmlns:w16="http://schemas.microsoft.com/office/word/2018/wordml" xmlns:w16du="http://schemas.microsoft.com/office/word/2023/wordml/word16du" xmlns:w16sdtdh="http://schemas.microsoft.com/office/word/2020/wordml/sdtdatahash" xmlns:w16sdtfl="http://schemas.microsoft.com/office/word/2024/wordml/sdtformatlock" xmlns:w16se="http://schemas.microsoft.com/office/word/2015/wordml/symex" xmlns:wpg="http://schemas.microsoft.com/office/word/2010/wordprocessingGroup" xmlns:wpi="http://schemas.microsoft.com/office/word/2010/wordprocessingInk" xmlns:wne="http://schemas.microsoft.com/office/word/2006/wordml" xmlns:wps="http://schemas.microsoft.com/office/word/2010/wordprocessingShape" mc:Ignorable="w14 w15 w16se w16cid w16 w16cex w16sdtdh w16sdtfl w16du wp14">
+  <w:endnote w:type="separator" w:id="-1">
+    <w:p>
+      <w:pPr>
+        <w:spacing w:after="0" w:line="240" w:lineRule="auto"/>
+      </w:pPr>
+      <w:r>
+        <w:separator/>
+      </w:r>
+    </w:p>
+  </w:endnote>
+  <w:endnote w:type="continuationSeparator" w:id="0">
+    <w:p>
+      <w:pPr>
+        <w:spacing w:after="0" w:line="240" w:lineRule="auto"/>
+      </w:pPr>
+      <w:r>
+        <w:continuationSeparator/>
+      </w:r>
+    </w:p>
+  </w:endnote>
+</w:endnotes>
+</file>
+
+<file path=word/footnotes.xml><?xml version="1.0" encoding="utf-8"?>
+<w:footnotes xmlns:wpc="http://schemas.microsoft.com/office/word/2010/wordprocessingCanvas" xmlns:cx="http://schemas.microsoft.com/office/drawing/2014/chartex" xmlns:cx1="http://schemas.microsoft.com/office/drawing/2015/9/8/chartex" xmlns:cx2="http://schemas.microsoft.com/office/drawing/2015/10/21/chartex" xmlns:cx3="http://schemas.microsoft.com/office/drawing/2016/5/9/chartex" xmlns:cx4="http://schemas.microsoft.com/office/drawing/2016/5/10/chartex" xmlns:cx5="http://schemas.microsoft.com/office/drawing/2016/5/11/chartex" xmlns:cx6="http://schemas.microsoft.com/office/drawing/2016/5/12/chartex" xmlns:cx7="http://schemas.microsoft.com/office/drawing/2016/5/13/chartex" xmlns:cx8="http://schemas.microsoft.com/office/drawing/2016/5/14/chartex" xmlns:mc="http://schemas.openxmlformats.org/markup-compatibility/2006" xmlns:aink="http://schemas.microsoft.com/office/drawing/2016/ink" xmlns:am3d="http://schemas.microsoft.com/office/drawing/2017/model3d" xmlns:o="urn:schemas-microsoft-com:office:office" xmlns:oel="http://schemas.microsoft.com/office/2019/extlst" xmlns:r="http://schemas.openxmlformats.org/officeDocument/2006/relationships" xmlns:m="http://schemas.openxmlformats.org/officeDocument/2006/math" xmlns:v="urn:schemas-microsoft-com:vml" xmlns:wp14="http://schemas.microsoft.com/office/word/2010/wordprocessingDrawing" xmlns:wp="http://schemas.openxmlformats.org/drawingml/2006/wordprocessingDrawing" xmlns:w10="urn:schemas-microsoft-com:office:word" xmlns:w="http://schemas.openxmlformats.org/wordprocessingml/2006/main" xmlns:w14="http://schemas.microsoft.com/office/word/2010/wordml" xmlns:w15="http://schemas.microsoft.com/office/word/2012/wordml" xmlns:w16cex="http://schemas.microsoft.com/office/word/2018/wordml/cex" xmlns:w16cid="http://schemas.microsoft.com/office/word/2016/wordml/cid" xmlns:w16="http://schemas.microsoft.com/office/word/2018/wordml" xmlns:w16du="http://schemas.microsoft.com/office/word/2023/wordml/word16du" xmlns:w16sdtdh="http://schemas.microsoft.com/office/word/2020/wordml/sdtdatahash" xmlns:w16sdtfl="http://schemas.microsoft.com/office/word/2024/wordml/sdtformatlock" xmlns:w16se="http://schemas.microsoft.com/office/word/2015/wordml/symex" xmlns:wpg="http://schemas.microsoft.com/office/word/2010/wordprocessingGroup" xmlns:wpi="http://schemas.microsoft.com/office/word/2010/wordprocessingInk" xmlns:wne="http://schemas.microsoft.com/office/word/2006/wordml" xmlns:wps="http://schemas.microsoft.com/office/word/2010/wordprocessingShape" mc:Ignorable="w14 w15 w16se w16cid w16 w16cex w16sdtdh w16sdtfl w16du wp14">
+  <w:footnote w:type="separator" w:id="-1">
+    <w:p>
+      <w:pPr>
+        <w:spacing w:after="0" w:line="240" w:lineRule="auto"/>
+      </w:pPr>
+      <w:r>
+        <w:separator/>
+      </w:r>
+    </w:p>
+  </w:footnote>
+  <w:footnote w:type="continuationSeparator" w:id="0">
+    <w:p>
+      <w:pPr>
+        <w:spacing w:after="0" w:line="240" w:lineRule="auto"/>
+      </w:pPr>
+      <w:r>
+        <w:continuationSeparator/>
+      </w:r>
+    </w:p>
+  </w:footnote>
+</w:footnotes>
 </file>
 
 <file path=word/numbering.xml><?xml version="1.0" encoding="utf-8"?>
@@ -1063,11 +5590,383 @@
       </w:pPr>
     </w:lvl>
   </w:abstractNum>
+  <w:abstractNum w:abstractNumId="2" w15:restartNumberingAfterBreak="0">
+    <w:nsid w:val="3A214DCC"/>
+    <w:multiLevelType w:val="multilevel"/>
+    <w:tmpl w:val="B0F09A0E"/>
+    <w:lvl w:ilvl="0">
+      <w:start w:val="1"/>
+      <w:numFmt w:val="decimal"/>
+      <w:lvlText w:val="%1."/>
+      <w:lvlJc w:val="left"/>
+      <w:pPr>
+        <w:ind w:left="720" w:hanging="360"/>
+      </w:pPr>
+      <w:rPr>
+        <w:rFonts w:hint="default"/>
+      </w:rPr>
+    </w:lvl>
+    <w:lvl w:ilvl="1">
+      <w:start w:val="1"/>
+      <w:numFmt w:val="decimal"/>
+      <w:isLgl/>
+      <w:lvlText w:val="%1.%2."/>
+      <w:lvlJc w:val="left"/>
+      <w:pPr>
+        <w:ind w:left="1080" w:hanging="720"/>
+      </w:pPr>
+      <w:rPr>
+        <w:rFonts w:hint="default"/>
+      </w:rPr>
+    </w:lvl>
+    <w:lvl w:ilvl="2">
+      <w:start w:val="1"/>
+      <w:numFmt w:val="decimal"/>
+      <w:isLgl/>
+      <w:lvlText w:val="%1.%2.%3."/>
+      <w:lvlJc w:val="left"/>
+      <w:pPr>
+        <w:ind w:left="1080" w:hanging="720"/>
+      </w:pPr>
+      <w:rPr>
+        <w:rFonts w:hint="default"/>
+      </w:rPr>
+    </w:lvl>
+    <w:lvl w:ilvl="3">
+      <w:start w:val="1"/>
+      <w:numFmt w:val="decimal"/>
+      <w:isLgl/>
+      <w:lvlText w:val="%1.%2.%3.%4."/>
+      <w:lvlJc w:val="left"/>
+      <w:pPr>
+        <w:ind w:left="1440" w:hanging="1080"/>
+      </w:pPr>
+      <w:rPr>
+        <w:rFonts w:hint="default"/>
+      </w:rPr>
+    </w:lvl>
+    <w:lvl w:ilvl="4">
+      <w:start w:val="1"/>
+      <w:numFmt w:val="decimal"/>
+      <w:isLgl/>
+      <w:lvlText w:val="%1.%2.%3.%4.%5."/>
+      <w:lvlJc w:val="left"/>
+      <w:pPr>
+        <w:ind w:left="1440" w:hanging="1080"/>
+      </w:pPr>
+      <w:rPr>
+        <w:rFonts w:hint="default"/>
+      </w:rPr>
+    </w:lvl>
+    <w:lvl w:ilvl="5">
+      <w:start w:val="1"/>
+      <w:numFmt w:val="decimal"/>
+      <w:isLgl/>
+      <w:lvlText w:val="%1.%2.%3.%4.%5.%6."/>
+      <w:lvlJc w:val="left"/>
+      <w:pPr>
+        <w:ind w:left="1800" w:hanging="1440"/>
+      </w:pPr>
+      <w:rPr>
+        <w:rFonts w:hint="default"/>
+      </w:rPr>
+    </w:lvl>
+    <w:lvl w:ilvl="6">
+      <w:start w:val="1"/>
+      <w:numFmt w:val="decimal"/>
+      <w:isLgl/>
+      <w:lvlText w:val="%1.%2.%3.%4.%5.%6.%7."/>
+      <w:lvlJc w:val="left"/>
+      <w:pPr>
+        <w:ind w:left="1800" w:hanging="1440"/>
+      </w:pPr>
+      <w:rPr>
+        <w:rFonts w:hint="default"/>
+      </w:rPr>
+    </w:lvl>
+    <w:lvl w:ilvl="7">
+      <w:start w:val="1"/>
+      <w:numFmt w:val="decimal"/>
+      <w:isLgl/>
+      <w:lvlText w:val="%1.%2.%3.%4.%5.%6.%7.%8."/>
+      <w:lvlJc w:val="left"/>
+      <w:pPr>
+        <w:ind w:left="2160" w:hanging="1800"/>
+      </w:pPr>
+      <w:rPr>
+        <w:rFonts w:hint="default"/>
+      </w:rPr>
+    </w:lvl>
+    <w:lvl w:ilvl="8">
+      <w:start w:val="1"/>
+      <w:numFmt w:val="decimal"/>
+      <w:isLgl/>
+      <w:lvlText w:val="%1.%2.%3.%4.%5.%6.%7.%8.%9."/>
+      <w:lvlJc w:val="left"/>
+      <w:pPr>
+        <w:ind w:left="2160" w:hanging="1800"/>
+      </w:pPr>
+      <w:rPr>
+        <w:rFonts w:hint="default"/>
+      </w:rPr>
+    </w:lvl>
+  </w:abstractNum>
+  <w:abstractNum w:abstractNumId="3" w15:restartNumberingAfterBreak="0">
+    <w:nsid w:val="670C1629"/>
+    <w:multiLevelType w:val="multilevel"/>
+    <w:tmpl w:val="B0F09A0E"/>
+    <w:lvl w:ilvl="0">
+      <w:start w:val="1"/>
+      <w:numFmt w:val="decimal"/>
+      <w:lvlText w:val="%1."/>
+      <w:lvlJc w:val="left"/>
+      <w:pPr>
+        <w:ind w:left="720" w:hanging="360"/>
+      </w:pPr>
+      <w:rPr>
+        <w:rFonts w:hint="default"/>
+      </w:rPr>
+    </w:lvl>
+    <w:lvl w:ilvl="1">
+      <w:start w:val="1"/>
+      <w:numFmt w:val="decimal"/>
+      <w:isLgl/>
+      <w:lvlText w:val="%1.%2."/>
+      <w:lvlJc w:val="left"/>
+      <w:pPr>
+        <w:ind w:left="1080" w:hanging="720"/>
+      </w:pPr>
+      <w:rPr>
+        <w:rFonts w:hint="default"/>
+      </w:rPr>
+    </w:lvl>
+    <w:lvl w:ilvl="2">
+      <w:start w:val="1"/>
+      <w:numFmt w:val="decimal"/>
+      <w:isLgl/>
+      <w:lvlText w:val="%1.%2.%3."/>
+      <w:lvlJc w:val="left"/>
+      <w:pPr>
+        <w:ind w:left="1080" w:hanging="720"/>
+      </w:pPr>
+      <w:rPr>
+        <w:rFonts w:hint="default"/>
+      </w:rPr>
+    </w:lvl>
+    <w:lvl w:ilvl="3">
+      <w:start w:val="1"/>
+      <w:numFmt w:val="decimal"/>
+      <w:isLgl/>
+      <w:lvlText w:val="%1.%2.%3.%4."/>
+      <w:lvlJc w:val="left"/>
+      <w:pPr>
+        <w:ind w:left="1440" w:hanging="1080"/>
+      </w:pPr>
+      <w:rPr>
+        <w:rFonts w:hint="default"/>
+      </w:rPr>
+    </w:lvl>
+    <w:lvl w:ilvl="4">
+      <w:start w:val="1"/>
+      <w:numFmt w:val="decimal"/>
+      <w:isLgl/>
+      <w:lvlText w:val="%1.%2.%3.%4.%5."/>
+      <w:lvlJc w:val="left"/>
+      <w:pPr>
+        <w:ind w:left="1440" w:hanging="1080"/>
+      </w:pPr>
+      <w:rPr>
+        <w:rFonts w:hint="default"/>
+      </w:rPr>
+    </w:lvl>
+    <w:lvl w:ilvl="5">
+      <w:start w:val="1"/>
+      <w:numFmt w:val="decimal"/>
+      <w:isLgl/>
+      <w:lvlText w:val="%1.%2.%3.%4.%5.%6."/>
+      <w:lvlJc w:val="left"/>
+      <w:pPr>
+        <w:ind w:left="1800" w:hanging="1440"/>
+      </w:pPr>
+      <w:rPr>
+        <w:rFonts w:hint="default"/>
+      </w:rPr>
+    </w:lvl>
+    <w:lvl w:ilvl="6">
+      <w:start w:val="1"/>
+      <w:numFmt w:val="decimal"/>
+      <w:isLgl/>
+      <w:lvlText w:val="%1.%2.%3.%4.%5.%6.%7."/>
+      <w:lvlJc w:val="left"/>
+      <w:pPr>
+        <w:ind w:left="1800" w:hanging="1440"/>
+      </w:pPr>
+      <w:rPr>
+        <w:rFonts w:hint="default"/>
+      </w:rPr>
+    </w:lvl>
+    <w:lvl w:ilvl="7">
+      <w:start w:val="1"/>
+      <w:numFmt w:val="decimal"/>
+      <w:isLgl/>
+      <w:lvlText w:val="%1.%2.%3.%4.%5.%6.%7.%8."/>
+      <w:lvlJc w:val="left"/>
+      <w:pPr>
+        <w:ind w:left="2160" w:hanging="1800"/>
+      </w:pPr>
+      <w:rPr>
+        <w:rFonts w:hint="default"/>
+      </w:rPr>
+    </w:lvl>
+    <w:lvl w:ilvl="8">
+      <w:start w:val="1"/>
+      <w:numFmt w:val="decimal"/>
+      <w:isLgl/>
+      <w:lvlText w:val="%1.%2.%3.%4.%5.%6.%7.%8.%9."/>
+      <w:lvlJc w:val="left"/>
+      <w:pPr>
+        <w:ind w:left="2160" w:hanging="1800"/>
+      </w:pPr>
+      <w:rPr>
+        <w:rFonts w:hint="default"/>
+      </w:rPr>
+    </w:lvl>
+  </w:abstractNum>
+  <w:abstractNum w:abstractNumId="4" w15:restartNumberingAfterBreak="0">
+    <w:nsid w:val="7EF3030F"/>
+    <w:multiLevelType w:val="multilevel"/>
+    <w:tmpl w:val="B0F09A0E"/>
+    <w:lvl w:ilvl="0">
+      <w:start w:val="1"/>
+      <w:numFmt w:val="decimal"/>
+      <w:lvlText w:val="%1."/>
+      <w:lvlJc w:val="left"/>
+      <w:pPr>
+        <w:ind w:left="720" w:hanging="360"/>
+      </w:pPr>
+      <w:rPr>
+        <w:rFonts w:hint="default"/>
+      </w:rPr>
+    </w:lvl>
+    <w:lvl w:ilvl="1">
+      <w:start w:val="1"/>
+      <w:numFmt w:val="decimal"/>
+      <w:isLgl/>
+      <w:lvlText w:val="%1.%2."/>
+      <w:lvlJc w:val="left"/>
+      <w:pPr>
+        <w:ind w:left="1080" w:hanging="720"/>
+      </w:pPr>
+      <w:rPr>
+        <w:rFonts w:hint="default"/>
+      </w:rPr>
+    </w:lvl>
+    <w:lvl w:ilvl="2">
+      <w:start w:val="1"/>
+      <w:numFmt w:val="decimal"/>
+      <w:isLgl/>
+      <w:lvlText w:val="%1.%2.%3."/>
+      <w:lvlJc w:val="left"/>
+      <w:pPr>
+        <w:ind w:left="1080" w:hanging="720"/>
+      </w:pPr>
+      <w:rPr>
+        <w:rFonts w:hint="default"/>
+      </w:rPr>
+    </w:lvl>
+    <w:lvl w:ilvl="3">
+      <w:start w:val="1"/>
+      <w:numFmt w:val="decimal"/>
+      <w:isLgl/>
+      <w:lvlText w:val="%1.%2.%3.%4."/>
+      <w:lvlJc w:val="left"/>
+      <w:pPr>
+        <w:ind w:left="1440" w:hanging="1080"/>
+      </w:pPr>
+      <w:rPr>
+        <w:rFonts w:hint="default"/>
+      </w:rPr>
+    </w:lvl>
+    <w:lvl w:ilvl="4">
+      <w:start w:val="1"/>
+      <w:numFmt w:val="decimal"/>
+      <w:isLgl/>
+      <w:lvlText w:val="%1.%2.%3.%4.%5."/>
+      <w:lvlJc w:val="left"/>
+      <w:pPr>
+        <w:ind w:left="1440" w:hanging="1080"/>
+      </w:pPr>
+      <w:rPr>
+        <w:rFonts w:hint="default"/>
+      </w:rPr>
+    </w:lvl>
+    <w:lvl w:ilvl="5">
+      <w:start w:val="1"/>
+      <w:numFmt w:val="decimal"/>
+      <w:isLgl/>
+      <w:lvlText w:val="%1.%2.%3.%4.%5.%6."/>
+      <w:lvlJc w:val="left"/>
+      <w:pPr>
+        <w:ind w:left="1800" w:hanging="1440"/>
+      </w:pPr>
+      <w:rPr>
+        <w:rFonts w:hint="default"/>
+      </w:rPr>
+    </w:lvl>
+    <w:lvl w:ilvl="6">
+      <w:start w:val="1"/>
+      <w:numFmt w:val="decimal"/>
+      <w:isLgl/>
+      <w:lvlText w:val="%1.%2.%3.%4.%5.%6.%7."/>
+      <w:lvlJc w:val="left"/>
+      <w:pPr>
+        <w:ind w:left="1800" w:hanging="1440"/>
+      </w:pPr>
+      <w:rPr>
+        <w:rFonts w:hint="default"/>
+      </w:rPr>
+    </w:lvl>
+    <w:lvl w:ilvl="7">
+      <w:start w:val="1"/>
+      <w:numFmt w:val="decimal"/>
+      <w:isLgl/>
+      <w:lvlText w:val="%1.%2.%3.%4.%5.%6.%7.%8."/>
+      <w:lvlJc w:val="left"/>
+      <w:pPr>
+        <w:ind w:left="2160" w:hanging="1800"/>
+      </w:pPr>
+      <w:rPr>
+        <w:rFonts w:hint="default"/>
+      </w:rPr>
+    </w:lvl>
+    <w:lvl w:ilvl="8">
+      <w:start w:val="1"/>
+      <w:numFmt w:val="decimal"/>
+      <w:isLgl/>
+      <w:lvlText w:val="%1.%2.%3.%4.%5.%6.%7.%8.%9."/>
+      <w:lvlJc w:val="left"/>
+      <w:pPr>
+        <w:ind w:left="2160" w:hanging="1800"/>
+      </w:pPr>
+      <w:rPr>
+        <w:rFonts w:hint="default"/>
+      </w:rPr>
+    </w:lvl>
+  </w:abstractNum>
   <w:num w:numId="1" w16cid:durableId="958953745">
     <w:abstractNumId w:val="0"/>
   </w:num>
   <w:num w:numId="2" w16cid:durableId="216359291">
     <w:abstractNumId w:val="1"/>
+  </w:num>
+  <w:num w:numId="3" w16cid:durableId="877859866">
+    <w:abstractNumId w:val="4"/>
+  </w:num>
+  <w:num w:numId="4" w16cid:durableId="1155300415">
+    <w:abstractNumId w:val="3"/>
+  </w:num>
+  <w:num w:numId="5" w16cid:durableId="1641882106">
+    <w:abstractNumId w:val="2"/>
   </w:num>
 </w:numbering>
 </file>
@@ -2022,6 +6921,50 @@
       <w:rFonts w:ascii="Times New Roman" w:hAnsi="Times New Roman" w:cs="Times New Roman"/>
     </w:rPr>
   </w:style>
+  <w:style w:type="paragraph" w:styleId="Encabezado">
+    <w:name w:val="header"/>
+    <w:basedOn w:val="Normal"/>
+    <w:link w:val="EncabezadoCar"/>
+    <w:uiPriority w:val="99"/>
+    <w:unhideWhenUsed/>
+    <w:rsid w:val="00C17B3E"/>
+    <w:pPr>
+      <w:tabs>
+        <w:tab w:val="center" w:pos="4419"/>
+        <w:tab w:val="right" w:pos="8838"/>
+      </w:tabs>
+      <w:spacing w:after="0" w:line="240" w:lineRule="auto"/>
+    </w:pPr>
+  </w:style>
+  <w:style w:type="character" w:customStyle="1" w:styleId="EncabezadoCar">
+    <w:name w:val="Encabezado Car"/>
+    <w:basedOn w:val="Fuentedeprrafopredeter"/>
+    <w:link w:val="Encabezado"/>
+    <w:uiPriority w:val="99"/>
+    <w:rsid w:val="00C17B3E"/>
+  </w:style>
+  <w:style w:type="paragraph" w:styleId="Piedepgina">
+    <w:name w:val="footer"/>
+    <w:basedOn w:val="Normal"/>
+    <w:link w:val="PiedepginaCar"/>
+    <w:uiPriority w:val="99"/>
+    <w:unhideWhenUsed/>
+    <w:rsid w:val="00C17B3E"/>
+    <w:pPr>
+      <w:tabs>
+        <w:tab w:val="center" w:pos="4419"/>
+        <w:tab w:val="right" w:pos="8838"/>
+      </w:tabs>
+      <w:spacing w:after="0" w:line="240" w:lineRule="auto"/>
+    </w:pPr>
+  </w:style>
+  <w:style w:type="character" w:customStyle="1" w:styleId="PiedepginaCar">
+    <w:name w:val="Pie de página Car"/>
+    <w:basedOn w:val="Fuentedeprrafopredeter"/>
+    <w:link w:val="Piedepgina"/>
+    <w:uiPriority w:val="99"/>
+    <w:rsid w:val="00C17B3E"/>
+  </w:style>
 </w:styles>
 </file>
 

--- a/INFORME.docx
+++ b/INFORME.docx
@@ -41,7 +41,7 @@
                     </pic:cNvPicPr>
                   </pic:nvPicPr>
                   <pic:blipFill>
-                    <a:blip r:embed="rId7" cstate="print">
+                    <a:blip r:embed="rId11" cstate="print">
                       <a:extLst>
                         <a:ext uri="{28A0092B-C50C-407E-A947-70E740481C1C}">
                           <a14:useLocalDpi xmlns:a14="http://schemas.microsoft.com/office/drawing/2010/main" val="0"/>
@@ -394,15 +394,7 @@
         <w:jc w:val="center"/>
       </w:pPr>
       <w:r>
-        <w:t xml:space="preserve">Santa Marta, 15 de </w:t>
-      </w:r>
-      <w:proofErr w:type="gramStart"/>
-      <w:r>
-        <w:t>Junio</w:t>
-      </w:r>
-      <w:proofErr w:type="gramEnd"/>
-      <w:r>
-        <w:t xml:space="preserve"> d</w:t>
+        <w:t>Santa Marta, 15 de Junio d</w:t>
       </w:r>
       <w:r>
         <w:t>e 2026</w:t>
@@ -445,7 +437,7 @@
       <w:r>
         <w:t xml:space="preserve">de información pública de Colombia </w:t>
       </w:r>
-      <w:hyperlink r:id="rId8" w:history="1">
+      <w:hyperlink r:id="rId12" w:history="1">
         <w:r>
           <w:rPr>
             <w:rStyle w:val="Hipervnculo"/>
@@ -474,7 +466,7 @@
       <w:r>
         <w:t xml:space="preserve"> es </w:t>
       </w:r>
-      <w:hyperlink r:id="rId9" w:history="1">
+      <w:hyperlink r:id="rId13" w:history="1">
         <w:r>
           <w:rPr>
             <w:rStyle w:val="Hipervnculo"/>
@@ -668,13 +660,7 @@
         <w:t>; h</w:t>
       </w:r>
       <w:r>
-        <w:t xml:space="preserve">) Los edificios sometidos a los tratamientos especiales de conservación histórica, artística, o arquitectónica, durante el tiempo en el que se mantengan bajo el imperio de las normas </w:t>
-      </w:r>
-      <w:r>
-        <w:t>específicas</w:t>
-      </w:r>
-      <w:r>
-        <w:t xml:space="preserve"> de dichos tratamientos</w:t>
+        <w:t>) Los edificios sometidos a los tratamientos especiales de conservación histórica, artística, o arquitectónica, durante el tiempo en el que se mantengan bajo el imperio de las normas específicas de dichos tratamientos</w:t>
       </w:r>
       <w:r>
         <w:t>; i</w:t>
@@ -696,15 +682,7 @@
         <w:t>, k</w:t>
       </w:r>
       <w:r>
-        <w:t xml:space="preserve">) Los inmuebles que en su integridad se destinen exclusivamente y con carácter de permanencia por las entidades de beneficencia y asistencia pública y las de utilidad pública de interés social destinados exclusivamente a servicios de hospitalización, </w:t>
-      </w:r>
-      <w:proofErr w:type="spellStart"/>
-      <w:r>
-        <w:t>salacunas</w:t>
-      </w:r>
-      <w:proofErr w:type="spellEnd"/>
-      <w:r>
-        <w:t>, guarderías, y asilos, así como los inmuebles de las fundaciones de derecho público o de derecho privado cuyo objeto sea exclusivamente la atención a la salud y la educación especial de niños y jóvenes con deficiencias de carácter físico, mental y psicológico, reconocidas por la autoridad competente, estarán exentas por el término a que se refiere el artículo primero del Acuerdo 9 de 1993, en un ciento por ciento, del valor del impuesto predial unificado a pagar por la respectiva entidad por ese predio en el correspondiente año fiscal</w:t>
+        <w:t>) Los inmuebles que en su integridad se destinen exclusivamente y con carácter de permanencia por las entidades de beneficencia y asistencia pública y las de utilidad pública de interés social destinados exclusivamente a servicios de hospitalización, salacunas, guarderías, y asilos, así como los inmuebles de las fundaciones de derecho público o de derecho privado cuyo objeto sea exclusivamente la atención a la salud y la educación especial de niños y jóvenes con deficiencias de carácter físico, mental y psicológico, reconocidas por la autoridad competente, estarán exentas por el término a que se refiere el artículo primero del Acuerdo 9 de 1993, en un ciento por ciento, del valor del impuesto predial unificado a pagar por la respectiva entidad por ese predio en el correspondiente año fiscal</w:t>
       </w:r>
       <w:r>
         <w:t>; l</w:t>
@@ -724,7 +702,7 @@
       <w:r>
         <w:t>(</w:t>
       </w:r>
-      <w:hyperlink r:id="rId10" w:history="1">
+      <w:hyperlink r:id="rId14" w:history="1">
         <w:r>
           <w:rPr>
             <w:rStyle w:val="Hipervnculo"/>
@@ -747,15 +725,7 @@
         <w:jc w:val="both"/>
       </w:pPr>
       <w:r>
-        <w:t xml:space="preserve">El recaudo de este impuesto administrado por el Distrito </w:t>
-      </w:r>
-      <w:proofErr w:type="gramStart"/>
-      <w:r>
-        <w:t>Capital,</w:t>
-      </w:r>
-      <w:proofErr w:type="gramEnd"/>
-      <w:r>
-        <w:t xml:space="preserve"> se distribuye </w:t>
+        <w:t xml:space="preserve">El recaudo de este impuesto administrado por el Distrito Capital, se distribuye </w:t>
       </w:r>
       <w:r>
         <w:t>conforme al Plan de Desarrollo y al presupuesto anual aprobado</w:t>
@@ -902,6 +872,18 @@
         <w:jc w:val="both"/>
       </w:pPr>
       <w:r>
+        <w:t xml:space="preserve">El enlace de Github entregado en el campus virtual </w:t>
+      </w:r>
+      <w:r>
+        <w:t xml:space="preserve">contiene cinco archivos, el user_interface.py, business_logic.py, cumplimiento-impuesto-predial_2007_2023.csv (dataset original), cumplimiento-impuesto-predial_2007_2023_enriched.csv (dataset enriquecido) e INFORME.doc.  </w:t>
+      </w:r>
+    </w:p>
+    <w:p>
+      <w:pPr>
+        <w:spacing w:line="300" w:lineRule="auto"/>
+        <w:jc w:val="both"/>
+      </w:pPr>
+      <w:r>
         <w:t xml:space="preserve">Como base </w:t>
       </w:r>
       <w:r>
@@ -910,30 +892,208 @@
       <w:r>
         <w:t xml:space="preserve">se tiene el </w:t>
       </w:r>
-      <w:proofErr w:type="spellStart"/>
-      <w:r>
-        <w:t>dataset</w:t>
-      </w:r>
-      <w:proofErr w:type="spellEnd"/>
-      <w:r>
+      <w:r>
+        <w:t xml:space="preserve">dataset </w:t>
+      </w:r>
+      <w:r>
+        <w:t xml:space="preserve">llamado </w:t>
+      </w:r>
+      <w:r>
+        <w:rPr>
+          <w:i/>
+          <w:iCs/>
+        </w:rPr>
+        <w:t>“cumplimiento-impuesto-predial_2007_2023.csv”</w:t>
+      </w:r>
+      <w:r>
+        <w:t xml:space="preserve">.  </w:t>
+      </w:r>
+      <w:r>
+        <w:t xml:space="preserve">Cada fila de este archivo no representa un predio individual sino un grupo: la combinación de localidad, UPZ, barrio, destino hacendario, estrato y año gravable, con totales agregados de predios y pagos. </w:t>
+      </w:r>
+    </w:p>
+    <w:p>
+      <w:pPr>
+        <w:spacing w:line="300" w:lineRule="auto"/>
+        <w:jc w:val="both"/>
+      </w:pPr>
+      <w:r>
+        <w:t xml:space="preserve">En el </w:t>
+      </w:r>
+      <w:r>
+        <w:rPr>
+          <w:i/>
+          <w:iCs/>
+        </w:rPr>
+        <w:t>user_interface.py</w:t>
+      </w:r>
+      <w:r>
+        <w:rPr>
+          <w:i/>
+          <w:iCs/>
+        </w:rPr>
         <w:t xml:space="preserve"> </w:t>
       </w:r>
       <w:r>
-        <w:t xml:space="preserve">llamado </w:t>
-      </w:r>
-      <w:r>
-        <w:rPr>
-          <w:i/>
-          <w:iCs/>
-        </w:rPr>
-        <w:t>“</w:t>
-      </w:r>
-      <w:r>
-        <w:rPr>
-          <w:i/>
-          <w:iCs/>
-        </w:rPr>
-        <w:t>cumplimiento-impuesto-predial_2007_2023.csv</w:t>
+        <w:t>se abre el dataset y se hace la exploración inicial de los datos y se imprimen las visualizaciones que se muestran en este informe.</w:t>
+      </w:r>
+    </w:p>
+    <w:p>
+      <w:pPr>
+        <w:jc w:val="both"/>
+        <w:rPr>
+          <w:lang w:val="es-MX"/>
+        </w:rPr>
+      </w:pPr>
+      <w:r>
+        <w:rPr>
+          <w:lang w:val="es-MX"/>
+        </w:rPr>
+        <w:t>En el archivo “business_logic.py” se definieron las siguientes constantes globales para utilizarlas dentro de las funciones.</w:t>
+      </w:r>
+    </w:p>
+    <w:p>
+      <w:pPr>
+        <w:jc w:val="center"/>
+        <w:rPr>
+          <w:lang w:val="es-MX"/>
+        </w:rPr>
+      </w:pPr>
+      <w:r>
+        <w:rPr>
+          <w:noProof/>
+          <w:lang w:val="es-MX"/>
+        </w:rPr>
+        <w:drawing>
+          <wp:inline distT="0" distB="0" distL="0" distR="0" wp14:anchorId="2BA6543A" wp14:editId="26FA058C">
+            <wp:extent cx="3953427" cy="1105054"/>
+            <wp:effectExtent l="0" t="0" r="9525" b="0"/>
+            <wp:docPr id="1083039914" name="Imagen 1"/>
+            <wp:cNvGraphicFramePr>
+              <a:graphicFrameLocks xmlns:a="http://schemas.openxmlformats.org/drawingml/2006/main" noChangeAspect="1"/>
+            </wp:cNvGraphicFramePr>
+            <a:graphic xmlns:a="http://schemas.openxmlformats.org/drawingml/2006/main">
+              <a:graphicData uri="http://schemas.openxmlformats.org/drawingml/2006/picture">
+                <pic:pic xmlns:pic="http://schemas.openxmlformats.org/drawingml/2006/picture">
+                  <pic:nvPicPr>
+                    <pic:cNvPr id="1083039914" name=""/>
+                    <pic:cNvPicPr/>
+                  </pic:nvPicPr>
+                  <pic:blipFill>
+                    <a:blip r:embed="rId15"/>
+                    <a:stretch>
+                      <a:fillRect/>
+                    </a:stretch>
+                  </pic:blipFill>
+                  <pic:spPr>
+                    <a:xfrm>
+                      <a:off x="0" y="0"/>
+                      <a:ext cx="3953427" cy="1105054"/>
+                    </a:xfrm>
+                    <a:prstGeom prst="rect">
+                      <a:avLst/>
+                    </a:prstGeom>
+                  </pic:spPr>
+                </pic:pic>
+              </a:graphicData>
+            </a:graphic>
+          </wp:inline>
+        </w:drawing>
+      </w:r>
+    </w:p>
+    <w:p>
+      <w:pPr>
+        <w:spacing w:after="220"/>
+        <w:jc w:val="center"/>
+        <w:rPr>
+          <w:b/>
+          <w:bCs/>
+        </w:rPr>
+      </w:pPr>
+      <w:r>
+        <w:rPr>
+          <w:i/>
+          <w:iCs/>
+          <w:color w:val="595959"/>
+          <w:sz w:val="18"/>
+          <w:szCs w:val="18"/>
+        </w:rPr>
+        <w:t xml:space="preserve">Figura </w:t>
+      </w:r>
+      <w:r>
+        <w:rPr>
+          <w:i/>
+          <w:iCs/>
+          <w:color w:val="595959"/>
+          <w:sz w:val="18"/>
+          <w:szCs w:val="18"/>
+        </w:rPr>
+        <w:t>0</w:t>
+      </w:r>
+      <w:r>
+        <w:rPr>
+          <w:i/>
+          <w:iCs/>
+          <w:color w:val="595959"/>
+          <w:sz w:val="18"/>
+          <w:szCs w:val="18"/>
+        </w:rPr>
+        <w:t xml:space="preserve">. </w:t>
+      </w:r>
+      <w:r>
+        <w:rPr>
+          <w:i/>
+          <w:iCs/>
+          <w:color w:val="595959"/>
+          <w:sz w:val="18"/>
+          <w:szCs w:val="18"/>
+        </w:rPr>
+        <w:t>Asignación de nombre a columnas en “business_logic.py”</w:t>
+      </w:r>
+    </w:p>
+    <w:p>
+      <w:pPr>
+        <w:jc w:val="both"/>
+        <w:rPr>
+          <w:lang w:val="es-MX"/>
+        </w:rPr>
+      </w:pPr>
+      <w:r>
+        <w:rPr>
+          <w:lang w:val="es-MX"/>
+        </w:rPr>
+        <w:t xml:space="preserve">Estas constantes guardan el nombre de las columnas que contienen ciertos datos específicos. En caso de que se cambie el nombre de una columna dentro del dataset, puede </w:t>
+      </w:r>
+      <w:r>
+        <w:rPr>
+          <w:lang w:val="es-MX"/>
+        </w:rPr>
+        <w:t>cambiarse aquí para</w:t>
+      </w:r>
+      <w:r>
+        <w:rPr>
+          <w:lang w:val="es-MX"/>
+        </w:rPr>
+        <w:t xml:space="preserve"> que se refleje el cambio en todo el código.</w:t>
+      </w:r>
+    </w:p>
+    <w:p>
+      <w:pPr>
+        <w:jc w:val="both"/>
+        <w:rPr>
+          <w:i/>
+          <w:iCs/>
+        </w:rPr>
+      </w:pPr>
+      <w:r>
+        <w:t>En el archivo “</w:t>
+      </w:r>
+      <w:r>
+        <w:rPr>
+          <w:i/>
+          <w:iCs/>
+        </w:rPr>
+        <w:t>business_logic.py</w:t>
       </w:r>
       <w:r>
         <w:rPr>
@@ -943,44 +1103,6 @@
         <w:t>”</w:t>
       </w:r>
       <w:r>
-        <w:t xml:space="preserve">.  </w:t>
-      </w:r>
-      <w:r>
-        <w:t>Cada fila de</w:t>
-      </w:r>
-      <w:r>
-        <w:t xml:space="preserve"> este archivo</w:t>
-      </w:r>
-      <w:r>
-        <w:t xml:space="preserve"> no representa un predio individual sino un grupo: la combinación de localidad, UPZ, barrio, destino hacendario, estrato y año gravable, con totales agregados de predios y pagos. </w:t>
-      </w:r>
-    </w:p>
-    <w:p>
-      <w:pPr>
-        <w:jc w:val="both"/>
-        <w:rPr>
-          <w:i/>
-          <w:iCs/>
-        </w:rPr>
-      </w:pPr>
-      <w:r>
-        <w:t>En el archivo “</w:t>
-      </w:r>
-      <w:r>
-        <w:rPr>
-          <w:i/>
-          <w:iCs/>
-        </w:rPr>
-        <w:t>business_logic.py</w:t>
-      </w:r>
-      <w:r>
-        <w:rPr>
-          <w:i/>
-          <w:iCs/>
-        </w:rPr>
-        <w:t>”</w:t>
-      </w:r>
-      <w:r>
         <w:rPr>
           <w:i/>
           <w:iCs/>
@@ -988,68 +1110,17 @@
         <w:t xml:space="preserve"> se</w:t>
       </w:r>
       <w:r>
-        <w:t xml:space="preserve"> carga el archivo </w:t>
-      </w:r>
-      <w:proofErr w:type="spellStart"/>
-      <w:r>
-        <w:t>csv</w:t>
-      </w:r>
-      <w:proofErr w:type="spellEnd"/>
-      <w:r>
-        <w:t xml:space="preserve">, se </w:t>
-      </w:r>
-      <w:r>
-        <w:t>agrega</w:t>
-      </w:r>
-      <w:r>
-        <w:t>n</w:t>
-      </w:r>
-      <w:r>
-        <w:t xml:space="preserve"> tres columnas derivadas que facilitan el análisis, y </w:t>
-      </w:r>
-      <w:r>
-        <w:t xml:space="preserve">se crea </w:t>
-      </w:r>
-      <w:proofErr w:type="spellStart"/>
-      <w:r>
-        <w:rPr>
-          <w:i/>
-          <w:iCs/>
-        </w:rPr>
-        <w:t>dataframe_</w:t>
-      </w:r>
-      <w:proofErr w:type="gramStart"/>
-      <w:r>
-        <w:rPr>
-          <w:i/>
-          <w:iCs/>
-        </w:rPr>
-        <w:t>enrichment</w:t>
-      </w:r>
-      <w:proofErr w:type="spellEnd"/>
-      <w:r>
-        <w:rPr>
-          <w:i/>
-          <w:iCs/>
-        </w:rPr>
-        <w:t>(</w:t>
-      </w:r>
-      <w:proofErr w:type="gramEnd"/>
-      <w:r>
-        <w:rPr>
-          <w:i/>
-          <w:iCs/>
-        </w:rPr>
-        <w:t xml:space="preserve">) </w:t>
-      </w:r>
-      <w:r>
-        <w:t xml:space="preserve">donde se </w:t>
-      </w:r>
-      <w:r>
-        <w:t xml:space="preserve">exporta el resultado a </w:t>
-      </w:r>
-      <w:r>
-        <w:t>“</w:t>
+        <w:t xml:space="preserve"> carga el archivo csv, se agregan tres columnas derivadas que facilitan el análisis, y se crea </w:t>
+      </w:r>
+      <w:r>
+        <w:rPr>
+          <w:i/>
+          <w:iCs/>
+        </w:rPr>
+        <w:t xml:space="preserve">dataframe_enrichment() </w:t>
+      </w:r>
+      <w:r>
+        <w:t>donde se exporta el resultado a “</w:t>
       </w:r>
       <w:r>
         <w:rPr>
@@ -1085,6 +1156,132 @@
         <w:t>e generan las siguientes columnas:</w:t>
       </w:r>
     </w:p>
+    <w:tbl>
+      <w:tblPr>
+        <w:tblStyle w:val="Normal"/>
+        <w:tblW w:w="9360" w:type="dxa"/>
+        <w:tblBorders>
+          <w:top w:val="single" w:sz="4" w:space="0" w:color="auto"/>
+          <w:left w:val="single" w:sz="4" w:space="0" w:color="auto"/>
+          <w:bottom w:val="single" w:sz="4" w:space="0" w:color="auto"/>
+          <w:right w:val="single" w:sz="4" w:space="0" w:color="auto"/>
+          <w:insideH w:val="single" w:sz="4" w:space="0" w:color="auto"/>
+          <w:insideV w:val="single" w:sz="4" w:space="0" w:color="auto"/>
+        </w:tblBorders>
+        <w:tblCellMar>
+          <w:left w:w="10" w:type="dxa"/>
+          <w:right w:w="10" w:type="dxa"/>
+        </w:tblCellMar>
+        <w:tblLook w:val="04A0" w:firstRow="1" w:lastRow="0" w:firstColumn="1" w:lastColumn="0" w:noHBand="0" w:noVBand="1"/>
+      </w:tblPr>
+      <w:tblGrid>
+        <w:gridCol w:w="2360"/>
+        <w:gridCol w:w="1240"/>
+        <w:gridCol w:w="3660"/>
+        <w:gridCol w:w="2100"/>
+      </w:tblGrid>
+      <w:tr>
+        <w:trPr>
+          <w:tblHeader/>
+        </w:trPr>
+        <w:tc>
+          <w:tcPr>
+            <w:tcW w:w="2360" w:type="dxa"/>
+            <w:shd w:val="clear" w:color="auto" w:fill="1F4E79"/>
+            <w:tcMar>
+              <w:top w:w="80" w:type="dxa"/>
+              <w:left w:w="120" w:type="dxa"/>
+              <w:bottom w:w="80" w:type="dxa"/>
+              <w:right w:w="120" w:type="dxa"/>
+            </w:tcMar>
+          </w:tcPr>
+          <w:p>
+            <w:r>
+              <w:rPr>
+                <w:b/>
+                <w:bCs/>
+                <w:color w:val="FFFFFF"/>
+                <w:sz w:val="20"/>
+                <w:szCs w:val="20"/>
+              </w:rPr>
+              <w:t>Columna</w:t>
+            </w:r>
+          </w:p>
+        </w:tc>
+        <w:tc>
+          <w:tcPr>
+            <w:tcW w:w="1240" w:type="dxa"/>
+            <w:shd w:val="clear" w:color="auto" w:fill="1F4E79"/>
+            <w:tcMar>
+              <w:top w:w="80" w:type="dxa"/>
+              <w:left w:w="120" w:type="dxa"/>
+              <w:bottom w:w="80" w:type="dxa"/>
+              <w:right w:w="120" w:type="dxa"/>
+            </w:tcMar>
+          </w:tcPr>
+          <w:p>
+            <w:r>
+              <w:rPr>
+                <w:b/>
+                <w:bCs/>
+                <w:color w:val="FFFFFF"/>
+                <w:sz w:val="20"/>
+                <w:szCs w:val="20"/>
+              </w:rPr>
+              <w:t>Tipo</w:t>
+            </w:r>
+          </w:p>
+        </w:tc>
+        <w:tc>
+          <w:tcPr>
+            <w:tcW w:w="3660" w:type="dxa"/>
+            <w:shd w:val="clear" w:color="auto" w:fill="1F4E79"/>
+            <w:tcMar>
+              <w:top w:w="80" w:type="dxa"/>
+              <w:left w:w="120" w:type="dxa"/>
+              <w:bottom w:w="80" w:type="dxa"/>
+              <w:right w:w="120" w:type="dxa"/>
+            </w:tcMar>
+          </w:tcPr>
+          <w:p>
+            <w:r>
+              <w:rPr>
+                <w:b/>
+                <w:bCs/>
+                <w:color w:val="FFFFFF"/>
+                <w:sz w:val="20"/>
+                <w:szCs w:val="20"/>
+              </w:rPr>
+              <w:t>Cálculo</w:t>
+            </w:r>
+          </w:p>
+        </w:tc>
+        <w:tc>
+          <w:tcPr>
+            <w:tcW w:w="2100" w:type="dxa"/>
+            <w:shd w:val="clear" w:color="auto" w:fill="1F4E79"/>
+            <w:tcMar>
+              <w:top w:w="80" w:type="dxa"/>
+              <w:left w:w="120" w:type="dxa"/>
+              <w:bottom w:w="80" w:type="dxa"/>
+              <w:right w:w="120" w:type="dxa"/>
+            </w:tcMar>
+          </w:tcPr>
+          <w:p>
+            <w:r>
+              <w:rPr>
+                <w:b/>
+                <w:bCs/>
+                <w:color w:val="FFFFFF"/>
+                <w:sz w:val="20"/>
+                <w:szCs w:val="20"/>
+              </w:rPr>
+              <w:t>Definida en</w:t>
+            </w:r>
+          </w:p>
+        </w:tc>
+      </w:tr>
+    </w:tbl>
     <w:tbl>
       <w:tblPr>
         <w:tblW w:w="9360" w:type="dxa"/>
@@ -1115,146 +1312,9 @@
             <w:bottom w:w="0" w:type="dxa"/>
           </w:tblCellMar>
         </w:tblPrEx>
-        <w:trPr>
-          <w:tblHeader/>
-        </w:trPr>
         <w:tc>
           <w:tcPr>
             <w:tcW w:w="2360" w:type="dxa"/>
-            <w:tcBorders>
-              <w:top w:val="single" w:sz="1" w:space="0" w:color="BFBFBF"/>
-              <w:left w:val="single" w:sz="1" w:space="0" w:color="BFBFBF"/>
-              <w:bottom w:val="single" w:sz="1" w:space="0" w:color="BFBFBF"/>
-              <w:right w:val="single" w:sz="1" w:space="0" w:color="BFBFBF"/>
-            </w:tcBorders>
-            <w:shd w:val="clear" w:color="auto" w:fill="1F4E79"/>
-            <w:tcMar>
-              <w:top w:w="80" w:type="dxa"/>
-              <w:left w:w="120" w:type="dxa"/>
-              <w:bottom w:w="80" w:type="dxa"/>
-              <w:right w:w="120" w:type="dxa"/>
-            </w:tcMar>
-          </w:tcPr>
-          <w:p>
-            <w:r>
-              <w:rPr>
-                <w:b/>
-                <w:bCs/>
-                <w:color w:val="FFFFFF"/>
-                <w:sz w:val="20"/>
-                <w:szCs w:val="20"/>
-              </w:rPr>
-              <w:t>Columna</w:t>
-            </w:r>
-          </w:p>
-        </w:tc>
-        <w:tc>
-          <w:tcPr>
-            <w:tcW w:w="1240" w:type="dxa"/>
-            <w:tcBorders>
-              <w:top w:val="single" w:sz="1" w:space="0" w:color="BFBFBF"/>
-              <w:left w:val="single" w:sz="1" w:space="0" w:color="BFBFBF"/>
-              <w:bottom w:val="single" w:sz="1" w:space="0" w:color="BFBFBF"/>
-              <w:right w:val="single" w:sz="1" w:space="0" w:color="BFBFBF"/>
-            </w:tcBorders>
-            <w:shd w:val="clear" w:color="auto" w:fill="1F4E79"/>
-            <w:tcMar>
-              <w:top w:w="80" w:type="dxa"/>
-              <w:left w:w="120" w:type="dxa"/>
-              <w:bottom w:w="80" w:type="dxa"/>
-              <w:right w:w="120" w:type="dxa"/>
-            </w:tcMar>
-          </w:tcPr>
-          <w:p>
-            <w:r>
-              <w:rPr>
-                <w:b/>
-                <w:bCs/>
-                <w:color w:val="FFFFFF"/>
-                <w:sz w:val="20"/>
-                <w:szCs w:val="20"/>
-              </w:rPr>
-              <w:t>Tipo</w:t>
-            </w:r>
-          </w:p>
-        </w:tc>
-        <w:tc>
-          <w:tcPr>
-            <w:tcW w:w="3660" w:type="dxa"/>
-            <w:tcBorders>
-              <w:top w:val="single" w:sz="1" w:space="0" w:color="BFBFBF"/>
-              <w:left w:val="single" w:sz="1" w:space="0" w:color="BFBFBF"/>
-              <w:bottom w:val="single" w:sz="1" w:space="0" w:color="BFBFBF"/>
-              <w:right w:val="single" w:sz="1" w:space="0" w:color="BFBFBF"/>
-            </w:tcBorders>
-            <w:shd w:val="clear" w:color="auto" w:fill="1F4E79"/>
-            <w:tcMar>
-              <w:top w:w="80" w:type="dxa"/>
-              <w:left w:w="120" w:type="dxa"/>
-              <w:bottom w:w="80" w:type="dxa"/>
-              <w:right w:w="120" w:type="dxa"/>
-            </w:tcMar>
-          </w:tcPr>
-          <w:p>
-            <w:r>
-              <w:rPr>
-                <w:b/>
-                <w:bCs/>
-                <w:color w:val="FFFFFF"/>
-                <w:sz w:val="20"/>
-                <w:szCs w:val="20"/>
-              </w:rPr>
-              <w:t>Cálculo</w:t>
-            </w:r>
-          </w:p>
-        </w:tc>
-        <w:tc>
-          <w:tcPr>
-            <w:tcW w:w="2100" w:type="dxa"/>
-            <w:tcBorders>
-              <w:top w:val="single" w:sz="1" w:space="0" w:color="BFBFBF"/>
-              <w:left w:val="single" w:sz="1" w:space="0" w:color="BFBFBF"/>
-              <w:bottom w:val="single" w:sz="1" w:space="0" w:color="BFBFBF"/>
-              <w:right w:val="single" w:sz="1" w:space="0" w:color="BFBFBF"/>
-            </w:tcBorders>
-            <w:shd w:val="clear" w:color="auto" w:fill="1F4E79"/>
-            <w:tcMar>
-              <w:top w:w="80" w:type="dxa"/>
-              <w:left w:w="120" w:type="dxa"/>
-              <w:bottom w:w="80" w:type="dxa"/>
-              <w:right w:w="120" w:type="dxa"/>
-            </w:tcMar>
-          </w:tcPr>
-          <w:p>
-            <w:r>
-              <w:rPr>
-                <w:b/>
-                <w:bCs/>
-                <w:color w:val="FFFFFF"/>
-                <w:sz w:val="20"/>
-                <w:szCs w:val="20"/>
-              </w:rPr>
-              <w:t>Definida en</w:t>
-            </w:r>
-          </w:p>
-        </w:tc>
-      </w:tr>
-      <w:tr>
-        <w:tblPrEx>
-          <w:tblCellMar>
-            <w:top w:w="0" w:type="dxa"/>
-            <w:bottom w:w="0" w:type="dxa"/>
-          </w:tblCellMar>
-        </w:tblPrEx>
-        <w:tc>
-          <w:tcPr>
-            <w:tcW w:w="2360" w:type="dxa"/>
-            <w:tcBorders>
-              <w:top w:val="single" w:sz="1" w:space="0" w:color="BFBFBF"/>
-              <w:left w:val="single" w:sz="1" w:space="0" w:color="BFBFBF"/>
-              <w:bottom w:val="single" w:sz="1" w:space="0" w:color="BFBFBF"/>
-              <w:right w:val="single" w:sz="1" w:space="0" w:color="BFBFBF"/>
-            </w:tcBorders>
             <w:tcMar>
               <w:top w:w="80" w:type="dxa"/>
               <w:left w:w="120" w:type="dxa"/>
@@ -1276,12 +1336,6 @@
         <w:tc>
           <w:tcPr>
             <w:tcW w:w="1240" w:type="dxa"/>
-            <w:tcBorders>
-              <w:top w:val="single" w:sz="1" w:space="0" w:color="BFBFBF"/>
-              <w:left w:val="single" w:sz="1" w:space="0" w:color="BFBFBF"/>
-              <w:bottom w:val="single" w:sz="1" w:space="0" w:color="BFBFBF"/>
-              <w:right w:val="single" w:sz="1" w:space="0" w:color="BFBFBF"/>
-            </w:tcBorders>
             <w:tcMar>
               <w:top w:w="80" w:type="dxa"/>
               <w:left w:w="120" w:type="dxa"/>
@@ -1295,35 +1349,13 @@
                 <w:sz w:val="20"/>
                 <w:szCs w:val="20"/>
               </w:rPr>
-              <w:t>Numérica (</w:t>
-            </w:r>
-            <w:proofErr w:type="spellStart"/>
-            <w:r>
-              <w:rPr>
-                <w:sz w:val="20"/>
-                <w:szCs w:val="20"/>
-              </w:rPr>
-              <w:t>float</w:t>
-            </w:r>
-            <w:proofErr w:type="spellEnd"/>
-            <w:r>
-              <w:rPr>
-                <w:sz w:val="20"/>
-                <w:szCs w:val="20"/>
-              </w:rPr>
-              <w:t>)</w:t>
+              <w:t>Numérica (float)</w:t>
             </w:r>
           </w:p>
         </w:tc>
         <w:tc>
           <w:tcPr>
             <w:tcW w:w="3660" w:type="dxa"/>
-            <w:tcBorders>
-              <w:top w:val="single" w:sz="1" w:space="0" w:color="BFBFBF"/>
-              <w:left w:val="single" w:sz="1" w:space="0" w:color="BFBFBF"/>
-              <w:bottom w:val="single" w:sz="1" w:space="0" w:color="BFBFBF"/>
-              <w:right w:val="single" w:sz="1" w:space="0" w:color="BFBFBF"/>
-            </w:tcBorders>
             <w:tcMar>
               <w:top w:w="80" w:type="dxa"/>
               <w:left w:w="120" w:type="dxa"/>
@@ -1344,12 +1376,6 @@
         <w:tc>
           <w:tcPr>
             <w:tcW w:w="2100" w:type="dxa"/>
-            <w:tcBorders>
-              <w:top w:val="single" w:sz="1" w:space="0" w:color="BFBFBF"/>
-              <w:left w:val="single" w:sz="1" w:space="0" w:color="BFBFBF"/>
-              <w:bottom w:val="single" w:sz="1" w:space="0" w:color="BFBFBF"/>
-              <w:right w:val="single" w:sz="1" w:space="0" w:color="BFBFBF"/>
-            </w:tcBorders>
             <w:tcMar>
               <w:top w:w="80" w:type="dxa"/>
               <w:left w:w="120" w:type="dxa"/>
@@ -1358,41 +1384,13 @@
             </w:tcMar>
           </w:tcPr>
           <w:p>
-            <w:proofErr w:type="spellStart"/>
             <w:r>
               <w:rPr>
                 <w:rFonts w:ascii="Consolas" w:eastAsia="Consolas" w:hAnsi="Consolas" w:cs="Consolas"/>
                 <w:sz w:val="18"/>
                 <w:szCs w:val="18"/>
               </w:rPr>
-              <w:t>new_</w:t>
-            </w:r>
-            <w:proofErr w:type="gramStart"/>
-            <w:r>
-              <w:rPr>
-                <w:rFonts w:ascii="Consolas" w:eastAsia="Consolas" w:hAnsi="Consolas" w:cs="Consolas"/>
-                <w:sz w:val="18"/>
-                <w:szCs w:val="18"/>
-              </w:rPr>
-              <w:t>columns</w:t>
-            </w:r>
-            <w:proofErr w:type="spellEnd"/>
-            <w:r>
-              <w:rPr>
-                <w:rFonts w:ascii="Consolas" w:eastAsia="Consolas" w:hAnsi="Consolas" w:cs="Consolas"/>
-                <w:sz w:val="18"/>
-                <w:szCs w:val="18"/>
-              </w:rPr>
-              <w:t>(</w:t>
-            </w:r>
-            <w:proofErr w:type="gramEnd"/>
-            <w:r>
-              <w:rPr>
-                <w:rFonts w:ascii="Consolas" w:eastAsia="Consolas" w:hAnsi="Consolas" w:cs="Consolas"/>
-                <w:sz w:val="18"/>
-                <w:szCs w:val="18"/>
-              </w:rPr>
-              <w:t>)</w:t>
+              <w:t>new_columns()</w:t>
             </w:r>
           </w:p>
         </w:tc>
@@ -1407,12 +1405,6 @@
         <w:tc>
           <w:tcPr>
             <w:tcW w:w="2360" w:type="dxa"/>
-            <w:tcBorders>
-              <w:top w:val="single" w:sz="1" w:space="0" w:color="BFBFBF"/>
-              <w:left w:val="single" w:sz="1" w:space="0" w:color="BFBFBF"/>
-              <w:bottom w:val="single" w:sz="1" w:space="0" w:color="BFBFBF"/>
-              <w:right w:val="single" w:sz="1" w:space="0" w:color="BFBFBF"/>
-            </w:tcBorders>
             <w:tcMar>
               <w:top w:w="80" w:type="dxa"/>
               <w:left w:w="120" w:type="dxa"/>
@@ -1427,6 +1419,7 @@
                 <w:sz w:val="18"/>
                 <w:szCs w:val="18"/>
               </w:rPr>
+              <w:lastRenderedPageBreak/>
               <w:t>NOMBRE_SHD</w:t>
             </w:r>
           </w:p>
@@ -1434,12 +1427,6 @@
         <w:tc>
           <w:tcPr>
             <w:tcW w:w="1240" w:type="dxa"/>
-            <w:tcBorders>
-              <w:top w:val="single" w:sz="1" w:space="0" w:color="BFBFBF"/>
-              <w:left w:val="single" w:sz="1" w:space="0" w:color="BFBFBF"/>
-              <w:bottom w:val="single" w:sz="1" w:space="0" w:color="BFBFBF"/>
-              <w:right w:val="single" w:sz="1" w:space="0" w:color="BFBFBF"/>
-            </w:tcBorders>
             <w:tcMar>
               <w:top w:w="80" w:type="dxa"/>
               <w:left w:w="120" w:type="dxa"/>
@@ -1460,12 +1447,6 @@
         <w:tc>
           <w:tcPr>
             <w:tcW w:w="3660" w:type="dxa"/>
-            <w:tcBorders>
-              <w:top w:val="single" w:sz="1" w:space="0" w:color="BFBFBF"/>
-              <w:left w:val="single" w:sz="1" w:space="0" w:color="BFBFBF"/>
-              <w:bottom w:val="single" w:sz="1" w:space="0" w:color="BFBFBF"/>
-              <w:right w:val="single" w:sz="1" w:space="0" w:color="BFBFBF"/>
-            </w:tcBorders>
             <w:tcMar>
               <w:top w:w="80" w:type="dxa"/>
               <w:left w:w="120" w:type="dxa"/>
@@ -1486,12 +1467,6 @@
         <w:tc>
           <w:tcPr>
             <w:tcW w:w="2100" w:type="dxa"/>
-            <w:tcBorders>
-              <w:top w:val="single" w:sz="1" w:space="0" w:color="BFBFBF"/>
-              <w:left w:val="single" w:sz="1" w:space="0" w:color="BFBFBF"/>
-              <w:bottom w:val="single" w:sz="1" w:space="0" w:color="BFBFBF"/>
-              <w:right w:val="single" w:sz="1" w:space="0" w:color="BFBFBF"/>
-            </w:tcBorders>
             <w:tcMar>
               <w:top w:w="80" w:type="dxa"/>
               <w:left w:w="120" w:type="dxa"/>
@@ -1500,41 +1475,13 @@
             </w:tcMar>
           </w:tcPr>
           <w:p>
-            <w:proofErr w:type="spellStart"/>
             <w:r>
               <w:rPr>
                 <w:rFonts w:ascii="Consolas" w:eastAsia="Consolas" w:hAnsi="Consolas" w:cs="Consolas"/>
                 <w:sz w:val="18"/>
                 <w:szCs w:val="18"/>
               </w:rPr>
-              <w:t>new_</w:t>
-            </w:r>
-            <w:proofErr w:type="gramStart"/>
-            <w:r>
-              <w:rPr>
-                <w:rFonts w:ascii="Consolas" w:eastAsia="Consolas" w:hAnsi="Consolas" w:cs="Consolas"/>
-                <w:sz w:val="18"/>
-                <w:szCs w:val="18"/>
-              </w:rPr>
-              <w:t>columns</w:t>
-            </w:r>
-            <w:proofErr w:type="spellEnd"/>
-            <w:r>
-              <w:rPr>
-                <w:rFonts w:ascii="Consolas" w:eastAsia="Consolas" w:hAnsi="Consolas" w:cs="Consolas"/>
-                <w:sz w:val="18"/>
-                <w:szCs w:val="18"/>
-              </w:rPr>
-              <w:t>(</w:t>
-            </w:r>
-            <w:proofErr w:type="gramEnd"/>
-            <w:r>
-              <w:rPr>
-                <w:rFonts w:ascii="Consolas" w:eastAsia="Consolas" w:hAnsi="Consolas" w:cs="Consolas"/>
-                <w:sz w:val="18"/>
-                <w:szCs w:val="18"/>
-              </w:rPr>
-              <w:t>)</w:t>
+              <w:t>new_columns()</w:t>
             </w:r>
           </w:p>
         </w:tc>
@@ -1549,12 +1496,6 @@
         <w:tc>
           <w:tcPr>
             <w:tcW w:w="2360" w:type="dxa"/>
-            <w:tcBorders>
-              <w:top w:val="single" w:sz="1" w:space="0" w:color="BFBFBF"/>
-              <w:left w:val="single" w:sz="1" w:space="0" w:color="BFBFBF"/>
-              <w:bottom w:val="single" w:sz="1" w:space="0" w:color="BFBFBF"/>
-              <w:right w:val="single" w:sz="1" w:space="0" w:color="BFBFBF"/>
-            </w:tcBorders>
             <w:tcMar>
               <w:top w:w="80" w:type="dxa"/>
               <w:left w:w="120" w:type="dxa"/>
@@ -1576,12 +1517,6 @@
         <w:tc>
           <w:tcPr>
             <w:tcW w:w="1240" w:type="dxa"/>
-            <w:tcBorders>
-              <w:top w:val="single" w:sz="1" w:space="0" w:color="BFBFBF"/>
-              <w:left w:val="single" w:sz="1" w:space="0" w:color="BFBFBF"/>
-              <w:bottom w:val="single" w:sz="1" w:space="0" w:color="BFBFBF"/>
-              <w:right w:val="single" w:sz="1" w:space="0" w:color="BFBFBF"/>
-            </w:tcBorders>
             <w:tcMar>
               <w:top w:w="80" w:type="dxa"/>
               <w:left w:w="120" w:type="dxa"/>
@@ -1602,12 +1537,6 @@
         <w:tc>
           <w:tcPr>
             <w:tcW w:w="3660" w:type="dxa"/>
-            <w:tcBorders>
-              <w:top w:val="single" w:sz="1" w:space="0" w:color="BFBFBF"/>
-              <w:left w:val="single" w:sz="1" w:space="0" w:color="BFBFBF"/>
-              <w:bottom w:val="single" w:sz="1" w:space="0" w:color="BFBFBF"/>
-              <w:right w:val="single" w:sz="1" w:space="0" w:color="BFBFBF"/>
-            </w:tcBorders>
             <w:tcMar>
               <w:top w:w="80" w:type="dxa"/>
               <w:left w:w="120" w:type="dxa"/>
@@ -1628,12 +1557,6 @@
         <w:tc>
           <w:tcPr>
             <w:tcW w:w="2100" w:type="dxa"/>
-            <w:tcBorders>
-              <w:top w:val="single" w:sz="1" w:space="0" w:color="BFBFBF"/>
-              <w:left w:val="single" w:sz="1" w:space="0" w:color="BFBFBF"/>
-              <w:bottom w:val="single" w:sz="1" w:space="0" w:color="BFBFBF"/>
-              <w:right w:val="single" w:sz="1" w:space="0" w:color="BFBFBF"/>
-            </w:tcBorders>
             <w:tcMar>
               <w:top w:w="80" w:type="dxa"/>
               <w:left w:w="120" w:type="dxa"/>
@@ -1642,33 +1565,13 @@
             </w:tcMar>
           </w:tcPr>
           <w:p>
-            <w:proofErr w:type="spellStart"/>
-            <w:proofErr w:type="gramStart"/>
             <w:r>
               <w:rPr>
                 <w:rFonts w:ascii="Consolas" w:eastAsia="Consolas" w:hAnsi="Consolas" w:cs="Consolas"/>
                 <w:sz w:val="18"/>
                 <w:szCs w:val="18"/>
               </w:rPr>
-              <w:t>profitability</w:t>
-            </w:r>
-            <w:proofErr w:type="spellEnd"/>
-            <w:r>
-              <w:rPr>
-                <w:rFonts w:ascii="Consolas" w:eastAsia="Consolas" w:hAnsi="Consolas" w:cs="Consolas"/>
-                <w:sz w:val="18"/>
-                <w:szCs w:val="18"/>
-              </w:rPr>
-              <w:t>(</w:t>
-            </w:r>
-            <w:proofErr w:type="gramEnd"/>
-            <w:r>
-              <w:rPr>
-                <w:rFonts w:ascii="Consolas" w:eastAsia="Consolas" w:hAnsi="Consolas" w:cs="Consolas"/>
-                <w:sz w:val="18"/>
-                <w:szCs w:val="18"/>
-              </w:rPr>
-              <w:t>)</w:t>
+              <w:t>profitability()</w:t>
             </w:r>
           </w:p>
         </w:tc>
@@ -1685,15 +1588,13 @@
         <w:jc w:val="both"/>
       </w:pPr>
       <w:r>
-        <w:t xml:space="preserve">Todas las capturas incluidas provienen del código fuente real del proyecto (con su número de línea) y de una ejecución completa del pipeline sobre el </w:t>
-      </w:r>
-      <w:proofErr w:type="spellStart"/>
-      <w:r>
-        <w:t>dataset</w:t>
-      </w:r>
-      <w:proofErr w:type="spellEnd"/>
-      <w:r>
-        <w:t>, por lo que los resultados mostrados son reproducibles.</w:t>
+        <w:t xml:space="preserve">Todas las </w:t>
+      </w:r>
+      <w:r>
+        <w:t>figuras</w:t>
+      </w:r>
+      <w:r>
+        <w:t xml:space="preserve"> incluidas provienen del código fuente real del proyecto (con su número de línea) y de una ejecución completa del pipeline sobre el dataset, por lo que los resultados mostrados son reproducibles.</w:t>
       </w:r>
     </w:p>
     <w:p>
@@ -1704,47 +1605,18 @@
       <w:r>
         <w:t>Antes del enriquecimiento, el pipeline carga el archivo con “</w:t>
       </w:r>
-      <w:proofErr w:type="spellStart"/>
-      <w:r>
-        <w:rPr>
-          <w:i/>
-          <w:iCs/>
-        </w:rPr>
-        <w:t>load_taxes_</w:t>
-      </w:r>
-      <w:proofErr w:type="gramStart"/>
-      <w:r>
-        <w:rPr>
-          <w:i/>
-          <w:iCs/>
-        </w:rPr>
-        <w:t>data</w:t>
-      </w:r>
-      <w:proofErr w:type="spellEnd"/>
-      <w:r>
-        <w:rPr>
-          <w:i/>
-          <w:iCs/>
-        </w:rPr>
-        <w:t>(</w:t>
-      </w:r>
-      <w:proofErr w:type="gramEnd"/>
-      <w:r>
-        <w:rPr>
-          <w:i/>
-          <w:iCs/>
-        </w:rPr>
-        <w:t>)</w:t>
-      </w:r>
-      <w:r>
-        <w:rPr>
-          <w:i/>
-          <w:iCs/>
-        </w:rPr>
-        <w:t>”</w:t>
-      </w:r>
-      <w:r>
-        <w:t xml:space="preserve"> e imputa los valores faltantes: las columnas numéricas con la media, las categóricas con la moda y los códigos de localidad y UPZ iguales a cero con la moda de los válidos.</w:t>
+      <w:r>
+        <w:rPr>
+          <w:i/>
+          <w:iCs/>
+        </w:rPr>
+        <w:t>load_taxes_data()”</w:t>
+      </w:r>
+      <w:r>
+        <w:t xml:space="preserve"> e imputa los</w:t>
+      </w:r>
+      <w:r>
+        <w:t xml:space="preserve"> valores faltantes: las columnas numéricas con la media, las categóricas con la moda y los códigos de localidad y UPZ iguales a cero con la moda de los válidos.</w:t>
       </w:r>
     </w:p>
     <w:p>
@@ -1755,93 +1627,32 @@
       <w:r>
         <w:t xml:space="preserve">El enriquecimiento ocurre en </w:t>
       </w:r>
-      <w:proofErr w:type="spellStart"/>
-      <w:r>
-        <w:rPr>
-          <w:i/>
-          <w:iCs/>
-        </w:rPr>
-        <w:t>new_</w:t>
-      </w:r>
-      <w:proofErr w:type="gramStart"/>
-      <w:r>
-        <w:rPr>
-          <w:i/>
-          <w:iCs/>
-        </w:rPr>
-        <w:t>columns</w:t>
-      </w:r>
-      <w:proofErr w:type="spellEnd"/>
-      <w:r>
-        <w:rPr>
-          <w:i/>
-          <w:iCs/>
-        </w:rPr>
-        <w:t>(</w:t>
-      </w:r>
-      <w:proofErr w:type="gramEnd"/>
-      <w:r>
-        <w:rPr>
-          <w:i/>
-          <w:iCs/>
-        </w:rPr>
-        <w:t>).</w:t>
+      <w:r>
+        <w:rPr>
+          <w:i/>
+          <w:iCs/>
+        </w:rPr>
+        <w:t>new_columns().</w:t>
       </w:r>
       <w:r>
         <w:t xml:space="preserve"> La función trabaja sobre una copia defensiva del </w:t>
       </w:r>
-      <w:proofErr w:type="spellStart"/>
-      <w:r>
-        <w:rPr>
-          <w:i/>
-          <w:iCs/>
-        </w:rPr>
-        <w:t>dataframe</w:t>
-      </w:r>
-      <w:proofErr w:type="spellEnd"/>
-      <w:r>
-        <w:rPr>
-          <w:i/>
-          <w:iCs/>
-        </w:rPr>
-        <w:t xml:space="preserve"> (</w:t>
-      </w:r>
-      <w:proofErr w:type="spellStart"/>
-      <w:proofErr w:type="gramStart"/>
-      <w:r>
-        <w:rPr>
-          <w:i/>
-          <w:iCs/>
-        </w:rPr>
-        <w:t>dataframe.copy</w:t>
-      </w:r>
-      <w:proofErr w:type="spellEnd"/>
-      <w:proofErr w:type="gramEnd"/>
-      <w:r>
-        <w:rPr>
-          <w:i/>
-          <w:iCs/>
-        </w:rPr>
-        <w:t>()),</w:t>
+      <w:r>
+        <w:rPr>
+          <w:i/>
+          <w:iCs/>
+        </w:rPr>
+        <w:t>dataframe (dataframe.copy()),</w:t>
       </w:r>
       <w:r>
         <w:t xml:space="preserve"> de modo que el original no se modifica, y si alguna columna requerida no existe captura el </w:t>
       </w:r>
-      <w:proofErr w:type="spellStart"/>
-      <w:r>
-        <w:rPr>
-          <w:i/>
-          <w:iCs/>
-        </w:rPr>
-        <w:t>KeyError</w:t>
-      </w:r>
-      <w:proofErr w:type="spellEnd"/>
-      <w:r>
-        <w:rPr>
-          <w:i/>
-          <w:iCs/>
-        </w:rPr>
-        <w:t xml:space="preserve"> y</w:t>
+      <w:r>
+        <w:rPr>
+          <w:i/>
+          <w:iCs/>
+        </w:rPr>
+        <w:t>KeyError y</w:t>
       </w:r>
       <w:r>
         <w:t xml:space="preserve"> devuelve </w:t>
@@ -1861,39 +1672,7 @@
           <w:i/>
           <w:iCs/>
         </w:rPr>
-        <w:t>(</w:t>
-      </w:r>
-      <w:proofErr w:type="spellStart"/>
-      <w:r>
-        <w:rPr>
-          <w:i/>
-          <w:iCs/>
-        </w:rPr>
-        <w:t>require_</w:t>
-      </w:r>
-      <w:proofErr w:type="gramStart"/>
-      <w:r>
-        <w:rPr>
-          <w:i/>
-          <w:iCs/>
-        </w:rPr>
-        <w:t>dataframe</w:t>
-      </w:r>
-      <w:proofErr w:type="spellEnd"/>
-      <w:r>
-        <w:rPr>
-          <w:i/>
-          <w:iCs/>
-        </w:rPr>
-        <w:t>(</w:t>
-      </w:r>
-      <w:proofErr w:type="gramEnd"/>
-      <w:r>
-        <w:rPr>
-          <w:i/>
-          <w:iCs/>
-        </w:rPr>
-        <w:t>) en user_interface.py)</w:t>
+        <w:t>(require_dataframe() en user_interface.py)</w:t>
       </w:r>
       <w:r>
         <w:t xml:space="preserve"> detecta ese valor y detiene el proceso de forma controlada</w:t>
@@ -1911,7 +1690,6 @@
         <w:rPr>
           <w:noProof/>
         </w:rPr>
-        <w:lastRenderedPageBreak/>
         <w:drawing>
           <wp:inline distT="0" distB="0" distL="0" distR="0" wp14:anchorId="090A5305" wp14:editId="6C1FAB86">
             <wp:extent cx="5905500" cy="1047750"/>
@@ -1930,7 +1708,7 @@
                     </pic:cNvPicPr>
                   </pic:nvPicPr>
                   <pic:blipFill>
-                    <a:blip r:embed="rId11"/>
+                    <a:blip r:embed="rId16"/>
                     <a:srcRect/>
                     <a:stretch>
                       <a:fillRect/>
@@ -1965,51 +1743,7 @@
           <w:sz w:val="18"/>
           <w:szCs w:val="18"/>
         </w:rPr>
-        <w:t xml:space="preserve">Figura 1. Función </w:t>
-      </w:r>
-      <w:proofErr w:type="spellStart"/>
-      <w:r>
-        <w:rPr>
-          <w:i/>
-          <w:iCs/>
-          <w:color w:val="595959"/>
-          <w:sz w:val="18"/>
-          <w:szCs w:val="18"/>
-        </w:rPr>
-        <w:t>new_</w:t>
-      </w:r>
-      <w:proofErr w:type="gramStart"/>
-      <w:r>
-        <w:rPr>
-          <w:i/>
-          <w:iCs/>
-          <w:color w:val="595959"/>
-          <w:sz w:val="18"/>
-          <w:szCs w:val="18"/>
-        </w:rPr>
-        <w:t>columns</w:t>
-      </w:r>
-      <w:proofErr w:type="spellEnd"/>
-      <w:r>
-        <w:rPr>
-          <w:i/>
-          <w:iCs/>
-          <w:color w:val="595959"/>
-          <w:sz w:val="18"/>
-          <w:szCs w:val="18"/>
-        </w:rPr>
-        <w:t>(</w:t>
-      </w:r>
-      <w:proofErr w:type="gramEnd"/>
-      <w:r>
-        <w:rPr>
-          <w:i/>
-          <w:iCs/>
-          <w:color w:val="595959"/>
-          <w:sz w:val="18"/>
-          <w:szCs w:val="18"/>
-        </w:rPr>
-        <w:t>) en business_logic.py: creación de las tres columnas derivadas.</w:t>
+        <w:t>Figura 1. Función new_columns() en business_logic.py: creación de las tres columnas derivadas.</w:t>
       </w:r>
     </w:p>
     <w:p>
@@ -2038,17 +1772,15 @@
           <w:b/>
           <w:bCs/>
         </w:rPr>
-        <w:t xml:space="preserve">Columna </w:t>
-      </w:r>
-      <w:proofErr w:type="spellStart"/>
+        <w:t>Nueva c</w:t>
+      </w:r>
       <w:r>
         <w:rPr>
           <w:b/>
           <w:bCs/>
         </w:rPr>
-        <w:t>Media_por_predio</w:t>
-      </w:r>
-      <w:proofErr w:type="spellEnd"/>
+        <w:t>olumna Media_por_predio</w:t>
+      </w:r>
     </w:p>
     <w:p>
       <w:pPr>
@@ -2078,7 +1810,6 @@
       <w:r>
         <w:t xml:space="preserve"> se obtiene un indicador comparable entre territorios. El </w:t>
       </w:r>
-      <w:proofErr w:type="gramStart"/>
       <w:r>
         <w:t>método</w:t>
       </w:r>
@@ -2087,15 +1818,7 @@
           <w:i/>
           <w:iCs/>
         </w:rPr>
-        <w:t xml:space="preserve"> .round</w:t>
-      </w:r>
-      <w:proofErr w:type="gramEnd"/>
-      <w:r>
-        <w:rPr>
-          <w:i/>
-          <w:iCs/>
-        </w:rPr>
-        <w:t>(2)</w:t>
+        <w:t xml:space="preserve"> .round(2)</w:t>
       </w:r>
       <w:r>
         <w:t xml:space="preserve"> limita el resultado a dos decimales.</w:t>
@@ -2128,7 +1851,7 @@
                     </pic:cNvPicPr>
                   </pic:nvPicPr>
                   <pic:blipFill>
-                    <a:blip r:embed="rId12"/>
+                    <a:blip r:embed="rId17"/>
                     <a:srcRect/>
                     <a:stretch>
                       <a:fillRect/>
@@ -2175,6 +1898,7 @@
         <w:rPr>
           <w:noProof/>
         </w:rPr>
+        <w:lastRenderedPageBreak/>
         <w:drawing>
           <wp:inline distT="0" distB="0" distL="0" distR="0" wp14:anchorId="7D6566C5" wp14:editId="1CFD1D57">
             <wp:extent cx="5552693" cy="2704699"/>
@@ -2193,7 +1917,7 @@
                     </pic:cNvPicPr>
                   </pic:nvPicPr>
                   <pic:blipFill>
-                    <a:blip r:embed="rId13"/>
+                    <a:blip r:embed="rId18"/>
                     <a:srcRect/>
                     <a:stretch>
                       <a:fillRect/>
@@ -2239,35 +1963,18 @@
       <w:r>
         <w:t xml:space="preserve">Al aplicar el </w:t>
       </w:r>
-      <w:proofErr w:type="gramStart"/>
-      <w:r>
-        <w:rPr>
-          <w:i/>
-          <w:iCs/>
-        </w:rPr>
-        <w:t>método .head</w:t>
-      </w:r>
-      <w:proofErr w:type="gramEnd"/>
-      <w:r>
-        <w:rPr>
-          <w:i/>
-          <w:iCs/>
-        </w:rPr>
-        <w:t>(8)</w:t>
+      <w:r>
+        <w:rPr>
+          <w:i/>
+          <w:iCs/>
+        </w:rPr>
+        <w:t>método .head(8)</w:t>
       </w:r>
       <w:r>
         <w:t xml:space="preserve"> muestra solo las 8 primeras filas (del 0 al 7). </w:t>
       </w:r>
       <w:r>
-        <w:t xml:space="preserve">En la primera fila, un recaudo de 402.000 pesos repartido entre 11 predios produce una media de 36.545,45 por predio. En el </w:t>
-      </w:r>
-      <w:proofErr w:type="spellStart"/>
-      <w:r>
-        <w:t>dataset</w:t>
-      </w:r>
-      <w:proofErr w:type="spellEnd"/>
-      <w:r>
-        <w:t xml:space="preserve"> actual </w:t>
+        <w:t xml:space="preserve">En la primera fila, un recaudo de 402.000 pesos repartido entre 11 predios produce una media de 36.545,45 por predio. En el dataset actual </w:t>
       </w:r>
       <w:r>
         <w:rPr>
@@ -2277,7 +1984,13 @@
         <w:t>TOTAL_PREDIOS</w:t>
       </w:r>
       <w:r>
-        <w:t xml:space="preserve"> nunca es nulo ni cero (verificado durante la ejecución), por lo que la división no genera infinitos ni vacíos y la columna resultante queda completa en los 168.286 registros.</w:t>
+        <w:t xml:space="preserve"> nunca es nulo ni cero (verificado durante la ejecución), por lo que la división no genera infinitos ni vacíos y la columna resultante queda completa en los 168.28</w:t>
+      </w:r>
+      <w:r>
+        <w:t>7</w:t>
+      </w:r>
+      <w:r>
+        <w:t xml:space="preserve"> registros.</w:t>
       </w:r>
     </w:p>
     <w:p>
@@ -2298,49 +2011,22 @@
           <w:b/>
           <w:bCs/>
         </w:rPr>
-        <w:lastRenderedPageBreak/>
-        <w:t xml:space="preserve">Columna </w:t>
-      </w:r>
-      <w:proofErr w:type="spellStart"/>
+        <w:t>Nueva c</w:t>
+      </w:r>
       <w:r>
         <w:rPr>
           <w:b/>
           <w:bCs/>
         </w:rPr>
-        <w:t>Media_por_predio</w:t>
-      </w:r>
-      <w:proofErr w:type="spellEnd"/>
+        <w:t>olumna Media_por_predio</w:t>
+      </w:r>
     </w:p>
     <w:p>
       <w:pPr>
         <w:jc w:val="both"/>
       </w:pPr>
       <w:r>
-        <w:t xml:space="preserve">El archivo de origen codifica el destino hacendario del predio con un número en la columna DESTINO_SHD. Para que tablas y gráficas sean legibles, el diccionario CODIGO_SHD traduce cada código a una etiqueta de texto, y la columna nueva se crea </w:t>
-      </w:r>
-      <w:proofErr w:type="gramStart"/>
-      <w:r>
-        <w:t>aplicando .</w:t>
-      </w:r>
-      <w:proofErr w:type="spellStart"/>
-      <w:r>
-        <w:t>map</w:t>
-      </w:r>
-      <w:proofErr w:type="spellEnd"/>
-      <w:proofErr w:type="gramEnd"/>
-      <w:r>
-        <w:t>() sobre el código.</w:t>
-      </w:r>
-      <w:r>
-        <w:t xml:space="preserve">  Cabe aclarar que el </w:t>
-      </w:r>
-      <w:proofErr w:type="spellStart"/>
-      <w:r>
-        <w:t>dataset</w:t>
-      </w:r>
-      <w:proofErr w:type="spellEnd"/>
-      <w:r>
-        <w:t xml:space="preserve"> original combinaba codificación de estos destinos con un sistema anterior (</w:t>
+        <w:t>El archivo de origen codifica el destino hacendario del predio con un número en la columna DESTINO_SHD. Para que tablas y gráficas sean legibles, el diccionario CODIGO_SHD traduce cada código a una etiqueta de texto, y la columna nueva se crea aplicando .map() sobre el código.  Cabe aclarar que el dataset original combinaba codificación de estos destinos con un sistema anterior (</w:t>
       </w:r>
       <w:r>
         <w:t>UAECD</w:t>
@@ -2366,6 +2052,7 @@
         <w:rPr>
           <w:noProof/>
         </w:rPr>
+        <w:lastRenderedPageBreak/>
         <w:drawing>
           <wp:inline distT="0" distB="0" distL="0" distR="0" wp14:anchorId="027251D7" wp14:editId="76BA5F9F">
             <wp:extent cx="3790950" cy="5791200"/>
@@ -2384,7 +2071,7 @@
                     </pic:cNvPicPr>
                   </pic:nvPicPr>
                   <pic:blipFill>
-                    <a:blip r:embed="rId14"/>
+                    <a:blip r:embed="rId19"/>
                     <a:srcRect/>
                     <a:stretch>
                       <a:fillRect/>
@@ -2408,21 +2095,25 @@
     </w:p>
     <w:p>
       <w:pPr>
-        <w:jc w:val="both"/>
-      </w:pPr>
-      <w:r>
+        <w:jc w:val="center"/>
+        <w:rPr>
+          <w:i/>
+          <w:iCs/>
+          <w:color w:val="595959"/>
+          <w:sz w:val="18"/>
+          <w:szCs w:val="18"/>
+        </w:rPr>
+      </w:pPr>
+      <w:r>
+        <w:rPr>
+          <w:i/>
+          <w:iCs/>
+          <w:color w:val="595959"/>
+          <w:sz w:val="18"/>
+          <w:szCs w:val="18"/>
+        </w:rPr>
         <w:t>Figura 4. Diccionario CODIGO_SHD definido en business_logic.py.</w:t>
       </w:r>
-    </w:p>
-    <w:p>
-      <w:pPr>
-        <w:jc w:val="both"/>
-      </w:pPr>
-    </w:p>
-    <w:p>
-      <w:pPr>
-        <w:jc w:val="both"/>
-      </w:pPr>
     </w:p>
     <w:p>
       <w:pPr>
@@ -2455,7 +2146,7 @@
                     </pic:cNvPicPr>
                   </pic:nvPicPr>
                   <pic:blipFill>
-                    <a:blip r:embed="rId15"/>
+                    <a:blip r:embed="rId20"/>
                     <a:srcRect/>
                     <a:stretch>
                       <a:fillRect/>
@@ -2485,48 +2176,25 @@
         <w:jc w:val="center"/>
       </w:pPr>
       <w:r>
-        <w:t xml:space="preserve">Figura 5. Asignación de NOMBRE_SHD </w:t>
-      </w:r>
-      <w:proofErr w:type="gramStart"/>
-      <w:r>
-        <w:t>mediante .</w:t>
-      </w:r>
-      <w:proofErr w:type="spellStart"/>
-      <w:r>
-        <w:t>map</w:t>
-      </w:r>
-      <w:proofErr w:type="spellEnd"/>
-      <w:proofErr w:type="gramEnd"/>
-      <w:r>
-        <w:t>() (línea real del módulo).</w:t>
+        <w:rPr>
+          <w:i/>
+          <w:iCs/>
+          <w:color w:val="595959"/>
+          <w:sz w:val="18"/>
+          <w:szCs w:val="18"/>
+        </w:rPr>
+        <w:t>Figura 5. Asignación de NOMBRE_SHD mediante .map() (línea real del módulo</w:t>
+      </w:r>
+      <w:r>
+        <w:t>).</w:t>
       </w:r>
     </w:p>
     <w:p>
       <w:pPr>
         <w:jc w:val="both"/>
       </w:pPr>
-      <w:proofErr w:type="gramStart"/>
-      <w:r>
-        <w:t>.</w:t>
-      </w:r>
-      <w:proofErr w:type="spellStart"/>
-      <w:r>
-        <w:t>map</w:t>
-      </w:r>
-      <w:proofErr w:type="spellEnd"/>
-      <w:proofErr w:type="gramEnd"/>
-      <w:r>
-        <w:t xml:space="preserve">(CODIGO_SHD) busca cada valor de la columna como clave del diccionario. Un detalle técnico: tras la carga, el código llega como número decimal (por ejemplo 61.0) y aun así coincide con la clave entera 61, porque en Python 61.0 == 61. Un código que no exista en el diccionario quedaría vacío (NaN); la entrada </w:t>
-      </w:r>
-      <w:r>
-        <w:rPr>
-          <w:i/>
-          <w:iCs/>
-        </w:rPr>
-        <w:t>None</w:t>
-      </w:r>
-      <w:r>
-        <w:t xml:space="preserve"> solo cubre valores None explícitos, no los NaN de pandas, pero en el flujo real los 8 registros sin destino ya fueron imputados con la moda antes de llegar a este punto, de modo que la columna final no tiene vacíos.</w:t>
+      <w:r>
+        <w:t xml:space="preserve">.map(CODIGO_SHD) busca cada valor de la columna como clave del diccionario. </w:t>
       </w:r>
     </w:p>
     <w:p>
@@ -2576,12 +2244,6 @@
         <w:tc>
           <w:tcPr>
             <w:tcW w:w="950" w:type="dxa"/>
-            <w:tcBorders>
-              <w:top w:val="single" w:sz="1" w:space="0" w:color="BFBFBF"/>
-              <w:left w:val="single" w:sz="1" w:space="0" w:color="BFBFBF"/>
-              <w:bottom w:val="single" w:sz="1" w:space="0" w:color="BFBFBF"/>
-              <w:right w:val="single" w:sz="1" w:space="0" w:color="BFBFBF"/>
-            </w:tcBorders>
             <w:shd w:val="clear" w:color="auto" w:fill="1F4E79"/>
             <w:tcMar>
               <w:top w:w="80" w:type="dxa"/>
@@ -2602,6 +2264,7 @@
                 <w:sz w:val="20"/>
                 <w:szCs w:val="20"/>
               </w:rPr>
+              <w:lastRenderedPageBreak/>
               <w:t>Código</w:t>
             </w:r>
           </w:p>
@@ -2609,12 +2272,6 @@
         <w:tc>
           <w:tcPr>
             <w:tcW w:w="3018" w:type="dxa"/>
-            <w:tcBorders>
-              <w:top w:val="single" w:sz="1" w:space="0" w:color="BFBFBF"/>
-              <w:left w:val="single" w:sz="1" w:space="0" w:color="BFBFBF"/>
-              <w:bottom w:val="single" w:sz="1" w:space="0" w:color="BFBFBF"/>
-              <w:right w:val="single" w:sz="1" w:space="0" w:color="BFBFBF"/>
-            </w:tcBorders>
             <w:shd w:val="clear" w:color="auto" w:fill="1F4E79"/>
             <w:tcMar>
               <w:top w:w="80" w:type="dxa"/>
@@ -2642,12 +2299,6 @@
         <w:tc>
           <w:tcPr>
             <w:tcW w:w="950" w:type="dxa"/>
-            <w:tcBorders>
-              <w:top w:val="single" w:sz="1" w:space="0" w:color="BFBFBF"/>
-              <w:left w:val="single" w:sz="1" w:space="0" w:color="BFBFBF"/>
-              <w:bottom w:val="single" w:sz="1" w:space="0" w:color="BFBFBF"/>
-              <w:right w:val="single" w:sz="1" w:space="0" w:color="BFBFBF"/>
-            </w:tcBorders>
             <w:shd w:val="clear" w:color="auto" w:fill="1F4E79"/>
             <w:tcMar>
               <w:top w:w="80" w:type="dxa"/>
@@ -2675,12 +2326,6 @@
         <w:tc>
           <w:tcPr>
             <w:tcW w:w="3300" w:type="dxa"/>
-            <w:tcBorders>
-              <w:top w:val="single" w:sz="1" w:space="0" w:color="BFBFBF"/>
-              <w:left w:val="single" w:sz="1" w:space="0" w:color="BFBFBF"/>
-              <w:bottom w:val="single" w:sz="1" w:space="0" w:color="BFBFBF"/>
-              <w:right w:val="single" w:sz="1" w:space="0" w:color="BFBFBF"/>
-            </w:tcBorders>
             <w:shd w:val="clear" w:color="auto" w:fill="1F4E79"/>
             <w:tcMar>
               <w:top w:w="80" w:type="dxa"/>
@@ -2720,12 +2365,6 @@
         <w:tc>
           <w:tcPr>
             <w:tcW w:w="950" w:type="dxa"/>
-            <w:tcBorders>
-              <w:top w:val="single" w:sz="1" w:space="0" w:color="BFBFBF"/>
-              <w:left w:val="single" w:sz="1" w:space="0" w:color="BFBFBF"/>
-              <w:bottom w:val="single" w:sz="1" w:space="0" w:color="BFBFBF"/>
-              <w:right w:val="single" w:sz="1" w:space="0" w:color="BFBFBF"/>
-            </w:tcBorders>
             <w:tcMar>
               <w:top w:w="80" w:type="dxa"/>
               <w:left w:w="120" w:type="dxa"/>
@@ -2749,12 +2388,6 @@
         <w:tc>
           <w:tcPr>
             <w:tcW w:w="3018" w:type="dxa"/>
-            <w:tcBorders>
-              <w:top w:val="single" w:sz="1" w:space="0" w:color="BFBFBF"/>
-              <w:left w:val="single" w:sz="1" w:space="0" w:color="BFBFBF"/>
-              <w:bottom w:val="single" w:sz="1" w:space="0" w:color="BFBFBF"/>
-              <w:right w:val="single" w:sz="1" w:space="0" w:color="BFBFBF"/>
-            </w:tcBorders>
             <w:tcMar>
               <w:top w:w="80" w:type="dxa"/>
               <w:left w:w="120" w:type="dxa"/>
@@ -2779,12 +2412,6 @@
         <w:tc>
           <w:tcPr>
             <w:tcW w:w="950" w:type="dxa"/>
-            <w:tcBorders>
-              <w:top w:val="single" w:sz="1" w:space="0" w:color="BFBFBF"/>
-              <w:left w:val="single" w:sz="1" w:space="0" w:color="BFBFBF"/>
-              <w:bottom w:val="single" w:sz="1" w:space="0" w:color="BFBFBF"/>
-              <w:right w:val="single" w:sz="1" w:space="0" w:color="BFBFBF"/>
-            </w:tcBorders>
             <w:tcMar>
               <w:top w:w="80" w:type="dxa"/>
               <w:left w:w="120" w:type="dxa"/>
@@ -2808,12 +2435,6 @@
         <w:tc>
           <w:tcPr>
             <w:tcW w:w="3300" w:type="dxa"/>
-            <w:tcBorders>
-              <w:top w:val="single" w:sz="1" w:space="0" w:color="BFBFBF"/>
-              <w:left w:val="single" w:sz="1" w:space="0" w:color="BFBFBF"/>
-              <w:bottom w:val="single" w:sz="1" w:space="0" w:color="BFBFBF"/>
-              <w:right w:val="single" w:sz="1" w:space="0" w:color="BFBFBF"/>
-            </w:tcBorders>
             <w:tcMar>
               <w:top w:w="80" w:type="dxa"/>
               <w:left w:w="120" w:type="dxa"/>
@@ -2850,12 +2471,6 @@
         <w:tc>
           <w:tcPr>
             <w:tcW w:w="950" w:type="dxa"/>
-            <w:tcBorders>
-              <w:top w:val="single" w:sz="1" w:space="0" w:color="BFBFBF"/>
-              <w:left w:val="single" w:sz="1" w:space="0" w:color="BFBFBF"/>
-              <w:bottom w:val="single" w:sz="1" w:space="0" w:color="BFBFBF"/>
-              <w:right w:val="single" w:sz="1" w:space="0" w:color="BFBFBF"/>
-            </w:tcBorders>
             <w:tcMar>
               <w:top w:w="80" w:type="dxa"/>
               <w:left w:w="120" w:type="dxa"/>
@@ -2879,12 +2494,6 @@
         <w:tc>
           <w:tcPr>
             <w:tcW w:w="3018" w:type="dxa"/>
-            <w:tcBorders>
-              <w:top w:val="single" w:sz="1" w:space="0" w:color="BFBFBF"/>
-              <w:left w:val="single" w:sz="1" w:space="0" w:color="BFBFBF"/>
-              <w:bottom w:val="single" w:sz="1" w:space="0" w:color="BFBFBF"/>
-              <w:right w:val="single" w:sz="1" w:space="0" w:color="BFBFBF"/>
-            </w:tcBorders>
             <w:tcMar>
               <w:top w:w="80" w:type="dxa"/>
               <w:left w:w="120" w:type="dxa"/>
@@ -2909,12 +2518,6 @@
         <w:tc>
           <w:tcPr>
             <w:tcW w:w="950" w:type="dxa"/>
-            <w:tcBorders>
-              <w:top w:val="single" w:sz="1" w:space="0" w:color="BFBFBF"/>
-              <w:left w:val="single" w:sz="1" w:space="0" w:color="BFBFBF"/>
-              <w:bottom w:val="single" w:sz="1" w:space="0" w:color="BFBFBF"/>
-              <w:right w:val="single" w:sz="1" w:space="0" w:color="BFBFBF"/>
-            </w:tcBorders>
             <w:tcMar>
               <w:top w:w="80" w:type="dxa"/>
               <w:left w:w="120" w:type="dxa"/>
@@ -2938,12 +2541,6 @@
         <w:tc>
           <w:tcPr>
             <w:tcW w:w="3300" w:type="dxa"/>
-            <w:tcBorders>
-              <w:top w:val="single" w:sz="1" w:space="0" w:color="BFBFBF"/>
-              <w:left w:val="single" w:sz="1" w:space="0" w:color="BFBFBF"/>
-              <w:bottom w:val="single" w:sz="1" w:space="0" w:color="BFBFBF"/>
-              <w:right w:val="single" w:sz="1" w:space="0" w:color="BFBFBF"/>
-            </w:tcBorders>
             <w:tcMar>
               <w:top w:w="80" w:type="dxa"/>
               <w:left w:w="120" w:type="dxa"/>
@@ -2980,12 +2577,6 @@
         <w:tc>
           <w:tcPr>
             <w:tcW w:w="950" w:type="dxa"/>
-            <w:tcBorders>
-              <w:top w:val="single" w:sz="1" w:space="0" w:color="BFBFBF"/>
-              <w:left w:val="single" w:sz="1" w:space="0" w:color="BFBFBF"/>
-              <w:bottom w:val="single" w:sz="1" w:space="0" w:color="BFBFBF"/>
-              <w:right w:val="single" w:sz="1" w:space="0" w:color="BFBFBF"/>
-            </w:tcBorders>
             <w:tcMar>
               <w:top w:w="80" w:type="dxa"/>
               <w:left w:w="120" w:type="dxa"/>
@@ -3009,12 +2600,6 @@
         <w:tc>
           <w:tcPr>
             <w:tcW w:w="3018" w:type="dxa"/>
-            <w:tcBorders>
-              <w:top w:val="single" w:sz="1" w:space="0" w:color="BFBFBF"/>
-              <w:left w:val="single" w:sz="1" w:space="0" w:color="BFBFBF"/>
-              <w:bottom w:val="single" w:sz="1" w:space="0" w:color="BFBFBF"/>
-              <w:right w:val="single" w:sz="1" w:space="0" w:color="BFBFBF"/>
-            </w:tcBorders>
             <w:tcMar>
               <w:top w:w="80" w:type="dxa"/>
               <w:left w:w="120" w:type="dxa"/>
@@ -3039,12 +2624,6 @@
         <w:tc>
           <w:tcPr>
             <w:tcW w:w="950" w:type="dxa"/>
-            <w:tcBorders>
-              <w:top w:val="single" w:sz="1" w:space="0" w:color="BFBFBF"/>
-              <w:left w:val="single" w:sz="1" w:space="0" w:color="BFBFBF"/>
-              <w:bottom w:val="single" w:sz="1" w:space="0" w:color="BFBFBF"/>
-              <w:right w:val="single" w:sz="1" w:space="0" w:color="BFBFBF"/>
-            </w:tcBorders>
             <w:tcMar>
               <w:top w:w="80" w:type="dxa"/>
               <w:left w:w="120" w:type="dxa"/>
@@ -3068,12 +2647,6 @@
         <w:tc>
           <w:tcPr>
             <w:tcW w:w="3300" w:type="dxa"/>
-            <w:tcBorders>
-              <w:top w:val="single" w:sz="1" w:space="0" w:color="BFBFBF"/>
-              <w:left w:val="single" w:sz="1" w:space="0" w:color="BFBFBF"/>
-              <w:bottom w:val="single" w:sz="1" w:space="0" w:color="BFBFBF"/>
-              <w:right w:val="single" w:sz="1" w:space="0" w:color="BFBFBF"/>
-            </w:tcBorders>
             <w:tcMar>
               <w:top w:w="80" w:type="dxa"/>
               <w:left w:w="120" w:type="dxa"/>
@@ -3110,12 +2683,6 @@
         <w:tc>
           <w:tcPr>
             <w:tcW w:w="950" w:type="dxa"/>
-            <w:tcBorders>
-              <w:top w:val="single" w:sz="1" w:space="0" w:color="BFBFBF"/>
-              <w:left w:val="single" w:sz="1" w:space="0" w:color="BFBFBF"/>
-              <w:bottom w:val="single" w:sz="1" w:space="0" w:color="BFBFBF"/>
-              <w:right w:val="single" w:sz="1" w:space="0" w:color="BFBFBF"/>
-            </w:tcBorders>
             <w:tcMar>
               <w:top w:w="80" w:type="dxa"/>
               <w:left w:w="120" w:type="dxa"/>
@@ -3139,12 +2706,6 @@
         <w:tc>
           <w:tcPr>
             <w:tcW w:w="3018" w:type="dxa"/>
-            <w:tcBorders>
-              <w:top w:val="single" w:sz="1" w:space="0" w:color="BFBFBF"/>
-              <w:left w:val="single" w:sz="1" w:space="0" w:color="BFBFBF"/>
-              <w:bottom w:val="single" w:sz="1" w:space="0" w:color="BFBFBF"/>
-              <w:right w:val="single" w:sz="1" w:space="0" w:color="BFBFBF"/>
-            </w:tcBorders>
             <w:tcMar>
               <w:top w:w="80" w:type="dxa"/>
               <w:left w:w="120" w:type="dxa"/>
@@ -3169,12 +2730,6 @@
         <w:tc>
           <w:tcPr>
             <w:tcW w:w="950" w:type="dxa"/>
-            <w:tcBorders>
-              <w:top w:val="single" w:sz="1" w:space="0" w:color="BFBFBF"/>
-              <w:left w:val="single" w:sz="1" w:space="0" w:color="BFBFBF"/>
-              <w:bottom w:val="single" w:sz="1" w:space="0" w:color="BFBFBF"/>
-              <w:right w:val="single" w:sz="1" w:space="0" w:color="BFBFBF"/>
-            </w:tcBorders>
             <w:tcMar>
               <w:top w:w="80" w:type="dxa"/>
               <w:left w:w="120" w:type="dxa"/>
@@ -3198,12 +2753,6 @@
         <w:tc>
           <w:tcPr>
             <w:tcW w:w="3300" w:type="dxa"/>
-            <w:tcBorders>
-              <w:top w:val="single" w:sz="1" w:space="0" w:color="BFBFBF"/>
-              <w:left w:val="single" w:sz="1" w:space="0" w:color="BFBFBF"/>
-              <w:bottom w:val="single" w:sz="1" w:space="0" w:color="BFBFBF"/>
-              <w:right w:val="single" w:sz="1" w:space="0" w:color="BFBFBF"/>
-            </w:tcBorders>
             <w:tcMar>
               <w:top w:w="80" w:type="dxa"/>
               <w:left w:w="120" w:type="dxa"/>
@@ -3240,12 +2789,6 @@
         <w:tc>
           <w:tcPr>
             <w:tcW w:w="950" w:type="dxa"/>
-            <w:tcBorders>
-              <w:top w:val="single" w:sz="1" w:space="0" w:color="BFBFBF"/>
-              <w:left w:val="single" w:sz="1" w:space="0" w:color="BFBFBF"/>
-              <w:bottom w:val="single" w:sz="1" w:space="0" w:color="BFBFBF"/>
-              <w:right w:val="single" w:sz="1" w:space="0" w:color="BFBFBF"/>
-            </w:tcBorders>
             <w:tcMar>
               <w:top w:w="80" w:type="dxa"/>
               <w:left w:w="120" w:type="dxa"/>
@@ -3269,12 +2812,6 @@
         <w:tc>
           <w:tcPr>
             <w:tcW w:w="3018" w:type="dxa"/>
-            <w:tcBorders>
-              <w:top w:val="single" w:sz="1" w:space="0" w:color="BFBFBF"/>
-              <w:left w:val="single" w:sz="1" w:space="0" w:color="BFBFBF"/>
-              <w:bottom w:val="single" w:sz="1" w:space="0" w:color="BFBFBF"/>
-              <w:right w:val="single" w:sz="1" w:space="0" w:color="BFBFBF"/>
-            </w:tcBorders>
             <w:tcMar>
               <w:top w:w="80" w:type="dxa"/>
               <w:left w:w="120" w:type="dxa"/>
@@ -3299,12 +2836,6 @@
         <w:tc>
           <w:tcPr>
             <w:tcW w:w="950" w:type="dxa"/>
-            <w:tcBorders>
-              <w:top w:val="single" w:sz="1" w:space="0" w:color="BFBFBF"/>
-              <w:left w:val="single" w:sz="1" w:space="0" w:color="BFBFBF"/>
-              <w:bottom w:val="single" w:sz="1" w:space="0" w:color="BFBFBF"/>
-              <w:right w:val="single" w:sz="1" w:space="0" w:color="BFBFBF"/>
-            </w:tcBorders>
             <w:tcMar>
               <w:top w:w="80" w:type="dxa"/>
               <w:left w:w="120" w:type="dxa"/>
@@ -3328,12 +2859,6 @@
         <w:tc>
           <w:tcPr>
             <w:tcW w:w="3300" w:type="dxa"/>
-            <w:tcBorders>
-              <w:top w:val="single" w:sz="1" w:space="0" w:color="BFBFBF"/>
-              <w:left w:val="single" w:sz="1" w:space="0" w:color="BFBFBF"/>
-              <w:bottom w:val="single" w:sz="1" w:space="0" w:color="BFBFBF"/>
-              <w:right w:val="single" w:sz="1" w:space="0" w:color="BFBFBF"/>
-            </w:tcBorders>
             <w:tcMar>
               <w:top w:w="80" w:type="dxa"/>
               <w:left w:w="120" w:type="dxa"/>
@@ -3370,12 +2895,6 @@
         <w:tc>
           <w:tcPr>
             <w:tcW w:w="950" w:type="dxa"/>
-            <w:tcBorders>
-              <w:top w:val="single" w:sz="1" w:space="0" w:color="BFBFBF"/>
-              <w:left w:val="single" w:sz="1" w:space="0" w:color="BFBFBF"/>
-              <w:bottom w:val="single" w:sz="1" w:space="0" w:color="BFBFBF"/>
-              <w:right w:val="single" w:sz="1" w:space="0" w:color="BFBFBF"/>
-            </w:tcBorders>
             <w:tcMar>
               <w:top w:w="80" w:type="dxa"/>
               <w:left w:w="120" w:type="dxa"/>
@@ -3399,12 +2918,6 @@
         <w:tc>
           <w:tcPr>
             <w:tcW w:w="3018" w:type="dxa"/>
-            <w:tcBorders>
-              <w:top w:val="single" w:sz="1" w:space="0" w:color="BFBFBF"/>
-              <w:left w:val="single" w:sz="1" w:space="0" w:color="BFBFBF"/>
-              <w:bottom w:val="single" w:sz="1" w:space="0" w:color="BFBFBF"/>
-              <w:right w:val="single" w:sz="1" w:space="0" w:color="BFBFBF"/>
-            </w:tcBorders>
             <w:tcMar>
               <w:top w:w="80" w:type="dxa"/>
               <w:left w:w="120" w:type="dxa"/>
@@ -3429,12 +2942,6 @@
         <w:tc>
           <w:tcPr>
             <w:tcW w:w="950" w:type="dxa"/>
-            <w:tcBorders>
-              <w:top w:val="single" w:sz="1" w:space="0" w:color="BFBFBF"/>
-              <w:left w:val="single" w:sz="1" w:space="0" w:color="BFBFBF"/>
-              <w:bottom w:val="single" w:sz="1" w:space="0" w:color="BFBFBF"/>
-              <w:right w:val="single" w:sz="1" w:space="0" w:color="BFBFBF"/>
-            </w:tcBorders>
             <w:tcMar>
               <w:top w:w="80" w:type="dxa"/>
               <w:left w:w="120" w:type="dxa"/>
@@ -3458,12 +2965,6 @@
         <w:tc>
           <w:tcPr>
             <w:tcW w:w="3300" w:type="dxa"/>
-            <w:tcBorders>
-              <w:top w:val="single" w:sz="1" w:space="0" w:color="BFBFBF"/>
-              <w:left w:val="single" w:sz="1" w:space="0" w:color="BFBFBF"/>
-              <w:bottom w:val="single" w:sz="1" w:space="0" w:color="BFBFBF"/>
-              <w:right w:val="single" w:sz="1" w:space="0" w:color="BFBFBF"/>
-            </w:tcBorders>
             <w:tcMar>
               <w:top w:w="80" w:type="dxa"/>
               <w:left w:w="120" w:type="dxa"/>
@@ -3500,12 +3001,6 @@
         <w:tc>
           <w:tcPr>
             <w:tcW w:w="950" w:type="dxa"/>
-            <w:tcBorders>
-              <w:top w:val="single" w:sz="1" w:space="0" w:color="BFBFBF"/>
-              <w:left w:val="single" w:sz="1" w:space="0" w:color="BFBFBF"/>
-              <w:bottom w:val="single" w:sz="1" w:space="0" w:color="BFBFBF"/>
-              <w:right w:val="single" w:sz="1" w:space="0" w:color="BFBFBF"/>
-            </w:tcBorders>
             <w:tcMar>
               <w:top w:w="80" w:type="dxa"/>
               <w:left w:w="120" w:type="dxa"/>
@@ -3529,12 +3024,6 @@
         <w:tc>
           <w:tcPr>
             <w:tcW w:w="3018" w:type="dxa"/>
-            <w:tcBorders>
-              <w:top w:val="single" w:sz="1" w:space="0" w:color="BFBFBF"/>
-              <w:left w:val="single" w:sz="1" w:space="0" w:color="BFBFBF"/>
-              <w:bottom w:val="single" w:sz="1" w:space="0" w:color="BFBFBF"/>
-              <w:right w:val="single" w:sz="1" w:space="0" w:color="BFBFBF"/>
-            </w:tcBorders>
             <w:tcMar>
               <w:top w:w="80" w:type="dxa"/>
               <w:left w:w="120" w:type="dxa"/>
@@ -3559,12 +3048,6 @@
         <w:tc>
           <w:tcPr>
             <w:tcW w:w="950" w:type="dxa"/>
-            <w:tcBorders>
-              <w:top w:val="single" w:sz="1" w:space="0" w:color="BFBFBF"/>
-              <w:left w:val="single" w:sz="1" w:space="0" w:color="BFBFBF"/>
-              <w:bottom w:val="single" w:sz="1" w:space="0" w:color="BFBFBF"/>
-              <w:right w:val="single" w:sz="1" w:space="0" w:color="BFBFBF"/>
-            </w:tcBorders>
             <w:tcMar>
               <w:top w:w="80" w:type="dxa"/>
               <w:left w:w="120" w:type="dxa"/>
@@ -3588,12 +3071,6 @@
         <w:tc>
           <w:tcPr>
             <w:tcW w:w="3300" w:type="dxa"/>
-            <w:tcBorders>
-              <w:top w:val="single" w:sz="1" w:space="0" w:color="BFBFBF"/>
-              <w:left w:val="single" w:sz="1" w:space="0" w:color="BFBFBF"/>
-              <w:bottom w:val="single" w:sz="1" w:space="0" w:color="BFBFBF"/>
-              <w:right w:val="single" w:sz="1" w:space="0" w:color="BFBFBF"/>
-            </w:tcBorders>
             <w:tcMar>
               <w:top w:w="80" w:type="dxa"/>
               <w:left w:w="120" w:type="dxa"/>
@@ -3630,12 +3107,6 @@
         <w:tc>
           <w:tcPr>
             <w:tcW w:w="950" w:type="dxa"/>
-            <w:tcBorders>
-              <w:top w:val="single" w:sz="1" w:space="0" w:color="BFBFBF"/>
-              <w:left w:val="single" w:sz="1" w:space="0" w:color="BFBFBF"/>
-              <w:bottom w:val="single" w:sz="1" w:space="0" w:color="BFBFBF"/>
-              <w:right w:val="single" w:sz="1" w:space="0" w:color="BFBFBF"/>
-            </w:tcBorders>
             <w:tcMar>
               <w:top w:w="80" w:type="dxa"/>
               <w:left w:w="120" w:type="dxa"/>
@@ -3659,12 +3130,6 @@
         <w:tc>
           <w:tcPr>
             <w:tcW w:w="3018" w:type="dxa"/>
-            <w:tcBorders>
-              <w:top w:val="single" w:sz="1" w:space="0" w:color="BFBFBF"/>
-              <w:left w:val="single" w:sz="1" w:space="0" w:color="BFBFBF"/>
-              <w:bottom w:val="single" w:sz="1" w:space="0" w:color="BFBFBF"/>
-              <w:right w:val="single" w:sz="1" w:space="0" w:color="BFBFBF"/>
-            </w:tcBorders>
             <w:tcMar>
               <w:top w:w="80" w:type="dxa"/>
               <w:left w:w="120" w:type="dxa"/>
@@ -3689,12 +3154,6 @@
         <w:tc>
           <w:tcPr>
             <w:tcW w:w="950" w:type="dxa"/>
-            <w:tcBorders>
-              <w:top w:val="single" w:sz="1" w:space="0" w:color="BFBFBF"/>
-              <w:left w:val="single" w:sz="1" w:space="0" w:color="BFBFBF"/>
-              <w:bottom w:val="single" w:sz="1" w:space="0" w:color="BFBFBF"/>
-              <w:right w:val="single" w:sz="1" w:space="0" w:color="BFBFBF"/>
-            </w:tcBorders>
             <w:tcMar>
               <w:top w:w="80" w:type="dxa"/>
               <w:left w:w="120" w:type="dxa"/>
@@ -3718,12 +3177,6 @@
         <w:tc>
           <w:tcPr>
             <w:tcW w:w="3300" w:type="dxa"/>
-            <w:tcBorders>
-              <w:top w:val="single" w:sz="1" w:space="0" w:color="BFBFBF"/>
-              <w:left w:val="single" w:sz="1" w:space="0" w:color="BFBFBF"/>
-              <w:bottom w:val="single" w:sz="1" w:space="0" w:color="BFBFBF"/>
-              <w:right w:val="single" w:sz="1" w:space="0" w:color="BFBFBF"/>
-            </w:tcBorders>
             <w:tcMar>
               <w:top w:w="80" w:type="dxa"/>
               <w:left w:w="120" w:type="dxa"/>
@@ -3760,12 +3213,6 @@
         <w:tc>
           <w:tcPr>
             <w:tcW w:w="950" w:type="dxa"/>
-            <w:tcBorders>
-              <w:top w:val="single" w:sz="1" w:space="0" w:color="BFBFBF"/>
-              <w:left w:val="single" w:sz="1" w:space="0" w:color="BFBFBF"/>
-              <w:bottom w:val="single" w:sz="1" w:space="0" w:color="BFBFBF"/>
-              <w:right w:val="single" w:sz="1" w:space="0" w:color="BFBFBF"/>
-            </w:tcBorders>
             <w:tcMar>
               <w:top w:w="80" w:type="dxa"/>
               <w:left w:w="120" w:type="dxa"/>
@@ -3789,12 +3236,6 @@
         <w:tc>
           <w:tcPr>
             <w:tcW w:w="3018" w:type="dxa"/>
-            <w:tcBorders>
-              <w:top w:val="single" w:sz="1" w:space="0" w:color="BFBFBF"/>
-              <w:left w:val="single" w:sz="1" w:space="0" w:color="BFBFBF"/>
-              <w:bottom w:val="single" w:sz="1" w:space="0" w:color="BFBFBF"/>
-              <w:right w:val="single" w:sz="1" w:space="0" w:color="BFBFBF"/>
-            </w:tcBorders>
             <w:tcMar>
               <w:top w:w="80" w:type="dxa"/>
               <w:left w:w="120" w:type="dxa"/>
@@ -3819,12 +3260,6 @@
         <w:tc>
           <w:tcPr>
             <w:tcW w:w="950" w:type="dxa"/>
-            <w:tcBorders>
-              <w:top w:val="single" w:sz="1" w:space="0" w:color="BFBFBF"/>
-              <w:left w:val="single" w:sz="1" w:space="0" w:color="BFBFBF"/>
-              <w:bottom w:val="single" w:sz="1" w:space="0" w:color="BFBFBF"/>
-              <w:right w:val="single" w:sz="1" w:space="0" w:color="BFBFBF"/>
-            </w:tcBorders>
             <w:tcMar>
               <w:top w:w="80" w:type="dxa"/>
               <w:left w:w="120" w:type="dxa"/>
@@ -3848,12 +3283,6 @@
         <w:tc>
           <w:tcPr>
             <w:tcW w:w="3300" w:type="dxa"/>
-            <w:tcBorders>
-              <w:top w:val="single" w:sz="1" w:space="0" w:color="BFBFBF"/>
-              <w:left w:val="single" w:sz="1" w:space="0" w:color="BFBFBF"/>
-              <w:bottom w:val="single" w:sz="1" w:space="0" w:color="BFBFBF"/>
-              <w:right w:val="single" w:sz="1" w:space="0" w:color="BFBFBF"/>
-            </w:tcBorders>
             <w:tcMar>
               <w:top w:w="80" w:type="dxa"/>
               <w:left w:w="120" w:type="dxa"/>
@@ -3890,12 +3319,6 @@
         <w:tc>
           <w:tcPr>
             <w:tcW w:w="950" w:type="dxa"/>
-            <w:tcBorders>
-              <w:top w:val="single" w:sz="1" w:space="0" w:color="BFBFBF"/>
-              <w:left w:val="single" w:sz="1" w:space="0" w:color="BFBFBF"/>
-              <w:bottom w:val="single" w:sz="1" w:space="0" w:color="BFBFBF"/>
-              <w:right w:val="single" w:sz="1" w:space="0" w:color="BFBFBF"/>
-            </w:tcBorders>
             <w:tcMar>
               <w:top w:w="80" w:type="dxa"/>
               <w:left w:w="120" w:type="dxa"/>
@@ -3919,12 +3342,6 @@
         <w:tc>
           <w:tcPr>
             <w:tcW w:w="3018" w:type="dxa"/>
-            <w:tcBorders>
-              <w:top w:val="single" w:sz="1" w:space="0" w:color="BFBFBF"/>
-              <w:left w:val="single" w:sz="1" w:space="0" w:color="BFBFBF"/>
-              <w:bottom w:val="single" w:sz="1" w:space="0" w:color="BFBFBF"/>
-              <w:right w:val="single" w:sz="1" w:space="0" w:color="BFBFBF"/>
-            </w:tcBorders>
             <w:tcMar>
               <w:top w:w="80" w:type="dxa"/>
               <w:left w:w="120" w:type="dxa"/>
@@ -3949,12 +3366,6 @@
         <w:tc>
           <w:tcPr>
             <w:tcW w:w="950" w:type="dxa"/>
-            <w:tcBorders>
-              <w:top w:val="single" w:sz="1" w:space="0" w:color="BFBFBF"/>
-              <w:left w:val="single" w:sz="1" w:space="0" w:color="BFBFBF"/>
-              <w:bottom w:val="single" w:sz="1" w:space="0" w:color="BFBFBF"/>
-              <w:right w:val="single" w:sz="1" w:space="0" w:color="BFBFBF"/>
-            </w:tcBorders>
             <w:tcMar>
               <w:top w:w="80" w:type="dxa"/>
               <w:left w:w="120" w:type="dxa"/>
@@ -3978,12 +3389,6 @@
         <w:tc>
           <w:tcPr>
             <w:tcW w:w="3300" w:type="dxa"/>
-            <w:tcBorders>
-              <w:top w:val="single" w:sz="1" w:space="0" w:color="BFBFBF"/>
-              <w:left w:val="single" w:sz="1" w:space="0" w:color="BFBFBF"/>
-              <w:bottom w:val="single" w:sz="1" w:space="0" w:color="BFBFBF"/>
-              <w:right w:val="single" w:sz="1" w:space="0" w:color="BFBFBF"/>
-            </w:tcBorders>
             <w:tcMar>
               <w:top w:w="80" w:type="dxa"/>
               <w:left w:w="120" w:type="dxa"/>
@@ -4020,12 +3425,6 @@
         <w:tc>
           <w:tcPr>
             <w:tcW w:w="950" w:type="dxa"/>
-            <w:tcBorders>
-              <w:top w:val="single" w:sz="1" w:space="0" w:color="BFBFBF"/>
-              <w:left w:val="single" w:sz="1" w:space="0" w:color="BFBFBF"/>
-              <w:bottom w:val="single" w:sz="1" w:space="0" w:color="BFBFBF"/>
-              <w:right w:val="single" w:sz="1" w:space="0" w:color="BFBFBF"/>
-            </w:tcBorders>
             <w:tcMar>
               <w:top w:w="80" w:type="dxa"/>
               <w:left w:w="120" w:type="dxa"/>
@@ -4049,12 +3448,6 @@
         <w:tc>
           <w:tcPr>
             <w:tcW w:w="3018" w:type="dxa"/>
-            <w:tcBorders>
-              <w:top w:val="single" w:sz="1" w:space="0" w:color="BFBFBF"/>
-              <w:left w:val="single" w:sz="1" w:space="0" w:color="BFBFBF"/>
-              <w:bottom w:val="single" w:sz="1" w:space="0" w:color="BFBFBF"/>
-              <w:right w:val="single" w:sz="1" w:space="0" w:color="BFBFBF"/>
-            </w:tcBorders>
             <w:tcMar>
               <w:top w:w="80" w:type="dxa"/>
               <w:left w:w="120" w:type="dxa"/>
@@ -4079,12 +3472,6 @@
         <w:tc>
           <w:tcPr>
             <w:tcW w:w="950" w:type="dxa"/>
-            <w:tcBorders>
-              <w:top w:val="single" w:sz="1" w:space="0" w:color="BFBFBF"/>
-              <w:left w:val="single" w:sz="1" w:space="0" w:color="BFBFBF"/>
-              <w:bottom w:val="single" w:sz="1" w:space="0" w:color="BFBFBF"/>
-              <w:right w:val="single" w:sz="1" w:space="0" w:color="BFBFBF"/>
-            </w:tcBorders>
             <w:tcMar>
               <w:top w:w="80" w:type="dxa"/>
               <w:left w:w="120" w:type="dxa"/>
@@ -4108,12 +3495,6 @@
         <w:tc>
           <w:tcPr>
             <w:tcW w:w="3300" w:type="dxa"/>
-            <w:tcBorders>
-              <w:top w:val="single" w:sz="1" w:space="0" w:color="BFBFBF"/>
-              <w:left w:val="single" w:sz="1" w:space="0" w:color="BFBFBF"/>
-              <w:bottom w:val="single" w:sz="1" w:space="0" w:color="BFBFBF"/>
-              <w:right w:val="single" w:sz="1" w:space="0" w:color="BFBFBF"/>
-            </w:tcBorders>
             <w:tcMar>
               <w:top w:w="80" w:type="dxa"/>
               <w:left w:w="120" w:type="dxa"/>
@@ -4150,12 +3531,6 @@
         <w:tc>
           <w:tcPr>
             <w:tcW w:w="950" w:type="dxa"/>
-            <w:tcBorders>
-              <w:top w:val="single" w:sz="1" w:space="0" w:color="BFBFBF"/>
-              <w:left w:val="single" w:sz="1" w:space="0" w:color="BFBFBF"/>
-              <w:bottom w:val="single" w:sz="1" w:space="0" w:color="BFBFBF"/>
-              <w:right w:val="single" w:sz="1" w:space="0" w:color="BFBFBF"/>
-            </w:tcBorders>
             <w:tcMar>
               <w:top w:w="80" w:type="dxa"/>
               <w:left w:w="120" w:type="dxa"/>
@@ -4179,12 +3554,6 @@
         <w:tc>
           <w:tcPr>
             <w:tcW w:w="3018" w:type="dxa"/>
-            <w:tcBorders>
-              <w:top w:val="single" w:sz="1" w:space="0" w:color="BFBFBF"/>
-              <w:left w:val="single" w:sz="1" w:space="0" w:color="BFBFBF"/>
-              <w:bottom w:val="single" w:sz="1" w:space="0" w:color="BFBFBF"/>
-              <w:right w:val="single" w:sz="1" w:space="0" w:color="BFBFBF"/>
-            </w:tcBorders>
             <w:tcMar>
               <w:top w:w="80" w:type="dxa"/>
               <w:left w:w="120" w:type="dxa"/>
@@ -4209,12 +3578,6 @@
         <w:tc>
           <w:tcPr>
             <w:tcW w:w="950" w:type="dxa"/>
-            <w:tcBorders>
-              <w:top w:val="single" w:sz="1" w:space="0" w:color="BFBFBF"/>
-              <w:left w:val="single" w:sz="1" w:space="0" w:color="BFBFBF"/>
-              <w:bottom w:val="single" w:sz="1" w:space="0" w:color="BFBFBF"/>
-              <w:right w:val="single" w:sz="1" w:space="0" w:color="BFBFBF"/>
-            </w:tcBorders>
             <w:tcMar>
               <w:top w:w="80" w:type="dxa"/>
               <w:left w:w="120" w:type="dxa"/>
@@ -4238,12 +3601,6 @@
         <w:tc>
           <w:tcPr>
             <w:tcW w:w="3300" w:type="dxa"/>
-            <w:tcBorders>
-              <w:top w:val="single" w:sz="1" w:space="0" w:color="BFBFBF"/>
-              <w:left w:val="single" w:sz="1" w:space="0" w:color="BFBFBF"/>
-              <w:bottom w:val="single" w:sz="1" w:space="0" w:color="BFBFBF"/>
-              <w:right w:val="single" w:sz="1" w:space="0" w:color="BFBFBF"/>
-            </w:tcBorders>
             <w:tcMar>
               <w:top w:w="80" w:type="dxa"/>
               <w:left w:w="120" w:type="dxa"/>
@@ -4280,12 +3637,6 @@
         <w:tc>
           <w:tcPr>
             <w:tcW w:w="950" w:type="dxa"/>
-            <w:tcBorders>
-              <w:top w:val="single" w:sz="1" w:space="0" w:color="BFBFBF"/>
-              <w:left w:val="single" w:sz="1" w:space="0" w:color="BFBFBF"/>
-              <w:bottom w:val="single" w:sz="1" w:space="0" w:color="BFBFBF"/>
-              <w:right w:val="single" w:sz="1" w:space="0" w:color="BFBFBF"/>
-            </w:tcBorders>
             <w:tcMar>
               <w:top w:w="80" w:type="dxa"/>
               <w:left w:w="120" w:type="dxa"/>
@@ -4309,12 +3660,6 @@
         <w:tc>
           <w:tcPr>
             <w:tcW w:w="3018" w:type="dxa"/>
-            <w:tcBorders>
-              <w:top w:val="single" w:sz="1" w:space="0" w:color="BFBFBF"/>
-              <w:left w:val="single" w:sz="1" w:space="0" w:color="BFBFBF"/>
-              <w:bottom w:val="single" w:sz="1" w:space="0" w:color="BFBFBF"/>
-              <w:right w:val="single" w:sz="1" w:space="0" w:color="BFBFBF"/>
-            </w:tcBorders>
             <w:tcMar>
               <w:top w:w="80" w:type="dxa"/>
               <w:left w:w="120" w:type="dxa"/>
@@ -4339,12 +3684,6 @@
         <w:tc>
           <w:tcPr>
             <w:tcW w:w="950" w:type="dxa"/>
-            <w:tcBorders>
-              <w:top w:val="single" w:sz="1" w:space="0" w:color="BFBFBF"/>
-              <w:left w:val="single" w:sz="1" w:space="0" w:color="BFBFBF"/>
-              <w:bottom w:val="single" w:sz="1" w:space="0" w:color="BFBFBF"/>
-              <w:right w:val="single" w:sz="1" w:space="0" w:color="BFBFBF"/>
-            </w:tcBorders>
             <w:tcMar>
               <w:top w:w="80" w:type="dxa"/>
               <w:left w:w="120" w:type="dxa"/>
@@ -4368,12 +3707,6 @@
         <w:tc>
           <w:tcPr>
             <w:tcW w:w="3300" w:type="dxa"/>
-            <w:tcBorders>
-              <w:top w:val="single" w:sz="1" w:space="0" w:color="BFBFBF"/>
-              <w:left w:val="single" w:sz="1" w:space="0" w:color="BFBFBF"/>
-              <w:bottom w:val="single" w:sz="1" w:space="0" w:color="BFBFBF"/>
-              <w:right w:val="single" w:sz="1" w:space="0" w:color="BFBFBF"/>
-            </w:tcBorders>
             <w:tcMar>
               <w:top w:w="80" w:type="dxa"/>
               <w:left w:w="120" w:type="dxa"/>
@@ -4410,12 +3743,6 @@
         <w:tc>
           <w:tcPr>
             <w:tcW w:w="950" w:type="dxa"/>
-            <w:tcBorders>
-              <w:top w:val="single" w:sz="1" w:space="0" w:color="BFBFBF"/>
-              <w:left w:val="single" w:sz="1" w:space="0" w:color="BFBFBF"/>
-              <w:bottom w:val="single" w:sz="1" w:space="0" w:color="BFBFBF"/>
-              <w:right w:val="single" w:sz="1" w:space="0" w:color="BFBFBF"/>
-            </w:tcBorders>
             <w:tcMar>
               <w:top w:w="80" w:type="dxa"/>
               <w:left w:w="120" w:type="dxa"/>
@@ -4439,12 +3766,6 @@
         <w:tc>
           <w:tcPr>
             <w:tcW w:w="3018" w:type="dxa"/>
-            <w:tcBorders>
-              <w:top w:val="single" w:sz="1" w:space="0" w:color="BFBFBF"/>
-              <w:left w:val="single" w:sz="1" w:space="0" w:color="BFBFBF"/>
-              <w:bottom w:val="single" w:sz="1" w:space="0" w:color="BFBFBF"/>
-              <w:right w:val="single" w:sz="1" w:space="0" w:color="BFBFBF"/>
-            </w:tcBorders>
             <w:tcMar>
               <w:top w:w="80" w:type="dxa"/>
               <w:left w:w="120" w:type="dxa"/>
@@ -4469,12 +3790,6 @@
         <w:tc>
           <w:tcPr>
             <w:tcW w:w="950" w:type="dxa"/>
-            <w:tcBorders>
-              <w:top w:val="single" w:sz="1" w:space="0" w:color="BFBFBF"/>
-              <w:left w:val="single" w:sz="1" w:space="0" w:color="BFBFBF"/>
-              <w:bottom w:val="single" w:sz="1" w:space="0" w:color="BFBFBF"/>
-              <w:right w:val="single" w:sz="1" w:space="0" w:color="BFBFBF"/>
-            </w:tcBorders>
             <w:tcMar>
               <w:top w:w="80" w:type="dxa"/>
               <w:left w:w="120" w:type="dxa"/>
@@ -4498,12 +3813,6 @@
         <w:tc>
           <w:tcPr>
             <w:tcW w:w="3300" w:type="dxa"/>
-            <w:tcBorders>
-              <w:top w:val="single" w:sz="1" w:space="0" w:color="BFBFBF"/>
-              <w:left w:val="single" w:sz="1" w:space="0" w:color="BFBFBF"/>
-              <w:bottom w:val="single" w:sz="1" w:space="0" w:color="BFBFBF"/>
-              <w:right w:val="single" w:sz="1" w:space="0" w:color="BFBFBF"/>
-            </w:tcBorders>
             <w:tcMar>
               <w:top w:w="80" w:type="dxa"/>
               <w:left w:w="120" w:type="dxa"/>
@@ -4540,12 +3849,6 @@
         <w:tc>
           <w:tcPr>
             <w:tcW w:w="950" w:type="dxa"/>
-            <w:tcBorders>
-              <w:top w:val="single" w:sz="1" w:space="0" w:color="BFBFBF"/>
-              <w:left w:val="single" w:sz="1" w:space="0" w:color="BFBFBF"/>
-              <w:bottom w:val="single" w:sz="1" w:space="0" w:color="BFBFBF"/>
-              <w:right w:val="single" w:sz="1" w:space="0" w:color="BFBFBF"/>
-            </w:tcBorders>
             <w:tcMar>
               <w:top w:w="80" w:type="dxa"/>
               <w:left w:w="120" w:type="dxa"/>
@@ -4569,12 +3872,6 @@
         <w:tc>
           <w:tcPr>
             <w:tcW w:w="3018" w:type="dxa"/>
-            <w:tcBorders>
-              <w:top w:val="single" w:sz="1" w:space="0" w:color="BFBFBF"/>
-              <w:left w:val="single" w:sz="1" w:space="0" w:color="BFBFBF"/>
-              <w:bottom w:val="single" w:sz="1" w:space="0" w:color="BFBFBF"/>
-              <w:right w:val="single" w:sz="1" w:space="0" w:color="BFBFBF"/>
-            </w:tcBorders>
             <w:tcMar>
               <w:top w:w="80" w:type="dxa"/>
               <w:left w:w="120" w:type="dxa"/>
@@ -4599,12 +3896,6 @@
         <w:tc>
           <w:tcPr>
             <w:tcW w:w="950" w:type="dxa"/>
-            <w:tcBorders>
-              <w:top w:val="single" w:sz="1" w:space="0" w:color="BFBFBF"/>
-              <w:left w:val="single" w:sz="1" w:space="0" w:color="BFBFBF"/>
-              <w:bottom w:val="single" w:sz="1" w:space="0" w:color="BFBFBF"/>
-              <w:right w:val="single" w:sz="1" w:space="0" w:color="BFBFBF"/>
-            </w:tcBorders>
             <w:tcMar>
               <w:top w:w="80" w:type="dxa"/>
               <w:left w:w="120" w:type="dxa"/>
@@ -4621,12 +3912,6 @@
         <w:tc>
           <w:tcPr>
             <w:tcW w:w="3300" w:type="dxa"/>
-            <w:tcBorders>
-              <w:top w:val="single" w:sz="1" w:space="0" w:color="BFBFBF"/>
-              <w:left w:val="single" w:sz="1" w:space="0" w:color="BFBFBF"/>
-              <w:bottom w:val="single" w:sz="1" w:space="0" w:color="BFBFBF"/>
-              <w:right w:val="single" w:sz="1" w:space="0" w:color="BFBFBF"/>
-            </w:tcBorders>
             <w:tcMar>
               <w:top w:w="80" w:type="dxa"/>
               <w:left w:w="120" w:type="dxa"/>
@@ -4674,7 +3959,7 @@
                     </pic:cNvPicPr>
                   </pic:nvPicPr>
                   <pic:blipFill>
-                    <a:blip r:embed="rId16"/>
+                    <a:blip r:embed="rId21"/>
                     <a:srcRect/>
                     <a:stretch>
                       <a:fillRect/>
@@ -4698,50 +3983,84 @@
     </w:p>
     <w:p>
       <w:pPr>
+        <w:pStyle w:val="Prrafodelista"/>
+        <w:spacing w:after="220"/>
+        <w:jc w:val="center"/>
+      </w:pPr>
+      <w:r>
+        <w:rPr>
+          <w:i/>
+          <w:iCs/>
+          <w:color w:val="595959"/>
+          <w:sz w:val="18"/>
+          <w:szCs w:val="18"/>
+        </w:rPr>
+        <w:t>Figura</w:t>
+      </w:r>
+      <w:r>
+        <w:t xml:space="preserve"> </w:t>
+      </w:r>
+      <w:r>
+        <w:rPr>
+          <w:i/>
+          <w:iCs/>
+          <w:color w:val="595959"/>
+          <w:sz w:val="18"/>
+          <w:szCs w:val="18"/>
+        </w:rPr>
+        <w:t>6. Ejecución real: distribución de NOMBRE_SHD en el dataset completo</w:t>
+      </w:r>
+      <w:r>
+        <w:rPr>
+          <w:i/>
+          <w:iCs/>
+          <w:color w:val="595959"/>
+          <w:sz w:val="18"/>
+          <w:szCs w:val="18"/>
+        </w:rPr>
+        <w:t xml:space="preserve"> especificando número de predios</w:t>
+      </w:r>
+      <w:r>
+        <w:rPr>
+          <w:i/>
+          <w:iCs/>
+          <w:color w:val="595959"/>
+          <w:sz w:val="18"/>
+          <w:szCs w:val="18"/>
+        </w:rPr>
+        <w:t>.</w:t>
+      </w:r>
+    </w:p>
+    <w:p>
+      <w:pPr>
         <w:jc w:val="both"/>
       </w:pPr>
       <w:r>
-        <w:t xml:space="preserve">Figura 6. Ejecución real: distribución de </w:t>
-      </w:r>
-      <w:r>
-        <w:rPr>
-          <w:i/>
-          <w:iCs/>
-        </w:rPr>
-        <w:t>NOMBRE_SHD</w:t>
-      </w:r>
-      <w:r>
-        <w:t xml:space="preserve"> en el </w:t>
-      </w:r>
-      <w:proofErr w:type="spellStart"/>
-      <w:r>
-        <w:t>dataset</w:t>
-      </w:r>
-      <w:proofErr w:type="spellEnd"/>
-      <w:r>
-        <w:t xml:space="preserve"> completo.</w:t>
-      </w:r>
-    </w:p>
-    <w:p>
-      <w:pPr>
-        <w:jc w:val="both"/>
-      </w:pPr>
-      <w:r>
         <w:t xml:space="preserve">Al hacer una visualización </w:t>
       </w:r>
       <w:r>
-        <w:t xml:space="preserve">en </w:t>
-      </w:r>
-      <w:proofErr w:type="spellStart"/>
-      <w:r>
-        <w:t>Phyton</w:t>
-      </w:r>
-      <w:proofErr w:type="spellEnd"/>
-      <w:r>
-        <w:t xml:space="preserve"> se nota que p</w:t>
-      </w:r>
-      <w:r>
-        <w:t>redominan los grupos residenciales urbanos y rurales con 40.877 registros (los 8 imputados se sumaron al código 61 por ser la moda), seguidos del destino dotacional (24.629) y comercial (23.660).</w:t>
+        <w:t>en Phyton se nota que p</w:t>
+      </w:r>
+      <w:r>
+        <w:t xml:space="preserve">redominan los grupos residenciales urbanos y rurales con 40.877 registros (los </w:t>
+      </w:r>
+      <w:r>
+        <w:t xml:space="preserve">8 registros </w:t>
+      </w:r>
+      <w:r>
+        <w:t xml:space="preserve">que se encontraban </w:t>
+      </w:r>
+      <w:r>
+        <w:t>sin código SHD se</w:t>
+      </w:r>
+      <w:r>
+        <w:t xml:space="preserve"> </w:t>
+      </w:r>
+      <w:r>
+        <w:t xml:space="preserve">imputaron </w:t>
+      </w:r>
+      <w:r>
+        <w:t>al código 61 por ser la moda), seguidos del destino dotacional (24.629) y comercial (23.660).</w:t>
       </w:r>
     </w:p>
     <w:p>
@@ -4762,13 +4081,20 @@
           <w:b/>
           <w:bCs/>
         </w:rPr>
-        <w:t xml:space="preserve">Columna </w:t>
+        <w:t>Nueva c</w:t>
       </w:r>
       <w:r>
         <w:rPr>
           <w:b/>
           <w:bCs/>
         </w:rPr>
+        <w:t xml:space="preserve">olumna </w:t>
+      </w:r>
+      <w:r>
+        <w:rPr>
+          <w:b/>
+          <w:bCs/>
+        </w:rPr>
         <w:t>Rentabilidad</w:t>
       </w:r>
     </w:p>
@@ -4778,58 +4104,30 @@
         <w:jc w:val="both"/>
       </w:pPr>
       <w:r>
-        <w:t>E</w:t>
-      </w:r>
-      <w:r>
-        <w:t xml:space="preserve">sta </w:t>
+        <w:t xml:space="preserve">Esta </w:t>
       </w:r>
       <w:r>
         <w:t xml:space="preserve">nueva </w:t>
       </w:r>
       <w:r>
-        <w:t>columna e</w:t>
-      </w:r>
-      <w:r>
-        <w:t xml:space="preserve">tiqueta cada registro según su recaudo relativo frente al conjunto. El diseño usa una función fábrica: </w:t>
-      </w:r>
-      <w:proofErr w:type="spellStart"/>
-      <w:proofErr w:type="gramStart"/>
-      <w:r>
-        <w:rPr>
-          <w:i/>
-          <w:iCs/>
-        </w:rPr>
-        <w:t>profitability</w:t>
-      </w:r>
-      <w:proofErr w:type="spellEnd"/>
-      <w:r>
-        <w:rPr>
-          <w:i/>
-          <w:iCs/>
-        </w:rPr>
-        <w:t>(</w:t>
-      </w:r>
-      <w:proofErr w:type="gramEnd"/>
-      <w:r>
-        <w:rPr>
-          <w:i/>
-          <w:iCs/>
-        </w:rPr>
-        <w:t xml:space="preserve">) </w:t>
+        <w:t xml:space="preserve">columna etiqueta cada registro según su recaudo relativo frente al conjunto. El diseño usa una función fábrica: </w:t>
+      </w:r>
+      <w:r>
+        <w:rPr>
+          <w:i/>
+          <w:iCs/>
+        </w:rPr>
+        <w:t xml:space="preserve">profitability() </w:t>
       </w:r>
       <w:r>
         <w:t>recibe</w:t>
       </w:r>
       <w:r>
-        <w:t xml:space="preserve"> el </w:t>
-      </w:r>
-      <w:proofErr w:type="spellStart"/>
-      <w:r>
-        <w:t>dataframe</w:t>
-      </w:r>
-      <w:proofErr w:type="spellEnd"/>
-      <w:r>
-        <w:t xml:space="preserve">, calcula una sola vez la media de </w:t>
+        <w:t xml:space="preserve"> el dataframe, calcula una sola </w:t>
+      </w:r>
+      <w:r>
+        <w:lastRenderedPageBreak/>
+        <w:t xml:space="preserve">vez la media de </w:t>
       </w:r>
       <w:r>
         <w:rPr>
@@ -4839,59 +4137,52 @@
         <w:t>TOTAL_PAGADO y</w:t>
       </w:r>
       <w:r>
-        <w:t xml:space="preserve"> los dos umbrales, y devuelve la función interna </w:t>
-      </w:r>
-      <w:proofErr w:type="spellStart"/>
-      <w:r>
-        <w:rPr>
-          <w:i/>
-          <w:iCs/>
-        </w:rPr>
-        <w:t>profitability_</w:t>
-      </w:r>
-      <w:proofErr w:type="gramStart"/>
-      <w:r>
-        <w:rPr>
-          <w:i/>
-          <w:iCs/>
-        </w:rPr>
-        <w:t>calculation</w:t>
-      </w:r>
-      <w:proofErr w:type="spellEnd"/>
-      <w:r>
-        <w:rPr>
-          <w:i/>
-          <w:iCs/>
-        </w:rPr>
-        <w:t>(</w:t>
-      </w:r>
-      <w:proofErr w:type="gramEnd"/>
-      <w:r>
-        <w:rPr>
-          <w:i/>
-          <w:iCs/>
-        </w:rPr>
-        <w:t>)</w:t>
-      </w:r>
-      <w:r>
-        <w:t xml:space="preserve"> que conserva esos valores (un </w:t>
-      </w:r>
-      <w:proofErr w:type="spellStart"/>
-      <w:r>
-        <w:t>closure</w:t>
-      </w:r>
-      <w:proofErr w:type="spellEnd"/>
-      <w:proofErr w:type="gramStart"/>
-      <w:r>
-        <w:t>)</w:t>
+        <w:t xml:space="preserve"> los dos umbrales</w:t>
       </w:r>
       <w:r>
         <w:t xml:space="preserve"> </w:t>
       </w:r>
       <w:r>
+        <w:rPr>
+          <w:i/>
+          <w:iCs/>
+        </w:rPr>
+        <w:t>“low_threshold” and “high_threshold”</w:t>
+      </w:r>
+      <w:r>
+        <w:t>,</w:t>
+      </w:r>
+      <w:r>
+        <w:t xml:space="preserve"> </w:t>
+      </w:r>
+      <w:r>
+        <w:t xml:space="preserve"> y devuelve la función interna </w:t>
+      </w:r>
+      <w:r>
+        <w:rPr>
+          <w:i/>
+          <w:iCs/>
+        </w:rPr>
+        <w:t>profitability_calculation()</w:t>
+      </w:r>
+      <w:r>
+        <w:t xml:space="preserve"> que conserva esos valores</w:t>
+      </w:r>
+      <w:r>
+        <w:t>,</w:t>
+      </w:r>
+      <w:r>
+        <w:t xml:space="preserve"> </w:t>
+      </w:r>
+      <w:r>
+        <w:t>La función</w:t>
+      </w:r>
+      <w:r>
+        <w:t xml:space="preserve"> </w:t>
+      </w:r>
+      <w:r>
         <w:t>.</w:t>
       </w:r>
-      <w:proofErr w:type="spellStart"/>
       <w:r>
         <w:rPr>
           <w:rFonts w:ascii="Consolas" w:eastAsia="Consolas" w:hAnsi="Consolas" w:cs="Consolas"/>
@@ -4901,66 +4192,35 @@
           <w:szCs w:val="21"/>
           <w:shd w:val="clear" w:color="auto" w:fill="F2F2F2"/>
         </w:rPr>
-        <w:t>new</w:t>
-      </w:r>
-      <w:proofErr w:type="gramEnd"/>
-      <w:r>
-        <w:rPr>
-          <w:rFonts w:ascii="Consolas" w:eastAsia="Consolas" w:hAnsi="Consolas" w:cs="Consolas"/>
-          <w:i/>
-          <w:iCs/>
-          <w:sz w:val="21"/>
-          <w:szCs w:val="21"/>
-          <w:shd w:val="clear" w:color="auto" w:fill="F2F2F2"/>
-        </w:rPr>
-        <w:t>_</w:t>
-      </w:r>
-      <w:proofErr w:type="gramStart"/>
-      <w:r>
-        <w:rPr>
-          <w:rFonts w:ascii="Consolas" w:eastAsia="Consolas" w:hAnsi="Consolas" w:cs="Consolas"/>
-          <w:i/>
-          <w:iCs/>
-          <w:sz w:val="21"/>
-          <w:szCs w:val="21"/>
-          <w:shd w:val="clear" w:color="auto" w:fill="F2F2F2"/>
-        </w:rPr>
-        <w:t>columns</w:t>
-      </w:r>
-      <w:proofErr w:type="spellEnd"/>
-      <w:r>
-        <w:rPr>
-          <w:rFonts w:ascii="Consolas" w:eastAsia="Consolas" w:hAnsi="Consolas" w:cs="Consolas"/>
-          <w:i/>
-          <w:iCs/>
-          <w:sz w:val="21"/>
-          <w:szCs w:val="21"/>
-          <w:shd w:val="clear" w:color="auto" w:fill="F2F2F2"/>
-        </w:rPr>
-        <w:t>(</w:t>
-      </w:r>
-      <w:proofErr w:type="gramEnd"/>
-      <w:r>
-        <w:rPr>
-          <w:rFonts w:ascii="Consolas" w:eastAsia="Consolas" w:hAnsi="Consolas" w:cs="Consolas"/>
-          <w:i/>
-          <w:iCs/>
-          <w:sz w:val="21"/>
-          <w:szCs w:val="21"/>
-          <w:shd w:val="clear" w:color="auto" w:fill="F2F2F2"/>
-        </w:rPr>
-        <w:t>)</w:t>
-      </w:r>
-      <w:r>
-        <w:t xml:space="preserve"> aplica </w:t>
-      </w:r>
-      <w:r>
-        <w:lastRenderedPageBreak/>
-        <w:t xml:space="preserve">esa función fila a fila </w:t>
-      </w:r>
-      <w:proofErr w:type="gramStart"/>
-      <w:r>
-        <w:t xml:space="preserve">con </w:t>
+        <w:t>new_columns()</w:t>
+      </w:r>
+      <w:r>
+        <w:t xml:space="preserve"> </w:t>
+      </w:r>
+      <w:r>
+        <w:t xml:space="preserve">crea las nuevas columnas dentro del dataset y </w:t>
+      </w:r>
+      <w:r>
+        <w:t xml:space="preserve">aplica </w:t>
+      </w:r>
+      <w:r>
+        <w:t>l</w:t>
+      </w:r>
+      <w:r>
+        <w:t xml:space="preserve">a función </w:t>
+      </w:r>
+      <w:r>
+        <w:rPr>
+          <w:i/>
+          <w:iCs/>
+        </w:rPr>
+        <w:t>profitability()</w:t>
+      </w:r>
+      <w:r>
+        <w:t xml:space="preserve"> </w:t>
+      </w:r>
+      <w:r>
+        <w:t xml:space="preserve">fila a fila con </w:t>
       </w:r>
       <w:r>
         <w:rPr>
@@ -4971,33 +4231,21 @@
         </w:rPr>
         <w:t>.</w:t>
       </w:r>
-      <w:proofErr w:type="spellStart"/>
-      <w:r>
-        <w:rPr>
-          <w:i/>
-          <w:iCs/>
-        </w:rPr>
-        <w:t>apply</w:t>
-      </w:r>
-      <w:proofErr w:type="spellEnd"/>
-      <w:proofErr w:type="gramEnd"/>
-      <w:r>
-        <w:rPr>
-          <w:i/>
-          <w:iCs/>
-        </w:rPr>
-        <w:t>().</w:t>
-      </w:r>
-      <w:r>
-        <w:t xml:space="preserve"> La ventaja es doble: la media no se recalcula en cada una de las 168.286 filas y los umbrales son idénticos para todo el </w:t>
-      </w:r>
-      <w:proofErr w:type="spellStart"/>
-      <w:r>
-        <w:t>dataset</w:t>
-      </w:r>
-      <w:proofErr w:type="spellEnd"/>
-      <w:r>
-        <w:t>.</w:t>
+      <w:r>
+        <w:rPr>
+          <w:i/>
+          <w:iCs/>
+        </w:rPr>
+        <w:t>apply().</w:t>
+      </w:r>
+      <w:r>
+        <w:t xml:space="preserve"> La ventaja es doble: la media no se recalcula en cada una de las 168.28</w:t>
+      </w:r>
+      <w:r>
+        <w:t>7</w:t>
+      </w:r>
+      <w:r>
+        <w:t xml:space="preserve"> filas y los umbrales son idénticos para todo el dataset.</w:t>
       </w:r>
     </w:p>
     <w:p>
@@ -5006,7 +4254,43 @@
         <w:jc w:val="both"/>
       </w:pPr>
       <w:r>
-        <w:t xml:space="preserve">Las reglas de clasificación son tres: un valor mayor que 1,5 veces la media se etiqueta como </w:t>
+        <w:t xml:space="preserve">Las reglas de clasificación son tres: </w:t>
+      </w:r>
+      <w:r>
+        <w:t xml:space="preserve">para </w:t>
+      </w:r>
+      <w:r>
+        <w:t xml:space="preserve">un valor mayor que 1,5 veces </w:t>
+      </w:r>
+      <w:r>
+        <w:t xml:space="preserve"> (</w:t>
+      </w:r>
+      <w:r>
+        <w:rPr>
+          <w:i/>
+          <w:iCs/>
+        </w:rPr>
+        <w:t>“high_thres</w:t>
+      </w:r>
+      <w:r>
+        <w:rPr>
+          <w:i/>
+          <w:iCs/>
+        </w:rPr>
+        <w:t>h</w:t>
+      </w:r>
+      <w:r>
+        <w:rPr>
+          <w:i/>
+          <w:iCs/>
+        </w:rPr>
+        <w:t>old”</w:t>
+      </w:r>
+      <w:r>
+        <w:t xml:space="preserve">) </w:t>
+      </w:r>
+      <w:r>
+        <w:t xml:space="preserve">la media se etiqueta como </w:t>
       </w:r>
       <w:r>
         <w:rPr>
@@ -5016,7 +4300,63 @@
         <w:t>ALTA RENTABILIDAD</w:t>
       </w:r>
       <w:r>
-        <w:t xml:space="preserve">; uno menor que 0,5 veces la media, </w:t>
+        <w:t xml:space="preserve">; </w:t>
+      </w:r>
+      <w:r>
+        <w:t xml:space="preserve">para </w:t>
+      </w:r>
+      <w:r>
+        <w:t xml:space="preserve">uno menor que 0,5 veces </w:t>
+      </w:r>
+      <w:r>
+        <w:t>(</w:t>
+      </w:r>
+      <w:r>
+        <w:rPr>
+          <w:i/>
+          <w:iCs/>
+        </w:rPr>
+        <w:t>“</w:t>
+      </w:r>
+      <w:r>
+        <w:rPr>
+          <w:i/>
+          <w:iCs/>
+        </w:rPr>
+        <w:t>low</w:t>
+      </w:r>
+      <w:r>
+        <w:rPr>
+          <w:i/>
+          <w:iCs/>
+        </w:rPr>
+        <w:t>_thres</w:t>
+      </w:r>
+      <w:r>
+        <w:rPr>
+          <w:i/>
+          <w:iCs/>
+        </w:rPr>
+        <w:t>h</w:t>
+      </w:r>
+      <w:r>
+        <w:rPr>
+          <w:i/>
+          <w:iCs/>
+        </w:rPr>
+        <w:t>old”</w:t>
+      </w:r>
+      <w:r>
+        <w:t xml:space="preserve">) </w:t>
+      </w:r>
+      <w:r>
+        <w:t>la media</w:t>
+      </w:r>
+      <w:r>
+        <w:t xml:space="preserve"> se etiqueta</w:t>
+      </w:r>
+      <w:r>
+        <w:t xml:space="preserve"> </w:t>
       </w:r>
       <w:r>
         <w:rPr>
@@ -5026,7 +4366,13 @@
         <w:t>como BAJA RENTABILIDAD</w:t>
       </w:r>
       <w:r>
-        <w:t xml:space="preserve">; y todo lo que quede entre ambos umbrales (inclusive), como </w:t>
+        <w:t>; y todo lo que quede entre ambos umbrales</w:t>
+      </w:r>
+      <w:r>
+        <w:t xml:space="preserve">, </w:t>
+      </w:r>
+      <w:r>
+        <w:t xml:space="preserve">inclusive, como </w:t>
       </w:r>
       <w:r>
         <w:rPr>
@@ -5043,14 +4389,11 @@
         <w:jc w:val="center"/>
       </w:pPr>
       <w:r>
-        <w:rPr>
-          <w:noProof/>
-        </w:rPr>
         <w:drawing>
-          <wp:inline distT="0" distB="0" distL="0" distR="0" wp14:anchorId="4883DC81" wp14:editId="3ED4C884">
-            <wp:extent cx="4478917" cy="2391966"/>
-            <wp:effectExtent l="0" t="0" r="0" b="8890"/>
-            <wp:docPr id="148975343" name="fig7" descr="Función profitability(): cálculo de umbrales y clasificador interno." title="Función profitability(): cálculo de umbrales y clasificador interno."/>
+          <wp:inline distT="0" distB="0" distL="0" distR="0" wp14:anchorId="7303A909" wp14:editId="279DC584">
+            <wp:extent cx="4188719" cy="2713273"/>
+            <wp:effectExtent l="0" t="0" r="2540" b="0"/>
+            <wp:docPr id="452320871" name="Imagen 2"/>
             <wp:cNvGraphicFramePr>
               <a:graphicFrameLocks xmlns:a="http://schemas.openxmlformats.org/drawingml/2006/main" noChangeAspect="1"/>
             </wp:cNvGraphicFramePr>
@@ -5058,13 +4401,19 @@
               <a:graphicData uri="http://schemas.openxmlformats.org/drawingml/2006/picture">
                 <pic:pic xmlns:pic="http://schemas.openxmlformats.org/drawingml/2006/picture">
                   <pic:nvPicPr>
-                    <pic:cNvPr id="0" name=""/>
+                    <pic:cNvPr id="0" name="Picture 6"/>
                     <pic:cNvPicPr>
                       <a:picLocks noChangeAspect="1" noChangeArrowheads="1"/>
                     </pic:cNvPicPr>
                   </pic:nvPicPr>
                   <pic:blipFill>
-                    <a:blip r:embed="rId17"/>
+                    <a:blip r:embed="rId22">
+                      <a:extLst>
+                        <a:ext uri="{28A0092B-C50C-407E-A947-70E740481C1C}">
+                          <a14:useLocalDpi xmlns:a14="http://schemas.microsoft.com/office/drawing/2010/main" val="0"/>
+                        </a:ext>
+                      </a:extLst>
+                    </a:blip>
                     <a:srcRect/>
                     <a:stretch>
                       <a:fillRect/>
@@ -5073,11 +4422,15 @@
                   <pic:spPr bwMode="auto">
                     <a:xfrm>
                       <a:off x="0" y="0"/>
-                      <a:ext cx="4487969" cy="2396800"/>
+                      <a:ext cx="4195237" cy="2717495"/>
                     </a:xfrm>
                     <a:prstGeom prst="rect">
                       <a:avLst/>
                     </a:prstGeom>
+                    <a:noFill/>
+                    <a:ln>
+                      <a:noFill/>
+                    </a:ln>
                   </pic:spPr>
                 </pic:pic>
               </a:graphicData>
@@ -5100,41 +4453,7 @@
           <w:sz w:val="18"/>
           <w:szCs w:val="18"/>
         </w:rPr>
-        <w:t xml:space="preserve">Figura 7. Función </w:t>
-      </w:r>
-      <w:proofErr w:type="spellStart"/>
-      <w:proofErr w:type="gramStart"/>
-      <w:r>
-        <w:rPr>
-          <w:i/>
-          <w:iCs/>
-          <w:color w:val="595959"/>
-          <w:sz w:val="18"/>
-          <w:szCs w:val="18"/>
-        </w:rPr>
-        <w:t>profitability</w:t>
-      </w:r>
-      <w:proofErr w:type="spellEnd"/>
-      <w:r>
-        <w:rPr>
-          <w:i/>
-          <w:iCs/>
-          <w:color w:val="595959"/>
-          <w:sz w:val="18"/>
-          <w:szCs w:val="18"/>
-        </w:rPr>
-        <w:t>(</w:t>
-      </w:r>
-      <w:proofErr w:type="gramEnd"/>
-      <w:r>
-        <w:rPr>
-          <w:i/>
-          <w:iCs/>
-          <w:color w:val="595959"/>
-          <w:sz w:val="18"/>
-          <w:szCs w:val="18"/>
-        </w:rPr>
-        <w:t>): cálculo de umbrales y clasificador interno.</w:t>
+        <w:t>Figura 7. Función profitability(): cálculo de umbrales y clasificador interno.</w:t>
       </w:r>
     </w:p>
     <w:p>
@@ -5165,7 +4484,7 @@
                     </pic:cNvPicPr>
                   </pic:nvPicPr>
                   <pic:blipFill>
-                    <a:blip r:embed="rId18"/>
+                    <a:blip r:embed="rId23"/>
                     <a:srcRect/>
                     <a:stretch>
                       <a:fillRect/>
@@ -5208,16 +4527,24 @@
       <w:pPr>
         <w:spacing w:before="120" w:after="60"/>
         <w:ind w:left="360"/>
-        <w:jc w:val="center"/>
       </w:pPr>
       <w:r>
         <w:rPr>
           <w:noProof/>
         </w:rPr>
+        <w:lastRenderedPageBreak/>
         <w:drawing>
-          <wp:inline distT="0" distB="0" distL="0" distR="0" wp14:anchorId="5899B2FA" wp14:editId="0090B3A5">
+          <wp:anchor distT="0" distB="0" distL="114300" distR="114300" simplePos="0" relativeHeight="251659264" behindDoc="0" locked="0" layoutInCell="1" allowOverlap="1" wp14:anchorId="5899B2FA" wp14:editId="70801D41">
+            <wp:simplePos x="0" y="0"/>
+            <wp:positionH relativeFrom="column">
+              <wp:posOffset>568994</wp:posOffset>
+            </wp:positionH>
+            <wp:positionV relativeFrom="paragraph">
+              <wp:posOffset>0</wp:posOffset>
+            </wp:positionV>
             <wp:extent cx="4444695" cy="2978644"/>
             <wp:effectExtent l="0" t="0" r="0" b="0"/>
+            <wp:wrapSquare wrapText="bothSides"/>
             <wp:docPr id="2032255067" name="fig9" descr="Ejecución real: media, umbrales calculados y distribución resultante." title="Ejecución real: media, umbrales calculados y distribución resultante."/>
             <wp:cNvGraphicFramePr>
               <a:graphicFrameLocks xmlns:a="http://schemas.openxmlformats.org/drawingml/2006/main" noChangeAspect="1"/>
@@ -5232,7 +4559,13 @@
                     </pic:cNvPicPr>
                   </pic:nvPicPr>
                   <pic:blipFill>
-                    <a:blip r:embed="rId19"/>
+                    <a:blip r:embed="rId24">
+                      <a:extLst>
+                        <a:ext uri="{28A0092B-C50C-407E-A947-70E740481C1C}">
+                          <a14:useLocalDpi xmlns:a14="http://schemas.microsoft.com/office/drawing/2010/main" val="0"/>
+                        </a:ext>
+                      </a:extLst>
+                    </a:blip>
                     <a:srcRect/>
                     <a:stretch>
                       <a:fillRect/>
@@ -5241,7 +4574,310 @@
                   <pic:spPr bwMode="auto">
                     <a:xfrm>
                       <a:off x="0" y="0"/>
-                      <a:ext cx="4456021" cy="2986234"/>
+                      <a:ext cx="4444695" cy="2978644"/>
+                    </a:xfrm>
+                    <a:prstGeom prst="rect">
+                      <a:avLst/>
+                    </a:prstGeom>
+                  </pic:spPr>
+                </pic:pic>
+              </a:graphicData>
+            </a:graphic>
+          </wp:anchor>
+        </w:drawing>
+      </w:r>
+      <w:r>
+        <w:br w:type="textWrapping" w:clear="all"/>
+      </w:r>
+    </w:p>
+    <w:p>
+      <w:pPr>
+        <w:pStyle w:val="Prrafodelista"/>
+        <w:spacing w:after="220"/>
+        <w:jc w:val="center"/>
+      </w:pPr>
+      <w:r>
+        <w:rPr>
+          <w:i/>
+          <w:iCs/>
+          <w:color w:val="595959"/>
+          <w:sz w:val="18"/>
+          <w:szCs w:val="18"/>
+        </w:rPr>
+        <w:t xml:space="preserve">Figura 9. </w:t>
+      </w:r>
+      <w:r>
+        <w:rPr>
+          <w:i/>
+          <w:iCs/>
+          <w:color w:val="595959"/>
+          <w:sz w:val="18"/>
+          <w:szCs w:val="18"/>
+        </w:rPr>
+        <w:t>Ejecución</w:t>
+      </w:r>
+      <w:r>
+        <w:rPr>
+          <w:i/>
+          <w:iCs/>
+          <w:color w:val="595959"/>
+          <w:sz w:val="18"/>
+          <w:szCs w:val="18"/>
+        </w:rPr>
+        <w:t xml:space="preserve"> real: media, umbrales calculados y distribución resultante.</w:t>
+      </w:r>
+    </w:p>
+    <w:p>
+      <w:pPr>
+        <w:spacing w:line="300" w:lineRule="auto"/>
+        <w:jc w:val="both"/>
+      </w:pPr>
+      <w:r>
+        <w:t>Visualizando la tabla resultante en Phyton c</w:t>
+      </w:r>
+      <w:r>
+        <w:t xml:space="preserve">on los datos completos, la media de </w:t>
+      </w:r>
+      <w:r>
+        <w:rPr>
+          <w:i/>
+          <w:iCs/>
+        </w:rPr>
+        <w:t>TOTAL_PAGADO</w:t>
+      </w:r>
+      <w:r>
+        <w:t xml:space="preserve"> es de aproximadamente $247,1 millones, con umbrales cercanos a $123,6 y $370,7 millones. La distribución resultante es 121.862 registros en BAJA (72,4 %), 28.582 en MEDIA (17,0 %) y 17.842 en ALTA (10,6 %). El sesgo hacia la categoría baja es esperable: la media queda elevada por grupos comerciales y dotacionales con recaudos muy altos, así que la mayoría de los grupos residenciales pequeños cae por debajo del umbral inferior.</w:t>
+      </w:r>
+    </w:p>
+    <w:p>
+      <w:pPr>
+        <w:pStyle w:val="Prrafodelista"/>
+        <w:numPr>
+          <w:ilvl w:val="1"/>
+          <w:numId w:val="3"/>
+        </w:numPr>
+        <w:jc w:val="both"/>
+        <w:rPr>
+          <w:b/>
+          <w:bCs/>
+        </w:rPr>
+      </w:pPr>
+      <w:r>
+        <w:rPr>
+          <w:b/>
+          <w:bCs/>
+        </w:rPr>
+        <w:t>Persistencia del Resultado</w:t>
+      </w:r>
+    </w:p>
+    <w:p>
+      <w:pPr>
+        <w:spacing w:line="300" w:lineRule="auto"/>
+        <w:jc w:val="both"/>
+      </w:pPr>
+      <w:r>
+        <w:rPr>
+          <w:i/>
+          <w:iCs/>
+        </w:rPr>
+        <w:t xml:space="preserve">El “business logic” crea el </w:t>
+      </w:r>
+      <w:r>
+        <w:rPr>
+          <w:i/>
+          <w:iCs/>
+        </w:rPr>
+        <w:t>dataframe_enrichment()</w:t>
+      </w:r>
+      <w:r>
+        <w:t xml:space="preserve"> </w:t>
+      </w:r>
+      <w:r>
+        <w:t xml:space="preserve">que durante </w:t>
+      </w:r>
+      <w:r>
+        <w:t xml:space="preserve">el cierre </w:t>
+      </w:r>
+      <w:r>
+        <w:t>del proceso</w:t>
+      </w:r>
+      <w:r>
+        <w:t xml:space="preserve"> invoca </w:t>
+      </w:r>
+      <w:r>
+        <w:rPr>
+          <w:i/>
+          <w:iCs/>
+        </w:rPr>
+        <w:t>new_columns(),</w:t>
+      </w:r>
+      <w:r>
+        <w:t xml:space="preserve"> verifica que no haya </w:t>
+      </w:r>
+      <w:r>
+        <w:t>devuelto</w:t>
+      </w:r>
+      <w:r>
+        <w:rPr>
+          <w:i/>
+          <w:iCs/>
+        </w:rPr>
+        <w:t xml:space="preserve"> None</w:t>
+      </w:r>
+      <w:r>
+        <w:rPr>
+          <w:i/>
+          <w:iCs/>
+        </w:rPr>
+        <w:t xml:space="preserve"> para ninguna de las funciones aplicadas</w:t>
+      </w:r>
+      <w:r>
+        <w:rPr>
+          <w:i/>
+          <w:iCs/>
+        </w:rPr>
+        <w:t>,</w:t>
+      </w:r>
+      <w:r>
+        <w:t xml:space="preserve"> elimina</w:t>
+      </w:r>
+      <w:r>
+        <w:t xml:space="preserve">, </w:t>
+      </w:r>
+      <w:r>
+        <w:t xml:space="preserve">mediante </w:t>
+      </w:r>
+      <w:r>
+        <w:rPr>
+          <w:i/>
+          <w:iCs/>
+        </w:rPr>
+        <w:t>drop_imputation_flags()</w:t>
+      </w:r>
+      <w:r>
+        <w:rPr>
+          <w:i/>
+          <w:iCs/>
+        </w:rPr>
+        <w:t xml:space="preserve">, </w:t>
+      </w:r>
+      <w:r>
+        <w:t xml:space="preserve">las columnas </w:t>
+      </w:r>
+      <w:r>
+        <w:t xml:space="preserve">auxiliares terminadas en </w:t>
+      </w:r>
+      <w:r>
+        <w:rPr>
+          <w:i/>
+          <w:iCs/>
+        </w:rPr>
+        <w:t xml:space="preserve">_IMPUTED </w:t>
+      </w:r>
+      <w:r>
+        <w:rPr>
+          <w:i/>
+          <w:iCs/>
+        </w:rPr>
+        <w:t xml:space="preserve">(que </w:t>
+      </w:r>
+      <w:r>
+        <w:rPr>
+          <w:i/>
+          <w:iCs/>
+        </w:rPr>
+        <w:t>s</w:t>
+      </w:r>
+      <w:r>
+        <w:rPr>
+          <w:i/>
+          <w:iCs/>
+        </w:rPr>
+        <w:t xml:space="preserve">e generaron </w:t>
+      </w:r>
+      <w:r>
+        <w:rPr>
+          <w:i/>
+          <w:iCs/>
+        </w:rPr>
+        <w:t>para llevar trazabilidad de los valores imputados -true or false-</w:t>
+      </w:r>
+      <w:r>
+        <w:rPr>
+          <w:i/>
+          <w:iCs/>
+        </w:rPr>
+        <w:t>)</w:t>
+      </w:r>
+      <w:r>
+        <w:t xml:space="preserve">. </w:t>
+      </w:r>
+      <w:r>
+        <w:t xml:space="preserve">Esto se hizo para que la visualización sea más amigable al usuario y no hubiesen </w:t>
+      </w:r>
+      <w:r>
+        <w:t xml:space="preserve">100 </w:t>
+      </w:r>
+      <w:r>
+        <w:t xml:space="preserve">columnas </w:t>
+      </w:r>
+      <w:r>
+        <w:t>adicionales con true/false.</w:t>
+      </w:r>
+    </w:p>
+    <w:p>
+      <w:pPr>
+        <w:spacing w:line="300" w:lineRule="auto"/>
+        <w:jc w:val="both"/>
+      </w:pPr>
+      <w:r>
+        <w:t>El archivo enriquecido se sobrescribe en cada ejecución. El dataframe final conserva las 168.28</w:t>
+      </w:r>
+      <w:r>
+        <w:t>7</w:t>
+      </w:r>
+      <w:r>
+        <w:t xml:space="preserve"> filas con 20 columnas: las 17 originales más las 3 derivadas.</w:t>
+      </w:r>
+    </w:p>
+    <w:p>
+      <w:pPr>
+        <w:spacing w:before="120" w:after="60"/>
+        <w:jc w:val="center"/>
+      </w:pPr>
+      <w:r>
+        <w:rPr>
+          <w:noProof/>
+        </w:rPr>
+        <w:lastRenderedPageBreak/>
+        <w:drawing>
+          <wp:inline distT="0" distB="0" distL="0" distR="0" wp14:anchorId="6704BA51" wp14:editId="702F172E">
+            <wp:extent cx="5634238" cy="1926546"/>
+            <wp:effectExtent l="0" t="0" r="5080" b="0"/>
+            <wp:docPr id="118545702" name="fig10" descr="Funciones drop_imputation_flags() y dataframe_enrichment()." title="Funciones drop_imputation_flags() y dataframe_enrichment()."/>
+            <wp:cNvGraphicFramePr>
+              <a:graphicFrameLocks xmlns:a="http://schemas.openxmlformats.org/drawingml/2006/main" noChangeAspect="1"/>
+            </wp:cNvGraphicFramePr>
+            <a:graphic xmlns:a="http://schemas.openxmlformats.org/drawingml/2006/main">
+              <a:graphicData uri="http://schemas.openxmlformats.org/drawingml/2006/picture">
+                <pic:pic xmlns:pic="http://schemas.openxmlformats.org/drawingml/2006/picture">
+                  <pic:nvPicPr>
+                    <pic:cNvPr id="0" name=""/>
+                    <pic:cNvPicPr>
+                      <a:picLocks noChangeAspect="1" noChangeArrowheads="1"/>
+                    </pic:cNvPicPr>
+                  </pic:nvPicPr>
+                  <pic:blipFill>
+                    <a:blip r:embed="rId25"/>
+                    <a:srcRect/>
+                    <a:stretch>
+                      <a:fillRect/>
+                    </a:stretch>
+                  </pic:blipFill>
+                  <pic:spPr bwMode="auto">
+                    <a:xfrm>
+                      <a:off x="0" y="0"/>
+                      <a:ext cx="5659575" cy="1935210"/>
                     </a:xfrm>
                     <a:prstGeom prst="rect">
                       <a:avLst/>
@@ -5256,7 +4892,6 @@
     </w:p>
     <w:p>
       <w:pPr>
-        <w:pStyle w:val="Prrafodelista"/>
         <w:spacing w:after="220"/>
         <w:jc w:val="center"/>
       </w:pPr>
@@ -5268,7 +4903,1878 @@
           <w:sz w:val="18"/>
           <w:szCs w:val="18"/>
         </w:rPr>
-        <w:t>Figura 9. Ejecución real: media, umbrales calculados y distribución resultante.</w:t>
+        <w:t>Figura 10. Funciones drop_imputation_flags() y dataframe_enrichment().</w:t>
+      </w:r>
+    </w:p>
+    <w:p>
+      <w:pPr>
+        <w:spacing w:before="120" w:after="60"/>
+        <w:jc w:val="center"/>
+      </w:pPr>
+      <w:r>
+        <w:rPr>
+          <w:noProof/>
+        </w:rPr>
+        <w:drawing>
+          <wp:inline distT="0" distB="0" distL="0" distR="0" wp14:anchorId="50E31CCD" wp14:editId="7483C7DD">
+            <wp:extent cx="5676982" cy="2179229"/>
+            <wp:effectExtent l="0" t="0" r="0" b="0"/>
+            <wp:docPr id="671142050" name="fig11" descr="Ejecución real: dimensiones y muestra del dataframe enriquecido." title="Ejecución real: dimensiones y muestra del dataframe enriquecido."/>
+            <wp:cNvGraphicFramePr>
+              <a:graphicFrameLocks xmlns:a="http://schemas.openxmlformats.org/drawingml/2006/main" noChangeAspect="1"/>
+            </wp:cNvGraphicFramePr>
+            <a:graphic xmlns:a="http://schemas.openxmlformats.org/drawingml/2006/main">
+              <a:graphicData uri="http://schemas.openxmlformats.org/drawingml/2006/picture">
+                <pic:pic xmlns:pic="http://schemas.openxmlformats.org/drawingml/2006/picture">
+                  <pic:nvPicPr>
+                    <pic:cNvPr id="0" name=""/>
+                    <pic:cNvPicPr>
+                      <a:picLocks noChangeAspect="1" noChangeArrowheads="1"/>
+                    </pic:cNvPicPr>
+                  </pic:nvPicPr>
+                  <pic:blipFill>
+                    <a:blip r:embed="rId26"/>
+                    <a:srcRect/>
+                    <a:stretch>
+                      <a:fillRect/>
+                    </a:stretch>
+                  </pic:blipFill>
+                  <pic:spPr bwMode="auto">
+                    <a:xfrm>
+                      <a:off x="0" y="0"/>
+                      <a:ext cx="5685526" cy="2182509"/>
+                    </a:xfrm>
+                    <a:prstGeom prst="rect">
+                      <a:avLst/>
+                    </a:prstGeom>
+                  </pic:spPr>
+                </pic:pic>
+              </a:graphicData>
+            </a:graphic>
+          </wp:inline>
+        </w:drawing>
+      </w:r>
+    </w:p>
+    <w:p>
+      <w:pPr>
+        <w:spacing w:after="220"/>
+        <w:jc w:val="center"/>
+        <w:rPr>
+          <w:i/>
+          <w:iCs/>
+          <w:color w:val="595959"/>
+          <w:sz w:val="18"/>
+          <w:szCs w:val="18"/>
+        </w:rPr>
+      </w:pPr>
+      <w:r>
+        <w:rPr>
+          <w:i/>
+          <w:iCs/>
+          <w:color w:val="595959"/>
+          <w:sz w:val="18"/>
+          <w:szCs w:val="18"/>
+        </w:rPr>
+        <w:t>Figura 11. Ejecución real: dimensiones del dataframe enriquecido</w:t>
+      </w:r>
+      <w:r>
+        <w:rPr>
+          <w:i/>
+          <w:iCs/>
+          <w:color w:val="595959"/>
+          <w:sz w:val="18"/>
+          <w:szCs w:val="18"/>
+        </w:rPr>
+        <w:t xml:space="preserve"> que muestra las tres nuevas columnas</w:t>
+      </w:r>
+      <w:r>
+        <w:rPr>
+          <w:i/>
+          <w:iCs/>
+          <w:color w:val="595959"/>
+          <w:sz w:val="18"/>
+          <w:szCs w:val="18"/>
+        </w:rPr>
+        <w:t>.</w:t>
+      </w:r>
+    </w:p>
+    <w:p>
+      <w:pPr>
+        <w:spacing w:after="220"/>
+        <w:jc w:val="center"/>
+        <w:rPr>
+          <w:i/>
+          <w:iCs/>
+          <w:color w:val="595959"/>
+          <w:sz w:val="18"/>
+          <w:szCs w:val="18"/>
+        </w:rPr>
+      </w:pPr>
+    </w:p>
+    <w:p>
+      <w:pPr>
+        <w:jc w:val="both"/>
+        <w:rPr>
+          <w:b/>
+          <w:bCs/>
+          <w:lang w:val="es-MX"/>
+        </w:rPr>
+      </w:pPr>
+      <w:r>
+        <w:rPr>
+          <w:b/>
+          <w:bCs/>
+          <w:lang w:val="es-MX"/>
+        </w:rPr>
+        <w:t>3. P</w:t>
+      </w:r>
+      <w:r>
+        <w:rPr>
+          <w:b/>
+          <w:bCs/>
+          <w:lang w:val="es-MX"/>
+        </w:rPr>
+        <w:t xml:space="preserve">reguntas </w:t>
+      </w:r>
+      <w:r>
+        <w:rPr>
+          <w:b/>
+          <w:bCs/>
+          <w:lang w:val="es-MX"/>
+        </w:rPr>
+        <w:t xml:space="preserve">seleccionadas útiles para toma de decisiones </w:t>
+      </w:r>
+    </w:p>
+    <w:p>
+      <w:pPr>
+        <w:jc w:val="both"/>
+        <w:rPr>
+          <w:lang w:val="es-MX"/>
+        </w:rPr>
+      </w:pPr>
+      <w:r>
+        <w:rPr>
+          <w:lang w:val="es-MX"/>
+        </w:rPr>
+        <w:t xml:space="preserve">Luego de revisar el dataset, limpiarlo y enriquecerlo con las tres nuevas columnas, se generan algunas preguntas orientadoras para conocer el comportamiento de los ciudadanos respecto al pago del impuesto predial en Bogotá, que sirvan para que el administrador público a cargo de este </w:t>
+      </w:r>
+      <w:r>
+        <w:rPr>
+          <w:lang w:val="es-MX"/>
+        </w:rPr>
+        <w:t>impuesto</w:t>
+      </w:r>
+      <w:r>
+        <w:rPr>
+          <w:lang w:val="es-MX"/>
+        </w:rPr>
+        <w:t xml:space="preserve"> pueda tomar decisiones.</w:t>
+      </w:r>
+    </w:p>
+    <w:p>
+      <w:pPr>
+        <w:pStyle w:val="Prrafodelista"/>
+        <w:numPr>
+          <w:ilvl w:val="1"/>
+          <w:numId w:val="9"/>
+        </w:numPr>
+        <w:jc w:val="both"/>
+        <w:rPr>
+          <w:b/>
+          <w:bCs/>
+          <w:lang w:val="es-MX"/>
+        </w:rPr>
+      </w:pPr>
+      <w:r>
+        <w:rPr>
+          <w:b/>
+          <w:bCs/>
+          <w:lang w:val="es-MX"/>
+        </w:rPr>
+        <w:t>¿Cuántos predios morosos se han registrado por cada estrato?</w:t>
+      </w:r>
+    </w:p>
+    <w:p>
+      <w:pPr>
+        <w:jc w:val="both"/>
+        <w:rPr>
+          <w:lang w:val="es-MX"/>
+        </w:rPr>
+      </w:pPr>
+      <w:r>
+        <w:rPr>
+          <w:lang w:val="es-MX"/>
+        </w:rPr>
+        <w:t xml:space="preserve">Para responder a la pregunta </w:t>
+      </w:r>
+      <w:r>
+        <w:rPr>
+          <w:lang w:val="es-MX"/>
+        </w:rPr>
+        <w:t>se crea</w:t>
+      </w:r>
+      <w:r>
+        <w:rPr>
+          <w:lang w:val="es-MX"/>
+        </w:rPr>
+        <w:t xml:space="preserve"> una función que recibe un dataframe, agrupa las filas por su contenido en la columna de estrato, aplica 3 funciones de agregación sobre los datos de la columna del número de predios morosos y retorna una copia de la vista con los resultados. Las 3 funciones son:</w:t>
+      </w:r>
+    </w:p>
+    <w:p>
+      <w:pPr>
+        <w:pStyle w:val="Prrafodelista"/>
+        <w:numPr>
+          <w:ilvl w:val="0"/>
+          <w:numId w:val="7"/>
+        </w:numPr>
+        <w:jc w:val="both"/>
+        <w:rPr>
+          <w:lang w:val="es-MX"/>
+        </w:rPr>
+      </w:pPr>
+      <w:r>
+        <w:rPr>
+          <w:b/>
+          <w:bCs/>
+          <w:i/>
+          <w:iCs/>
+          <w:lang w:val="es-MX"/>
+        </w:rPr>
+        <w:t>Count:</w:t>
+      </w:r>
+      <w:r>
+        <w:rPr>
+          <w:lang w:val="es-MX"/>
+        </w:rPr>
+        <w:t xml:space="preserve"> muestra cuantos registros hay para cada estrato (sin importar cuantos estratos morosos haya en esa fila)</w:t>
+      </w:r>
+      <w:r>
+        <w:rPr>
+          <w:lang w:val="es-MX"/>
+        </w:rPr>
+        <w:t>.</w:t>
+      </w:r>
+    </w:p>
+    <w:p>
+      <w:pPr>
+        <w:pStyle w:val="Prrafodelista"/>
+        <w:numPr>
+          <w:ilvl w:val="0"/>
+          <w:numId w:val="7"/>
+        </w:numPr>
+        <w:jc w:val="both"/>
+        <w:rPr>
+          <w:lang w:val="es-MX"/>
+        </w:rPr>
+      </w:pPr>
+      <w:r>
+        <w:rPr>
+          <w:b/>
+          <w:bCs/>
+          <w:i/>
+          <w:iCs/>
+          <w:lang w:val="es-MX"/>
+        </w:rPr>
+        <w:lastRenderedPageBreak/>
+        <w:t>Sum</w:t>
+      </w:r>
+      <w:r>
+        <w:rPr>
+          <w:lang w:val="es-MX"/>
+        </w:rPr>
+        <w:t>: suma el total de predios morosos que hay por cada estrato.</w:t>
+      </w:r>
+    </w:p>
+    <w:p>
+      <w:pPr>
+        <w:pStyle w:val="Prrafodelista"/>
+        <w:numPr>
+          <w:ilvl w:val="0"/>
+          <w:numId w:val="7"/>
+        </w:numPr>
+        <w:jc w:val="both"/>
+        <w:rPr>
+          <w:lang w:val="es-MX"/>
+        </w:rPr>
+      </w:pPr>
+      <w:r>
+        <w:rPr>
+          <w:b/>
+          <w:bCs/>
+          <w:i/>
+          <w:iCs/>
+          <w:lang w:val="es-MX"/>
+        </w:rPr>
+        <w:t>Max</w:t>
+      </w:r>
+      <w:r>
+        <w:rPr>
+          <w:b/>
+          <w:bCs/>
+          <w:lang w:val="es-MX"/>
+        </w:rPr>
+        <w:t>:</w:t>
+      </w:r>
+      <w:r>
+        <w:rPr>
+          <w:lang w:val="es-MX"/>
+        </w:rPr>
+        <w:t xml:space="preserve"> muestra el valor del registro con más predios morosos por cada estrato. Es decir, el número </w:t>
+      </w:r>
+      <w:r>
+        <w:rPr>
+          <w:lang w:val="es-MX"/>
+        </w:rPr>
+        <w:t xml:space="preserve">de predios </w:t>
+      </w:r>
+      <w:r>
+        <w:rPr>
+          <w:lang w:val="es-MX"/>
+        </w:rPr>
+        <w:t xml:space="preserve">más alto que tenga cada estrato en la columna de </w:t>
+      </w:r>
+      <w:r>
+        <w:rPr>
+          <w:i/>
+          <w:iCs/>
+          <w:lang w:val="es-MX"/>
+        </w:rPr>
+        <w:t>“TOTAL_PREDIOS_MOROSOS</w:t>
+      </w:r>
+      <w:r>
+        <w:rPr>
+          <w:lang w:val="es-MX"/>
+        </w:rPr>
+        <w:t>”</w:t>
+      </w:r>
+    </w:p>
+    <w:p>
+      <w:pPr>
+        <w:jc w:val="center"/>
+        <w:rPr>
+          <w:lang w:val="es-MX"/>
+        </w:rPr>
+      </w:pPr>
+      <w:r>
+        <w:rPr>
+          <w:i/>
+          <w:iCs/>
+          <w:color w:val="595959"/>
+          <w:sz w:val="18"/>
+          <w:szCs w:val="18"/>
+        </w:rPr>
+        <w:drawing>
+          <wp:inline distT="0" distB="0" distL="0" distR="0" wp14:anchorId="075D2ADE" wp14:editId="27F851C4">
+            <wp:extent cx="5612130" cy="1772920"/>
+            <wp:effectExtent l="0" t="0" r="7620" b="0"/>
+            <wp:docPr id="512919024" name="Imagen 10"/>
+            <wp:cNvGraphicFramePr>
+              <a:graphicFrameLocks xmlns:a="http://schemas.openxmlformats.org/drawingml/2006/main" noChangeAspect="1"/>
+            </wp:cNvGraphicFramePr>
+            <a:graphic xmlns:a="http://schemas.openxmlformats.org/drawingml/2006/main">
+              <a:graphicData uri="http://schemas.openxmlformats.org/drawingml/2006/picture">
+                <pic:pic xmlns:pic="http://schemas.openxmlformats.org/drawingml/2006/picture">
+                  <pic:nvPicPr>
+                    <pic:cNvPr id="0" name="Picture 34"/>
+                    <pic:cNvPicPr>
+                      <a:picLocks noChangeAspect="1" noChangeArrowheads="1"/>
+                    </pic:cNvPicPr>
+                  </pic:nvPicPr>
+                  <pic:blipFill>
+                    <a:blip r:embed="rId27">
+                      <a:extLst>
+                        <a:ext uri="{28A0092B-C50C-407E-A947-70E740481C1C}">
+                          <a14:useLocalDpi xmlns:a14="http://schemas.microsoft.com/office/drawing/2010/main" val="0"/>
+                        </a:ext>
+                      </a:extLst>
+                    </a:blip>
+                    <a:srcRect/>
+                    <a:stretch>
+                      <a:fillRect/>
+                    </a:stretch>
+                  </pic:blipFill>
+                  <pic:spPr bwMode="auto">
+                    <a:xfrm>
+                      <a:off x="0" y="0"/>
+                      <a:ext cx="5612130" cy="1772920"/>
+                    </a:xfrm>
+                    <a:prstGeom prst="rect">
+                      <a:avLst/>
+                    </a:prstGeom>
+                    <a:noFill/>
+                    <a:ln>
+                      <a:noFill/>
+                    </a:ln>
+                  </pic:spPr>
+                </pic:pic>
+              </a:graphicData>
+            </a:graphic>
+          </wp:inline>
+        </w:drawing>
+      </w:r>
+    </w:p>
+    <w:p>
+      <w:pPr>
+        <w:spacing w:after="220"/>
+        <w:jc w:val="center"/>
+        <w:rPr>
+          <w:b/>
+          <w:bCs/>
+        </w:rPr>
+      </w:pPr>
+      <w:r>
+        <w:rPr>
+          <w:i/>
+          <w:iCs/>
+          <w:color w:val="595959"/>
+          <w:sz w:val="18"/>
+          <w:szCs w:val="18"/>
+        </w:rPr>
+        <w:t>Figura 1</w:t>
+      </w:r>
+      <w:r>
+        <w:rPr>
+          <w:i/>
+          <w:iCs/>
+          <w:color w:val="595959"/>
+          <w:sz w:val="18"/>
+          <w:szCs w:val="18"/>
+        </w:rPr>
+        <w:t>2</w:t>
+      </w:r>
+      <w:r>
+        <w:rPr>
+          <w:i/>
+          <w:iCs/>
+          <w:color w:val="595959"/>
+          <w:sz w:val="18"/>
+          <w:szCs w:val="18"/>
+        </w:rPr>
+        <w:t>. Función slow_payers_by_stratus: agregación de morosidad por estrato.</w:t>
+      </w:r>
+    </w:p>
+    <w:p>
+      <w:pPr>
+        <w:jc w:val="both"/>
+        <w:rPr>
+          <w:lang w:val="es-MX"/>
+        </w:rPr>
+      </w:pPr>
+      <w:r>
+        <w:rPr>
+          <w:lang w:val="es-MX"/>
+        </w:rPr>
+        <w:t xml:space="preserve">El resultado de la visualización en Phyton se muestra en la siguiente figura. De aquí se puede denotar que según la columna </w:t>
+      </w:r>
+      <w:r>
+        <w:rPr>
+          <w:i/>
+          <w:iCs/>
+          <w:lang w:val="es-MX"/>
+        </w:rPr>
+        <w:t>sum</w:t>
+      </w:r>
+      <w:r>
+        <w:rPr>
+          <w:lang w:val="es-MX"/>
+        </w:rPr>
+        <w:t xml:space="preserve"> los barrios más morosos están en </w:t>
+      </w:r>
+      <w:r>
+        <w:rPr>
+          <w:lang w:val="es-MX"/>
+        </w:rPr>
+        <w:t>los estratos</w:t>
+      </w:r>
+      <w:r>
+        <w:rPr>
+          <w:lang w:val="es-MX"/>
+        </w:rPr>
+        <w:t xml:space="preserve"> 0, 2 y 3, de la columna </w:t>
+      </w:r>
+      <w:r>
+        <w:rPr>
+          <w:i/>
+          <w:iCs/>
+          <w:lang w:val="es-MX"/>
+        </w:rPr>
+        <w:t>sum</w:t>
+      </w:r>
+      <w:r>
+        <w:rPr>
+          <w:lang w:val="es-MX"/>
+        </w:rPr>
+        <w:t xml:space="preserve"> se infiere que hay más predios morosos en los estratos más bajos y que tiende a decaer a medida que sube el estrato.</w:t>
+      </w:r>
+      <w:r>
+        <w:rPr>
+          <w:lang w:val="es-MX"/>
+        </w:rPr>
+        <w:t xml:space="preserve"> No se observa la misma tendencia para el estrato 1.</w:t>
+      </w:r>
+    </w:p>
+    <w:p>
+      <w:pPr>
+        <w:jc w:val="center"/>
+      </w:pPr>
+      <w:r>
+        <w:drawing>
+          <wp:inline distT="0" distB="0" distL="0" distR="0" wp14:anchorId="23BA5FB0" wp14:editId="274B68E9">
+            <wp:extent cx="2209800" cy="1651000"/>
+            <wp:effectExtent l="0" t="0" r="0" b="6350"/>
+            <wp:docPr id="69558936" name="Imagen 4"/>
+            <wp:cNvGraphicFramePr>
+              <a:graphicFrameLocks xmlns:a="http://schemas.openxmlformats.org/drawingml/2006/main" noChangeAspect="1"/>
+            </wp:cNvGraphicFramePr>
+            <a:graphic xmlns:a="http://schemas.openxmlformats.org/drawingml/2006/main">
+              <a:graphicData uri="http://schemas.openxmlformats.org/drawingml/2006/picture">
+                <pic:pic xmlns:pic="http://schemas.openxmlformats.org/drawingml/2006/picture">
+                  <pic:nvPicPr>
+                    <pic:cNvPr id="0" name="Picture 13"/>
+                    <pic:cNvPicPr>
+                      <a:picLocks noChangeAspect="1" noChangeArrowheads="1"/>
+                    </pic:cNvPicPr>
+                  </pic:nvPicPr>
+                  <pic:blipFill>
+                    <a:blip r:embed="rId28">
+                      <a:extLst>
+                        <a:ext uri="{28A0092B-C50C-407E-A947-70E740481C1C}">
+                          <a14:useLocalDpi xmlns:a14="http://schemas.microsoft.com/office/drawing/2010/main" val="0"/>
+                        </a:ext>
+                      </a:extLst>
+                    </a:blip>
+                    <a:srcRect/>
+                    <a:stretch>
+                      <a:fillRect/>
+                    </a:stretch>
+                  </pic:blipFill>
+                  <pic:spPr bwMode="auto">
+                    <a:xfrm>
+                      <a:off x="0" y="0"/>
+                      <a:ext cx="2209800" cy="1651000"/>
+                    </a:xfrm>
+                    <a:prstGeom prst="rect">
+                      <a:avLst/>
+                    </a:prstGeom>
+                    <a:noFill/>
+                    <a:ln>
+                      <a:noFill/>
+                    </a:ln>
+                  </pic:spPr>
+                </pic:pic>
+              </a:graphicData>
+            </a:graphic>
+          </wp:inline>
+        </w:drawing>
+      </w:r>
+    </w:p>
+    <w:p>
+      <w:pPr>
+        <w:jc w:val="center"/>
+        <w:rPr>
+          <w:i/>
+          <w:iCs/>
+          <w:color w:val="595959"/>
+          <w:sz w:val="18"/>
+          <w:szCs w:val="18"/>
+        </w:rPr>
+      </w:pPr>
+      <w:r>
+        <w:rPr>
+          <w:i/>
+          <w:iCs/>
+          <w:color w:val="595959"/>
+          <w:sz w:val="18"/>
+          <w:szCs w:val="18"/>
+        </w:rPr>
+        <w:t>Figura 1</w:t>
+      </w:r>
+      <w:r>
+        <w:rPr>
+          <w:i/>
+          <w:iCs/>
+          <w:color w:val="595959"/>
+          <w:sz w:val="18"/>
+          <w:szCs w:val="18"/>
+        </w:rPr>
+        <w:t>3</w:t>
+      </w:r>
+      <w:r>
+        <w:rPr>
+          <w:lang w:val="es-MX"/>
+        </w:rPr>
+        <w:t xml:space="preserve">. </w:t>
+      </w:r>
+      <w:r>
+        <w:rPr>
+          <w:i/>
+          <w:iCs/>
+          <w:color w:val="595959"/>
+          <w:sz w:val="18"/>
+          <w:szCs w:val="18"/>
+        </w:rPr>
+        <w:t xml:space="preserve">Ejecución real: </w:t>
+      </w:r>
+      <w:r>
+        <w:rPr>
+          <w:i/>
+          <w:iCs/>
+          <w:color w:val="595959"/>
+          <w:sz w:val="18"/>
+          <w:szCs w:val="18"/>
+        </w:rPr>
+        <w:t>Agregación de predios morosos por estrato (conteo, suma y máximo).</w:t>
+      </w:r>
+    </w:p>
+    <w:p>
+      <w:pPr>
+        <w:jc w:val="center"/>
+        <w:rPr>
+          <w:lang w:val="es-MX"/>
+        </w:rPr>
+      </w:pPr>
+    </w:p>
+    <w:p>
+      <w:pPr>
+        <w:pStyle w:val="Prrafodelista"/>
+        <w:numPr>
+          <w:ilvl w:val="1"/>
+          <w:numId w:val="9"/>
+        </w:numPr>
+        <w:jc w:val="both"/>
+        <w:rPr>
+          <w:b/>
+          <w:bCs/>
+          <w:lang w:val="es-MX"/>
+        </w:rPr>
+      </w:pPr>
+      <w:r>
+        <w:rPr>
+          <w:b/>
+          <w:bCs/>
+          <w:lang w:val="es-MX"/>
+        </w:rPr>
+        <w:t>¿Cuáles son los barrios de los que se recauda más dinero?</w:t>
+      </w:r>
+    </w:p>
+    <w:p>
+      <w:pPr>
+        <w:jc w:val="both"/>
+        <w:rPr>
+          <w:lang w:val="es-MX"/>
+        </w:rPr>
+      </w:pPr>
+      <w:r>
+        <w:rPr>
+          <w:lang w:val="es-MX"/>
+        </w:rPr>
+        <w:t>Para contestar esta pregunta, se crea una función que recibe un dataframe, agrupa las filas por su valor en la columna con el nombre del barrio, aplica 2 funciones</w:t>
+      </w:r>
+      <w:r>
+        <w:rPr>
+          <w:lang w:val="es-MX"/>
+        </w:rPr>
+        <w:t xml:space="preserve"> (</w:t>
+      </w:r>
+      <w:r>
+        <w:rPr>
+          <w:i/>
+          <w:iCs/>
+          <w:lang w:val="es-MX"/>
+        </w:rPr>
+        <w:t>sum y m</w:t>
+      </w:r>
+      <w:r>
+        <w:rPr>
+          <w:i/>
+          <w:iCs/>
+          <w:lang w:val="es-MX"/>
+        </w:rPr>
+        <w:t>ea</w:t>
+      </w:r>
+      <w:r>
+        <w:rPr>
+          <w:i/>
+          <w:iCs/>
+          <w:lang w:val="es-MX"/>
+        </w:rPr>
+        <w:t>n</w:t>
+      </w:r>
+      <w:r>
+        <w:rPr>
+          <w:lang w:val="es-MX"/>
+        </w:rPr>
+        <w:t>)</w:t>
+      </w:r>
+      <w:r>
+        <w:rPr>
+          <w:lang w:val="es-MX"/>
+        </w:rPr>
+        <w:t xml:space="preserve"> sobre los datos en la columna del pago total y retorna una copia de la vista organizada por el pago total de cada barrio en orden descendente (de mayor a menor recaudo por barrio). Las 2 funciones son:</w:t>
+      </w:r>
+    </w:p>
+    <w:p>
+      <w:pPr>
+        <w:pStyle w:val="Prrafodelista"/>
+        <w:numPr>
+          <w:ilvl w:val="0"/>
+          <w:numId w:val="8"/>
+        </w:numPr>
+        <w:jc w:val="both"/>
+        <w:rPr>
+          <w:lang w:val="es-MX"/>
+        </w:rPr>
+      </w:pPr>
+      <w:r>
+        <w:rPr>
+          <w:b/>
+          <w:bCs/>
+          <w:i/>
+          <w:iCs/>
+          <w:lang w:val="es-MX"/>
+        </w:rPr>
+        <w:lastRenderedPageBreak/>
+        <w:t>Sum</w:t>
+      </w:r>
+      <w:r>
+        <w:rPr>
+          <w:lang w:val="es-MX"/>
+        </w:rPr>
+        <w:t>: suma los pagos totales de cada barrio, para saber de que barrio se obtiene más dinero en general.</w:t>
+      </w:r>
+    </w:p>
+    <w:p>
+      <w:pPr>
+        <w:pStyle w:val="Prrafodelista"/>
+        <w:numPr>
+          <w:ilvl w:val="0"/>
+          <w:numId w:val="8"/>
+        </w:numPr>
+        <w:jc w:val="both"/>
+        <w:rPr>
+          <w:lang w:val="es-MX"/>
+        </w:rPr>
+      </w:pPr>
+      <w:r>
+        <w:rPr>
+          <w:b/>
+          <w:bCs/>
+          <w:i/>
+          <w:iCs/>
+          <w:lang w:val="es-MX"/>
+        </w:rPr>
+        <w:t>Mean</w:t>
+      </w:r>
+      <w:r>
+        <w:rPr>
+          <w:lang w:val="es-MX"/>
+        </w:rPr>
+        <w:t>: obtiene la media de los pagos totales por barrio.</w:t>
+      </w:r>
+    </w:p>
+    <w:p>
+      <w:pPr>
+        <w:spacing w:after="0" w:line="240" w:lineRule="auto"/>
+        <w:jc w:val="center"/>
+        <w:rPr>
+          <w:rFonts w:ascii="Times New Roman" w:eastAsia="Times New Roman" w:hAnsi="Times New Roman" w:cs="Times New Roman"/>
+          <w:kern w:val="0"/>
+          <w14:ligatures w14:val="none"/>
+        </w:rPr>
+      </w:pPr>
+      <w:r>
+        <w:rPr>
+          <w:noProof/>
+        </w:rPr>
+        <w:drawing>
+          <wp:inline distT="0" distB="0" distL="0" distR="0" wp14:anchorId="2788AB92" wp14:editId="035CB14C">
+            <wp:extent cx="5612130" cy="1588135"/>
+            <wp:effectExtent l="0" t="0" r="7620" b="0"/>
+            <wp:docPr id="2065467519" name="Imagen 14"/>
+            <wp:cNvGraphicFramePr>
+              <a:graphicFrameLocks xmlns:a="http://schemas.openxmlformats.org/drawingml/2006/main" noChangeAspect="1"/>
+            </wp:cNvGraphicFramePr>
+            <a:graphic xmlns:a="http://schemas.openxmlformats.org/drawingml/2006/main">
+              <a:graphicData uri="http://schemas.openxmlformats.org/drawingml/2006/picture">
+                <pic:pic xmlns:pic="http://schemas.openxmlformats.org/drawingml/2006/picture">
+                  <pic:nvPicPr>
+                    <pic:cNvPr id="0" name="Picture 48"/>
+                    <pic:cNvPicPr>
+                      <a:picLocks noChangeAspect="1" noChangeArrowheads="1"/>
+                    </pic:cNvPicPr>
+                  </pic:nvPicPr>
+                  <pic:blipFill>
+                    <a:blip r:embed="rId29">
+                      <a:extLst>
+                        <a:ext uri="{28A0092B-C50C-407E-A947-70E740481C1C}">
+                          <a14:useLocalDpi xmlns:a14="http://schemas.microsoft.com/office/drawing/2010/main" val="0"/>
+                        </a:ext>
+                      </a:extLst>
+                    </a:blip>
+                    <a:srcRect/>
+                    <a:stretch>
+                      <a:fillRect/>
+                    </a:stretch>
+                  </pic:blipFill>
+                  <pic:spPr bwMode="auto">
+                    <a:xfrm>
+                      <a:off x="0" y="0"/>
+                      <a:ext cx="5612130" cy="1588135"/>
+                    </a:xfrm>
+                    <a:prstGeom prst="rect">
+                      <a:avLst/>
+                    </a:prstGeom>
+                    <a:noFill/>
+                    <a:ln>
+                      <a:noFill/>
+                    </a:ln>
+                  </pic:spPr>
+                </pic:pic>
+              </a:graphicData>
+            </a:graphic>
+          </wp:inline>
+        </w:drawing>
+      </w:r>
+    </w:p>
+    <w:p>
+      <w:pPr>
+        <w:rPr>
+          <w:i/>
+          <w:iCs/>
+          <w:color w:val="595959"/>
+          <w:sz w:val="18"/>
+          <w:szCs w:val="18"/>
+        </w:rPr>
+      </w:pPr>
+      <w:r>
+        <w:rPr>
+          <w:i/>
+          <w:iCs/>
+          <w:color w:val="595959"/>
+          <w:sz w:val="18"/>
+          <w:szCs w:val="18"/>
+        </w:rPr>
+        <w:t>Figura 1</w:t>
+      </w:r>
+      <w:r>
+        <w:rPr>
+          <w:i/>
+          <w:iCs/>
+          <w:color w:val="595959"/>
+          <w:sz w:val="18"/>
+          <w:szCs w:val="18"/>
+        </w:rPr>
+        <w:t>4</w:t>
+      </w:r>
+      <w:r>
+        <w:rPr>
+          <w:i/>
+          <w:iCs/>
+          <w:color w:val="595959"/>
+          <w:sz w:val="18"/>
+          <w:szCs w:val="18"/>
+        </w:rPr>
+        <w:t xml:space="preserve">. </w:t>
+      </w:r>
+      <w:r>
+        <w:rPr>
+          <w:i/>
+          <w:iCs/>
+          <w:color w:val="595959"/>
+          <w:sz w:val="18"/>
+          <w:szCs w:val="18"/>
+        </w:rPr>
+        <w:t>Función payment_mean_by_neighborhood: agregación del recaudo por barrio (total y promedio) ordenada de mayor a menor.</w:t>
+      </w:r>
+    </w:p>
+    <w:p>
+      <w:pPr>
+        <w:jc w:val="both"/>
+        <w:rPr>
+          <w:lang w:val="es-MX"/>
+        </w:rPr>
+      </w:pPr>
+      <w:r>
+        <w:rPr>
+          <w:lang w:val="es-MX"/>
+        </w:rPr>
+        <w:t xml:space="preserve">Para realizar manejo de excepciones, </w:t>
+      </w:r>
+      <w:r>
+        <w:rPr>
+          <w:lang w:val="es-MX"/>
+        </w:rPr>
+        <w:t xml:space="preserve">se agrega una función </w:t>
+      </w:r>
+      <w:r>
+        <w:rPr>
+          <w:i/>
+          <w:iCs/>
+          <w:lang w:val="es-MX"/>
+        </w:rPr>
+        <w:t>check_for_necessary_columns</w:t>
+      </w:r>
+      <w:r>
+        <w:rPr>
+          <w:i/>
+          <w:iCs/>
+          <w:lang w:val="es-MX"/>
+        </w:rPr>
+        <w:t>()</w:t>
+      </w:r>
+      <w:r>
+        <w:rPr>
+          <w:lang w:val="es-MX"/>
+        </w:rPr>
+        <w:t xml:space="preserve"> </w:t>
+      </w:r>
+      <w:r>
+        <w:rPr>
+          <w:lang w:val="es-MX"/>
+        </w:rPr>
+        <w:t xml:space="preserve">que revisa que el dataframe tenga las columnas necesarias para cada función y se utiliza </w:t>
+      </w:r>
+      <w:r>
+        <w:rPr>
+          <w:lang w:val="es-MX"/>
+        </w:rPr>
+        <w:t xml:space="preserve">la </w:t>
+      </w:r>
+      <w:r>
+        <w:rPr>
+          <w:lang w:val="es-MX"/>
+        </w:rPr>
+        <w:t xml:space="preserve">función </w:t>
+      </w:r>
+      <w:r>
+        <w:rPr>
+          <w:i/>
+          <w:iCs/>
+          <w:lang w:val="es-MX"/>
+        </w:rPr>
+        <w:t xml:space="preserve">is_numeric_dtype() </w:t>
+      </w:r>
+      <w:r>
+        <w:rPr>
+          <w:lang w:val="es-MX"/>
+        </w:rPr>
+        <w:t xml:space="preserve">que revisa que las columnas con las que se realicen operaciones matemáticas sean numéricas. </w:t>
+      </w:r>
+    </w:p>
+    <w:p>
+      <w:pPr>
+        <w:jc w:val="both"/>
+        <w:rPr>
+          <w:lang w:val="es-MX"/>
+        </w:rPr>
+      </w:pPr>
+      <w:r>
+        <w:rPr>
+          <w:lang w:val="es-MX"/>
+        </w:rPr>
+        <w:t xml:space="preserve">Al visualizar utilizando la función head con 20 como parámetro obtenemos una lista de los 20 barrios que más dinero aportan con el pago de sus impuestos prediales. De esto, se puede observar que el barrio </w:t>
+      </w:r>
+      <w:r>
+        <w:t>Las Margaritas encabeza el rec</w:t>
+      </w:r>
+      <w:r>
+        <w:t xml:space="preserve">audo total </w:t>
+      </w:r>
+      <w:r>
+        <w:t xml:space="preserve">aproximado </w:t>
+      </w:r>
+      <w:r>
+        <w:t>(783</w:t>
+      </w:r>
+      <w:r>
+        <w:t>MM</w:t>
+      </w:r>
+      <w:r>
+        <w:t xml:space="preserve"> </w:t>
+      </w:r>
+      <w:r>
+        <w:t xml:space="preserve">COP) pero su </w:t>
+      </w:r>
+      <w:r>
+        <w:rPr>
+          <w:i/>
+          <w:iCs/>
+        </w:rPr>
+        <w:t>mean</w:t>
+      </w:r>
+      <w:r>
+        <w:t xml:space="preserve"> (51</w:t>
+      </w:r>
+      <w:r>
+        <w:t>4M</w:t>
+      </w:r>
+      <w:r>
+        <w:t>) es 5 veces menor que el de Chicó Norte (2</w:t>
+      </w:r>
+      <w:r>
+        <w:t>,</w:t>
+      </w:r>
+      <w:r>
+        <w:t>7</w:t>
+      </w:r>
+      <w:r>
+        <w:t>MM</w:t>
+      </w:r>
+      <w:r>
+        <w:t>)</w:t>
+      </w:r>
+      <w:r>
+        <w:t xml:space="preserve"> y su recaudación es </w:t>
+      </w:r>
+      <w:r>
+        <w:t>sólo un 12% menor que Las Margaritas</w:t>
+      </w:r>
+      <w:r>
+        <w:t>.</w:t>
+      </w:r>
+      <w:r>
+        <w:t xml:space="preserve"> Eso significa que Las Margaritas recauda mucho por </w:t>
+      </w:r>
+      <w:r>
+        <w:t>volumen de registros</w:t>
+      </w:r>
+      <w:r>
+        <w:t xml:space="preserve">, mientras los barrios del eje Chicó–Santa Bárbara (norte de la ciudad, estratos altos) recaudan </w:t>
+      </w:r>
+      <w:r>
+        <w:t>mayor valor por predio</w:t>
+      </w:r>
+      <w:r>
+        <w:t xml:space="preserve">. </w:t>
+      </w:r>
+      <w:r>
+        <w:t xml:space="preserve"> </w:t>
+      </w:r>
+    </w:p>
+    <w:p>
+      <w:pPr>
+        <w:jc w:val="center"/>
+      </w:pPr>
+      <w:r>
+        <w:lastRenderedPageBreak/>
+        <w:drawing>
+          <wp:inline distT="0" distB="0" distL="0" distR="0" wp14:anchorId="481C26D2" wp14:editId="6222EF94">
+            <wp:extent cx="4375845" cy="3257208"/>
+            <wp:effectExtent l="0" t="0" r="5715" b="635"/>
+            <wp:docPr id="1016338393" name="Imagen 6"/>
+            <wp:cNvGraphicFramePr>
+              <a:graphicFrameLocks xmlns:a="http://schemas.openxmlformats.org/drawingml/2006/main" noChangeAspect="1"/>
+            </wp:cNvGraphicFramePr>
+            <a:graphic xmlns:a="http://schemas.openxmlformats.org/drawingml/2006/main">
+              <a:graphicData uri="http://schemas.openxmlformats.org/drawingml/2006/picture">
+                <pic:pic xmlns:pic="http://schemas.openxmlformats.org/drawingml/2006/picture">
+                  <pic:nvPicPr>
+                    <pic:cNvPr id="0" name="Picture 20"/>
+                    <pic:cNvPicPr>
+                      <a:picLocks noChangeAspect="1" noChangeArrowheads="1"/>
+                    </pic:cNvPicPr>
+                  </pic:nvPicPr>
+                  <pic:blipFill>
+                    <a:blip r:embed="rId30">
+                      <a:extLst>
+                        <a:ext uri="{28A0092B-C50C-407E-A947-70E740481C1C}">
+                          <a14:useLocalDpi xmlns:a14="http://schemas.microsoft.com/office/drawing/2010/main" val="0"/>
+                        </a:ext>
+                      </a:extLst>
+                    </a:blip>
+                    <a:srcRect/>
+                    <a:stretch>
+                      <a:fillRect/>
+                    </a:stretch>
+                  </pic:blipFill>
+                  <pic:spPr bwMode="auto">
+                    <a:xfrm>
+                      <a:off x="0" y="0"/>
+                      <a:ext cx="4382862" cy="3262431"/>
+                    </a:xfrm>
+                    <a:prstGeom prst="rect">
+                      <a:avLst/>
+                    </a:prstGeom>
+                    <a:noFill/>
+                    <a:ln>
+                      <a:noFill/>
+                    </a:ln>
+                  </pic:spPr>
+                </pic:pic>
+              </a:graphicData>
+            </a:graphic>
+          </wp:inline>
+        </w:drawing>
+      </w:r>
+    </w:p>
+    <w:p>
+      <w:pPr>
+        <w:jc w:val="both"/>
+        <w:rPr>
+          <w:i/>
+          <w:iCs/>
+          <w:color w:val="595959"/>
+          <w:sz w:val="18"/>
+          <w:szCs w:val="18"/>
+        </w:rPr>
+      </w:pPr>
+      <w:r>
+        <w:rPr>
+          <w:i/>
+          <w:iCs/>
+          <w:color w:val="595959"/>
+          <w:sz w:val="18"/>
+          <w:szCs w:val="18"/>
+        </w:rPr>
+        <w:t>Figura 1</w:t>
+      </w:r>
+      <w:r>
+        <w:rPr>
+          <w:i/>
+          <w:iCs/>
+          <w:color w:val="595959"/>
+          <w:sz w:val="18"/>
+          <w:szCs w:val="18"/>
+        </w:rPr>
+        <w:t>5</w:t>
+      </w:r>
+      <w:r>
+        <w:rPr>
+          <w:i/>
+          <w:iCs/>
+          <w:color w:val="595959"/>
+          <w:sz w:val="18"/>
+          <w:szCs w:val="18"/>
+        </w:rPr>
+        <w:t>. Ejecución real: Los 20 barrios con mayor recaudo total del impuesto predial en Bogotá (2007–2023), en pesos colombianos.</w:t>
+      </w:r>
+    </w:p>
+    <w:p>
+      <w:pPr>
+        <w:pStyle w:val="Prrafodelista"/>
+        <w:numPr>
+          <w:ilvl w:val="1"/>
+          <w:numId w:val="9"/>
+        </w:numPr>
+        <w:jc w:val="both"/>
+        <w:rPr>
+          <w:b/>
+          <w:bCs/>
+          <w:lang w:val="es-MX"/>
+        </w:rPr>
+      </w:pPr>
+      <w:r>
+        <w:rPr>
+          <w:b/>
+          <w:bCs/>
+          <w:lang w:val="es-MX"/>
+        </w:rPr>
+        <w:t>¿Cuánto se ha recaudado en pagos totales por año?</w:t>
+      </w:r>
+    </w:p>
+    <w:p>
+      <w:pPr>
+        <w:jc w:val="both"/>
+        <w:rPr>
+          <w:lang w:val="es-MX"/>
+        </w:rPr>
+      </w:pPr>
+    </w:p>
+    <w:p>
+      <w:pPr>
+        <w:jc w:val="both"/>
+        <w:rPr>
+          <w:lang w:val="es-MX"/>
+        </w:rPr>
+      </w:pPr>
+      <w:r>
+        <w:rPr>
+          <w:lang w:val="es-MX"/>
+        </w:rPr>
+        <w:t xml:space="preserve">Se creó un diccionario que contiene el IPC con el que se cerró el año en Colombia, desde el 2000 al 2025 según el Banco de la República </w:t>
+      </w:r>
+      <w:hyperlink r:id="rId31" w:history="1">
+        <w:r>
+          <w:rPr>
+            <w:rStyle w:val="Hipervnculo"/>
+            <w:lang w:val="es-MX"/>
+          </w:rPr>
+          <w:t>https://uba.banrep.gov.co/htmlcommons/eriesHistoricas/ precios-inflacion.html</w:t>
+        </w:r>
+      </w:hyperlink>
+      <w:r>
+        <w:rPr>
+          <w:lang w:val="es-MX"/>
+        </w:rPr>
+        <w:t>.</w:t>
+      </w:r>
+      <w:r>
+        <w:rPr>
+          <w:lang w:val="es-MX"/>
+        </w:rPr>
+        <w:t xml:space="preserve"> </w:t>
+      </w:r>
+      <w:r>
+        <w:rPr>
+          <w:lang w:val="es-MX"/>
+        </w:rPr>
+        <w:t>L</w:t>
+      </w:r>
+      <w:r>
+        <w:rPr>
+          <w:lang w:val="es-MX"/>
+        </w:rPr>
+        <w:t>os valores son presentados en la tabla a continuación.</w:t>
+      </w:r>
+    </w:p>
+    <w:p>
+      <w:pPr>
+        <w:jc w:val="both"/>
+        <w:rPr>
+          <w:lang w:val="es-MX"/>
+        </w:rPr>
+      </w:pPr>
+      <w:r>
+        <w:rPr>
+          <w:noProof/>
+          <w:lang w:val="es-MX"/>
+        </w:rPr>
+        <w:drawing>
+          <wp:inline distT="0" distB="0" distL="0" distR="0" wp14:anchorId="679439B6" wp14:editId="3C76F51A">
+            <wp:extent cx="5612130" cy="622300"/>
+            <wp:effectExtent l="0" t="0" r="7620" b="6350"/>
+            <wp:docPr id="770912974" name="Imagen 1"/>
+            <wp:cNvGraphicFramePr>
+              <a:graphicFrameLocks xmlns:a="http://schemas.openxmlformats.org/drawingml/2006/main" noChangeAspect="1"/>
+            </wp:cNvGraphicFramePr>
+            <a:graphic xmlns:a="http://schemas.openxmlformats.org/drawingml/2006/main">
+              <a:graphicData uri="http://schemas.openxmlformats.org/drawingml/2006/picture">
+                <pic:pic xmlns:pic="http://schemas.openxmlformats.org/drawingml/2006/picture">
+                  <pic:nvPicPr>
+                    <pic:cNvPr id="770912974" name=""/>
+                    <pic:cNvPicPr/>
+                  </pic:nvPicPr>
+                  <pic:blipFill>
+                    <a:blip r:embed="rId32"/>
+                    <a:stretch>
+                      <a:fillRect/>
+                    </a:stretch>
+                  </pic:blipFill>
+                  <pic:spPr>
+                    <a:xfrm>
+                      <a:off x="0" y="0"/>
+                      <a:ext cx="5612130" cy="622300"/>
+                    </a:xfrm>
+                    <a:prstGeom prst="rect">
+                      <a:avLst/>
+                    </a:prstGeom>
+                  </pic:spPr>
+                </pic:pic>
+              </a:graphicData>
+            </a:graphic>
+          </wp:inline>
+        </w:drawing>
+      </w:r>
+    </w:p>
+    <w:p>
+      <w:pPr>
+        <w:jc w:val="both"/>
+        <w:rPr>
+          <w:lang w:val="es-MX"/>
+        </w:rPr>
+      </w:pPr>
+      <w:r>
+        <w:rPr>
+          <w:lang w:val="es-MX"/>
+        </w:rPr>
+        <w:t xml:space="preserve">Para responder la pregunta, se genera una función </w:t>
+      </w:r>
+      <w:r>
+        <w:rPr>
+          <w:i/>
+          <w:iCs/>
+          <w:lang w:val="es-MX"/>
+        </w:rPr>
+        <w:t>current_total_per_year</w:t>
+      </w:r>
+      <w:r>
+        <w:rPr>
+          <w:lang w:val="es-MX"/>
+        </w:rPr>
+        <w:t xml:space="preserve"> que recibe un dataframe y un entero que representa el año al que se quiere </w:t>
+      </w:r>
+      <w:r>
+        <w:rPr>
+          <w:lang w:val="es-MX"/>
+        </w:rPr>
+        <w:t xml:space="preserve">actualizar </w:t>
+      </w:r>
+      <w:r>
+        <w:rPr>
+          <w:lang w:val="es-MX"/>
+        </w:rPr>
+        <w:t xml:space="preserve">el valor </w:t>
+      </w:r>
+      <w:r>
+        <w:rPr>
+          <w:lang w:val="es-MX"/>
+        </w:rPr>
+        <w:t>del pago</w:t>
+      </w:r>
+      <w:r>
+        <w:rPr>
+          <w:lang w:val="es-MX"/>
+        </w:rPr>
+        <w:t>. E</w:t>
+      </w:r>
+      <w:r>
+        <w:rPr>
+          <w:lang w:val="es-MX"/>
+        </w:rPr>
+        <w:t xml:space="preserve">l año en el que se quiere actualizar el valor </w:t>
+      </w:r>
+      <w:r>
+        <w:rPr>
+          <w:lang w:val="es-MX"/>
+        </w:rPr>
+        <w:t>debe encontrarse en el diccionario anteriormente mencionado. La función agrupa los datos por año, suma los valores nominales de los pagos totales de cada año y guarda una copia de esa vista. A ese nuevo dataframe se le adiciona el valor del IPC para ese año y una aproximación del valor de cada año llevado al año que se ingresó como parámetro. Esto se hace mediante la siguiente formula:</w:t>
+      </w:r>
+    </w:p>
+    <w:p>
+      <w:pPr>
+        <w:jc w:val="center"/>
+        <w:rPr>
+          <w:lang w:val="es-MX"/>
+        </w:rPr>
+      </w:pPr>
+      <m:oMathPara>
+        <m:oMath>
+          <m:r>
+            <w:rPr>
+              <w:rFonts w:ascii="Cambria Math" w:hAnsi="Cambria Math"/>
+              <w:lang w:val="es-MX"/>
+            </w:rPr>
+            <w:lastRenderedPageBreak/>
+            <m:t>Valor actual=valor*</m:t>
+          </m:r>
+          <m:f>
+            <m:fPr>
+              <m:ctrlPr>
+                <w:rPr>
+                  <w:rFonts w:ascii="Cambria Math" w:hAnsi="Cambria Math"/>
+                  <w:i/>
+                  <w:lang w:val="es-MX"/>
+                </w:rPr>
+              </m:ctrlPr>
+            </m:fPr>
+            <m:num>
+              <m:r>
+                <w:rPr>
+                  <w:rFonts w:ascii="Cambria Math" w:hAnsi="Cambria Math"/>
+                  <w:lang w:val="es-MX"/>
+                </w:rPr>
+                <m:t>IPC del año objetivo</m:t>
+              </m:r>
+            </m:num>
+            <m:den>
+              <m:r>
+                <w:rPr>
+                  <w:rFonts w:ascii="Cambria Math" w:hAnsi="Cambria Math"/>
+                  <w:lang w:val="es-MX"/>
+                </w:rPr>
+                <m:t>IPC del año del valor</m:t>
+              </m:r>
+            </m:den>
+          </m:f>
+        </m:oMath>
+      </m:oMathPara>
+    </w:p>
+    <w:p>
+      <w:pPr>
+        <w:jc w:val="both"/>
+      </w:pPr>
+      <w:r>
+        <w:drawing>
+          <wp:inline distT="0" distB="0" distL="0" distR="0" wp14:anchorId="44BE7773" wp14:editId="4BA3051A">
+            <wp:extent cx="5612130" cy="2029460"/>
+            <wp:effectExtent l="0" t="0" r="7620" b="8890"/>
+            <wp:docPr id="1964410230" name="Imagen 12"/>
+            <wp:cNvGraphicFramePr>
+              <a:graphicFrameLocks xmlns:a="http://schemas.openxmlformats.org/drawingml/2006/main" noChangeAspect="1"/>
+            </wp:cNvGraphicFramePr>
+            <a:graphic xmlns:a="http://schemas.openxmlformats.org/drawingml/2006/main">
+              <a:graphicData uri="http://schemas.openxmlformats.org/drawingml/2006/picture">
+                <pic:pic xmlns:pic="http://schemas.openxmlformats.org/drawingml/2006/picture">
+                  <pic:nvPicPr>
+                    <pic:cNvPr id="0" name="Picture 41"/>
+                    <pic:cNvPicPr>
+                      <a:picLocks noChangeAspect="1" noChangeArrowheads="1"/>
+                    </pic:cNvPicPr>
+                  </pic:nvPicPr>
+                  <pic:blipFill>
+                    <a:blip r:embed="rId33">
+                      <a:extLst>
+                        <a:ext uri="{28A0092B-C50C-407E-A947-70E740481C1C}">
+                          <a14:useLocalDpi xmlns:a14="http://schemas.microsoft.com/office/drawing/2010/main" val="0"/>
+                        </a:ext>
+                      </a:extLst>
+                    </a:blip>
+                    <a:srcRect/>
+                    <a:stretch>
+                      <a:fillRect/>
+                    </a:stretch>
+                  </pic:blipFill>
+                  <pic:spPr bwMode="auto">
+                    <a:xfrm>
+                      <a:off x="0" y="0"/>
+                      <a:ext cx="5612130" cy="2029460"/>
+                    </a:xfrm>
+                    <a:prstGeom prst="rect">
+                      <a:avLst/>
+                    </a:prstGeom>
+                    <a:noFill/>
+                    <a:ln>
+                      <a:noFill/>
+                    </a:ln>
+                  </pic:spPr>
+                </pic:pic>
+              </a:graphicData>
+            </a:graphic>
+          </wp:inline>
+        </w:drawing>
+      </w:r>
+    </w:p>
+    <w:p>
+      <w:pPr>
+        <w:jc w:val="both"/>
+        <w:rPr>
+          <w:i/>
+          <w:iCs/>
+          <w:color w:val="595959"/>
+          <w:sz w:val="18"/>
+          <w:szCs w:val="18"/>
+        </w:rPr>
+      </w:pPr>
+      <w:r>
+        <w:rPr>
+          <w:i/>
+          <w:iCs/>
+          <w:color w:val="595959"/>
+          <w:sz w:val="18"/>
+          <w:szCs w:val="18"/>
+        </w:rPr>
+        <w:t>F</w:t>
+      </w:r>
+      <w:r>
+        <w:rPr>
+          <w:i/>
+          <w:iCs/>
+          <w:color w:val="595959"/>
+          <w:sz w:val="18"/>
+          <w:szCs w:val="18"/>
+        </w:rPr>
+        <w:t>igura 1</w:t>
+      </w:r>
+      <w:r>
+        <w:rPr>
+          <w:i/>
+          <w:iCs/>
+          <w:color w:val="595959"/>
+          <w:sz w:val="18"/>
+          <w:szCs w:val="18"/>
+        </w:rPr>
+        <w:t>6</w:t>
+      </w:r>
+      <w:r>
+        <w:rPr>
+          <w:i/>
+          <w:iCs/>
+          <w:color w:val="595959"/>
+          <w:sz w:val="18"/>
+          <w:szCs w:val="18"/>
+        </w:rPr>
+        <w:t>. F</w:t>
+      </w:r>
+      <w:r>
+        <w:rPr>
+          <w:i/>
+          <w:iCs/>
+          <w:color w:val="595959"/>
+          <w:sz w:val="18"/>
+          <w:szCs w:val="18"/>
+        </w:rPr>
+        <w:t>unción current_total_per_year: cálculo del recaudo anual ajustado por inflación a precios constantes del año de referencia, mediante la razón de IPC.</w:t>
+      </w:r>
+    </w:p>
+    <w:p>
+      <w:pPr>
+        <w:jc w:val="both"/>
+        <w:rPr>
+          <w:i/>
+          <w:iCs/>
+          <w:color w:val="595959"/>
+          <w:sz w:val="18"/>
+          <w:szCs w:val="18"/>
+        </w:rPr>
+      </w:pPr>
+    </w:p>
+    <w:p>
+      <w:pPr>
+        <w:jc w:val="both"/>
+        <w:rPr>
+          <w:lang w:val="es-MX"/>
+        </w:rPr>
+      </w:pPr>
+      <w:r>
+        <w:rPr>
+          <w:lang w:val="es-MX"/>
+        </w:rPr>
+        <w:t xml:space="preserve">En esta parte del código también se </w:t>
+      </w:r>
+      <w:r>
+        <w:rPr>
+          <w:lang w:val="es-MX"/>
+        </w:rPr>
+        <w:t xml:space="preserve">agrega una función </w:t>
+      </w:r>
+      <w:r>
+        <w:rPr>
+          <w:i/>
+          <w:iCs/>
+          <w:lang w:val="es-MX"/>
+        </w:rPr>
+        <w:t>check_for_necessary_columns</w:t>
+      </w:r>
+      <w:r>
+        <w:rPr>
+          <w:i/>
+          <w:iCs/>
+          <w:lang w:val="es-MX"/>
+        </w:rPr>
+        <w:t>()</w:t>
+      </w:r>
+      <w:r>
+        <w:rPr>
+          <w:lang w:val="es-MX"/>
+        </w:rPr>
+        <w:t xml:space="preserve"> </w:t>
+      </w:r>
+      <w:r>
+        <w:rPr>
+          <w:lang w:val="es-MX"/>
+        </w:rPr>
+        <w:t xml:space="preserve">realiza un manejo de excepciones que revisa </w:t>
+      </w:r>
+      <w:r>
+        <w:rPr>
+          <w:lang w:val="es-MX"/>
+        </w:rPr>
+        <w:t xml:space="preserve">que el dataframe tenga las columnas necesarias para cada función y </w:t>
+      </w:r>
+      <w:r>
+        <w:rPr>
+          <w:lang w:val="es-MX"/>
+        </w:rPr>
+        <w:t xml:space="preserve">se utiliza </w:t>
+      </w:r>
+      <w:r>
+        <w:rPr>
+          <w:lang w:val="es-MX"/>
+        </w:rPr>
+        <w:t xml:space="preserve">otra función </w:t>
+      </w:r>
+      <w:r>
+        <w:rPr>
+          <w:i/>
+          <w:iCs/>
+          <w:lang w:val="es-MX"/>
+        </w:rPr>
+        <w:t>is_numeric_</w:t>
+      </w:r>
+      <w:r>
+        <w:rPr>
+          <w:i/>
+          <w:iCs/>
+          <w:lang w:val="es-MX"/>
+        </w:rPr>
+        <w:t xml:space="preserve">dtype() </w:t>
+      </w:r>
+      <w:r>
+        <w:rPr>
+          <w:lang w:val="es-MX"/>
+        </w:rPr>
+        <w:t xml:space="preserve">que </w:t>
+      </w:r>
+      <w:r>
+        <w:rPr>
+          <w:lang w:val="es-MX"/>
+        </w:rPr>
+        <w:t xml:space="preserve">revisa que </w:t>
+      </w:r>
+      <w:r>
+        <w:rPr>
+          <w:lang w:val="es-MX"/>
+        </w:rPr>
+        <w:t>las columnas con las que se realicen operaciones matemáticas sean numéricas.</w:t>
+      </w:r>
+      <w:r>
+        <w:rPr>
+          <w:lang w:val="es-MX"/>
+        </w:rPr>
+        <w:t xml:space="preserve"> </w:t>
+      </w:r>
+    </w:p>
+    <w:p>
+      <w:pPr>
+        <w:jc w:val="both"/>
+        <w:rPr>
+          <w:lang w:val="es-MX"/>
+        </w:rPr>
+      </w:pPr>
+      <w:r>
+        <w:rPr>
+          <w:lang w:val="es-MX"/>
+        </w:rPr>
+        <w:t>La visualización se realiza con el 2023 como año de referencia y todos los otros valores se actualizan a esa fecha para poder realizar comparaciones. Sin embargo, esto puede ser llevado a valores más recientes (hasta 2025).</w:t>
+      </w:r>
+    </w:p>
+    <w:p>
+      <w:pPr>
+        <w:jc w:val="center"/>
+        <w:rPr>
+          <w:lang w:val="es-MX"/>
+        </w:rPr>
+      </w:pPr>
+      <w:r>
+        <w:rPr>
+          <w:noProof/>
+          <w:lang w:val="es-MX"/>
+        </w:rPr>
+        <w:drawing>
+          <wp:inline distT="0" distB="0" distL="0" distR="0" wp14:anchorId="6BBB75BF" wp14:editId="4DC1D10D">
+            <wp:extent cx="4177768" cy="2676517"/>
+            <wp:effectExtent l="0" t="0" r="0" b="0"/>
+            <wp:docPr id="565579020" name="Imagen 15"/>
+            <wp:cNvGraphicFramePr>
+              <a:graphicFrameLocks xmlns:a="http://schemas.openxmlformats.org/drawingml/2006/main" noChangeAspect="1"/>
+            </wp:cNvGraphicFramePr>
+            <a:graphic xmlns:a="http://schemas.openxmlformats.org/drawingml/2006/main">
+              <a:graphicData uri="http://schemas.openxmlformats.org/drawingml/2006/picture">
+                <pic:pic xmlns:pic="http://schemas.openxmlformats.org/drawingml/2006/picture">
+                  <pic:nvPicPr>
+                    <pic:cNvPr id="0" name="Picture 2"/>
+                    <pic:cNvPicPr>
+                      <a:picLocks noChangeAspect="1" noChangeArrowheads="1"/>
+                    </pic:cNvPicPr>
+                  </pic:nvPicPr>
+                  <pic:blipFill>
+                    <a:blip r:embed="rId34">
+                      <a:extLst>
+                        <a:ext uri="{28A0092B-C50C-407E-A947-70E740481C1C}">
+                          <a14:useLocalDpi xmlns:a14="http://schemas.microsoft.com/office/drawing/2010/main" val="0"/>
+                        </a:ext>
+                      </a:extLst>
+                    </a:blip>
+                    <a:srcRect/>
+                    <a:stretch>
+                      <a:fillRect/>
+                    </a:stretch>
+                  </pic:blipFill>
+                  <pic:spPr bwMode="auto">
+                    <a:xfrm>
+                      <a:off x="0" y="0"/>
+                      <a:ext cx="4189206" cy="2683845"/>
+                    </a:xfrm>
+                    <a:prstGeom prst="rect">
+                      <a:avLst/>
+                    </a:prstGeom>
+                    <a:noFill/>
+                  </pic:spPr>
+                </pic:pic>
+              </a:graphicData>
+            </a:graphic>
+          </wp:inline>
+        </w:drawing>
+      </w:r>
+    </w:p>
+    <w:p>
+      <w:pPr>
+        <w:jc w:val="both"/>
+        <w:rPr>
+          <w:i/>
+          <w:iCs/>
+          <w:color w:val="595959"/>
+          <w:sz w:val="18"/>
+          <w:szCs w:val="18"/>
+        </w:rPr>
+      </w:pPr>
+      <w:r>
+        <w:rPr>
+          <w:i/>
+          <w:iCs/>
+          <w:color w:val="595959"/>
+          <w:sz w:val="18"/>
+          <w:szCs w:val="18"/>
+        </w:rPr>
+        <w:t>Figura 1</w:t>
+      </w:r>
+      <w:r>
+        <w:rPr>
+          <w:i/>
+          <w:iCs/>
+          <w:color w:val="595959"/>
+          <w:sz w:val="18"/>
+          <w:szCs w:val="18"/>
+        </w:rPr>
+        <w:t>7</w:t>
+      </w:r>
+      <w:r>
+        <w:rPr>
+          <w:i/>
+          <w:iCs/>
+          <w:color w:val="595959"/>
+          <w:sz w:val="18"/>
+          <w:szCs w:val="18"/>
+        </w:rPr>
+        <w:t xml:space="preserve">. Ejecución real: Recaudo anual del impuesto predial en valores nominales y a precios </w:t>
+      </w:r>
+      <w:r>
+        <w:rPr>
+          <w:i/>
+          <w:iCs/>
+          <w:color w:val="595959"/>
+          <w:sz w:val="18"/>
+          <w:szCs w:val="18"/>
+        </w:rPr>
+        <w:t>actualizados al</w:t>
+      </w:r>
+      <w:r>
+        <w:rPr>
+          <w:i/>
+          <w:iCs/>
+          <w:color w:val="595959"/>
+          <w:sz w:val="18"/>
+          <w:szCs w:val="18"/>
+        </w:rPr>
+        <w:t xml:space="preserve"> 2023.</w:t>
+      </w:r>
+    </w:p>
+    <w:p/>
+    <w:p>
+      <w:pPr>
+        <w:jc w:val="both"/>
+        <w:rPr>
+          <w:lang w:val="es-MX"/>
+        </w:rPr>
+      </w:pPr>
+      <w:r>
+        <w:rPr>
+          <w:lang w:val="es-MX"/>
+        </w:rPr>
+        <w:t>Se puede observar que el año en el que más se recaudó fue en el 20</w:t>
+      </w:r>
+      <w:r>
+        <w:rPr>
+          <w:lang w:val="es-MX"/>
+        </w:rPr>
+        <w:t>20</w:t>
+      </w:r>
+      <w:r>
+        <w:rPr>
+          <w:lang w:val="es-MX"/>
+        </w:rPr>
+        <w:t>, seguido del 201</w:t>
+      </w:r>
+      <w:r>
+        <w:rPr>
+          <w:lang w:val="es-MX"/>
+        </w:rPr>
+        <w:t>3</w:t>
+      </w:r>
+      <w:r>
+        <w:rPr>
+          <w:lang w:val="es-MX"/>
+        </w:rPr>
+        <w:t xml:space="preserve"> y 201</w:t>
+      </w:r>
+      <w:r>
+        <w:rPr>
+          <w:lang w:val="es-MX"/>
+        </w:rPr>
+        <w:t>8</w:t>
+      </w:r>
+      <w:r>
+        <w:rPr>
+          <w:lang w:val="es-MX"/>
+        </w:rPr>
+        <w:t xml:space="preserve">. Se podría señalar que a menor IPC </w:t>
+      </w:r>
+      <w:r>
+        <w:rPr>
+          <w:lang w:val="es-MX"/>
+        </w:rPr>
+        <w:t xml:space="preserve">(inflación) </w:t>
+      </w:r>
+      <w:r>
+        <w:rPr>
+          <w:lang w:val="es-MX"/>
+        </w:rPr>
+        <w:t>los recaudos son mayores</w:t>
+      </w:r>
+      <w:r>
+        <w:rPr>
+          <w:lang w:val="es-MX"/>
+        </w:rPr>
+        <w:t>,</w:t>
+      </w:r>
+      <w:r>
+        <w:rPr>
+          <w:lang w:val="es-MX"/>
+        </w:rPr>
+        <w:t xml:space="preserve"> lo que tiene sentido porque con el mismo ingreso se pueden cubrir necesidades menos vitales</w:t>
+      </w:r>
+      <w:r>
+        <w:rPr>
+          <w:lang w:val="es-MX"/>
+        </w:rPr>
+        <w:t xml:space="preserve"> como el impuesto predial</w:t>
+      </w:r>
+      <w:r>
+        <w:rPr>
+          <w:lang w:val="es-MX"/>
+        </w:rPr>
+        <w:t>.</w:t>
+      </w:r>
+    </w:p>
+    <w:p>
+      <w:pPr>
+        <w:spacing w:after="220"/>
+        <w:jc w:val="center"/>
+        <w:rPr>
+          <w:b/>
+          <w:bCs/>
+        </w:rPr>
+      </w:pPr>
+    </w:p>
+    <w:p>
+      <w:pPr>
+        <w:pStyle w:val="Prrafodelista"/>
+        <w:numPr>
+          <w:ilvl w:val="1"/>
+          <w:numId w:val="3"/>
+        </w:numPr>
+        <w:jc w:val="both"/>
+        <w:rPr>
+          <w:b/>
+          <w:bCs/>
+        </w:rPr>
+      </w:pPr>
+      <w:r>
+        <w:rPr>
+          <w:b/>
+          <w:bCs/>
+        </w:rPr>
+        <w:t>Observaciones y posibles mejoras</w:t>
       </w:r>
     </w:p>
     <w:p>
@@ -5277,43 +6783,116 @@
         <w:jc w:val="both"/>
       </w:pPr>
       <w:r>
-        <w:lastRenderedPageBreak/>
-        <w:t xml:space="preserve">Con los datos completos, la media de </w:t>
-      </w:r>
-      <w:r>
-        <w:rPr>
-          <w:rFonts w:ascii="Consolas" w:eastAsia="Consolas" w:hAnsi="Consolas" w:cs="Consolas"/>
-          <w:sz w:val="21"/>
-          <w:szCs w:val="21"/>
-          <w:shd w:val="clear" w:color="auto" w:fill="F2F2F2"/>
+        <w:t xml:space="preserve">Hay tres puntos que conviene tener presentes al interpretar las columnas derivadas. Primero, 13.731 registros (8,2 % del total) llegaron sin valor en </w:t>
+      </w:r>
+      <w:r>
+        <w:rPr>
+          <w:i/>
+          <w:iCs/>
         </w:rPr>
         <w:t>TOTAL_PAGADO</w:t>
       </w:r>
       <w:r>
-        <w:t xml:space="preserve"> es de aproximadamente $247,1 millones, con umbrales cercanos a $123,6 y $370,7 millones. La distribución resultante es 121.862 registros en BAJA (72,4 %), 28.582 en MEDIA (17,0 %) y 17.842 en ALTA (10,6 %). El sesgo hacia la categoría baja es esperable: la media queda elevada por grupos comerciales y dotacionales con recaudos muy altos, así que la mayoría de los grupos residenciales pequeños cae por debajo del umbral inferior.</w:t>
+        <w:t xml:space="preserve"> y fueron imputados con la media antes del enriquecimiento; en esos casos, tanto </w:t>
+      </w:r>
+      <w:r>
+        <w:rPr>
+          <w:i/>
+          <w:iCs/>
+        </w:rPr>
+        <w:t>MEDIA_POR_PREDIO</w:t>
+      </w:r>
+      <w:r>
+        <w:t xml:space="preserve"> como </w:t>
+      </w:r>
+      <w:r>
+        <w:rPr>
+          <w:i/>
+          <w:iCs/>
+        </w:rPr>
+        <w:t xml:space="preserve">RENTABILIDAD </w:t>
+      </w:r>
+      <w:r>
+        <w:t>derivan</w:t>
+      </w:r>
+      <w:r>
+        <w:t xml:space="preserve"> del valor imputado y no de un pago observado. Esto es algo que el administrador del dataset original puede tener en cuenta para mejorar.</w:t>
       </w:r>
     </w:p>
     <w:p>
       <w:pPr>
         <w:spacing w:line="300" w:lineRule="auto"/>
         <w:jc w:val="both"/>
-        <w:rPr>
-          <w:color w:val="EE0000"/>
-        </w:rPr>
-      </w:pPr>
-      <w:proofErr w:type="gramStart"/>
-      <w:r>
-        <w:rPr>
-          <w:color w:val="EE0000"/>
-        </w:rPr>
-        <w:t>Podríamos hacer una visualización que muestre la moda de los destinos asociados?</w:t>
-      </w:r>
-      <w:proofErr w:type="gramEnd"/>
-    </w:p>
-    <w:p>
-      <w:pPr>
-        <w:pStyle w:val="Prrafodelista"/>
-        <w:ind w:left="1080"/>
+      </w:pPr>
+      <w:r>
+        <w:t xml:space="preserve">Segundo, si en el futuro apareciera un código de destino que no exista en </w:t>
+      </w:r>
+      <w:r>
+        <w:t xml:space="preserve">el diccionario creado para </w:t>
+      </w:r>
+      <w:r>
+        <w:rPr>
+          <w:i/>
+          <w:iCs/>
+        </w:rPr>
+        <w:t>CODIGO_SHD,</w:t>
+      </w:r>
+      <w:r>
+        <w:t xml:space="preserve"> </w:t>
+      </w:r>
+      <w:r>
+        <w:t xml:space="preserve">ya sea por decretos que establecen </w:t>
+      </w:r>
+      <w:r>
+        <w:t>nuevos tipos</w:t>
+      </w:r>
+      <w:r>
+        <w:t xml:space="preserve"> de predios o por otra decisión de manejo, estos nuevos códigos se deben agregar al diccionario.</w:t>
+      </w:r>
+    </w:p>
+    <w:p>
+      <w:pPr>
+        <w:spacing w:line="300" w:lineRule="auto"/>
+        <w:jc w:val="both"/>
+      </w:pPr>
+      <w:r>
+        <w:t xml:space="preserve">Tercero, los umbrales de </w:t>
+      </w:r>
+      <w:r>
+        <w:rPr>
+          <w:i/>
+          <w:iCs/>
+        </w:rPr>
+        <w:t xml:space="preserve">RENTABILIDAD </w:t>
+      </w:r>
+      <w:r>
+        <w:rPr>
+          <w:i/>
+          <w:iCs/>
+        </w:rPr>
+        <w:t xml:space="preserve">para este ejercicio </w:t>
+      </w:r>
+      <w:r>
+        <w:t>dependen</w:t>
+      </w:r>
+      <w:r>
+        <w:t xml:space="preserve"> de la media, </w:t>
+      </w:r>
+      <w:r>
+        <w:t xml:space="preserve">sin embargo, existen otras medidas de clasificación </w:t>
+      </w:r>
+      <w:r>
+        <w:t xml:space="preserve">como </w:t>
+      </w:r>
+      <w:r>
+        <w:t xml:space="preserve">quartiles, terciles, etc. </w:t>
+      </w:r>
+      <w:r>
+        <w:t>que también podrían ser utilizadas.</w:t>
+      </w:r>
+    </w:p>
+    <w:p>
+      <w:pPr>
         <w:jc w:val="both"/>
         <w:rPr>
           <w:b/>
@@ -5323,8 +6902,251 @@
     </w:p>
     <w:p>
       <w:pPr>
+        <w:pStyle w:val="Prrafodelista"/>
+        <w:numPr>
+          <w:ilvl w:val="0"/>
+          <w:numId w:val="3"/>
+        </w:numPr>
         <w:jc w:val="both"/>
-      </w:pPr>
+        <w:rPr>
+          <w:b/>
+          <w:bCs/>
+        </w:rPr>
+      </w:pPr>
+      <w:r>
+        <w:rPr>
+          <w:b/>
+          <w:bCs/>
+        </w:rPr>
+        <w:t>CONCLUSIONES</w:t>
+      </w:r>
+    </w:p>
+    <w:p>
+      <w:pPr>
+        <w:jc w:val="both"/>
+      </w:pPr>
+      <w:r>
+        <w:t xml:space="preserve">De lo observado </w:t>
+      </w:r>
+      <w:r>
+        <w:t xml:space="preserve">en la respuesta a la pregunta </w:t>
+      </w:r>
+      <w:r>
+        <w:t>1, ¿cuántos predios morosos se han registrado por estrato?, de la</w:t>
+      </w:r>
+      <w:r>
+        <w:t xml:space="preserve"> (Figura 13) </w:t>
+      </w:r>
+      <w:r>
+        <w:t>es difícil asegurar</w:t>
+      </w:r>
+      <w:r>
+        <w:t xml:space="preserve"> la relación entre </w:t>
+      </w:r>
+      <w:r>
+        <w:t xml:space="preserve">estrato y cumplimiento de pago de IPU </w:t>
+      </w:r>
+      <w:r>
+        <w:t xml:space="preserve"> ya </w:t>
+      </w:r>
+      <w:r>
+        <w:t xml:space="preserve">que no hay </w:t>
+      </w:r>
+      <w:r>
+        <w:t xml:space="preserve">evidencia estadística que </w:t>
+      </w:r>
+      <w:r>
+        <w:t>lo de</w:t>
+      </w:r>
+      <w:r>
+        <w:t>muestre</w:t>
+      </w:r>
+      <w:r>
+        <w:t>,</w:t>
+      </w:r>
+      <w:r>
+        <w:t xml:space="preserve"> </w:t>
+      </w:r>
+      <w:r>
+        <w:t xml:space="preserve">y la figura muestra que el estrato 1 no tiene la misma tendencia </w:t>
+      </w:r>
+      <w:r>
+        <w:t>que los demás, y como los estratos más bajos cuentan con mayores registros esto también afecta la tendencia.</w:t>
+      </w:r>
+    </w:p>
+    <w:p>
+      <w:pPr>
+        <w:jc w:val="both"/>
+      </w:pPr>
+      <w:r>
+        <w:t xml:space="preserve">De la pregunta 2, </w:t>
+      </w:r>
+      <w:r>
+        <w:rPr>
+          <w:lang w:val="es-MX"/>
+        </w:rPr>
+        <w:t>¿Cuáles son los barrios de los que se recauda más dinero?</w:t>
+      </w:r>
+      <w:r>
+        <w:rPr>
+          <w:lang w:val="es-MX"/>
+        </w:rPr>
+        <w:t xml:space="preserve"> de la Figura 15 se observa</w:t>
+      </w:r>
+      <w:r>
+        <w:rPr>
+          <w:lang w:val="es-MX"/>
+        </w:rPr>
+        <w:t xml:space="preserve"> que el barrio</w:t>
+      </w:r>
+      <w:r>
+        <w:rPr>
+          <w:lang w:val="es-MX"/>
+        </w:rPr>
+        <w:t xml:space="preserve"> </w:t>
+      </w:r>
+      <w:r>
+        <w:t xml:space="preserve">Las Margaritas </w:t>
+      </w:r>
+      <w:r>
+        <w:t xml:space="preserve">(estrato 4 en promedio) </w:t>
+      </w:r>
+      <w:r>
+        <w:t xml:space="preserve">recauda </w:t>
+      </w:r>
+      <w:r>
+        <w:t xml:space="preserve">mayores impuestos </w:t>
+      </w:r>
+      <w:r>
+        <w:t xml:space="preserve">por </w:t>
+      </w:r>
+      <w:r>
+        <w:t>volumen de regi</w:t>
+      </w:r>
+      <w:r>
+        <w:t>stros, mientras los barrios del eje Chicó–Santa Bárbara (norte de la ciudad, estrato</w:t>
+      </w:r>
+      <w:r>
+        <w:t xml:space="preserve"> 6 en promedio</w:t>
+      </w:r>
+      <w:r>
+        <w:t xml:space="preserve">) recaudan mayor valor por predio.  </w:t>
+      </w:r>
+      <w:r>
+        <w:t>Entonces, s</w:t>
+      </w:r>
+      <w:r>
+        <w:t xml:space="preserve">i se quiere </w:t>
+      </w:r>
+      <w:r>
+        <w:t xml:space="preserve">mantener esta tendencia de recaudo los administradores </w:t>
+      </w:r>
+      <w:r>
+        <w:lastRenderedPageBreak/>
+        <w:t xml:space="preserve">distritales de Bogotá deberían </w:t>
+      </w:r>
+      <w:r>
+        <w:t>promover que el avalúo de los predios se mantenga o incremente en estos sectores y que los ciudadanos se sientan de los impuestos que pagan, por ejemplo</w:t>
+      </w:r>
+      <w:r>
+        <w:t>,</w:t>
+      </w:r>
+      <w:r>
+        <w:t xml:space="preserve"> manteniendo y mejorando infraestructura </w:t>
+      </w:r>
+      <w:r>
+        <w:t>para el bienestar general.</w:t>
+      </w:r>
+    </w:p>
+    <w:p>
+      <w:pPr>
+        <w:jc w:val="both"/>
+      </w:pPr>
+      <w:r>
+        <w:t xml:space="preserve">De la pregunta 3 </w:t>
+      </w:r>
+      <w:r>
+        <w:rPr>
+          <w:lang w:val="es-MX"/>
+        </w:rPr>
+        <w:t>¿Cuánto se ha recaudado en pagos totales por año?</w:t>
+      </w:r>
+      <w:r>
+        <w:rPr>
+          <w:lang w:val="es-MX"/>
+        </w:rPr>
+        <w:t xml:space="preserve"> Los resultados de la </w:t>
+      </w:r>
+      <w:r>
+        <w:t xml:space="preserve">Figura </w:t>
+      </w:r>
+      <w:r>
+        <w:t>17</w:t>
+      </w:r>
+      <w:r>
+        <w:t xml:space="preserve"> muestran que los años que tuvieron mayor recaudo fueron el 2020, </w:t>
+      </w:r>
+      <w:r>
+        <w:t xml:space="preserve">2013 y </w:t>
+      </w:r>
+      <w:r>
+        <w:t>2018</w:t>
+      </w:r>
+      <w:r>
+        <w:t>, respectivamente. De aquí se pueden inferir dos cosas: a) existe una tendencia inversamente proporcional entre el IPC y el rec</w:t>
+      </w:r>
+      <w:r>
+        <w:t>a</w:t>
+      </w:r>
+      <w:r>
+        <w:t>udo del impuesto predial y b)</w:t>
+      </w:r>
+      <w:r>
+        <w:t xml:space="preserve"> que los recaudos del 2020 duplican al segundo año de mayor recaudo.</w:t>
+      </w:r>
+    </w:p>
+    <w:p>
+      <w:pPr>
+        <w:jc w:val="both"/>
+      </w:pPr>
+      <w:r>
+        <w:t>En cuanto a la relación IPC recaudo de impuestos, esto resulta lógic</w:t>
+      </w:r>
+      <w:r>
+        <w:t>o, pues</w:t>
+      </w:r>
+      <w:r>
+        <w:t xml:space="preserve"> al</w:t>
+      </w:r>
+      <w:r>
+        <w:t xml:space="preserve"> reducirse </w:t>
+      </w:r>
+      <w:r>
+        <w:t>la inflación</w:t>
+      </w:r>
+      <w:r>
+        <w:t xml:space="preserve"> se genera mayor poder adquisitivo y con esto las personas pueden a</w:t>
+      </w:r>
+      <w:r>
+        <w:t>cceder a cubrir necesidades menos vitales como pagar impuestos.</w:t>
+      </w:r>
+    </w:p>
+    <w:p>
+      <w:pPr>
+        <w:jc w:val="both"/>
+      </w:pPr>
+      <w:r>
+        <w:t xml:space="preserve">Respecto a el año 2020, dado que el país se encontraba en pandemia del COVID, </w:t>
+      </w:r>
+      <w:r>
+        <w:t xml:space="preserve">desde los entes públicos administrativos se generaron incentivos para pagar deudas </w:t>
+      </w:r>
+      <w:r>
+        <w:t>como por ejemplo reducir los intereses por mora en varios tipos de impuestos</w:t>
+      </w:r>
+      <w:r>
+        <w:t>.</w:t>
+      </w:r>
     </w:p>
     <w:sectPr>
       <w:pgSz w:w="12240" w:h="15840"/>
@@ -5389,6 +7211,127 @@
 <file path=word/numbering.xml><?xml version="1.0" encoding="utf-8"?>
 <w:numbering xmlns:wpc="http://schemas.microsoft.com/office/word/2010/wordprocessingCanvas" xmlns:cx="http://schemas.microsoft.com/office/drawing/2014/chartex" xmlns:cx1="http://schemas.microsoft.com/office/drawing/2015/9/8/chartex" xmlns:cx2="http://schemas.microsoft.com/office/drawing/2015/10/21/chartex" xmlns:cx3="http://schemas.microsoft.com/office/drawing/2016/5/9/chartex" xmlns:cx4="http://schemas.microsoft.com/office/drawing/2016/5/10/chartex" xmlns:cx5="http://schemas.microsoft.com/office/drawing/2016/5/11/chartex" xmlns:cx6="http://schemas.microsoft.com/office/drawing/2016/5/12/chartex" xmlns:cx7="http://schemas.microsoft.com/office/drawing/2016/5/13/chartex" xmlns:cx8="http://schemas.microsoft.com/office/drawing/2016/5/14/chartex" xmlns:mc="http://schemas.openxmlformats.org/markup-compatibility/2006" xmlns:aink="http://schemas.microsoft.com/office/drawing/2016/ink" xmlns:am3d="http://schemas.microsoft.com/office/drawing/2017/model3d" xmlns:o="urn:schemas-microsoft-com:office:office" xmlns:oel="http://schemas.microsoft.com/office/2019/extlst" xmlns:r="http://schemas.openxmlformats.org/officeDocument/2006/relationships" xmlns:m="http://schemas.openxmlformats.org/officeDocument/2006/math" xmlns:v="urn:schemas-microsoft-com:vml" xmlns:wp14="http://schemas.microsoft.com/office/word/2010/wordprocessingDrawing" xmlns:wp="http://schemas.openxmlformats.org/drawingml/2006/wordprocessingDrawing" xmlns:w10="urn:schemas-microsoft-com:office:word" xmlns:w="http://schemas.openxmlformats.org/wordprocessingml/2006/main" xmlns:w14="http://schemas.microsoft.com/office/word/2010/wordml" xmlns:w15="http://schemas.microsoft.com/office/word/2012/wordml" xmlns:w16cex="http://schemas.microsoft.com/office/word/2018/wordml/cex" xmlns:w16cid="http://schemas.microsoft.com/office/word/2016/wordml/cid" xmlns:w16="http://schemas.microsoft.com/office/word/2018/wordml" xmlns:w16du="http://schemas.microsoft.com/office/word/2023/wordml/word16du" xmlns:w16sdtdh="http://schemas.microsoft.com/office/word/2020/wordml/sdtdatahash" xmlns:w16sdtfl="http://schemas.microsoft.com/office/word/2024/wordml/sdtformatlock" xmlns:w16se="http://schemas.microsoft.com/office/word/2015/wordml/symex" xmlns:wpg="http://schemas.microsoft.com/office/word/2010/wordprocessingGroup" xmlns:wpi="http://schemas.microsoft.com/office/word/2010/wordprocessingInk" xmlns:wne="http://schemas.microsoft.com/office/word/2006/wordml" xmlns:wps="http://schemas.microsoft.com/office/word/2010/wordprocessingShape" mc:Ignorable="w14 w15 w16se w16cid w16 w16cex w16sdtdh w16sdtfl w16du wp14">
   <w:abstractNum w:abstractNumId="0" w15:restartNumberingAfterBreak="0">
+    <w:nsid w:val="20687FAF"/>
+    <w:multiLevelType w:val="multilevel"/>
+    <w:tmpl w:val="B0F09A0E"/>
+    <w:lvl w:ilvl="0">
+      <w:start w:val="1"/>
+      <w:numFmt w:val="decimal"/>
+      <w:lvlText w:val="%1."/>
+      <w:lvlJc w:val="left"/>
+      <w:pPr>
+        <w:ind w:left="720" w:hanging="360"/>
+      </w:pPr>
+      <w:rPr>
+        <w:rFonts w:hint="default"/>
+      </w:rPr>
+    </w:lvl>
+    <w:lvl w:ilvl="1">
+      <w:start w:val="1"/>
+      <w:numFmt w:val="decimal"/>
+      <w:isLgl/>
+      <w:lvlText w:val="%1.%2."/>
+      <w:lvlJc w:val="left"/>
+      <w:pPr>
+        <w:ind w:left="1080" w:hanging="720"/>
+      </w:pPr>
+      <w:rPr>
+        <w:rFonts w:hint="default"/>
+      </w:rPr>
+    </w:lvl>
+    <w:lvl w:ilvl="2">
+      <w:start w:val="1"/>
+      <w:numFmt w:val="decimal"/>
+      <w:isLgl/>
+      <w:lvlText w:val="%1.%2.%3."/>
+      <w:lvlJc w:val="left"/>
+      <w:pPr>
+        <w:ind w:left="1080" w:hanging="720"/>
+      </w:pPr>
+      <w:rPr>
+        <w:rFonts w:hint="default"/>
+      </w:rPr>
+    </w:lvl>
+    <w:lvl w:ilvl="3">
+      <w:start w:val="1"/>
+      <w:numFmt w:val="decimal"/>
+      <w:isLgl/>
+      <w:lvlText w:val="%1.%2.%3.%4."/>
+      <w:lvlJc w:val="left"/>
+      <w:pPr>
+        <w:ind w:left="1440" w:hanging="1080"/>
+      </w:pPr>
+      <w:rPr>
+        <w:rFonts w:hint="default"/>
+      </w:rPr>
+    </w:lvl>
+    <w:lvl w:ilvl="4">
+      <w:start w:val="1"/>
+      <w:numFmt w:val="decimal"/>
+      <w:isLgl/>
+      <w:lvlText w:val="%1.%2.%3.%4.%5."/>
+      <w:lvlJc w:val="left"/>
+      <w:pPr>
+        <w:ind w:left="1440" w:hanging="1080"/>
+      </w:pPr>
+      <w:rPr>
+        <w:rFonts w:hint="default"/>
+      </w:rPr>
+    </w:lvl>
+    <w:lvl w:ilvl="5">
+      <w:start w:val="1"/>
+      <w:numFmt w:val="decimal"/>
+      <w:isLgl/>
+      <w:lvlText w:val="%1.%2.%3.%4.%5.%6."/>
+      <w:lvlJc w:val="left"/>
+      <w:pPr>
+        <w:ind w:left="1800" w:hanging="1440"/>
+      </w:pPr>
+      <w:rPr>
+        <w:rFonts w:hint="default"/>
+      </w:rPr>
+    </w:lvl>
+    <w:lvl w:ilvl="6">
+      <w:start w:val="1"/>
+      <w:numFmt w:val="decimal"/>
+      <w:isLgl/>
+      <w:lvlText w:val="%1.%2.%3.%4.%5.%6.%7."/>
+      <w:lvlJc w:val="left"/>
+      <w:pPr>
+        <w:ind w:left="1800" w:hanging="1440"/>
+      </w:pPr>
+      <w:rPr>
+        <w:rFonts w:hint="default"/>
+      </w:rPr>
+    </w:lvl>
+    <w:lvl w:ilvl="7">
+      <w:start w:val="1"/>
+      <w:numFmt w:val="decimal"/>
+      <w:isLgl/>
+      <w:lvlText w:val="%1.%2.%3.%4.%5.%6.%7.%8."/>
+      <w:lvlJc w:val="left"/>
+      <w:pPr>
+        <w:ind w:left="2160" w:hanging="1800"/>
+      </w:pPr>
+      <w:rPr>
+        <w:rFonts w:hint="default"/>
+      </w:rPr>
+    </w:lvl>
+    <w:lvl w:ilvl="8">
+      <w:start w:val="1"/>
+      <w:numFmt w:val="decimal"/>
+      <w:isLgl/>
+      <w:lvlText w:val="%1.%2.%3.%4.%5.%6.%7.%8.%9."/>
+      <w:lvlJc w:val="left"/>
+      <w:pPr>
+        <w:ind w:left="2160" w:hanging="1800"/>
+      </w:pPr>
+      <w:rPr>
+        <w:rFonts w:hint="default"/>
+      </w:rPr>
+    </w:lvl>
+  </w:abstractNum>
+  <w:abstractNum w:abstractNumId="1" w15:restartNumberingAfterBreak="0">
     <w:nsid w:val="2CC714F4"/>
     <w:multiLevelType w:val="hybridMultilevel"/>
     <w:tmpl w:val="B9F0BA80"/>
@@ -5477,7 +7420,206 @@
       </w:pPr>
     </w:lvl>
   </w:abstractNum>
-  <w:abstractNum w:abstractNumId="1" w15:restartNumberingAfterBreak="0">
+  <w:abstractNum w:abstractNumId="2" w15:restartNumberingAfterBreak="0">
+    <w:nsid w:val="2DDA3EEB"/>
+    <w:multiLevelType w:val="hybridMultilevel"/>
+    <w:tmpl w:val="230866E6"/>
+    <w:lvl w:ilvl="0" w:tplc="F4D8B6C0">
+      <w:start w:val="1"/>
+      <w:numFmt w:val="decimal"/>
+      <w:lvlText w:val="%1."/>
+      <w:lvlJc w:val="left"/>
+      <w:pPr>
+        <w:ind w:left="1440" w:hanging="360"/>
+      </w:pPr>
+    </w:lvl>
+    <w:lvl w:ilvl="1" w:tplc="6F48979A">
+      <w:start w:val="1"/>
+      <w:numFmt w:val="decimal"/>
+      <w:lvlText w:val="%2."/>
+      <w:lvlJc w:val="left"/>
+      <w:pPr>
+        <w:ind w:left="1440" w:hanging="360"/>
+      </w:pPr>
+    </w:lvl>
+    <w:lvl w:ilvl="2" w:tplc="9D3A2BCE">
+      <w:start w:val="1"/>
+      <w:numFmt w:val="decimal"/>
+      <w:lvlText w:val="%3."/>
+      <w:lvlJc w:val="left"/>
+      <w:pPr>
+        <w:ind w:left="1440" w:hanging="360"/>
+      </w:pPr>
+    </w:lvl>
+    <w:lvl w:ilvl="3" w:tplc="C9D45DF2">
+      <w:start w:val="1"/>
+      <w:numFmt w:val="decimal"/>
+      <w:lvlText w:val="%4."/>
+      <w:lvlJc w:val="left"/>
+      <w:pPr>
+        <w:ind w:left="1440" w:hanging="360"/>
+      </w:pPr>
+    </w:lvl>
+    <w:lvl w:ilvl="4" w:tplc="90BE4E92">
+      <w:start w:val="1"/>
+      <w:numFmt w:val="decimal"/>
+      <w:lvlText w:val="%5."/>
+      <w:lvlJc w:val="left"/>
+      <w:pPr>
+        <w:ind w:left="1440" w:hanging="360"/>
+      </w:pPr>
+    </w:lvl>
+    <w:lvl w:ilvl="5" w:tplc="8BB080C4">
+      <w:start w:val="1"/>
+      <w:numFmt w:val="decimal"/>
+      <w:lvlText w:val="%6."/>
+      <w:lvlJc w:val="left"/>
+      <w:pPr>
+        <w:ind w:left="1440" w:hanging="360"/>
+      </w:pPr>
+    </w:lvl>
+    <w:lvl w:ilvl="6" w:tplc="52829710">
+      <w:start w:val="1"/>
+      <w:numFmt w:val="decimal"/>
+      <w:lvlText w:val="%7."/>
+      <w:lvlJc w:val="left"/>
+      <w:pPr>
+        <w:ind w:left="1440" w:hanging="360"/>
+      </w:pPr>
+    </w:lvl>
+    <w:lvl w:ilvl="7" w:tplc="ED2C4A5E">
+      <w:start w:val="1"/>
+      <w:numFmt w:val="decimal"/>
+      <w:lvlText w:val="%8."/>
+      <w:lvlJc w:val="left"/>
+      <w:pPr>
+        <w:ind w:left="1440" w:hanging="360"/>
+      </w:pPr>
+    </w:lvl>
+    <w:lvl w:ilvl="8" w:tplc="66E4A9A0">
+      <w:start w:val="1"/>
+      <w:numFmt w:val="decimal"/>
+      <w:lvlText w:val="%9."/>
+      <w:lvlJc w:val="left"/>
+      <w:pPr>
+        <w:ind w:left="1440" w:hanging="360"/>
+      </w:pPr>
+    </w:lvl>
+  </w:abstractNum>
+  <w:abstractNum w:abstractNumId="3" w15:restartNumberingAfterBreak="0">
+    <w:nsid w:val="2E3B3873"/>
+    <w:multiLevelType w:val="hybridMultilevel"/>
+    <w:tmpl w:val="94B0CBBA"/>
+    <w:lvl w:ilvl="0" w:tplc="240A0001">
+      <w:start w:val="1"/>
+      <w:numFmt w:val="bullet"/>
+      <w:lvlText w:val=""/>
+      <w:lvlJc w:val="left"/>
+      <w:pPr>
+        <w:ind w:left="360" w:hanging="360"/>
+      </w:pPr>
+      <w:rPr>
+        <w:rFonts w:ascii="Symbol" w:hAnsi="Symbol" w:hint="default"/>
+      </w:rPr>
+    </w:lvl>
+    <w:lvl w:ilvl="1" w:tplc="240A0003" w:tentative="1">
+      <w:start w:val="1"/>
+      <w:numFmt w:val="bullet"/>
+      <w:lvlText w:val="o"/>
+      <w:lvlJc w:val="left"/>
+      <w:pPr>
+        <w:ind w:left="1080" w:hanging="360"/>
+      </w:pPr>
+      <w:rPr>
+        <w:rFonts w:ascii="Courier New" w:hAnsi="Courier New" w:cs="Courier New" w:hint="default"/>
+      </w:rPr>
+    </w:lvl>
+    <w:lvl w:ilvl="2" w:tplc="240A0005" w:tentative="1">
+      <w:start w:val="1"/>
+      <w:numFmt w:val="bullet"/>
+      <w:lvlText w:val=""/>
+      <w:lvlJc w:val="left"/>
+      <w:pPr>
+        <w:ind w:left="1800" w:hanging="360"/>
+      </w:pPr>
+      <w:rPr>
+        <w:rFonts w:ascii="Wingdings" w:hAnsi="Wingdings" w:hint="default"/>
+      </w:rPr>
+    </w:lvl>
+    <w:lvl w:ilvl="3" w:tplc="240A0001" w:tentative="1">
+      <w:start w:val="1"/>
+      <w:numFmt w:val="bullet"/>
+      <w:lvlText w:val=""/>
+      <w:lvlJc w:val="left"/>
+      <w:pPr>
+        <w:ind w:left="2520" w:hanging="360"/>
+      </w:pPr>
+      <w:rPr>
+        <w:rFonts w:ascii="Symbol" w:hAnsi="Symbol" w:hint="default"/>
+      </w:rPr>
+    </w:lvl>
+    <w:lvl w:ilvl="4" w:tplc="240A0003" w:tentative="1">
+      <w:start w:val="1"/>
+      <w:numFmt w:val="bullet"/>
+      <w:lvlText w:val="o"/>
+      <w:lvlJc w:val="left"/>
+      <w:pPr>
+        <w:ind w:left="3240" w:hanging="360"/>
+      </w:pPr>
+      <w:rPr>
+        <w:rFonts w:ascii="Courier New" w:hAnsi="Courier New" w:cs="Courier New" w:hint="default"/>
+      </w:rPr>
+    </w:lvl>
+    <w:lvl w:ilvl="5" w:tplc="240A0005" w:tentative="1">
+      <w:start w:val="1"/>
+      <w:numFmt w:val="bullet"/>
+      <w:lvlText w:val=""/>
+      <w:lvlJc w:val="left"/>
+      <w:pPr>
+        <w:ind w:left="3960" w:hanging="360"/>
+      </w:pPr>
+      <w:rPr>
+        <w:rFonts w:ascii="Wingdings" w:hAnsi="Wingdings" w:hint="default"/>
+      </w:rPr>
+    </w:lvl>
+    <w:lvl w:ilvl="6" w:tplc="240A0001" w:tentative="1">
+      <w:start w:val="1"/>
+      <w:numFmt w:val="bullet"/>
+      <w:lvlText w:val=""/>
+      <w:lvlJc w:val="left"/>
+      <w:pPr>
+        <w:ind w:left="4680" w:hanging="360"/>
+      </w:pPr>
+      <w:rPr>
+        <w:rFonts w:ascii="Symbol" w:hAnsi="Symbol" w:hint="default"/>
+      </w:rPr>
+    </w:lvl>
+    <w:lvl w:ilvl="7" w:tplc="240A0003" w:tentative="1">
+      <w:start w:val="1"/>
+      <w:numFmt w:val="bullet"/>
+      <w:lvlText w:val="o"/>
+      <w:lvlJc w:val="left"/>
+      <w:pPr>
+        <w:ind w:left="5400" w:hanging="360"/>
+      </w:pPr>
+      <w:rPr>
+        <w:rFonts w:ascii="Courier New" w:hAnsi="Courier New" w:cs="Courier New" w:hint="default"/>
+      </w:rPr>
+    </w:lvl>
+    <w:lvl w:ilvl="8" w:tplc="240A0005" w:tentative="1">
+      <w:start w:val="1"/>
+      <w:numFmt w:val="bullet"/>
+      <w:lvlText w:val=""/>
+      <w:lvlJc w:val="left"/>
+      <w:pPr>
+        <w:ind w:left="6120" w:hanging="360"/>
+      </w:pPr>
+      <w:rPr>
+        <w:rFonts w:ascii="Wingdings" w:hAnsi="Wingdings" w:hint="default"/>
+      </w:rPr>
+    </w:lvl>
+  </w:abstractNum>
+  <w:abstractNum w:abstractNumId="4" w15:restartNumberingAfterBreak="0">
     <w:nsid w:val="31FF315D"/>
     <w:multiLevelType w:val="multilevel"/>
     <w:tmpl w:val="F10ACB92"/>
@@ -5590,7 +7732,120 @@
       </w:pPr>
     </w:lvl>
   </w:abstractNum>
-  <w:abstractNum w:abstractNumId="2" w15:restartNumberingAfterBreak="0">
+  <w:abstractNum w:abstractNumId="5" w15:restartNumberingAfterBreak="0">
+    <w:nsid w:val="33051647"/>
+    <w:multiLevelType w:val="multilevel"/>
+    <w:tmpl w:val="9B62854E"/>
+    <w:lvl w:ilvl="0">
+      <w:start w:val="3"/>
+      <w:numFmt w:val="decimal"/>
+      <w:lvlText w:val="%1."/>
+      <w:lvlJc w:val="left"/>
+      <w:pPr>
+        <w:ind w:left="400" w:hanging="400"/>
+      </w:pPr>
+      <w:rPr>
+        <w:rFonts w:hint="default"/>
+      </w:rPr>
+    </w:lvl>
+    <w:lvl w:ilvl="1">
+      <w:start w:val="1"/>
+      <w:numFmt w:val="decimal"/>
+      <w:lvlText w:val="%1.%2."/>
+      <w:lvlJc w:val="left"/>
+      <w:pPr>
+        <w:ind w:left="1080" w:hanging="720"/>
+      </w:pPr>
+      <w:rPr>
+        <w:rFonts w:hint="default"/>
+      </w:rPr>
+    </w:lvl>
+    <w:lvl w:ilvl="2">
+      <w:start w:val="1"/>
+      <w:numFmt w:val="decimal"/>
+      <w:lvlText w:val="%1.%2.%3."/>
+      <w:lvlJc w:val="left"/>
+      <w:pPr>
+        <w:ind w:left="1440" w:hanging="720"/>
+      </w:pPr>
+      <w:rPr>
+        <w:rFonts w:hint="default"/>
+      </w:rPr>
+    </w:lvl>
+    <w:lvl w:ilvl="3">
+      <w:start w:val="1"/>
+      <w:numFmt w:val="decimal"/>
+      <w:lvlText w:val="%1.%2.%3.%4."/>
+      <w:lvlJc w:val="left"/>
+      <w:pPr>
+        <w:ind w:left="2160" w:hanging="1080"/>
+      </w:pPr>
+      <w:rPr>
+        <w:rFonts w:hint="default"/>
+      </w:rPr>
+    </w:lvl>
+    <w:lvl w:ilvl="4">
+      <w:start w:val="1"/>
+      <w:numFmt w:val="decimal"/>
+      <w:lvlText w:val="%1.%2.%3.%4.%5."/>
+      <w:lvlJc w:val="left"/>
+      <w:pPr>
+        <w:ind w:left="2520" w:hanging="1080"/>
+      </w:pPr>
+      <w:rPr>
+        <w:rFonts w:hint="default"/>
+      </w:rPr>
+    </w:lvl>
+    <w:lvl w:ilvl="5">
+      <w:start w:val="1"/>
+      <w:numFmt w:val="decimal"/>
+      <w:lvlText w:val="%1.%2.%3.%4.%5.%6."/>
+      <w:lvlJc w:val="left"/>
+      <w:pPr>
+        <w:ind w:left="3240" w:hanging="1440"/>
+      </w:pPr>
+      <w:rPr>
+        <w:rFonts w:hint="default"/>
+      </w:rPr>
+    </w:lvl>
+    <w:lvl w:ilvl="6">
+      <w:start w:val="1"/>
+      <w:numFmt w:val="decimal"/>
+      <w:lvlText w:val="%1.%2.%3.%4.%5.%6.%7."/>
+      <w:lvlJc w:val="left"/>
+      <w:pPr>
+        <w:ind w:left="3600" w:hanging="1440"/>
+      </w:pPr>
+      <w:rPr>
+        <w:rFonts w:hint="default"/>
+      </w:rPr>
+    </w:lvl>
+    <w:lvl w:ilvl="7">
+      <w:start w:val="1"/>
+      <w:numFmt w:val="decimal"/>
+      <w:lvlText w:val="%1.%2.%3.%4.%5.%6.%7.%8."/>
+      <w:lvlJc w:val="left"/>
+      <w:pPr>
+        <w:ind w:left="4320" w:hanging="1800"/>
+      </w:pPr>
+      <w:rPr>
+        <w:rFonts w:hint="default"/>
+      </w:rPr>
+    </w:lvl>
+    <w:lvl w:ilvl="8">
+      <w:start w:val="1"/>
+      <w:numFmt w:val="decimal"/>
+      <w:lvlText w:val="%1.%2.%3.%4.%5.%6.%7.%8.%9."/>
+      <w:lvlJc w:val="left"/>
+      <w:pPr>
+        <w:ind w:left="4680" w:hanging="1800"/>
+      </w:pPr>
+      <w:rPr>
+        <w:rFonts w:hint="default"/>
+      </w:rPr>
+    </w:lvl>
+  </w:abstractNum>
+  <w:abstractNum w:abstractNumId="6" w15:restartNumberingAfterBreak="0">
     <w:nsid w:val="3A214DCC"/>
     <w:multiLevelType w:val="multilevel"/>
     <w:tmpl w:val="B0F09A0E"/>
@@ -5711,7 +7966,120 @@
       </w:rPr>
     </w:lvl>
   </w:abstractNum>
-  <w:abstractNum w:abstractNumId="3" w15:restartNumberingAfterBreak="0">
+  <w:abstractNum w:abstractNumId="7" w15:restartNumberingAfterBreak="0">
+    <w:nsid w:val="3A4C4349"/>
+    <w:multiLevelType w:val="multilevel"/>
+    <w:tmpl w:val="9B62854E"/>
+    <w:lvl w:ilvl="0">
+      <w:start w:val="3"/>
+      <w:numFmt w:val="decimal"/>
+      <w:lvlText w:val="%1."/>
+      <w:lvlJc w:val="left"/>
+      <w:pPr>
+        <w:ind w:left="400" w:hanging="400"/>
+      </w:pPr>
+      <w:rPr>
+        <w:rFonts w:hint="default"/>
+      </w:rPr>
+    </w:lvl>
+    <w:lvl w:ilvl="1">
+      <w:start w:val="1"/>
+      <w:numFmt w:val="decimal"/>
+      <w:lvlText w:val="%1.%2."/>
+      <w:lvlJc w:val="left"/>
+      <w:pPr>
+        <w:ind w:left="1080" w:hanging="720"/>
+      </w:pPr>
+      <w:rPr>
+        <w:rFonts w:hint="default"/>
+      </w:rPr>
+    </w:lvl>
+    <w:lvl w:ilvl="2">
+      <w:start w:val="1"/>
+      <w:numFmt w:val="decimal"/>
+      <w:lvlText w:val="%1.%2.%3."/>
+      <w:lvlJc w:val="left"/>
+      <w:pPr>
+        <w:ind w:left="1440" w:hanging="720"/>
+      </w:pPr>
+      <w:rPr>
+        <w:rFonts w:hint="default"/>
+      </w:rPr>
+    </w:lvl>
+    <w:lvl w:ilvl="3">
+      <w:start w:val="1"/>
+      <w:numFmt w:val="decimal"/>
+      <w:lvlText w:val="%1.%2.%3.%4."/>
+      <w:lvlJc w:val="left"/>
+      <w:pPr>
+        <w:ind w:left="2160" w:hanging="1080"/>
+      </w:pPr>
+      <w:rPr>
+        <w:rFonts w:hint="default"/>
+      </w:rPr>
+    </w:lvl>
+    <w:lvl w:ilvl="4">
+      <w:start w:val="1"/>
+      <w:numFmt w:val="decimal"/>
+      <w:lvlText w:val="%1.%2.%3.%4.%5."/>
+      <w:lvlJc w:val="left"/>
+      <w:pPr>
+        <w:ind w:left="2520" w:hanging="1080"/>
+      </w:pPr>
+      <w:rPr>
+        <w:rFonts w:hint="default"/>
+      </w:rPr>
+    </w:lvl>
+    <w:lvl w:ilvl="5">
+      <w:start w:val="1"/>
+      <w:numFmt w:val="decimal"/>
+      <w:lvlText w:val="%1.%2.%3.%4.%5.%6."/>
+      <w:lvlJc w:val="left"/>
+      <w:pPr>
+        <w:ind w:left="3240" w:hanging="1440"/>
+      </w:pPr>
+      <w:rPr>
+        <w:rFonts w:hint="default"/>
+      </w:rPr>
+    </w:lvl>
+    <w:lvl w:ilvl="6">
+      <w:start w:val="1"/>
+      <w:numFmt w:val="decimal"/>
+      <w:lvlText w:val="%1.%2.%3.%4.%5.%6.%7."/>
+      <w:lvlJc w:val="left"/>
+      <w:pPr>
+        <w:ind w:left="3600" w:hanging="1440"/>
+      </w:pPr>
+      <w:rPr>
+        <w:rFonts w:hint="default"/>
+      </w:rPr>
+    </w:lvl>
+    <w:lvl w:ilvl="7">
+      <w:start w:val="1"/>
+      <w:numFmt w:val="decimal"/>
+      <w:lvlText w:val="%1.%2.%3.%4.%5.%6.%7.%8."/>
+      <w:lvlJc w:val="left"/>
+      <w:pPr>
+        <w:ind w:left="4320" w:hanging="1800"/>
+      </w:pPr>
+      <w:rPr>
+        <w:rFonts w:hint="default"/>
+      </w:rPr>
+    </w:lvl>
+    <w:lvl w:ilvl="8">
+      <w:start w:val="1"/>
+      <w:numFmt w:val="decimal"/>
+      <w:lvlText w:val="%1.%2.%3.%4.%5.%6.%7.%8.%9."/>
+      <w:lvlJc w:val="left"/>
+      <w:pPr>
+        <w:ind w:left="4680" w:hanging="1800"/>
+      </w:pPr>
+      <w:rPr>
+        <w:rFonts w:hint="default"/>
+      </w:rPr>
+    </w:lvl>
+  </w:abstractNum>
+  <w:abstractNum w:abstractNumId="8" w15:restartNumberingAfterBreak="0">
     <w:nsid w:val="670C1629"/>
     <w:multiLevelType w:val="multilevel"/>
     <w:tmpl w:val="B0F09A0E"/>
@@ -5832,7 +8200,233 @@
       </w:rPr>
     </w:lvl>
   </w:abstractNum>
-  <w:abstractNum w:abstractNumId="4" w15:restartNumberingAfterBreak="0">
+  <w:abstractNum w:abstractNumId="9" w15:restartNumberingAfterBreak="0">
+    <w:nsid w:val="6ABD18B9"/>
+    <w:multiLevelType w:val="multilevel"/>
+    <w:tmpl w:val="9B62854E"/>
+    <w:lvl w:ilvl="0">
+      <w:start w:val="3"/>
+      <w:numFmt w:val="decimal"/>
+      <w:lvlText w:val="%1."/>
+      <w:lvlJc w:val="left"/>
+      <w:pPr>
+        <w:ind w:left="400" w:hanging="400"/>
+      </w:pPr>
+      <w:rPr>
+        <w:rFonts w:hint="default"/>
+      </w:rPr>
+    </w:lvl>
+    <w:lvl w:ilvl="1">
+      <w:start w:val="1"/>
+      <w:numFmt w:val="decimal"/>
+      <w:lvlText w:val="%1.%2."/>
+      <w:lvlJc w:val="left"/>
+      <w:pPr>
+        <w:ind w:left="1080" w:hanging="720"/>
+      </w:pPr>
+      <w:rPr>
+        <w:rFonts w:hint="default"/>
+      </w:rPr>
+    </w:lvl>
+    <w:lvl w:ilvl="2">
+      <w:start w:val="1"/>
+      <w:numFmt w:val="decimal"/>
+      <w:lvlText w:val="%1.%2.%3."/>
+      <w:lvlJc w:val="left"/>
+      <w:pPr>
+        <w:ind w:left="1440" w:hanging="720"/>
+      </w:pPr>
+      <w:rPr>
+        <w:rFonts w:hint="default"/>
+      </w:rPr>
+    </w:lvl>
+    <w:lvl w:ilvl="3">
+      <w:start w:val="1"/>
+      <w:numFmt w:val="decimal"/>
+      <w:lvlText w:val="%1.%2.%3.%4."/>
+      <w:lvlJc w:val="left"/>
+      <w:pPr>
+        <w:ind w:left="2160" w:hanging="1080"/>
+      </w:pPr>
+      <w:rPr>
+        <w:rFonts w:hint="default"/>
+      </w:rPr>
+    </w:lvl>
+    <w:lvl w:ilvl="4">
+      <w:start w:val="1"/>
+      <w:numFmt w:val="decimal"/>
+      <w:lvlText w:val="%1.%2.%3.%4.%5."/>
+      <w:lvlJc w:val="left"/>
+      <w:pPr>
+        <w:ind w:left="2520" w:hanging="1080"/>
+      </w:pPr>
+      <w:rPr>
+        <w:rFonts w:hint="default"/>
+      </w:rPr>
+    </w:lvl>
+    <w:lvl w:ilvl="5">
+      <w:start w:val="1"/>
+      <w:numFmt w:val="decimal"/>
+      <w:lvlText w:val="%1.%2.%3.%4.%5.%6."/>
+      <w:lvlJc w:val="left"/>
+      <w:pPr>
+        <w:ind w:left="3240" w:hanging="1440"/>
+      </w:pPr>
+      <w:rPr>
+        <w:rFonts w:hint="default"/>
+      </w:rPr>
+    </w:lvl>
+    <w:lvl w:ilvl="6">
+      <w:start w:val="1"/>
+      <w:numFmt w:val="decimal"/>
+      <w:lvlText w:val="%1.%2.%3.%4.%5.%6.%7."/>
+      <w:lvlJc w:val="left"/>
+      <w:pPr>
+        <w:ind w:left="3600" w:hanging="1440"/>
+      </w:pPr>
+      <w:rPr>
+        <w:rFonts w:hint="default"/>
+      </w:rPr>
+    </w:lvl>
+    <w:lvl w:ilvl="7">
+      <w:start w:val="1"/>
+      <w:numFmt w:val="decimal"/>
+      <w:lvlText w:val="%1.%2.%3.%4.%5.%6.%7.%8."/>
+      <w:lvlJc w:val="left"/>
+      <w:pPr>
+        <w:ind w:left="4320" w:hanging="1800"/>
+      </w:pPr>
+      <w:rPr>
+        <w:rFonts w:hint="default"/>
+      </w:rPr>
+    </w:lvl>
+    <w:lvl w:ilvl="8">
+      <w:start w:val="1"/>
+      <w:numFmt w:val="decimal"/>
+      <w:lvlText w:val="%1.%2.%3.%4.%5.%6.%7.%8.%9."/>
+      <w:lvlJc w:val="left"/>
+      <w:pPr>
+        <w:ind w:left="4680" w:hanging="1800"/>
+      </w:pPr>
+      <w:rPr>
+        <w:rFonts w:hint="default"/>
+      </w:rPr>
+    </w:lvl>
+  </w:abstractNum>
+  <w:abstractNum w:abstractNumId="10" w15:restartNumberingAfterBreak="0">
+    <w:nsid w:val="714E7BBE"/>
+    <w:multiLevelType w:val="hybridMultilevel"/>
+    <w:tmpl w:val="11B6E1FC"/>
+    <w:lvl w:ilvl="0" w:tplc="240A0001">
+      <w:start w:val="1"/>
+      <w:numFmt w:val="bullet"/>
+      <w:lvlText w:val=""/>
+      <w:lvlJc w:val="left"/>
+      <w:pPr>
+        <w:ind w:left="360" w:hanging="360"/>
+      </w:pPr>
+      <w:rPr>
+        <w:rFonts w:ascii="Symbol" w:hAnsi="Symbol" w:hint="default"/>
+      </w:rPr>
+    </w:lvl>
+    <w:lvl w:ilvl="1" w:tplc="240A0003" w:tentative="1">
+      <w:start w:val="1"/>
+      <w:numFmt w:val="bullet"/>
+      <w:lvlText w:val="o"/>
+      <w:lvlJc w:val="left"/>
+      <w:pPr>
+        <w:ind w:left="1080" w:hanging="360"/>
+      </w:pPr>
+      <w:rPr>
+        <w:rFonts w:ascii="Courier New" w:hAnsi="Courier New" w:cs="Courier New" w:hint="default"/>
+      </w:rPr>
+    </w:lvl>
+    <w:lvl w:ilvl="2" w:tplc="240A0005" w:tentative="1">
+      <w:start w:val="1"/>
+      <w:numFmt w:val="bullet"/>
+      <w:lvlText w:val=""/>
+      <w:lvlJc w:val="left"/>
+      <w:pPr>
+        <w:ind w:left="1800" w:hanging="360"/>
+      </w:pPr>
+      <w:rPr>
+        <w:rFonts w:ascii="Wingdings" w:hAnsi="Wingdings" w:hint="default"/>
+      </w:rPr>
+    </w:lvl>
+    <w:lvl w:ilvl="3" w:tplc="240A0001" w:tentative="1">
+      <w:start w:val="1"/>
+      <w:numFmt w:val="bullet"/>
+      <w:lvlText w:val=""/>
+      <w:lvlJc w:val="left"/>
+      <w:pPr>
+        <w:ind w:left="2520" w:hanging="360"/>
+      </w:pPr>
+      <w:rPr>
+        <w:rFonts w:ascii="Symbol" w:hAnsi="Symbol" w:hint="default"/>
+      </w:rPr>
+    </w:lvl>
+    <w:lvl w:ilvl="4" w:tplc="240A0003" w:tentative="1">
+      <w:start w:val="1"/>
+      <w:numFmt w:val="bullet"/>
+      <w:lvlText w:val="o"/>
+      <w:lvlJc w:val="left"/>
+      <w:pPr>
+        <w:ind w:left="3240" w:hanging="360"/>
+      </w:pPr>
+      <w:rPr>
+        <w:rFonts w:ascii="Courier New" w:hAnsi="Courier New" w:cs="Courier New" w:hint="default"/>
+      </w:rPr>
+    </w:lvl>
+    <w:lvl w:ilvl="5" w:tplc="240A0005" w:tentative="1">
+      <w:start w:val="1"/>
+      <w:numFmt w:val="bullet"/>
+      <w:lvlText w:val=""/>
+      <w:lvlJc w:val="left"/>
+      <w:pPr>
+        <w:ind w:left="3960" w:hanging="360"/>
+      </w:pPr>
+      <w:rPr>
+        <w:rFonts w:ascii="Wingdings" w:hAnsi="Wingdings" w:hint="default"/>
+      </w:rPr>
+    </w:lvl>
+    <w:lvl w:ilvl="6" w:tplc="240A0001" w:tentative="1">
+      <w:start w:val="1"/>
+      <w:numFmt w:val="bullet"/>
+      <w:lvlText w:val=""/>
+      <w:lvlJc w:val="left"/>
+      <w:pPr>
+        <w:ind w:left="4680" w:hanging="360"/>
+      </w:pPr>
+      <w:rPr>
+        <w:rFonts w:ascii="Symbol" w:hAnsi="Symbol" w:hint="default"/>
+      </w:rPr>
+    </w:lvl>
+    <w:lvl w:ilvl="7" w:tplc="240A0003" w:tentative="1">
+      <w:start w:val="1"/>
+      <w:numFmt w:val="bullet"/>
+      <w:lvlText w:val="o"/>
+      <w:lvlJc w:val="left"/>
+      <w:pPr>
+        <w:ind w:left="5400" w:hanging="360"/>
+      </w:pPr>
+      <w:rPr>
+        <w:rFonts w:ascii="Courier New" w:hAnsi="Courier New" w:cs="Courier New" w:hint="default"/>
+      </w:rPr>
+    </w:lvl>
+    <w:lvl w:ilvl="8" w:tplc="240A0005" w:tentative="1">
+      <w:start w:val="1"/>
+      <w:numFmt w:val="bullet"/>
+      <w:lvlText w:val=""/>
+      <w:lvlJc w:val="left"/>
+      <w:pPr>
+        <w:ind w:left="6120" w:hanging="360"/>
+      </w:pPr>
+      <w:rPr>
+        <w:rFonts w:ascii="Wingdings" w:hAnsi="Wingdings" w:hint="default"/>
+      </w:rPr>
+    </w:lvl>
+  </w:abstractNum>
+  <w:abstractNum w:abstractNumId="11" w15:restartNumberingAfterBreak="0">
     <w:nsid w:val="7EF3030F"/>
     <w:multiLevelType w:val="multilevel"/>
     <w:tmpl w:val="B0F09A0E"/>
@@ -5954,19 +8548,40 @@
     </w:lvl>
   </w:abstractNum>
   <w:num w:numId="1" w16cid:durableId="958953745">
+    <w:abstractNumId w:val="1"/>
+  </w:num>
+  <w:num w:numId="2" w16cid:durableId="216359291">
+    <w:abstractNumId w:val="4"/>
+  </w:num>
+  <w:num w:numId="3" w16cid:durableId="877859866">
+    <w:abstractNumId w:val="11"/>
+  </w:num>
+  <w:num w:numId="4" w16cid:durableId="1155300415">
+    <w:abstractNumId w:val="8"/>
+  </w:num>
+  <w:num w:numId="5" w16cid:durableId="1641882106">
+    <w:abstractNumId w:val="6"/>
+  </w:num>
+  <w:num w:numId="6" w16cid:durableId="734477912">
     <w:abstractNumId w:val="0"/>
   </w:num>
-  <w:num w:numId="2" w16cid:durableId="216359291">
-    <w:abstractNumId w:val="1"/>
-  </w:num>
-  <w:num w:numId="3" w16cid:durableId="877859866">
-    <w:abstractNumId w:val="4"/>
-  </w:num>
-  <w:num w:numId="4" w16cid:durableId="1155300415">
+  <w:num w:numId="7" w16cid:durableId="1609311084">
     <w:abstractNumId w:val="3"/>
   </w:num>
-  <w:num w:numId="5" w16cid:durableId="1641882106">
+  <w:num w:numId="8" w16cid:durableId="804926947">
+    <w:abstractNumId w:val="10"/>
+  </w:num>
+  <w:num w:numId="9" w16cid:durableId="839469581">
+    <w:abstractNumId w:val="5"/>
+  </w:num>
+  <w:num w:numId="10" w16cid:durableId="2105370517">
     <w:abstractNumId w:val="2"/>
+  </w:num>
+  <w:num w:numId="11" w16cid:durableId="384523818">
+    <w:abstractNumId w:val="7"/>
+  </w:num>
+  <w:num w:numId="12" w16cid:durableId="924609459">
+    <w:abstractNumId w:val="9"/>
   </w:num>
 </w:numbering>
 </file>
@@ -6965,6 +9580,72 @@
     <w:uiPriority w:val="99"/>
     <w:rsid w:val="00C17B3E"/>
   </w:style>
+  <w:style w:type="character" w:styleId="Refdecomentario">
+    <w:name w:val="annotation reference"/>
+    <w:basedOn w:val="Fuentedeprrafopredeter"/>
+    <w:uiPriority w:val="99"/>
+    <w:semiHidden/>
+    <w:unhideWhenUsed/>
+    <w:rsid w:val="00DF2E16"/>
+    <w:rPr>
+      <w:sz w:val="16"/>
+      <w:szCs w:val="16"/>
+    </w:rPr>
+  </w:style>
+  <w:style w:type="paragraph" w:styleId="Textocomentario">
+    <w:name w:val="annotation text"/>
+    <w:basedOn w:val="Normal"/>
+    <w:link w:val="TextocomentarioCar"/>
+    <w:uiPriority w:val="99"/>
+    <w:unhideWhenUsed/>
+    <w:rsid w:val="00DF2E16"/>
+    <w:pPr>
+      <w:spacing w:line="240" w:lineRule="auto"/>
+    </w:pPr>
+    <w:rPr>
+      <w:sz w:val="20"/>
+      <w:szCs w:val="20"/>
+    </w:rPr>
+  </w:style>
+  <w:style w:type="character" w:customStyle="1" w:styleId="TextocomentarioCar">
+    <w:name w:val="Texto comentario Car"/>
+    <w:basedOn w:val="Fuentedeprrafopredeter"/>
+    <w:link w:val="Textocomentario"/>
+    <w:uiPriority w:val="99"/>
+    <w:rsid w:val="00DF2E16"/>
+    <w:rPr>
+      <w:sz w:val="20"/>
+      <w:szCs w:val="20"/>
+    </w:rPr>
+  </w:style>
+  <w:style w:type="paragraph" w:styleId="Asuntodelcomentario">
+    <w:name w:val="annotation subject"/>
+    <w:basedOn w:val="Textocomentario"/>
+    <w:next w:val="Textocomentario"/>
+    <w:link w:val="AsuntodelcomentarioCar"/>
+    <w:uiPriority w:val="99"/>
+    <w:semiHidden/>
+    <w:unhideWhenUsed/>
+    <w:rsid w:val="00DF2E16"/>
+    <w:rPr>
+      <w:b/>
+      <w:bCs/>
+    </w:rPr>
+  </w:style>
+  <w:style w:type="character" w:customStyle="1" w:styleId="AsuntodelcomentarioCar">
+    <w:name w:val="Asunto del comentario Car"/>
+    <w:basedOn w:val="TextocomentarioCar"/>
+    <w:link w:val="Asuntodelcomentario"/>
+    <w:uiPriority w:val="99"/>
+    <w:semiHidden/>
+    <w:rsid w:val="00DF2E16"/>
+    <w:rPr>
+      <w:b/>
+      <w:bCs/>
+      <w:sz w:val="20"/>
+      <w:szCs w:val="20"/>
+    </w:rPr>
+  </w:style>
 </w:styles>
 </file>
 
@@ -7281,4 +9962,297 @@
     </a:ext>
   </a:extLst>
 </a:theme>
+</file>
+
+<file path=customXml/item1.xml><?xml version="1.0" encoding="utf-8"?>
+<ct:contentTypeSchema xmlns:ct="http://schemas.microsoft.com/office/2006/metadata/contentType" xmlns:ma="http://schemas.microsoft.com/office/2006/metadata/properties/metaAttributes" ct:_="" ma:_="" ma:contentTypeName="Documento" ma:contentTypeID="0x010100768DAC1AD940BD4E95A4D40C6C41D4BC" ma:contentTypeVersion="14" ma:contentTypeDescription="Crear nuevo documento." ma:contentTypeScope="" ma:versionID="4caf8888feb2af327696d7825c93e00c">
+  <xsd:schema xmlns:xsd="http://www.w3.org/2001/XMLSchema" xmlns:xs="http://www.w3.org/2001/XMLSchema" xmlns:p="http://schemas.microsoft.com/office/2006/metadata/properties" xmlns:ns3="c00592bb-d6db-4c45-a7f4-7f8c677b85ee" xmlns:ns4="5cdebb82-32c3-490a-81f2-dcb8502ef570" targetNamespace="http://schemas.microsoft.com/office/2006/metadata/properties" ma:root="true" ma:fieldsID="41f77744a5f031ffdeb2344cff826688" ns3:_="" ns4:_="">
+    <xsd:import namespace="c00592bb-d6db-4c45-a7f4-7f8c677b85ee"/>
+    <xsd:import namespace="5cdebb82-32c3-490a-81f2-dcb8502ef570"/>
+    <xsd:element name="properties">
+      <xsd:complexType>
+        <xsd:sequence>
+          <xsd:element name="documentManagement">
+            <xsd:complexType>
+              <xsd:all>
+                <xsd:element ref="ns3:SharedWithUsers" minOccurs="0"/>
+                <xsd:element ref="ns3:SharedWithDetails" minOccurs="0"/>
+                <xsd:element ref="ns3:SharingHintHash" minOccurs="0"/>
+                <xsd:element ref="ns4:MediaServiceMetadata" minOccurs="0"/>
+                <xsd:element ref="ns4:MediaServiceFastMetadata" minOccurs="0"/>
+                <xsd:element ref="ns4:MediaServiceDateTaken" minOccurs="0"/>
+                <xsd:element ref="ns4:MediaLengthInSeconds" minOccurs="0"/>
+                <xsd:element ref="ns4:_activity" minOccurs="0"/>
+                <xsd:element ref="ns4:MediaServiceSearchProperties" minOccurs="0"/>
+                <xsd:element ref="ns4:MediaServiceObjectDetectorVersions" minOccurs="0"/>
+                <xsd:element ref="ns4:MediaServiceSystemTags" minOccurs="0"/>
+                <xsd:element ref="ns4:MediaServiceGenerationTime" minOccurs="0"/>
+                <xsd:element ref="ns4:MediaServiceEventHashCode" minOccurs="0"/>
+                <xsd:element ref="ns4:MediaServiceOCR" minOccurs="0"/>
+              </xsd:all>
+            </xsd:complexType>
+          </xsd:element>
+        </xsd:sequence>
+      </xsd:complexType>
+    </xsd:element>
+  </xsd:schema>
+  <xsd:schema xmlns:xsd="http://www.w3.org/2001/XMLSchema" xmlns:xs="http://www.w3.org/2001/XMLSchema" xmlns:dms="http://schemas.microsoft.com/office/2006/documentManagement/types" xmlns:pc="http://schemas.microsoft.com/office/infopath/2007/PartnerControls" targetNamespace="c00592bb-d6db-4c45-a7f4-7f8c677b85ee" elementFormDefault="qualified">
+    <xsd:import namespace="http://schemas.microsoft.com/office/2006/documentManagement/types"/>
+    <xsd:import namespace="http://schemas.microsoft.com/office/infopath/2007/PartnerControls"/>
+    <xsd:element name="SharedWithUsers" ma:index="8" nillable="true" ma:displayName="Compartido con" ma:internalName="SharedWithUsers" ma:readOnly="true">
+      <xsd:complexType>
+        <xsd:complexContent>
+          <xsd:extension base="dms:UserMulti">
+            <xsd:sequence>
+              <xsd:element name="UserInfo" minOccurs="0" maxOccurs="unbounded">
+                <xsd:complexType>
+                  <xsd:sequence>
+                    <xsd:element name="DisplayName" type="xsd:string" minOccurs="0"/>
+                    <xsd:element name="AccountId" type="dms:UserId" minOccurs="0" nillable="true"/>
+                    <xsd:element name="AccountType" type="xsd:string" minOccurs="0"/>
+                  </xsd:sequence>
+                </xsd:complexType>
+              </xsd:element>
+            </xsd:sequence>
+          </xsd:extension>
+        </xsd:complexContent>
+      </xsd:complexType>
+    </xsd:element>
+    <xsd:element name="SharedWithDetails" ma:index="9" nillable="true" ma:displayName="Detalles de uso compartido" ma:internalName="SharedWithDetails" ma:readOnly="true">
+      <xsd:simpleType>
+        <xsd:restriction base="dms:Note">
+          <xsd:maxLength value="255"/>
+        </xsd:restriction>
+      </xsd:simpleType>
+    </xsd:element>
+    <xsd:element name="SharingHintHash" ma:index="10" nillable="true" ma:displayName="Hash de la sugerencia para compartir" ma:hidden="true" ma:internalName="SharingHintHash" ma:readOnly="true">
+      <xsd:simpleType>
+        <xsd:restriction base="dms:Text"/>
+      </xsd:simpleType>
+    </xsd:element>
+  </xsd:schema>
+  <xsd:schema xmlns:xsd="http://www.w3.org/2001/XMLSchema" xmlns:xs="http://www.w3.org/2001/XMLSchema" xmlns:dms="http://schemas.microsoft.com/office/2006/documentManagement/types" xmlns:pc="http://schemas.microsoft.com/office/infopath/2007/PartnerControls" targetNamespace="5cdebb82-32c3-490a-81f2-dcb8502ef570" elementFormDefault="qualified">
+    <xsd:import namespace="http://schemas.microsoft.com/office/2006/documentManagement/types"/>
+    <xsd:import namespace="http://schemas.microsoft.com/office/infopath/2007/PartnerControls"/>
+    <xsd:element name="MediaServiceMetadata" ma:index="11" nillable="true" ma:displayName="MediaServiceMetadata" ma:hidden="true" ma:internalName="MediaServiceMetadata" ma:readOnly="true">
+      <xsd:simpleType>
+        <xsd:restriction base="dms:Note"/>
+      </xsd:simpleType>
+    </xsd:element>
+    <xsd:element name="MediaServiceFastMetadata" ma:index="12" nillable="true" ma:displayName="MediaServiceFastMetadata" ma:hidden="true" ma:internalName="MediaServiceFastMetadata" ma:readOnly="true">
+      <xsd:simpleType>
+        <xsd:restriction base="dms:Note"/>
+      </xsd:simpleType>
+    </xsd:element>
+    <xsd:element name="MediaServiceDateTaken" ma:index="13" nillable="true" ma:displayName="MediaServiceDateTaken" ma:description="" ma:hidden="true" ma:indexed="true" ma:internalName="MediaServiceDateTaken" ma:readOnly="true">
+      <xsd:simpleType>
+        <xsd:restriction base="dms:Text"/>
+      </xsd:simpleType>
+    </xsd:element>
+    <xsd:element name="MediaLengthInSeconds" ma:index="14" nillable="true" ma:displayName="MediaLengthInSeconds" ma:hidden="true" ma:internalName="MediaLengthInSeconds" ma:readOnly="true">
+      <xsd:simpleType>
+        <xsd:restriction base="dms:Unknown"/>
+      </xsd:simpleType>
+    </xsd:element>
+    <xsd:element name="_activity" ma:index="15" nillable="true" ma:displayName="_activity" ma:hidden="true" ma:internalName="_activity">
+      <xsd:simpleType>
+        <xsd:restriction base="dms:Note"/>
+      </xsd:simpleType>
+    </xsd:element>
+    <xsd:element name="MediaServiceSearchProperties" ma:index="16" nillable="true" ma:displayName="MediaServiceSearchProperties" ma:hidden="true" ma:internalName="MediaServiceSearchProperties" ma:readOnly="true">
+      <xsd:simpleType>
+        <xsd:restriction base="dms:Note"/>
+      </xsd:simpleType>
+    </xsd:element>
+    <xsd:element name="MediaServiceObjectDetectorVersions" ma:index="17" nillable="true" ma:displayName="MediaServiceObjectDetectorVersions" ma:hidden="true" ma:indexed="true" ma:internalName="MediaServiceObjectDetectorVersions" ma:readOnly="true">
+      <xsd:simpleType>
+        <xsd:restriction base="dms:Text"/>
+      </xsd:simpleType>
+    </xsd:element>
+    <xsd:element name="MediaServiceSystemTags" ma:index="18" nillable="true" ma:displayName="MediaServiceSystemTags" ma:hidden="true" ma:internalName="MediaServiceSystemTags" ma:readOnly="true">
+      <xsd:simpleType>
+        <xsd:restriction base="dms:Note"/>
+      </xsd:simpleType>
+    </xsd:element>
+    <xsd:element name="MediaServiceGenerationTime" ma:index="19" nillable="true" ma:displayName="MediaServiceGenerationTime" ma:hidden="true" ma:internalName="MediaServiceGenerationTime" ma:readOnly="true">
+      <xsd:simpleType>
+        <xsd:restriction base="dms:Text"/>
+      </xsd:simpleType>
+    </xsd:element>
+    <xsd:element name="MediaServiceEventHashCode" ma:index="20" nillable="true" ma:displayName="MediaServiceEventHashCode" ma:hidden="true" ma:internalName="MediaServiceEventHashCode" ma:readOnly="true">
+      <xsd:simpleType>
+        <xsd:restriction base="dms:Text"/>
+      </xsd:simpleType>
+    </xsd:element>
+    <xsd:element name="MediaServiceOCR" ma:index="21" nillable="true" ma:displayName="Extracted Text" ma:internalName="MediaServiceOCR" ma:readOnly="true">
+      <xsd:simpleType>
+        <xsd:restriction base="dms:Note">
+          <xsd:maxLength value="255"/>
+        </xsd:restriction>
+      </xsd:simpleType>
+    </xsd:element>
+  </xsd:schema>
+  <xsd:schema xmlns="http://schemas.openxmlformats.org/package/2006/metadata/core-properties" xmlns:xsd="http://www.w3.org/2001/XMLSchema" xmlns:xsi="http://www.w3.org/2001/XMLSchema-instance" xmlns:dc="http://purl.org/dc/elements/1.1/" xmlns:dcterms="http://purl.org/dc/terms/" xmlns:odoc="http://schemas.microsoft.com/internal/obd" targetNamespace="http://schemas.openxmlformats.org/package/2006/metadata/core-properties" elementFormDefault="qualified" attributeFormDefault="unqualified" blockDefault="#all">
+    <xsd:import namespace="http://purl.org/dc/elements/1.1/" schemaLocation="http://dublincore.org/schemas/xmls/qdc/2003/04/02/dc.xsd"/>
+    <xsd:import namespace="http://purl.org/dc/terms/" schemaLocation="http://dublincore.org/schemas/xmls/qdc/2003/04/02/dcterms.xsd"/>
+    <xsd:element name="coreProperties" type="CT_coreProperties"/>
+    <xsd:complexType name="CT_coreProperties">
+      <xsd:all>
+        <xsd:element ref="dc:creator" minOccurs="0" maxOccurs="1"/>
+        <xsd:element ref="dcterms:created" minOccurs="0" maxOccurs="1"/>
+        <xsd:element ref="dc:identifier" minOccurs="0" maxOccurs="1"/>
+        <xsd:element name="contentType" minOccurs="0" maxOccurs="1" type="xsd:string" ma:index="0" ma:displayName="Tipo de contenido"/>
+        <xsd:element ref="dc:title" minOccurs="0" maxOccurs="1" ma:index="4" ma:displayName="Título"/>
+        <xsd:element ref="dc:subject" minOccurs="0" maxOccurs="1"/>
+        <xsd:element ref="dc:description" minOccurs="0" maxOccurs="1"/>
+        <xsd:element name="keywords" minOccurs="0" maxOccurs="1" type="xsd:string"/>
+        <xsd:element ref="dc:language" minOccurs="0" maxOccurs="1"/>
+        <xsd:element name="category" minOccurs="0" maxOccurs="1" type="xsd:string"/>
+        <xsd:element name="version" minOccurs="0" maxOccurs="1" type="xsd:string"/>
+        <xsd:element name="revision" minOccurs="0" maxOccurs="1" type="xsd:string">
+          <xsd:annotation>
+            <xsd:documentation>
+                        This value indicates the number of saves or revisions. The application is responsible for updating this value after each revision.
+                    </xsd:documentation>
+          </xsd:annotation>
+        </xsd:element>
+        <xsd:element name="lastModifiedBy" minOccurs="0" maxOccurs="1" type="xsd:string"/>
+        <xsd:element ref="dcterms:modified" minOccurs="0" maxOccurs="1"/>
+        <xsd:element name="contentStatus" minOccurs="0" maxOccurs="1" type="xsd:string"/>
+      </xsd:all>
+    </xsd:complexType>
+  </xsd:schema>
+  <xs:schema xmlns:pc="http://schemas.microsoft.com/office/infopath/2007/PartnerControls" xmlns:xs="http://www.w3.org/2001/XMLSchema" targetNamespace="http://schemas.microsoft.com/office/infopath/2007/PartnerControls" elementFormDefault="qualified" attributeFormDefault="unqualified">
+    <xs:element name="Person">
+      <xs:complexType>
+        <xs:sequence>
+          <xs:element ref="pc:DisplayName" minOccurs="0"/>
+          <xs:element ref="pc:AccountId" minOccurs="0"/>
+          <xs:element ref="pc:AccountType" minOccurs="0"/>
+        </xs:sequence>
+      </xs:complexType>
+    </xs:element>
+    <xs:element name="DisplayName" type="xs:string"/>
+    <xs:element name="AccountId" type="xs:string"/>
+    <xs:element name="AccountType" type="xs:string"/>
+    <xs:element name="BDCAssociatedEntity">
+      <xs:complexType>
+        <xs:sequence>
+          <xs:element ref="pc:BDCEntity" minOccurs="0" maxOccurs="unbounded"/>
+        </xs:sequence>
+        <xs:attribute ref="pc:EntityNamespace"/>
+        <xs:attribute ref="pc:EntityName"/>
+        <xs:attribute ref="pc:SystemInstanceName"/>
+        <xs:attribute ref="pc:AssociationName"/>
+      </xs:complexType>
+    </xs:element>
+    <xs:attribute name="EntityNamespace" type="xs:string"/>
+    <xs:attribute name="EntityName" type="xs:string"/>
+    <xs:attribute name="SystemInstanceName" type="xs:string"/>
+    <xs:attribute name="AssociationName" type="xs:string"/>
+    <xs:element name="BDCEntity">
+      <xs:complexType>
+        <xs:sequence>
+          <xs:element ref="pc:EntityDisplayName" minOccurs="0"/>
+          <xs:element ref="pc:EntityInstanceReference" minOccurs="0"/>
+          <xs:element ref="pc:EntityId1" minOccurs="0"/>
+          <xs:element ref="pc:EntityId2" minOccurs="0"/>
+          <xs:element ref="pc:EntityId3" minOccurs="0"/>
+          <xs:element ref="pc:EntityId4" minOccurs="0"/>
+          <xs:element ref="pc:EntityId5" minOccurs="0"/>
+        </xs:sequence>
+      </xs:complexType>
+    </xs:element>
+    <xs:element name="EntityDisplayName" type="xs:string"/>
+    <xs:element name="EntityInstanceReference" type="xs:string"/>
+    <xs:element name="EntityId1" type="xs:string"/>
+    <xs:element name="EntityId2" type="xs:string"/>
+    <xs:element name="EntityId3" type="xs:string"/>
+    <xs:element name="EntityId4" type="xs:string"/>
+    <xs:element name="EntityId5" type="xs:string"/>
+    <xs:element name="Terms">
+      <xs:complexType>
+        <xs:sequence>
+          <xs:element ref="pc:TermInfo" minOccurs="0" maxOccurs="unbounded"/>
+        </xs:sequence>
+      </xs:complexType>
+    </xs:element>
+    <xs:element name="TermInfo">
+      <xs:complexType>
+        <xs:sequence>
+          <xs:element ref="pc:TermName" minOccurs="0"/>
+          <xs:element ref="pc:TermId" minOccurs="0"/>
+        </xs:sequence>
+      </xs:complexType>
+    </xs:element>
+    <xs:element name="TermName" type="xs:string"/>
+    <xs:element name="TermId" type="xs:string"/>
+  </xs:schema>
+</ct:contentTypeSchema>
+</file>
+
+<file path=customXml/item2.xml><?xml version="1.0" encoding="utf-8"?>
+<?mso-contentType ?>
+<FormTemplates xmlns="http://schemas.microsoft.com/sharepoint/v3/contenttype/forms">
+  <Display>DocumentLibraryForm</Display>
+  <Edit>DocumentLibraryForm</Edit>
+  <New>DocumentLibraryForm</New>
+</FormTemplates>
+</file>
+
+<file path=customXml/item3.xml><?xml version="1.0" encoding="utf-8"?>
+<p:properties xmlns:p="http://schemas.microsoft.com/office/2006/metadata/properties" xmlns:xsi="http://www.w3.org/2001/XMLSchema-instance" xmlns:pc="http://schemas.microsoft.com/office/infopath/2007/PartnerControls">
+  <documentManagement>
+    <_activity xmlns="5cdebb82-32c3-490a-81f2-dcb8502ef570" xsi:nil="true"/>
+  </documentManagement>
+</p:properties>
+</file>
+
+<file path=customXml/item4.xml><?xml version="1.0" encoding="utf-8"?>
+<b:Sources xmlns:b="http://schemas.openxmlformats.org/officeDocument/2006/bibliography" xmlns="http://schemas.openxmlformats.org/officeDocument/2006/bibliography" SelectedStyle="\APASixthEditionOfficeOnline.xsl" StyleName="APA" Version="6"/>
+</file>
+
+<file path=customXml/itemProps1.xml><?xml version="1.0" encoding="utf-8"?>
+<ds:datastoreItem xmlns:ds="http://schemas.openxmlformats.org/officeDocument/2006/customXml" ds:itemID="{E7C02CF1-7228-41BA-A1A2-C00AF110A6D1}">
+  <ds:schemaRefs>
+    <ds:schemaRef ds:uri="http://schemas.microsoft.com/office/2006/metadata/contentType"/>
+    <ds:schemaRef ds:uri="http://schemas.microsoft.com/office/2006/metadata/properties/metaAttributes"/>
+    <ds:schemaRef ds:uri="http://www.w3.org/2001/XMLSchema"/>
+    <ds:schemaRef ds:uri="http://schemas.microsoft.com/office/2006/metadata/properties"/>
+    <ds:schemaRef ds:uri="c00592bb-d6db-4c45-a7f4-7f8c677b85ee"/>
+    <ds:schemaRef ds:uri="5cdebb82-32c3-490a-81f2-dcb8502ef570"/>
+    <ds:schemaRef ds:uri="http://schemas.microsoft.com/office/2006/documentManagement/types"/>
+    <ds:schemaRef ds:uri="http://schemas.microsoft.com/office/infopath/2007/PartnerControls"/>
+    <ds:schemaRef ds:uri="http://schemas.openxmlformats.org/package/2006/metadata/core-properties"/>
+    <ds:schemaRef ds:uri="http://purl.org/dc/elements/1.1/"/>
+    <ds:schemaRef ds:uri="http://purl.org/dc/terms/"/>
+    <ds:schemaRef ds:uri="http://schemas.microsoft.com/internal/obd"/>
+  </ds:schemaRefs>
+</ds:datastoreItem>
+</file>
+
+<file path=customXml/itemProps2.xml><?xml version="1.0" encoding="utf-8"?>
+<ds:datastoreItem xmlns:ds="http://schemas.openxmlformats.org/officeDocument/2006/customXml" ds:itemID="{D7D84234-BA74-41D1-9B23-F9F7EEB21525}">
+  <ds:schemaRefs>
+    <ds:schemaRef ds:uri="http://schemas.microsoft.com/sharepoint/v3/contenttype/forms"/>
+  </ds:schemaRefs>
+</ds:datastoreItem>
+</file>
+
+<file path=customXml/itemProps3.xml><?xml version="1.0" encoding="utf-8"?>
+<ds:datastoreItem xmlns:ds="http://schemas.openxmlformats.org/officeDocument/2006/customXml" ds:itemID="{5A131DF8-ABA8-47F6-906A-48C85DE5B79A}">
+  <ds:schemaRefs>
+    <ds:schemaRef ds:uri="http://schemas.microsoft.com/office/2006/metadata/properties"/>
+    <ds:schemaRef ds:uri="http://schemas.microsoft.com/office/infopath/2007/PartnerControls"/>
+    <ds:schemaRef ds:uri="5cdebb82-32c3-490a-81f2-dcb8502ef570"/>
+  </ds:schemaRefs>
+</ds:datastoreItem>
+</file>
+
+<file path=customXml/itemProps4.xml><?xml version="1.0" encoding="utf-8"?>
+<ds:datastoreItem xmlns:ds="http://schemas.openxmlformats.org/officeDocument/2006/customXml" ds:itemID="{328C50CC-181B-4E15-BBB5-21C1A192EC66}">
+  <ds:schemaRefs>
+    <ds:schemaRef ds:uri="http://schemas.openxmlformats.org/officeDocument/2006/bibliography"/>
+  </ds:schemaRefs>
+</ds:datastoreItem>
 </file>
--- a/INFORME.docx
+++ b/INFORME.docx
@@ -180,20 +180,8 @@
         </w:rPr>
       </w:pPr>
     </w:p>
-    <w:p>
-      <w:pPr>
-        <w:rPr>
-          <w:lang w:val="pt-PT"/>
-        </w:rPr>
-      </w:pPr>
-    </w:p>
-    <w:p>
-      <w:pPr>
-        <w:rPr>
-          <w:lang w:val="pt-PT"/>
-        </w:rPr>
-      </w:pPr>
-    </w:p>
+    <w:p/>
+    <w:p/>
     <w:p>
       <w:pPr>
         <w:jc w:val="center"/>
@@ -336,59 +324,30 @@
     <w:p>
       <w:pPr>
         <w:ind w:firstLine="4111"/>
-        <w:rPr>
-          <w:lang w:val="pt-PT"/>
-        </w:rPr>
       </w:pPr>
       <w:r>
         <w:rPr>
           <w:b/>
           <w:bCs/>
-          <w:lang w:val="pt-PT"/>
         </w:rPr>
         <w:t>Docente:</w:t>
       </w:r>
       <w:r>
-        <w:rPr>
-          <w:lang w:val="pt-PT"/>
-        </w:rPr>
-        <w:t xml:space="preserve">  Ph.D. Ernesto Galv</w:t>
-      </w:r>
-      <w:r>
-        <w:rPr>
-          <w:lang w:val="pt-PT"/>
-        </w:rPr>
-        <w:t>is Lista</w:t>
-      </w:r>
-    </w:p>
-    <w:p>
-      <w:pPr>
-        <w:rPr>
-          <w:lang w:val="pt-PT"/>
-        </w:rPr>
-      </w:pPr>
-    </w:p>
-    <w:p>
-      <w:pPr>
-        <w:rPr>
-          <w:lang w:val="pt-PT"/>
-        </w:rPr>
-      </w:pPr>
-    </w:p>
-    <w:p>
-      <w:pPr>
-        <w:rPr>
-          <w:lang w:val="pt-PT"/>
-        </w:rPr>
-      </w:pPr>
-    </w:p>
-    <w:p>
-      <w:pPr>
-        <w:rPr>
-          <w:lang w:val="pt-PT"/>
-        </w:rPr>
-      </w:pPr>
-    </w:p>
+        <w:t xml:space="preserve">  </w:t>
+      </w:r>
+      <w:proofErr w:type="spellStart"/>
+      <w:r>
+        <w:t>Ph.D</w:t>
+      </w:r>
+      <w:proofErr w:type="spellEnd"/>
+      <w:r>
+        <w:t>. Ernesto Galvis Lista</w:t>
+      </w:r>
+    </w:p>
+    <w:p/>
+    <w:p/>
+    <w:p/>
+    <w:p/>
     <w:p>
       <w:pPr>
         <w:jc w:val="center"/>
@@ -682,7 +641,15 @@
         <w:t>, k</w:t>
       </w:r>
       <w:r>
-        <w:t>) Los inmuebles que en su integridad se destinen exclusivamente y con carácter de permanencia por las entidades de beneficencia y asistencia pública y las de utilidad pública de interés social destinados exclusivamente a servicios de hospitalización, salacunas, guarderías, y asilos, así como los inmuebles de las fundaciones de derecho público o de derecho privado cuyo objeto sea exclusivamente la atención a la salud y la educación especial de niños y jóvenes con deficiencias de carácter físico, mental y psicológico, reconocidas por la autoridad competente, estarán exentas por el término a que se refiere el artículo primero del Acuerdo 9 de 1993, en un ciento por ciento, del valor del impuesto predial unificado a pagar por la respectiva entidad por ese predio en el correspondiente año fiscal</w:t>
+        <w:t xml:space="preserve">) Los inmuebles que en su integridad se destinen exclusivamente y con carácter de permanencia por las entidades de beneficencia y asistencia pública y las de utilidad pública de interés social destinados exclusivamente a servicios de hospitalización, </w:t>
+      </w:r>
+      <w:proofErr w:type="spellStart"/>
+      <w:r>
+        <w:t>salacunas</w:t>
+      </w:r>
+      <w:proofErr w:type="spellEnd"/>
+      <w:r>
+        <w:t>, guarderías, y asilos, así como los inmuebles de las fundaciones de derecho público o de derecho privado cuyo objeto sea exclusivamente la atención a la salud y la educación especial de niños y jóvenes con deficiencias de carácter físico, mental y psicológico, reconocidas por la autoridad competente, estarán exentas por el término a que se refiere el artículo primero del Acuerdo 9 de 1993, en un ciento por ciento, del valor del impuesto predial unificado a pagar por la respectiva entidad por ese predio en el correspondiente año fiscal</w:t>
       </w:r>
       <w:r>
         <w:t>; l</w:t>
@@ -872,10 +839,31 @@
         <w:jc w:val="both"/>
       </w:pPr>
       <w:r>
-        <w:t xml:space="preserve">El enlace de Github entregado en el campus virtual </w:t>
-      </w:r>
-      <w:r>
-        <w:t xml:space="preserve">contiene cinco archivos, el user_interface.py, business_logic.py, cumplimiento-impuesto-predial_2007_2023.csv (dataset original), cumplimiento-impuesto-predial_2007_2023_enriched.csv (dataset enriquecido) e INFORME.doc.  </w:t>
+        <w:t xml:space="preserve">El enlace de </w:t>
+      </w:r>
+      <w:proofErr w:type="spellStart"/>
+      <w:r>
+        <w:t>Github</w:t>
+      </w:r>
+      <w:proofErr w:type="spellEnd"/>
+      <w:r>
+        <w:t xml:space="preserve"> entregado en el campus virtual contiene cinco archivos, el user_interface.py, business_logic.py, cumplimiento-impuesto-predial_2007_2023.csv (</w:t>
+      </w:r>
+      <w:proofErr w:type="spellStart"/>
+      <w:r>
+        <w:t>dataset</w:t>
+      </w:r>
+      <w:proofErr w:type="spellEnd"/>
+      <w:r>
+        <w:t xml:space="preserve"> original), cumplimiento-impuesto-predial_2007_2023_enriched.csv (</w:t>
+      </w:r>
+      <w:proofErr w:type="spellStart"/>
+      <w:r>
+        <w:t>dataset</w:t>
+      </w:r>
+      <w:proofErr w:type="spellEnd"/>
+      <w:r>
+        <w:t xml:space="preserve"> enriquecido) e INFORME.doc.  </w:t>
       </w:r>
     </w:p>
     <w:p>
@@ -892,8 +880,13 @@
       <w:r>
         <w:t xml:space="preserve">se tiene el </w:t>
       </w:r>
-      <w:r>
-        <w:t xml:space="preserve">dataset </w:t>
+      <w:proofErr w:type="spellStart"/>
+      <w:r>
+        <w:t>dataset</w:t>
+      </w:r>
+      <w:proofErr w:type="spellEnd"/>
+      <w:r>
+        <w:t xml:space="preserve"> </w:t>
       </w:r>
       <w:r>
         <w:t xml:space="preserve">llamado </w:t>
@@ -935,7 +928,15 @@
         <w:t xml:space="preserve"> </w:t>
       </w:r>
       <w:r>
-        <w:t>se abre el dataset y se hace la exploración inicial de los datos y se imprimen las visualizaciones que se muestran en este informe.</w:t>
+        <w:t xml:space="preserve">se abre el </w:t>
+      </w:r>
+      <w:proofErr w:type="spellStart"/>
+      <w:r>
+        <w:t>dataset</w:t>
+      </w:r>
+      <w:proofErr w:type="spellEnd"/>
+      <w:r>
+        <w:t xml:space="preserve"> y se hace la exploración inicial de los datos y se imprimen las visualizaciones que se muestran en este informe.</w:t>
       </w:r>
     </w:p>
     <w:p>
@@ -1062,7 +1063,21 @@
         <w:rPr>
           <w:lang w:val="es-MX"/>
         </w:rPr>
-        <w:t xml:space="preserve">Estas constantes guardan el nombre de las columnas que contienen ciertos datos específicos. En caso de que se cambie el nombre de una columna dentro del dataset, puede </w:t>
+        <w:t xml:space="preserve">Estas constantes guardan el nombre de las columnas que contienen ciertos datos específicos. En caso de que se cambie el nombre de una columna dentro del </w:t>
+      </w:r>
+      <w:proofErr w:type="spellStart"/>
+      <w:r>
+        <w:rPr>
+          <w:lang w:val="es-MX"/>
+        </w:rPr>
+        <w:t>dataset</w:t>
+      </w:r>
+      <w:proofErr w:type="spellEnd"/>
+      <w:r>
+        <w:rPr>
+          <w:lang w:val="es-MX"/>
+        </w:rPr>
+        <w:t xml:space="preserve">, puede </w:t>
       </w:r>
       <w:r>
         <w:rPr>
@@ -1110,14 +1125,31 @@
         <w:t xml:space="preserve"> se</w:t>
       </w:r>
       <w:r>
-        <w:t xml:space="preserve"> carga el archivo csv, se agregan tres columnas derivadas que facilitan el análisis, y se crea </w:t>
-      </w:r>
-      <w:r>
-        <w:rPr>
-          <w:i/>
-          <w:iCs/>
-        </w:rPr>
-        <w:t xml:space="preserve">dataframe_enrichment() </w:t>
+        <w:t xml:space="preserve"> carga el archivo </w:t>
+      </w:r>
+      <w:proofErr w:type="spellStart"/>
+      <w:r>
+        <w:t>csv</w:t>
+      </w:r>
+      <w:proofErr w:type="spellEnd"/>
+      <w:r>
+        <w:t xml:space="preserve">, se agregan tres columnas derivadas que facilitan el análisis, y se crea </w:t>
+      </w:r>
+      <w:proofErr w:type="spellStart"/>
+      <w:r>
+        <w:rPr>
+          <w:i/>
+          <w:iCs/>
+        </w:rPr>
+        <w:t>dataframe_enrichment</w:t>
+      </w:r>
+      <w:proofErr w:type="spellEnd"/>
+      <w:r>
+        <w:rPr>
+          <w:i/>
+          <w:iCs/>
+        </w:rPr>
+        <w:t xml:space="preserve">() </w:t>
       </w:r>
       <w:r>
         <w:t>donde se exporta el resultado a “</w:t>
@@ -1158,7 +1190,6 @@
     </w:p>
     <w:tbl>
       <w:tblPr>
-        <w:tblStyle w:val="Normal"/>
         <w:tblW w:w="9360" w:type="dxa"/>
         <w:tblBorders>
           <w:top w:val="single" w:sz="4" w:space="0" w:color="auto"/>
@@ -1281,37 +1312,7 @@
           </w:p>
         </w:tc>
       </w:tr>
-    </w:tbl>
-    <w:tbl>
-      <w:tblPr>
-        <w:tblW w:w="9360" w:type="dxa"/>
-        <w:tblBorders>
-          <w:top w:val="single" w:sz="4" w:space="0" w:color="auto"/>
-          <w:left w:val="single" w:sz="4" w:space="0" w:color="auto"/>
-          <w:bottom w:val="single" w:sz="4" w:space="0" w:color="auto"/>
-          <w:right w:val="single" w:sz="4" w:space="0" w:color="auto"/>
-          <w:insideH w:val="single" w:sz="4" w:space="0" w:color="auto"/>
-          <w:insideV w:val="single" w:sz="4" w:space="0" w:color="auto"/>
-        </w:tblBorders>
-        <w:tblCellMar>
-          <w:left w:w="10" w:type="dxa"/>
-          <w:right w:w="10" w:type="dxa"/>
-        </w:tblCellMar>
-        <w:tblLook w:val="04A0" w:firstRow="1" w:lastRow="0" w:firstColumn="1" w:lastColumn="0" w:noHBand="0" w:noVBand="1"/>
-      </w:tblPr>
-      <w:tblGrid>
-        <w:gridCol w:w="2360"/>
-        <w:gridCol w:w="1240"/>
-        <w:gridCol w:w="3660"/>
-        <w:gridCol w:w="2100"/>
-      </w:tblGrid>
       <w:tr>
-        <w:tblPrEx>
-          <w:tblCellMar>
-            <w:top w:w="0" w:type="dxa"/>
-            <w:bottom w:w="0" w:type="dxa"/>
-          </w:tblCellMar>
-        </w:tblPrEx>
         <w:tc>
           <w:tcPr>
             <w:tcW w:w="2360" w:type="dxa"/>
@@ -1349,7 +1350,23 @@
                 <w:sz w:val="20"/>
                 <w:szCs w:val="20"/>
               </w:rPr>
-              <w:t>Numérica (float)</w:t>
+              <w:t>Numérica (</w:t>
+            </w:r>
+            <w:proofErr w:type="spellStart"/>
+            <w:r>
+              <w:rPr>
+                <w:sz w:val="20"/>
+                <w:szCs w:val="20"/>
+              </w:rPr>
+              <w:t>float</w:t>
+            </w:r>
+            <w:proofErr w:type="spellEnd"/>
+            <w:r>
+              <w:rPr>
+                <w:sz w:val="20"/>
+                <w:szCs w:val="20"/>
+              </w:rPr>
+              <w:t>)</w:t>
             </w:r>
           </w:p>
         </w:tc>
@@ -1384,24 +1401,28 @@
             </w:tcMar>
           </w:tcPr>
           <w:p>
+            <w:proofErr w:type="spellStart"/>
             <w:r>
               <w:rPr>
                 <w:rFonts w:ascii="Consolas" w:eastAsia="Consolas" w:hAnsi="Consolas" w:cs="Consolas"/>
                 <w:sz w:val="18"/>
                 <w:szCs w:val="18"/>
               </w:rPr>
-              <w:t>new_columns()</w:t>
+              <w:t>new_columns</w:t>
+            </w:r>
+            <w:proofErr w:type="spellEnd"/>
+            <w:r>
+              <w:rPr>
+                <w:rFonts w:ascii="Consolas" w:eastAsia="Consolas" w:hAnsi="Consolas" w:cs="Consolas"/>
+                <w:sz w:val="18"/>
+                <w:szCs w:val="18"/>
+              </w:rPr>
+              <w:t>()</w:t>
             </w:r>
           </w:p>
         </w:tc>
       </w:tr>
       <w:tr>
-        <w:tblPrEx>
-          <w:tblCellMar>
-            <w:top w:w="0" w:type="dxa"/>
-            <w:bottom w:w="0" w:type="dxa"/>
-          </w:tblCellMar>
-        </w:tblPrEx>
         <w:tc>
           <w:tcPr>
             <w:tcW w:w="2360" w:type="dxa"/>
@@ -1475,24 +1496,28 @@
             </w:tcMar>
           </w:tcPr>
           <w:p>
+            <w:proofErr w:type="spellStart"/>
             <w:r>
               <w:rPr>
                 <w:rFonts w:ascii="Consolas" w:eastAsia="Consolas" w:hAnsi="Consolas" w:cs="Consolas"/>
                 <w:sz w:val="18"/>
                 <w:szCs w:val="18"/>
               </w:rPr>
-              <w:t>new_columns()</w:t>
+              <w:t>new_columns</w:t>
+            </w:r>
+            <w:proofErr w:type="spellEnd"/>
+            <w:r>
+              <w:rPr>
+                <w:rFonts w:ascii="Consolas" w:eastAsia="Consolas" w:hAnsi="Consolas" w:cs="Consolas"/>
+                <w:sz w:val="18"/>
+                <w:szCs w:val="18"/>
+              </w:rPr>
+              <w:t>()</w:t>
             </w:r>
           </w:p>
         </w:tc>
       </w:tr>
       <w:tr>
-        <w:tblPrEx>
-          <w:tblCellMar>
-            <w:top w:w="0" w:type="dxa"/>
-            <w:bottom w:w="0" w:type="dxa"/>
-          </w:tblCellMar>
-        </w:tblPrEx>
         <w:tc>
           <w:tcPr>
             <w:tcW w:w="2360" w:type="dxa"/>
@@ -1565,13 +1590,23 @@
             </w:tcMar>
           </w:tcPr>
           <w:p>
+            <w:proofErr w:type="spellStart"/>
             <w:r>
               <w:rPr>
                 <w:rFonts w:ascii="Consolas" w:eastAsia="Consolas" w:hAnsi="Consolas" w:cs="Consolas"/>
                 <w:sz w:val="18"/>
                 <w:szCs w:val="18"/>
               </w:rPr>
-              <w:t>profitability()</w:t>
+              <w:t>profitability</w:t>
+            </w:r>
+            <w:proofErr w:type="spellEnd"/>
+            <w:r>
+              <w:rPr>
+                <w:rFonts w:ascii="Consolas" w:eastAsia="Consolas" w:hAnsi="Consolas" w:cs="Consolas"/>
+                <w:sz w:val="18"/>
+                <w:szCs w:val="18"/>
+              </w:rPr>
+              <w:t>()</w:t>
             </w:r>
           </w:p>
         </w:tc>
@@ -1594,7 +1629,15 @@
         <w:t>figuras</w:t>
       </w:r>
       <w:r>
-        <w:t xml:space="preserve"> incluidas provienen del código fuente real del proyecto (con su número de línea) y de una ejecución completa del pipeline sobre el dataset, por lo que los resultados mostrados son reproducibles.</w:t>
+        <w:t xml:space="preserve"> incluidas provienen del código fuente real del proyecto (con su número de línea) y de una ejecución completa del pipeline sobre el </w:t>
+      </w:r>
+      <w:proofErr w:type="spellStart"/>
+      <w:r>
+        <w:t>dataset</w:t>
+      </w:r>
+      <w:proofErr w:type="spellEnd"/>
+      <w:r>
+        <w:t>, por lo que los resultados mostrados son reproducibles.</w:t>
       </w:r>
     </w:p>
     <w:p>
@@ -1605,12 +1648,21 @@
       <w:r>
         <w:t>Antes del enriquecimiento, el pipeline carga el archivo con “</w:t>
       </w:r>
-      <w:r>
-        <w:rPr>
-          <w:i/>
-          <w:iCs/>
-        </w:rPr>
-        <w:t>load_taxes_data()”</w:t>
+      <w:proofErr w:type="spellStart"/>
+      <w:r>
+        <w:rPr>
+          <w:i/>
+          <w:iCs/>
+        </w:rPr>
+        <w:t>load_taxes_data</w:t>
+      </w:r>
+      <w:proofErr w:type="spellEnd"/>
+      <w:r>
+        <w:rPr>
+          <w:i/>
+          <w:iCs/>
+        </w:rPr>
+        <w:t>()”</w:t>
       </w:r>
       <w:r>
         <w:t xml:space="preserve"> e imputa los</w:t>
@@ -1627,32 +1679,75 @@
       <w:r>
         <w:t xml:space="preserve">El enriquecimiento ocurre en </w:t>
       </w:r>
-      <w:r>
-        <w:rPr>
-          <w:i/>
-          <w:iCs/>
-        </w:rPr>
-        <w:t>new_columns().</w:t>
+      <w:proofErr w:type="spellStart"/>
+      <w:r>
+        <w:rPr>
+          <w:i/>
+          <w:iCs/>
+        </w:rPr>
+        <w:t>new_columns</w:t>
+      </w:r>
+      <w:proofErr w:type="spellEnd"/>
+      <w:r>
+        <w:rPr>
+          <w:i/>
+          <w:iCs/>
+        </w:rPr>
+        <w:t>().</w:t>
       </w:r>
       <w:r>
         <w:t xml:space="preserve"> La función trabaja sobre una copia defensiva del </w:t>
       </w:r>
-      <w:r>
-        <w:rPr>
-          <w:i/>
-          <w:iCs/>
-        </w:rPr>
-        <w:t>dataframe (dataframe.copy()),</w:t>
+      <w:proofErr w:type="spellStart"/>
+      <w:r>
+        <w:rPr>
+          <w:i/>
+          <w:iCs/>
+        </w:rPr>
+        <w:t>dataframe</w:t>
+      </w:r>
+      <w:proofErr w:type="spellEnd"/>
+      <w:r>
+        <w:rPr>
+          <w:i/>
+          <w:iCs/>
+        </w:rPr>
+        <w:t xml:space="preserve"> (</w:t>
+      </w:r>
+      <w:proofErr w:type="spellStart"/>
+      <w:r>
+        <w:rPr>
+          <w:i/>
+          <w:iCs/>
+        </w:rPr>
+        <w:t>dataframe.copy</w:t>
+      </w:r>
+      <w:proofErr w:type="spellEnd"/>
+      <w:r>
+        <w:rPr>
+          <w:i/>
+          <w:iCs/>
+        </w:rPr>
+        <w:t>()),</w:t>
       </w:r>
       <w:r>
         <w:t xml:space="preserve"> de modo que el original no se modifica, y si alguna columna requerida no existe captura el </w:t>
       </w:r>
-      <w:r>
-        <w:rPr>
-          <w:i/>
-          <w:iCs/>
-        </w:rPr>
-        <w:t>KeyError y</w:t>
+      <w:proofErr w:type="spellStart"/>
+      <w:r>
+        <w:rPr>
+          <w:i/>
+          <w:iCs/>
+        </w:rPr>
+        <w:t>KeyError</w:t>
+      </w:r>
+      <w:proofErr w:type="spellEnd"/>
+      <w:r>
+        <w:rPr>
+          <w:i/>
+          <w:iCs/>
+        </w:rPr>
+        <w:t xml:space="preserve"> y</w:t>
       </w:r>
       <w:r>
         <w:t xml:space="preserve"> devuelve </w:t>
@@ -1672,7 +1767,23 @@
           <w:i/>
           <w:iCs/>
         </w:rPr>
-        <w:t>(require_dataframe() en user_interface.py)</w:t>
+        <w:t>(</w:t>
+      </w:r>
+      <w:proofErr w:type="spellStart"/>
+      <w:r>
+        <w:rPr>
+          <w:i/>
+          <w:iCs/>
+        </w:rPr>
+        <w:t>require_dataframe</w:t>
+      </w:r>
+      <w:proofErr w:type="spellEnd"/>
+      <w:r>
+        <w:rPr>
+          <w:i/>
+          <w:iCs/>
+        </w:rPr>
+        <w:t>() en user_interface.py)</w:t>
       </w:r>
       <w:r>
         <w:t xml:space="preserve"> detecta ese valor y detiene el proceso de forma controlada</w:t>
@@ -1743,7 +1854,29 @@
           <w:sz w:val="18"/>
           <w:szCs w:val="18"/>
         </w:rPr>
-        <w:t>Figura 1. Función new_columns() en business_logic.py: creación de las tres columnas derivadas.</w:t>
+        <w:t xml:space="preserve">Figura 1. Función </w:t>
+      </w:r>
+      <w:proofErr w:type="spellStart"/>
+      <w:r>
+        <w:rPr>
+          <w:i/>
+          <w:iCs/>
+          <w:color w:val="595959"/>
+          <w:sz w:val="18"/>
+          <w:szCs w:val="18"/>
+        </w:rPr>
+        <w:t>new_columns</w:t>
+      </w:r>
+      <w:proofErr w:type="spellEnd"/>
+      <w:r>
+        <w:rPr>
+          <w:i/>
+          <w:iCs/>
+          <w:color w:val="595959"/>
+          <w:sz w:val="18"/>
+          <w:szCs w:val="18"/>
+        </w:rPr>
+        <w:t>() en business_logic.py: creación de las tres columnas derivadas.</w:t>
       </w:r>
     </w:p>
     <w:p>
@@ -1779,8 +1912,17 @@
           <w:b/>
           <w:bCs/>
         </w:rPr>
-        <w:t>olumna Media_por_predio</w:t>
-      </w:r>
+        <w:t xml:space="preserve">olumna </w:t>
+      </w:r>
+      <w:proofErr w:type="spellStart"/>
+      <w:r>
+        <w:rPr>
+          <w:b/>
+          <w:bCs/>
+        </w:rPr>
+        <w:t>Media_por_predio</w:t>
+      </w:r>
+      <w:proofErr w:type="spellEnd"/>
     </w:p>
     <w:p>
       <w:pPr>
@@ -1886,6 +2028,7 @@
           <w:sz w:val="18"/>
           <w:szCs w:val="18"/>
         </w:rPr>
+        <w:lastRenderedPageBreak/>
         <w:t>Figura 2. Cálculo de MEDIA_POR_PREDIO (línea real del módulo).</w:t>
       </w:r>
     </w:p>
@@ -1898,7 +2041,6 @@
         <w:rPr>
           <w:noProof/>
         </w:rPr>
-        <w:lastRenderedPageBreak/>
         <w:drawing>
           <wp:inline distT="0" distB="0" distL="0" distR="0" wp14:anchorId="7D6566C5" wp14:editId="1CFD1D57">
             <wp:extent cx="5552693" cy="2704699"/>
@@ -1974,7 +2116,15 @@
         <w:t xml:space="preserve"> muestra solo las 8 primeras filas (del 0 al 7). </w:t>
       </w:r>
       <w:r>
-        <w:t xml:space="preserve">En la primera fila, un recaudo de 402.000 pesos repartido entre 11 predios produce una media de 36.545,45 por predio. En el dataset actual </w:t>
+        <w:t xml:space="preserve">En la primera fila, un recaudo de 402.000 pesos repartido entre 11 predios produce una media de 36.545,45 por predio. En el </w:t>
+      </w:r>
+      <w:proofErr w:type="spellStart"/>
+      <w:r>
+        <w:t>dataset</w:t>
+      </w:r>
+      <w:proofErr w:type="spellEnd"/>
+      <w:r>
+        <w:t xml:space="preserve"> actual </w:t>
       </w:r>
       <w:r>
         <w:rPr>
@@ -2018,15 +2168,40 @@
           <w:b/>
           <w:bCs/>
         </w:rPr>
-        <w:t>olumna Media_por_predio</w:t>
-      </w:r>
+        <w:t xml:space="preserve">olumna </w:t>
+      </w:r>
+      <w:proofErr w:type="spellStart"/>
+      <w:r>
+        <w:rPr>
+          <w:b/>
+          <w:bCs/>
+        </w:rPr>
+        <w:t>Media_por_predio</w:t>
+      </w:r>
+      <w:proofErr w:type="spellEnd"/>
     </w:p>
     <w:p>
       <w:pPr>
         <w:jc w:val="both"/>
       </w:pPr>
       <w:r>
-        <w:t>El archivo de origen codifica el destino hacendario del predio con un número en la columna DESTINO_SHD. Para que tablas y gráficas sean legibles, el diccionario CODIGO_SHD traduce cada código a una etiqueta de texto, y la columna nueva se crea aplicando .map() sobre el código.  Cabe aclarar que el dataset original combinaba codificación de estos destinos con un sistema anterior (</w:t>
+        <w:t>El archivo de origen codifica el destino hacendario del predio con un número en la columna DESTINO_SHD. Para que tablas y gráficas sean legibles, el diccionario CODIGO_SHD traduce cada código a una etiqueta de texto, y la columna nueva se crea aplicando .</w:t>
+      </w:r>
+      <w:proofErr w:type="spellStart"/>
+      <w:r>
+        <w:t>map</w:t>
+      </w:r>
+      <w:proofErr w:type="spellEnd"/>
+      <w:r>
+        <w:t xml:space="preserve">() sobre el código.  Cabe aclarar que el </w:t>
+      </w:r>
+      <w:proofErr w:type="spellStart"/>
+      <w:r>
+        <w:t>dataset</w:t>
+      </w:r>
+      <w:proofErr w:type="spellEnd"/>
+      <w:r>
+        <w:t xml:space="preserve"> original combinaba codificación de estos destinos con un sistema anterior (</w:t>
       </w:r>
       <w:r>
         <w:t>UAECD</w:t>
@@ -2183,7 +2358,29 @@
           <w:sz w:val="18"/>
           <w:szCs w:val="18"/>
         </w:rPr>
-        <w:t>Figura 5. Asignación de NOMBRE_SHD mediante .map() (línea real del módulo</w:t>
+        <w:t>Figura 5. Asignación de NOMBRE_SHD mediante .</w:t>
+      </w:r>
+      <w:proofErr w:type="spellStart"/>
+      <w:r>
+        <w:rPr>
+          <w:i/>
+          <w:iCs/>
+          <w:color w:val="595959"/>
+          <w:sz w:val="18"/>
+          <w:szCs w:val="18"/>
+        </w:rPr>
+        <w:t>map</w:t>
+      </w:r>
+      <w:proofErr w:type="spellEnd"/>
+      <w:r>
+        <w:rPr>
+          <w:i/>
+          <w:iCs/>
+          <w:color w:val="595959"/>
+          <w:sz w:val="18"/>
+          <w:szCs w:val="18"/>
+        </w:rPr>
+        <w:t>() (línea real del módulo</w:t>
       </w:r>
       <w:r>
         <w:t>).</w:t>
@@ -2194,7 +2391,15 @@
         <w:jc w:val="both"/>
       </w:pPr>
       <w:r>
-        <w:t xml:space="preserve">.map(CODIGO_SHD) busca cada valor de la columna como clave del diccionario. </w:t>
+        <w:t>.</w:t>
+      </w:r>
+      <w:proofErr w:type="spellStart"/>
+      <w:r>
+        <w:t>map</w:t>
+      </w:r>
+      <w:proofErr w:type="spellEnd"/>
+      <w:r>
+        <w:t xml:space="preserve">(CODIGO_SHD) busca cada valor de la columna como clave del diccionario. </w:t>
       </w:r>
     </w:p>
     <w:p>
@@ -2230,12 +2435,6 @@
         <w:gridCol w:w="3300"/>
       </w:tblGrid>
       <w:tr>
-        <w:tblPrEx>
-          <w:tblCellMar>
-            <w:top w:w="0" w:type="dxa"/>
-            <w:bottom w:w="0" w:type="dxa"/>
-          </w:tblCellMar>
-        </w:tblPrEx>
         <w:trPr>
           <w:trHeight w:hRule="exact" w:val="284"/>
           <w:tblHeader/>
@@ -2352,12 +2551,6 @@
         </w:tc>
       </w:tr>
       <w:tr>
-        <w:tblPrEx>
-          <w:tblCellMar>
-            <w:top w:w="0" w:type="dxa"/>
-            <w:bottom w:w="0" w:type="dxa"/>
-          </w:tblCellMar>
-        </w:tblPrEx>
         <w:trPr>
           <w:trHeight w:hRule="exact" w:val="284"/>
           <w:jc w:val="center"/>
@@ -2458,12 +2651,6 @@
         </w:tc>
       </w:tr>
       <w:tr>
-        <w:tblPrEx>
-          <w:tblCellMar>
-            <w:top w:w="0" w:type="dxa"/>
-            <w:bottom w:w="0" w:type="dxa"/>
-          </w:tblCellMar>
-        </w:tblPrEx>
         <w:trPr>
           <w:trHeight w:hRule="exact" w:val="284"/>
           <w:jc w:val="center"/>
@@ -2564,12 +2751,6 @@
         </w:tc>
       </w:tr>
       <w:tr>
-        <w:tblPrEx>
-          <w:tblCellMar>
-            <w:top w:w="0" w:type="dxa"/>
-            <w:bottom w:w="0" w:type="dxa"/>
-          </w:tblCellMar>
-        </w:tblPrEx>
         <w:trPr>
           <w:trHeight w:hRule="exact" w:val="284"/>
           <w:jc w:val="center"/>
@@ -2670,12 +2851,6 @@
         </w:tc>
       </w:tr>
       <w:tr>
-        <w:tblPrEx>
-          <w:tblCellMar>
-            <w:top w:w="0" w:type="dxa"/>
-            <w:bottom w:w="0" w:type="dxa"/>
-          </w:tblCellMar>
-        </w:tblPrEx>
         <w:trPr>
           <w:trHeight w:hRule="exact" w:val="284"/>
           <w:jc w:val="center"/>
@@ -2776,12 +2951,6 @@
         </w:tc>
       </w:tr>
       <w:tr>
-        <w:tblPrEx>
-          <w:tblCellMar>
-            <w:top w:w="0" w:type="dxa"/>
-            <w:bottom w:w="0" w:type="dxa"/>
-          </w:tblCellMar>
-        </w:tblPrEx>
         <w:trPr>
           <w:trHeight w:hRule="exact" w:val="284"/>
           <w:jc w:val="center"/>
@@ -2882,12 +3051,6 @@
         </w:tc>
       </w:tr>
       <w:tr>
-        <w:tblPrEx>
-          <w:tblCellMar>
-            <w:top w:w="0" w:type="dxa"/>
-            <w:bottom w:w="0" w:type="dxa"/>
-          </w:tblCellMar>
-        </w:tblPrEx>
         <w:trPr>
           <w:trHeight w:hRule="exact" w:val="284"/>
           <w:jc w:val="center"/>
@@ -2988,12 +3151,6 @@
         </w:tc>
       </w:tr>
       <w:tr>
-        <w:tblPrEx>
-          <w:tblCellMar>
-            <w:top w:w="0" w:type="dxa"/>
-            <w:bottom w:w="0" w:type="dxa"/>
-          </w:tblCellMar>
-        </w:tblPrEx>
         <w:trPr>
           <w:trHeight w:hRule="exact" w:val="284"/>
           <w:jc w:val="center"/>
@@ -3094,12 +3251,6 @@
         </w:tc>
       </w:tr>
       <w:tr>
-        <w:tblPrEx>
-          <w:tblCellMar>
-            <w:top w:w="0" w:type="dxa"/>
-            <w:bottom w:w="0" w:type="dxa"/>
-          </w:tblCellMar>
-        </w:tblPrEx>
         <w:trPr>
           <w:trHeight w:hRule="exact" w:val="284"/>
           <w:jc w:val="center"/>
@@ -3200,12 +3351,6 @@
         </w:tc>
       </w:tr>
       <w:tr>
-        <w:tblPrEx>
-          <w:tblCellMar>
-            <w:top w:w="0" w:type="dxa"/>
-            <w:bottom w:w="0" w:type="dxa"/>
-          </w:tblCellMar>
-        </w:tblPrEx>
         <w:trPr>
           <w:trHeight w:hRule="exact" w:val="284"/>
           <w:jc w:val="center"/>
@@ -3306,12 +3451,6 @@
         </w:tc>
       </w:tr>
       <w:tr>
-        <w:tblPrEx>
-          <w:tblCellMar>
-            <w:top w:w="0" w:type="dxa"/>
-            <w:bottom w:w="0" w:type="dxa"/>
-          </w:tblCellMar>
-        </w:tblPrEx>
         <w:trPr>
           <w:trHeight w:hRule="exact" w:val="284"/>
           <w:jc w:val="center"/>
@@ -3412,12 +3551,6 @@
         </w:tc>
       </w:tr>
       <w:tr>
-        <w:tblPrEx>
-          <w:tblCellMar>
-            <w:top w:w="0" w:type="dxa"/>
-            <w:bottom w:w="0" w:type="dxa"/>
-          </w:tblCellMar>
-        </w:tblPrEx>
         <w:trPr>
           <w:trHeight w:hRule="exact" w:val="284"/>
           <w:jc w:val="center"/>
@@ -3518,12 +3651,6 @@
         </w:tc>
       </w:tr>
       <w:tr>
-        <w:tblPrEx>
-          <w:tblCellMar>
-            <w:top w:w="0" w:type="dxa"/>
-            <w:bottom w:w="0" w:type="dxa"/>
-          </w:tblCellMar>
-        </w:tblPrEx>
         <w:trPr>
           <w:trHeight w:hRule="exact" w:val="284"/>
           <w:jc w:val="center"/>
@@ -3624,12 +3751,6 @@
         </w:tc>
       </w:tr>
       <w:tr>
-        <w:tblPrEx>
-          <w:tblCellMar>
-            <w:top w:w="0" w:type="dxa"/>
-            <w:bottom w:w="0" w:type="dxa"/>
-          </w:tblCellMar>
-        </w:tblPrEx>
         <w:trPr>
           <w:trHeight w:hRule="exact" w:val="284"/>
           <w:jc w:val="center"/>
@@ -3730,12 +3851,6 @@
         </w:tc>
       </w:tr>
       <w:tr>
-        <w:tblPrEx>
-          <w:tblCellMar>
-            <w:top w:w="0" w:type="dxa"/>
-            <w:bottom w:w="0" w:type="dxa"/>
-          </w:tblCellMar>
-        </w:tblPrEx>
         <w:trPr>
           <w:trHeight w:hRule="exact" w:val="284"/>
           <w:jc w:val="center"/>
@@ -3836,12 +3951,6 @@
         </w:tc>
       </w:tr>
       <w:tr>
-        <w:tblPrEx>
-          <w:tblCellMar>
-            <w:top w:w="0" w:type="dxa"/>
-            <w:bottom w:w="0" w:type="dxa"/>
-          </w:tblCellMar>
-        </w:tblPrEx>
         <w:trPr>
           <w:trHeight w:hRule="exact" w:val="284"/>
           <w:jc w:val="center"/>
@@ -4008,8 +4117,9 @@
           <w:sz w:val="18"/>
           <w:szCs w:val="18"/>
         </w:rPr>
-        <w:t>6. Ejecución real: distribución de NOMBRE_SHD en el dataset completo</w:t>
-      </w:r>
+        <w:t xml:space="preserve">6. Ejecución real: distribución de NOMBRE_SHD en el </w:t>
+      </w:r>
+      <w:proofErr w:type="spellStart"/>
       <w:r>
         <w:rPr>
           <w:i/>
@@ -4018,8 +4128,9 @@
           <w:sz w:val="18"/>
           <w:szCs w:val="18"/>
         </w:rPr>
-        <w:t xml:space="preserve"> especificando número de predios</w:t>
-      </w:r>
+        <w:t>dataset</w:t>
+      </w:r>
+      <w:proofErr w:type="spellEnd"/>
       <w:r>
         <w:rPr>
           <w:i/>
@@ -4028,6 +4139,26 @@
           <w:sz w:val="18"/>
           <w:szCs w:val="18"/>
         </w:rPr>
+        <w:t xml:space="preserve"> completo</w:t>
+      </w:r>
+      <w:r>
+        <w:rPr>
+          <w:i/>
+          <w:iCs/>
+          <w:color w:val="595959"/>
+          <w:sz w:val="18"/>
+          <w:szCs w:val="18"/>
+        </w:rPr>
+        <w:t xml:space="preserve"> especificando número de predios</w:t>
+      </w:r>
+      <w:r>
+        <w:rPr>
+          <w:i/>
+          <w:iCs/>
+          <w:color w:val="595959"/>
+          <w:sz w:val="18"/>
+          <w:szCs w:val="18"/>
+        </w:rPr>
         <w:t>.</w:t>
       </w:r>
     </w:p>
@@ -4039,7 +4170,15 @@
         <w:t xml:space="preserve">Al hacer una visualización </w:t>
       </w:r>
       <w:r>
-        <w:t>en Phyton se nota que p</w:t>
+        <w:t xml:space="preserve">en </w:t>
+      </w:r>
+      <w:proofErr w:type="spellStart"/>
+      <w:r>
+        <w:t>Phyton</w:t>
+      </w:r>
+      <w:proofErr w:type="spellEnd"/>
+      <w:r>
+        <w:t xml:space="preserve"> se nota que p</w:t>
       </w:r>
       <w:r>
         <w:t xml:space="preserve">redominan los grupos residenciales urbanos y rurales con 40.877 registros (los </w:t>
@@ -4112,18 +4251,35 @@
       <w:r>
         <w:t xml:space="preserve">columna etiqueta cada registro según su recaudo relativo frente al conjunto. El diseño usa una función fábrica: </w:t>
       </w:r>
-      <w:r>
-        <w:rPr>
-          <w:i/>
-          <w:iCs/>
-        </w:rPr>
-        <w:t xml:space="preserve">profitability() </w:t>
+      <w:proofErr w:type="spellStart"/>
+      <w:r>
+        <w:rPr>
+          <w:i/>
+          <w:iCs/>
+        </w:rPr>
+        <w:t>profitability</w:t>
+      </w:r>
+      <w:proofErr w:type="spellEnd"/>
+      <w:r>
+        <w:rPr>
+          <w:i/>
+          <w:iCs/>
+        </w:rPr>
+        <w:t xml:space="preserve">() </w:t>
       </w:r>
       <w:r>
         <w:t>recibe</w:t>
       </w:r>
       <w:r>
-        <w:t xml:space="preserve"> el dataframe, calcula una sola </w:t>
+        <w:t xml:space="preserve"> el </w:t>
+      </w:r>
+      <w:proofErr w:type="spellStart"/>
+      <w:r>
+        <w:t>dataframe</w:t>
+      </w:r>
+      <w:proofErr w:type="spellEnd"/>
+      <w:r>
+        <w:t xml:space="preserve">, calcula una sola </w:t>
       </w:r>
       <w:r>
         <w:lastRenderedPageBreak/>
@@ -4147,7 +4303,39 @@
           <w:i/>
           <w:iCs/>
         </w:rPr>
-        <w:t>“low_threshold” and “high_threshold”</w:t>
+        <w:t>“</w:t>
+      </w:r>
+      <w:proofErr w:type="spellStart"/>
+      <w:r>
+        <w:rPr>
+          <w:i/>
+          <w:iCs/>
+        </w:rPr>
+        <w:t>low_threshold</w:t>
+      </w:r>
+      <w:proofErr w:type="spellEnd"/>
+      <w:r>
+        <w:rPr>
+          <w:i/>
+          <w:iCs/>
+        </w:rPr>
+        <w:t>” and “</w:t>
+      </w:r>
+      <w:proofErr w:type="spellStart"/>
+      <w:r>
+        <w:rPr>
+          <w:i/>
+          <w:iCs/>
+        </w:rPr>
+        <w:t>high_threshold</w:t>
+      </w:r>
+      <w:proofErr w:type="spellEnd"/>
+      <w:r>
+        <w:rPr>
+          <w:i/>
+          <w:iCs/>
+        </w:rPr>
+        <w:t>”</w:t>
       </w:r>
       <w:r>
         <w:t>,</w:t>
@@ -4158,12 +4346,21 @@
       <w:r>
         <w:t xml:space="preserve"> y devuelve la función interna </w:t>
       </w:r>
-      <w:r>
-        <w:rPr>
-          <w:i/>
-          <w:iCs/>
-        </w:rPr>
-        <w:t>profitability_calculation()</w:t>
+      <w:proofErr w:type="spellStart"/>
+      <w:r>
+        <w:rPr>
+          <w:i/>
+          <w:iCs/>
+        </w:rPr>
+        <w:t>profitability_calculation</w:t>
+      </w:r>
+      <w:proofErr w:type="spellEnd"/>
+      <w:r>
+        <w:rPr>
+          <w:i/>
+          <w:iCs/>
+        </w:rPr>
+        <w:t>()</w:t>
       </w:r>
       <w:r>
         <w:t xml:space="preserve"> que conserva esos valores</w:t>
@@ -4183,6 +4380,7 @@
       <w:r>
         <w:t>.</w:t>
       </w:r>
+      <w:proofErr w:type="spellStart"/>
       <w:r>
         <w:rPr>
           <w:rFonts w:ascii="Consolas" w:eastAsia="Consolas" w:hAnsi="Consolas" w:cs="Consolas"/>
@@ -4192,13 +4390,33 @@
           <w:szCs w:val="21"/>
           <w:shd w:val="clear" w:color="auto" w:fill="F2F2F2"/>
         </w:rPr>
-        <w:t>new_columns()</w:t>
+        <w:t>new_columns</w:t>
+      </w:r>
+      <w:proofErr w:type="spellEnd"/>
+      <w:r>
+        <w:rPr>
+          <w:rFonts w:ascii="Consolas" w:eastAsia="Consolas" w:hAnsi="Consolas" w:cs="Consolas"/>
+          <w:i/>
+          <w:iCs/>
+          <w:sz w:val="21"/>
+          <w:szCs w:val="21"/>
+          <w:shd w:val="clear" w:color="auto" w:fill="F2F2F2"/>
+        </w:rPr>
+        <w:t>()</w:t>
       </w:r>
       <w:r>
         <w:t xml:space="preserve"> </w:t>
       </w:r>
       <w:r>
-        <w:t xml:space="preserve">crea las nuevas columnas dentro del dataset y </w:t>
+        <w:t xml:space="preserve">crea las nuevas columnas dentro del </w:t>
+      </w:r>
+      <w:proofErr w:type="spellStart"/>
+      <w:r>
+        <w:t>dataset</w:t>
+      </w:r>
+      <w:proofErr w:type="spellEnd"/>
+      <w:r>
+        <w:t xml:space="preserve"> y </w:t>
       </w:r>
       <w:r>
         <w:t xml:space="preserve">aplica </w:t>
@@ -4209,12 +4427,21 @@
       <w:r>
         <w:t xml:space="preserve">a función </w:t>
       </w:r>
-      <w:r>
-        <w:rPr>
-          <w:i/>
-          <w:iCs/>
-        </w:rPr>
-        <w:t>profitability()</w:t>
+      <w:proofErr w:type="spellStart"/>
+      <w:r>
+        <w:rPr>
+          <w:i/>
+          <w:iCs/>
+        </w:rPr>
+        <w:t>profitability</w:t>
+      </w:r>
+      <w:proofErr w:type="spellEnd"/>
+      <w:r>
+        <w:rPr>
+          <w:i/>
+          <w:iCs/>
+        </w:rPr>
+        <w:t>()</w:t>
       </w:r>
       <w:r>
         <w:t xml:space="preserve"> </w:t>
@@ -4231,12 +4458,21 @@
         </w:rPr>
         <w:t>.</w:t>
       </w:r>
-      <w:r>
-        <w:rPr>
-          <w:i/>
-          <w:iCs/>
-        </w:rPr>
-        <w:t>apply().</w:t>
+      <w:proofErr w:type="spellStart"/>
+      <w:r>
+        <w:rPr>
+          <w:i/>
+          <w:iCs/>
+        </w:rPr>
+        <w:t>apply</w:t>
+      </w:r>
+      <w:proofErr w:type="spellEnd"/>
+      <w:r>
+        <w:rPr>
+          <w:i/>
+          <w:iCs/>
+        </w:rPr>
+        <w:t>().</w:t>
       </w:r>
       <w:r>
         <w:t xml:space="preserve"> La ventaja es doble: la media no se recalcula en cada una de las 168.28</w:t>
@@ -4245,7 +4481,15 @@
         <w:t>7</w:t>
       </w:r>
       <w:r>
-        <w:t xml:space="preserve"> filas y los umbrales son idénticos para todo el dataset.</w:t>
+        <w:t xml:space="preserve"> filas y los umbrales son idénticos para todo el </w:t>
+      </w:r>
+      <w:proofErr w:type="spellStart"/>
+      <w:r>
+        <w:t>dataset</w:t>
+      </w:r>
+      <w:proofErr w:type="spellEnd"/>
+      <w:r>
+        <w:t>.</w:t>
       </w:r>
     </w:p>
     <w:p>
@@ -4270,7 +4514,15 @@
           <w:i/>
           <w:iCs/>
         </w:rPr>
-        <w:t>“high_thres</w:t>
+        <w:t>“</w:t>
+      </w:r>
+      <w:proofErr w:type="spellStart"/>
+      <w:r>
+        <w:rPr>
+          <w:i/>
+          <w:iCs/>
+        </w:rPr>
+        <w:t>high_thres</w:t>
       </w:r>
       <w:r>
         <w:rPr>
@@ -4284,7 +4536,15 @@
           <w:i/>
           <w:iCs/>
         </w:rPr>
-        <w:t>old”</w:t>
+        <w:t>old</w:t>
+      </w:r>
+      <w:proofErr w:type="spellEnd"/>
+      <w:r>
+        <w:rPr>
+          <w:i/>
+          <w:iCs/>
+        </w:rPr>
+        <w:t>”</w:t>
       </w:r>
       <w:r>
         <w:t xml:space="preserve">) </w:t>
@@ -4318,6 +4578,7 @@
         </w:rPr>
         <w:t>“</w:t>
       </w:r>
+      <w:proofErr w:type="spellStart"/>
       <w:r>
         <w:rPr>
           <w:i/>
@@ -4344,7 +4605,15 @@
           <w:i/>
           <w:iCs/>
         </w:rPr>
-        <w:t>old”</w:t>
+        <w:t>old</w:t>
+      </w:r>
+      <w:proofErr w:type="spellEnd"/>
+      <w:r>
+        <w:rPr>
+          <w:i/>
+          <w:iCs/>
+        </w:rPr>
+        <w:t>”</w:t>
       </w:r>
       <w:r>
         <w:t xml:space="preserve">) </w:t>
@@ -4389,6 +4658,9 @@
         <w:jc w:val="center"/>
       </w:pPr>
       <w:r>
+        <w:rPr>
+          <w:noProof/>
+        </w:rPr>
         <w:drawing>
           <wp:inline distT="0" distB="0" distL="0" distR="0" wp14:anchorId="7303A909" wp14:editId="279DC584">
             <wp:extent cx="4188719" cy="2713273"/>
@@ -4453,7 +4725,29 @@
           <w:sz w:val="18"/>
           <w:szCs w:val="18"/>
         </w:rPr>
-        <w:t>Figura 7. Función profitability(): cálculo de umbrales y clasificador interno.</w:t>
+        <w:t xml:space="preserve">Figura 7. Función </w:t>
+      </w:r>
+      <w:proofErr w:type="spellStart"/>
+      <w:r>
+        <w:rPr>
+          <w:i/>
+          <w:iCs/>
+          <w:color w:val="595959"/>
+          <w:sz w:val="18"/>
+          <w:szCs w:val="18"/>
+        </w:rPr>
+        <w:t>profitability</w:t>
+      </w:r>
+      <w:proofErr w:type="spellEnd"/>
+      <w:r>
+        <w:rPr>
+          <w:i/>
+          <w:iCs/>
+          <w:color w:val="595959"/>
+          <w:sz w:val="18"/>
+          <w:szCs w:val="18"/>
+        </w:rPr>
+        <w:t>(): cálculo de umbrales y clasificador interno.</w:t>
       </w:r>
     </w:p>
     <w:p>
@@ -4633,7 +4927,15 @@
         <w:jc w:val="both"/>
       </w:pPr>
       <w:r>
-        <w:t>Visualizando la tabla resultante en Phyton c</w:t>
+        <w:t xml:space="preserve">Visualizando la tabla resultante en </w:t>
+      </w:r>
+      <w:proofErr w:type="spellStart"/>
+      <w:r>
+        <w:t>Phyton</w:t>
+      </w:r>
+      <w:proofErr w:type="spellEnd"/>
+      <w:r>
+        <w:t xml:space="preserve"> c</w:t>
       </w:r>
       <w:r>
         <w:t xml:space="preserve">on los datos completos, la media de </w:t>
@@ -4680,18 +4982,59 @@
           <w:i/>
           <w:iCs/>
         </w:rPr>
-        <w:t xml:space="preserve">El “business logic” crea el </w:t>
-      </w:r>
-      <w:r>
-        <w:rPr>
-          <w:i/>
-          <w:iCs/>
-        </w:rPr>
-        <w:t>dataframe_enrichment()</w:t>
-      </w:r>
-      <w:r>
+        <w:t>El “</w:t>
+      </w:r>
+      <w:proofErr w:type="spellStart"/>
+      <w:r>
+        <w:rPr>
+          <w:i/>
+          <w:iCs/>
+        </w:rPr>
+        <w:t>business</w:t>
+      </w:r>
+      <w:proofErr w:type="spellEnd"/>
+      <w:r>
+        <w:rPr>
+          <w:i/>
+          <w:iCs/>
+        </w:rPr>
         <w:t xml:space="preserve"> </w:t>
       </w:r>
+      <w:proofErr w:type="spellStart"/>
+      <w:r>
+        <w:rPr>
+          <w:i/>
+          <w:iCs/>
+        </w:rPr>
+        <w:t>logic</w:t>
+      </w:r>
+      <w:proofErr w:type="spellEnd"/>
+      <w:r>
+        <w:rPr>
+          <w:i/>
+          <w:iCs/>
+        </w:rPr>
+        <w:t xml:space="preserve">” crea el </w:t>
+      </w:r>
+      <w:proofErr w:type="spellStart"/>
+      <w:r>
+        <w:rPr>
+          <w:i/>
+          <w:iCs/>
+        </w:rPr>
+        <w:t>dataframe_enrichment</w:t>
+      </w:r>
+      <w:proofErr w:type="spellEnd"/>
+      <w:r>
+        <w:rPr>
+          <w:i/>
+          <w:iCs/>
+        </w:rPr>
+        <w:t>()</w:t>
+      </w:r>
+      <w:r>
+        <w:t xml:space="preserve"> </w:t>
+      </w:r>
       <w:r>
         <w:t xml:space="preserve">que durante </w:t>
       </w:r>
@@ -4704,12 +5047,21 @@
       <w:r>
         <w:t xml:space="preserve"> invoca </w:t>
       </w:r>
-      <w:r>
-        <w:rPr>
-          <w:i/>
-          <w:iCs/>
-        </w:rPr>
-        <w:t>new_columns(),</w:t>
+      <w:proofErr w:type="spellStart"/>
+      <w:r>
+        <w:rPr>
+          <w:i/>
+          <w:iCs/>
+        </w:rPr>
+        <w:t>new_columns</w:t>
+      </w:r>
+      <w:proofErr w:type="spellEnd"/>
+      <w:r>
+        <w:rPr>
+          <w:i/>
+          <w:iCs/>
+        </w:rPr>
+        <w:t>(),</w:t>
       </w:r>
       <w:r>
         <w:t xml:space="preserve"> verifica que no haya </w:t>
@@ -4747,12 +5099,21 @@
       <w:r>
         <w:t xml:space="preserve">mediante </w:t>
       </w:r>
-      <w:r>
-        <w:rPr>
-          <w:i/>
-          <w:iCs/>
-        </w:rPr>
-        <w:t>drop_imputation_flags()</w:t>
+      <w:proofErr w:type="spellStart"/>
+      <w:r>
+        <w:rPr>
+          <w:i/>
+          <w:iCs/>
+        </w:rPr>
+        <w:t>drop_imputation_flags</w:t>
+      </w:r>
+      <w:proofErr w:type="spellEnd"/>
+      <w:r>
+        <w:rPr>
+          <w:i/>
+          <w:iCs/>
+        </w:rPr>
+        <w:t>()</w:t>
       </w:r>
       <w:r>
         <w:rPr>
@@ -4800,7 +5161,23 @@
           <w:i/>
           <w:iCs/>
         </w:rPr>
-        <w:t>para llevar trazabilidad de los valores imputados -true or false-</w:t>
+        <w:t xml:space="preserve">para llevar trazabilidad de los valores imputados -true </w:t>
+      </w:r>
+      <w:proofErr w:type="spellStart"/>
+      <w:r>
+        <w:rPr>
+          <w:i/>
+          <w:iCs/>
+        </w:rPr>
+        <w:t>or</w:t>
+      </w:r>
+      <w:proofErr w:type="spellEnd"/>
+      <w:r>
+        <w:rPr>
+          <w:i/>
+          <w:iCs/>
+        </w:rPr>
+        <w:t xml:space="preserve"> false-</w:t>
       </w:r>
       <w:r>
         <w:rPr>
@@ -4831,7 +5208,15 @@
         <w:jc w:val="both"/>
       </w:pPr>
       <w:r>
-        <w:t>El archivo enriquecido se sobrescribe en cada ejecución. El dataframe final conserva las 168.28</w:t>
+        <w:t xml:space="preserve">El archivo enriquecido se sobrescribe en cada ejecución. El </w:t>
+      </w:r>
+      <w:proofErr w:type="spellStart"/>
+      <w:r>
+        <w:t>dataframe</w:t>
+      </w:r>
+      <w:proofErr w:type="spellEnd"/>
+      <w:r>
+        <w:t xml:space="preserve"> final conserva las 168.28</w:t>
       </w:r>
       <w:r>
         <w:t>7</w:t>
@@ -4903,7 +5288,51 @@
           <w:sz w:val="18"/>
           <w:szCs w:val="18"/>
         </w:rPr>
-        <w:t>Figura 10. Funciones drop_imputation_flags() y dataframe_enrichment().</w:t>
+        <w:t xml:space="preserve">Figura 10. Funciones </w:t>
+      </w:r>
+      <w:proofErr w:type="spellStart"/>
+      <w:r>
+        <w:rPr>
+          <w:i/>
+          <w:iCs/>
+          <w:color w:val="595959"/>
+          <w:sz w:val="18"/>
+          <w:szCs w:val="18"/>
+        </w:rPr>
+        <w:t>drop_imputation_flags</w:t>
+      </w:r>
+      <w:proofErr w:type="spellEnd"/>
+      <w:r>
+        <w:rPr>
+          <w:i/>
+          <w:iCs/>
+          <w:color w:val="595959"/>
+          <w:sz w:val="18"/>
+          <w:szCs w:val="18"/>
+        </w:rPr>
+        <w:t xml:space="preserve">() y </w:t>
+      </w:r>
+      <w:proofErr w:type="spellStart"/>
+      <w:r>
+        <w:rPr>
+          <w:i/>
+          <w:iCs/>
+          <w:color w:val="595959"/>
+          <w:sz w:val="18"/>
+          <w:szCs w:val="18"/>
+        </w:rPr>
+        <w:t>dataframe_enrichment</w:t>
+      </w:r>
+      <w:proofErr w:type="spellEnd"/>
+      <w:r>
+        <w:rPr>
+          <w:i/>
+          <w:iCs/>
+          <w:color w:val="595959"/>
+          <w:sz w:val="18"/>
+          <w:szCs w:val="18"/>
+        </w:rPr>
+        <w:t>().</w:t>
       </w:r>
     </w:p>
     <w:p>
@@ -4975,8 +5404,9 @@
           <w:sz w:val="18"/>
           <w:szCs w:val="18"/>
         </w:rPr>
-        <w:t>Figura 11. Ejecución real: dimensiones del dataframe enriquecido</w:t>
-      </w:r>
+        <w:t xml:space="preserve">Figura 11. Ejecución real: dimensiones del </w:t>
+      </w:r>
+      <w:proofErr w:type="spellStart"/>
       <w:r>
         <w:rPr>
           <w:i/>
@@ -4985,8 +5415,9 @@
           <w:sz w:val="18"/>
           <w:szCs w:val="18"/>
         </w:rPr>
-        <w:t xml:space="preserve"> que muestra las tres nuevas columnas</w:t>
-      </w:r>
+        <w:t>dataframe</w:t>
+      </w:r>
+      <w:proofErr w:type="spellEnd"/>
       <w:r>
         <w:rPr>
           <w:i/>
@@ -4995,13 +5426,9 @@
           <w:sz w:val="18"/>
           <w:szCs w:val="18"/>
         </w:rPr>
-        <w:t>.</w:t>
-      </w:r>
-    </w:p>
-    <w:p>
-      <w:pPr>
-        <w:spacing w:after="220"/>
-        <w:jc w:val="center"/>
+        <w:t xml:space="preserve"> enriquecido</w:t>
+      </w:r>
+      <w:r>
         <w:rPr>
           <w:i/>
           <w:iCs/>
@@ -5009,6 +5436,30 @@
           <w:sz w:val="18"/>
           <w:szCs w:val="18"/>
         </w:rPr>
+        <w:t xml:space="preserve"> que muestra las tres nuevas columnas</w:t>
+      </w:r>
+      <w:r>
+        <w:rPr>
+          <w:i/>
+          <w:iCs/>
+          <w:color w:val="595959"/>
+          <w:sz w:val="18"/>
+          <w:szCs w:val="18"/>
+        </w:rPr>
+        <w:t>.</w:t>
+      </w:r>
+    </w:p>
+    <w:p>
+      <w:pPr>
+        <w:spacing w:after="220"/>
+        <w:jc w:val="center"/>
+        <w:rPr>
+          <w:i/>
+          <w:iCs/>
+          <w:color w:val="595959"/>
+          <w:sz w:val="18"/>
+          <w:szCs w:val="18"/>
+        </w:rPr>
       </w:pPr>
     </w:p>
     <w:p>
@@ -5056,7 +5507,21 @@
         <w:rPr>
           <w:lang w:val="es-MX"/>
         </w:rPr>
-        <w:t xml:space="preserve">Luego de revisar el dataset, limpiarlo y enriquecerlo con las tres nuevas columnas, se generan algunas preguntas orientadoras para conocer el comportamiento de los ciudadanos respecto al pago del impuesto predial en Bogotá, que sirvan para que el administrador público a cargo de este </w:t>
+        <w:t xml:space="preserve">Luego de revisar el </w:t>
+      </w:r>
+      <w:proofErr w:type="spellStart"/>
+      <w:r>
+        <w:rPr>
+          <w:lang w:val="es-MX"/>
+        </w:rPr>
+        <w:t>dataset</w:t>
+      </w:r>
+      <w:proofErr w:type="spellEnd"/>
+      <w:r>
+        <w:rPr>
+          <w:lang w:val="es-MX"/>
+        </w:rPr>
+        <w:t xml:space="preserve">, limpiarlo y enriquecerlo con las tres nuevas columnas, se generan algunas preguntas orientadoras para conocer el comportamiento de los ciudadanos respecto al pago del impuesto predial en Bogotá, que sirvan para que el administrador público a cargo de este </w:t>
       </w:r>
       <w:r>
         <w:rPr>
@@ -5117,7 +5582,21 @@
         <w:rPr>
           <w:lang w:val="es-MX"/>
         </w:rPr>
-        <w:t xml:space="preserve"> una función que recibe un dataframe, agrupa las filas por su contenido en la columna de estrato, aplica 3 funciones de agregación sobre los datos de la columna del número de predios morosos y retorna una copia de la vista con los resultados. Las 3 funciones son:</w:t>
+        <w:t xml:space="preserve"> una función que recibe un </w:t>
+      </w:r>
+      <w:proofErr w:type="spellStart"/>
+      <w:r>
+        <w:rPr>
+          <w:lang w:val="es-MX"/>
+        </w:rPr>
+        <w:t>dataframe</w:t>
+      </w:r>
+      <w:proofErr w:type="spellEnd"/>
+      <w:r>
+        <w:rPr>
+          <w:lang w:val="es-MX"/>
+        </w:rPr>
+        <w:t>, agrupa las filas por su contenido en la columna de estrato, aplica 3 funciones de agregación sobre los datos de la columna del número de predios morosos y retorna una copia de la vista con los resultados. Las 3 funciones son:</w:t>
       </w:r>
     </w:p>
     <w:p>
@@ -5259,6 +5738,7 @@
         <w:rPr>
           <w:i/>
           <w:iCs/>
+          <w:noProof/>
           <w:color w:val="595959"/>
           <w:sz w:val="18"/>
           <w:szCs w:val="18"/>
@@ -5350,7 +5830,29 @@
           <w:sz w:val="18"/>
           <w:szCs w:val="18"/>
         </w:rPr>
-        <w:t>. Función slow_payers_by_stratus: agregación de morosidad por estrato.</w:t>
+        <w:t xml:space="preserve">. Función </w:t>
+      </w:r>
+      <w:proofErr w:type="spellStart"/>
+      <w:r>
+        <w:rPr>
+          <w:i/>
+          <w:iCs/>
+          <w:color w:val="595959"/>
+          <w:sz w:val="18"/>
+          <w:szCs w:val="18"/>
+        </w:rPr>
+        <w:t>slow_payers_by_stratus</w:t>
+      </w:r>
+      <w:proofErr w:type="spellEnd"/>
+      <w:r>
+        <w:rPr>
+          <w:i/>
+          <w:iCs/>
+          <w:color w:val="595959"/>
+          <w:sz w:val="18"/>
+          <w:szCs w:val="18"/>
+        </w:rPr>
+        <w:t>: agregación de morosidad por estrato.</w:t>
       </w:r>
     </w:p>
     <w:p>
@@ -5364,7 +5866,21 @@
         <w:rPr>
           <w:lang w:val="es-MX"/>
         </w:rPr>
-        <w:t xml:space="preserve">El resultado de la visualización en Phyton se muestra en la siguiente figura. De aquí se puede denotar que según la columna </w:t>
+        <w:t xml:space="preserve">El resultado de la visualización en </w:t>
+      </w:r>
+      <w:proofErr w:type="spellStart"/>
+      <w:r>
+        <w:rPr>
+          <w:lang w:val="es-MX"/>
+        </w:rPr>
+        <w:t>Phyton</w:t>
+      </w:r>
+      <w:proofErr w:type="spellEnd"/>
+      <w:r>
+        <w:rPr>
+          <w:lang w:val="es-MX"/>
+        </w:rPr>
+        <w:t xml:space="preserve"> se muestra en la siguiente figura. De aquí se puede denotar que según la columna </w:t>
       </w:r>
       <w:r>
         <w:rPr>
@@ -5418,6 +5934,9 @@
         <w:jc w:val="center"/>
       </w:pPr>
       <w:r>
+        <w:rPr>
+          <w:noProof/>
+        </w:rPr>
         <w:drawing>
           <wp:inline distT="0" distB="0" distL="0" distR="0" wp14:anchorId="23BA5FB0" wp14:editId="274B68E9">
             <wp:extent cx="2209800" cy="1651000"/>
@@ -5568,7 +6087,21 @@
         <w:rPr>
           <w:lang w:val="es-MX"/>
         </w:rPr>
-        <w:t>Para contestar esta pregunta, se crea una función que recibe un dataframe, agrupa las filas por su valor en la columna con el nombre del barrio, aplica 2 funciones</w:t>
+        <w:t xml:space="preserve">Para contestar esta pregunta, se crea una función que recibe un </w:t>
+      </w:r>
+      <w:proofErr w:type="spellStart"/>
+      <w:r>
+        <w:rPr>
+          <w:lang w:val="es-MX"/>
+        </w:rPr>
+        <w:t>dataframe</w:t>
+      </w:r>
+      <w:proofErr w:type="spellEnd"/>
+      <w:r>
+        <w:rPr>
+          <w:lang w:val="es-MX"/>
+        </w:rPr>
+        <w:t>, agrupa las filas por su valor en la columna con el nombre del barrio, aplica 2 funciones</w:t>
       </w:r>
       <w:r>
         <w:rPr>
@@ -5640,7 +6173,21 @@
         <w:rPr>
           <w:lang w:val="es-MX"/>
         </w:rPr>
-        <w:t>: suma los pagos totales de cada barrio, para saber de que barrio se obtiene más dinero en general.</w:t>
+        <w:t xml:space="preserve">: suma los pagos totales de cada barrio, para saber de </w:t>
+      </w:r>
+      <w:proofErr w:type="spellStart"/>
+      <w:r>
+        <w:rPr>
+          <w:lang w:val="es-MX"/>
+        </w:rPr>
+        <w:t>que</w:t>
+      </w:r>
+      <w:proofErr w:type="spellEnd"/>
+      <w:r>
+        <w:rPr>
+          <w:lang w:val="es-MX"/>
+        </w:rPr>
+        <w:t xml:space="preserve"> barrio se obtiene más dinero en general.</w:t>
       </w:r>
     </w:p>
     <w:p>
@@ -5784,7 +6331,29 @@
           <w:sz w:val="18"/>
           <w:szCs w:val="18"/>
         </w:rPr>
-        <w:t>Función payment_mean_by_neighborhood: agregación del recaudo por barrio (total y promedio) ordenada de mayor a menor.</w:t>
+        <w:t xml:space="preserve">Función </w:t>
+      </w:r>
+      <w:proofErr w:type="spellStart"/>
+      <w:r>
+        <w:rPr>
+          <w:i/>
+          <w:iCs/>
+          <w:color w:val="595959"/>
+          <w:sz w:val="18"/>
+          <w:szCs w:val="18"/>
+        </w:rPr>
+        <w:t>payment_mean_by_neighborhood</w:t>
+      </w:r>
+      <w:proofErr w:type="spellEnd"/>
+      <w:r>
+        <w:rPr>
+          <w:i/>
+          <w:iCs/>
+          <w:color w:val="595959"/>
+          <w:sz w:val="18"/>
+          <w:szCs w:val="18"/>
+        </w:rPr>
+        <w:t>: agregación del recaudo por barrio (total y promedio) ordenada de mayor a menor.</w:t>
       </w:r>
     </w:p>
     <w:p>
@@ -5798,14 +6367,9 @@
         <w:rPr>
           <w:lang w:val="es-MX"/>
         </w:rPr>
-        <w:t xml:space="preserve">Para realizar manejo de excepciones, </w:t>
-      </w:r>
-      <w:r>
-        <w:rPr>
-          <w:lang w:val="es-MX"/>
-        </w:rPr>
-        <w:t xml:space="preserve">se agrega una función </w:t>
-      </w:r>
+        <w:t xml:space="preserve">Para realizar manejo de excepciones, se agrega una función </w:t>
+      </w:r>
+      <w:proofErr w:type="spellStart"/>
       <w:r>
         <w:rPr>
           <w:i/>
@@ -5814,6 +6378,7 @@
         </w:rPr>
         <w:t>check_for_necessary_columns</w:t>
       </w:r>
+      <w:proofErr w:type="spellEnd"/>
       <w:r>
         <w:rPr>
           <w:i/>
@@ -5826,136 +6391,157 @@
         <w:rPr>
           <w:lang w:val="es-MX"/>
         </w:rPr>
+        <w:t xml:space="preserve"> que revisa que el </w:t>
+      </w:r>
+      <w:proofErr w:type="spellStart"/>
+      <w:r>
+        <w:rPr>
+          <w:lang w:val="es-MX"/>
+        </w:rPr>
+        <w:t>dataframe</w:t>
+      </w:r>
+      <w:proofErr w:type="spellEnd"/>
+      <w:r>
+        <w:rPr>
+          <w:lang w:val="es-MX"/>
+        </w:rPr>
+        <w:t xml:space="preserve"> tenga las columnas necesarias para cada función y se utiliza </w:t>
+      </w:r>
+      <w:r>
+        <w:rPr>
+          <w:lang w:val="es-MX"/>
+        </w:rPr>
+        <w:t xml:space="preserve">la </w:t>
+      </w:r>
+      <w:r>
+        <w:rPr>
+          <w:lang w:val="es-MX"/>
+        </w:rPr>
+        <w:t xml:space="preserve">función </w:t>
+      </w:r>
+      <w:proofErr w:type="spellStart"/>
+      <w:r>
+        <w:rPr>
+          <w:i/>
+          <w:iCs/>
+          <w:lang w:val="es-MX"/>
+        </w:rPr>
+        <w:t>is_numeric_dtype</w:t>
+      </w:r>
+      <w:proofErr w:type="spellEnd"/>
+      <w:r>
+        <w:rPr>
+          <w:i/>
+          <w:iCs/>
+          <w:lang w:val="es-MX"/>
+        </w:rPr>
+        <w:t xml:space="preserve">() </w:t>
+      </w:r>
+      <w:r>
+        <w:rPr>
+          <w:lang w:val="es-MX"/>
+        </w:rPr>
+        <w:t xml:space="preserve">que revisa que las columnas con las que se realicen operaciones matemáticas sean numéricas. </w:t>
+      </w:r>
+    </w:p>
+    <w:p>
+      <w:pPr>
+        <w:jc w:val="both"/>
+        <w:rPr>
+          <w:lang w:val="es-MX"/>
+        </w:rPr>
+      </w:pPr>
+      <w:r>
+        <w:rPr>
+          <w:lang w:val="es-MX"/>
+        </w:rPr>
+        <w:t xml:space="preserve">Al visualizar utilizando la función head con 20 como parámetro obtenemos una lista de los 20 barrios que más dinero aportan con el pago de sus impuestos prediales. De esto, se puede observar que el barrio </w:t>
+      </w:r>
+      <w:r>
+        <w:t>Las Margaritas encabeza el rec</w:t>
+      </w:r>
+      <w:r>
+        <w:t xml:space="preserve">audo total </w:t>
+      </w:r>
+      <w:r>
+        <w:t xml:space="preserve">aproximado </w:t>
+      </w:r>
+      <w:r>
+        <w:t>(783</w:t>
+      </w:r>
+      <w:r>
+        <w:t>MM</w:t>
+      </w:r>
+      <w:r>
         <w:t xml:space="preserve"> </w:t>
       </w:r>
       <w:r>
-        <w:rPr>
-          <w:lang w:val="es-MX"/>
-        </w:rPr>
-        <w:t xml:space="preserve">que revisa que el dataframe tenga las columnas necesarias para cada función y se utiliza </w:t>
-      </w:r>
-      <w:r>
-        <w:rPr>
-          <w:lang w:val="es-MX"/>
-        </w:rPr>
-        <w:t xml:space="preserve">la </w:t>
-      </w:r>
-      <w:r>
-        <w:rPr>
-          <w:lang w:val="es-MX"/>
-        </w:rPr>
-        <w:t xml:space="preserve">función </w:t>
-      </w:r>
-      <w:r>
-        <w:rPr>
-          <w:i/>
-          <w:iCs/>
-          <w:lang w:val="es-MX"/>
-        </w:rPr>
-        <w:t xml:space="preserve">is_numeric_dtype() </w:t>
-      </w:r>
-      <w:r>
-        <w:rPr>
-          <w:lang w:val="es-MX"/>
-        </w:rPr>
-        <w:t xml:space="preserve">que revisa que las columnas con las que se realicen operaciones matemáticas sean numéricas. </w:t>
-      </w:r>
-    </w:p>
-    <w:p>
-      <w:pPr>
-        <w:jc w:val="both"/>
-        <w:rPr>
-          <w:lang w:val="es-MX"/>
-        </w:rPr>
-      </w:pPr>
-      <w:r>
-        <w:rPr>
-          <w:lang w:val="es-MX"/>
-        </w:rPr>
-        <w:t xml:space="preserve">Al visualizar utilizando la función head con 20 como parámetro obtenemos una lista de los 20 barrios que más dinero aportan con el pago de sus impuestos prediales. De esto, se puede observar que el barrio </w:t>
-      </w:r>
-      <w:r>
-        <w:t>Las Margaritas encabeza el rec</w:t>
-      </w:r>
-      <w:r>
-        <w:t xml:space="preserve">audo total </w:t>
-      </w:r>
-      <w:r>
-        <w:t xml:space="preserve">aproximado </w:t>
-      </w:r>
-      <w:r>
-        <w:t>(783</w:t>
+        <w:t xml:space="preserve">COP) pero su </w:t>
+      </w:r>
+      <w:r>
+        <w:rPr>
+          <w:i/>
+          <w:iCs/>
+        </w:rPr>
+        <w:t>mean</w:t>
+      </w:r>
+      <w:r>
+        <w:t xml:space="preserve"> (51</w:t>
+      </w:r>
+      <w:r>
+        <w:t>4M</w:t>
+      </w:r>
+      <w:r>
+        <w:t>) es 5 veces menor que el de Chicó Norte (2</w:t>
+      </w:r>
+      <w:r>
+        <w:t>,</w:t>
+      </w:r>
+      <w:r>
+        <w:t>7</w:t>
       </w:r>
       <w:r>
         <w:t>MM</w:t>
       </w:r>
       <w:r>
+        <w:t>)</w:t>
+      </w:r>
+      <w:r>
+        <w:t xml:space="preserve"> y su recaudación es </w:t>
+      </w:r>
+      <w:r>
+        <w:t>sólo un 12% menor que Las Margaritas</w:t>
+      </w:r>
+      <w:r>
+        <w:t>.</w:t>
+      </w:r>
+      <w:r>
+        <w:t xml:space="preserve"> Eso significa que Las Margaritas recauda mucho por </w:t>
+      </w:r>
+      <w:r>
+        <w:t>volumen de registros</w:t>
+      </w:r>
+      <w:r>
+        <w:t xml:space="preserve">, mientras los barrios del eje Chicó–Santa Bárbara (norte de la ciudad, estratos altos) recaudan </w:t>
+      </w:r>
+      <w:r>
+        <w:t>mayor valor por predio</w:t>
+      </w:r>
+      <w:r>
+        <w:t xml:space="preserve">. </w:t>
+      </w:r>
+      <w:r>
         <w:t xml:space="preserve"> </w:t>
       </w:r>
-      <w:r>
-        <w:t xml:space="preserve">COP) pero su </w:t>
-      </w:r>
-      <w:r>
-        <w:rPr>
-          <w:i/>
-          <w:iCs/>
-        </w:rPr>
-        <w:t>mean</w:t>
-      </w:r>
-      <w:r>
-        <w:t xml:space="preserve"> (51</w:t>
-      </w:r>
-      <w:r>
-        <w:t>4M</w:t>
-      </w:r>
-      <w:r>
-        <w:t>) es 5 veces menor que el de Chicó Norte (2</w:t>
-      </w:r>
-      <w:r>
-        <w:t>,</w:t>
-      </w:r>
-      <w:r>
-        <w:t>7</w:t>
-      </w:r>
-      <w:r>
-        <w:t>MM</w:t>
-      </w:r>
-      <w:r>
-        <w:t>)</w:t>
-      </w:r>
-      <w:r>
-        <w:t xml:space="preserve"> y su recaudación es </w:t>
-      </w:r>
-      <w:r>
-        <w:t>sólo un 12% menor que Las Margaritas</w:t>
-      </w:r>
-      <w:r>
-        <w:t>.</w:t>
-      </w:r>
-      <w:r>
-        <w:t xml:space="preserve"> Eso significa que Las Margaritas recauda mucho por </w:t>
-      </w:r>
-      <w:r>
-        <w:t>volumen de registros</w:t>
-      </w:r>
-      <w:r>
-        <w:t xml:space="preserve">, mientras los barrios del eje Chicó–Santa Bárbara (norte de la ciudad, estratos altos) recaudan </w:t>
-      </w:r>
-      <w:r>
-        <w:t>mayor valor por predio</w:t>
-      </w:r>
-      <w:r>
-        <w:t xml:space="preserve">. </w:t>
-      </w:r>
-      <w:r>
-        <w:t xml:space="preserve"> </w:t>
-      </w:r>
     </w:p>
     <w:p>
       <w:pPr>
         <w:jc w:val="center"/>
       </w:pPr>
       <w:r>
+        <w:rPr>
+          <w:noProof/>
+        </w:rPr>
         <w:lastRenderedPageBreak/>
         <w:drawing>
           <wp:inline distT="0" distB="0" distL="0" distR="0" wp14:anchorId="481C26D2" wp14:editId="6222EF94">
@@ -6189,6 +6775,7 @@
         </w:rPr>
         <w:t xml:space="preserve">Para responder la pregunta, se genera una función </w:t>
       </w:r>
+      <w:proofErr w:type="spellStart"/>
       <w:r>
         <w:rPr>
           <w:i/>
@@ -6197,11 +6784,26 @@
         </w:rPr>
         <w:t>current_total_per_year</w:t>
       </w:r>
-      <w:r>
-        <w:rPr>
-          <w:lang w:val="es-MX"/>
-        </w:rPr>
-        <w:t xml:space="preserve"> que recibe un dataframe y un entero que representa el año al que se quiere </w:t>
+      <w:proofErr w:type="spellEnd"/>
+      <w:r>
+        <w:rPr>
+          <w:lang w:val="es-MX"/>
+        </w:rPr>
+        <w:t xml:space="preserve"> que recibe un </w:t>
+      </w:r>
+      <w:proofErr w:type="spellStart"/>
+      <w:r>
+        <w:rPr>
+          <w:lang w:val="es-MX"/>
+        </w:rPr>
+        <w:t>dataframe</w:t>
+      </w:r>
+      <w:proofErr w:type="spellEnd"/>
+      <w:r>
+        <w:rPr>
+          <w:lang w:val="es-MX"/>
+        </w:rPr>
+        <w:t xml:space="preserve"> y un entero que representa el año al que se quiere </w:t>
       </w:r>
       <w:r>
         <w:rPr>
@@ -6237,7 +6839,21 @@
         <w:rPr>
           <w:lang w:val="es-MX"/>
         </w:rPr>
-        <w:t>debe encontrarse en el diccionario anteriormente mencionado. La función agrupa los datos por año, suma los valores nominales de los pagos totales de cada año y guarda una copia de esa vista. A ese nuevo dataframe se le adiciona el valor del IPC para ese año y una aproximación del valor de cada año llevado al año que se ingresó como parámetro. Esto se hace mediante la siguiente formula:</w:t>
+        <w:t xml:space="preserve">debe encontrarse en el diccionario anteriormente mencionado. La función agrupa los datos por año, suma los valores nominales de los pagos totales de cada año y guarda una copia de esa vista. A ese nuevo </w:t>
+      </w:r>
+      <w:proofErr w:type="spellStart"/>
+      <w:r>
+        <w:rPr>
+          <w:lang w:val="es-MX"/>
+        </w:rPr>
+        <w:t>dataframe</w:t>
+      </w:r>
+      <w:proofErr w:type="spellEnd"/>
+      <w:r>
+        <w:rPr>
+          <w:lang w:val="es-MX"/>
+        </w:rPr>
+        <w:t xml:space="preserve"> se le adiciona el valor del IPC para ese año y una aproximación del valor de cada año llevado al año que se ingresó como parámetro. Esto se hace mediante la siguiente formula:</w:t>
       </w:r>
     </w:p>
     <w:p>
@@ -6294,6 +6910,9 @@
         <w:jc w:val="both"/>
       </w:pPr>
       <w:r>
+        <w:rPr>
+          <w:noProof/>
+        </w:rPr>
         <w:drawing>
           <wp:inline distT="0" distB="0" distL="0" distR="0" wp14:anchorId="44BE7773" wp14:editId="4BA3051A">
             <wp:extent cx="5612130" cy="2029460"/>
@@ -6403,12 +7022,10 @@
           <w:sz w:val="18"/>
           <w:szCs w:val="18"/>
         </w:rPr>
-        <w:t>unción current_total_per_year: cálculo del recaudo anual ajustado por inflación a precios constantes del año de referencia, mediante la razón de IPC.</w:t>
-      </w:r>
-    </w:p>
-    <w:p>
-      <w:pPr>
-        <w:jc w:val="both"/>
+        <w:t xml:space="preserve">unción </w:t>
+      </w:r>
+      <w:proofErr w:type="spellStart"/>
+      <w:r>
         <w:rPr>
           <w:i/>
           <w:iCs/>
@@ -6416,12 +7033,36 @@
           <w:sz w:val="18"/>
           <w:szCs w:val="18"/>
         </w:rPr>
-      </w:pPr>
+        <w:t>current_total_per_year</w:t>
+      </w:r>
+      <w:proofErr w:type="spellEnd"/>
+      <w:r>
+        <w:rPr>
+          <w:i/>
+          <w:iCs/>
+          <w:color w:val="595959"/>
+          <w:sz w:val="18"/>
+          <w:szCs w:val="18"/>
+        </w:rPr>
+        <w:t>: cálculo del recaudo anual ajustado por inflación a precios constantes del año de referencia, mediante la razón de IPC.</w:t>
+      </w:r>
     </w:p>
     <w:p>
       <w:pPr>
         <w:jc w:val="both"/>
         <w:rPr>
+          <w:i/>
+          <w:iCs/>
+          <w:color w:val="595959"/>
+          <w:sz w:val="18"/>
+          <w:szCs w:val="18"/>
+        </w:rPr>
+      </w:pPr>
+    </w:p>
+    <w:p>
+      <w:pPr>
+        <w:jc w:val="both"/>
+        <w:rPr>
           <w:lang w:val="es-MX"/>
         </w:rPr>
       </w:pPr>
@@ -6437,6 +7078,7 @@
         </w:rPr>
         <w:t xml:space="preserve">agrega una función </w:t>
       </w:r>
+      <w:proofErr w:type="spellStart"/>
       <w:r>
         <w:rPr>
           <w:i/>
@@ -6445,6 +7087,7 @@
         </w:rPr>
         <w:t>check_for_necessary_columns</w:t>
       </w:r>
+      <w:proofErr w:type="spellEnd"/>
       <w:r>
         <w:rPr>
           <w:i/>
@@ -6469,7 +7112,21 @@
         <w:rPr>
           <w:lang w:val="es-MX"/>
         </w:rPr>
-        <w:t xml:space="preserve">que el dataframe tenga las columnas necesarias para cada función y </w:t>
+        <w:t xml:space="preserve">que el </w:t>
+      </w:r>
+      <w:proofErr w:type="spellStart"/>
+      <w:r>
+        <w:rPr>
+          <w:lang w:val="es-MX"/>
+        </w:rPr>
+        <w:t>dataframe</w:t>
+      </w:r>
+      <w:proofErr w:type="spellEnd"/>
+      <w:r>
+        <w:rPr>
+          <w:lang w:val="es-MX"/>
+        </w:rPr>
+        <w:t xml:space="preserve"> tenga las columnas necesarias para cada función y </w:t>
       </w:r>
       <w:r>
         <w:rPr>
@@ -6483,6 +7140,7 @@
         </w:rPr>
         <w:t xml:space="preserve">otra función </w:t>
       </w:r>
+      <w:proofErr w:type="spellStart"/>
       <w:r>
         <w:rPr>
           <w:i/>
@@ -6497,7 +7155,16 @@
           <w:iCs/>
           <w:lang w:val="es-MX"/>
         </w:rPr>
-        <w:t xml:space="preserve">dtype() </w:t>
+        <w:t>dtype</w:t>
+      </w:r>
+      <w:proofErr w:type="spellEnd"/>
+      <w:r>
+        <w:rPr>
+          <w:i/>
+          <w:iCs/>
+          <w:lang w:val="es-MX"/>
+        </w:rPr>
+        <w:t xml:space="preserve">() </w:t>
       </w:r>
       <w:r>
         <w:rPr>
@@ -6816,7 +7483,15 @@
         <w:t>derivan</w:t>
       </w:r>
       <w:r>
-        <w:t xml:space="preserve"> del valor imputado y no de un pago observado. Esto es algo que el administrador del dataset original puede tener en cuenta para mejorar.</w:t>
+        <w:t xml:space="preserve"> del valor imputado y no de un pago observado. Esto es algo que el administrador del </w:t>
+      </w:r>
+      <w:proofErr w:type="spellStart"/>
+      <w:r>
+        <w:t>dataset</w:t>
+      </w:r>
+      <w:proofErr w:type="spellEnd"/>
+      <w:r>
+        <w:t xml:space="preserve"> original puede tener en cuenta para mejorar.</w:t>
       </w:r>
     </w:p>
     <w:p>
@@ -6884,8 +7559,21 @@
       <w:r>
         <w:t xml:space="preserve">como </w:t>
       </w:r>
-      <w:r>
-        <w:t xml:space="preserve">quartiles, terciles, etc. </w:t>
+      <w:proofErr w:type="spellStart"/>
+      <w:r>
+        <w:t>quartiles</w:t>
+      </w:r>
+      <w:proofErr w:type="spellEnd"/>
+      <w:r>
+        <w:t xml:space="preserve">, </w:t>
+      </w:r>
+      <w:proofErr w:type="spellStart"/>
+      <w:r>
+        <w:t>terciles</w:t>
+      </w:r>
+      <w:proofErr w:type="spellEnd"/>
+      <w:r>
+        <w:t xml:space="preserve">, etc. </w:t>
       </w:r>
       <w:r>
         <w:t>que también podrían ser utilizadas.</w:t>
@@ -6941,10 +7629,7 @@
         <w:t>es difícil asegurar</w:t>
       </w:r>
       <w:r>
-        <w:t xml:space="preserve"> la relación entre </w:t>
-      </w:r>
-      <w:r>
-        <w:t xml:space="preserve">estrato y cumplimiento de pago de IPU </w:t>
+        <w:t xml:space="preserve"> la relación entre estrato y cumplimiento de pago de IPU </w:t>
       </w:r>
       <w:r>
         <w:t xml:space="preserve"> ya </w:t>
@@ -7136,7 +7821,7 @@
         <w:jc w:val="both"/>
       </w:pPr>
       <w:r>
-        <w:t xml:space="preserve">Respecto a el año 2020, dado que el país se encontraba en pandemia del COVID, </w:t>
+        <w:t xml:space="preserve">Respecto al año 2020, dado que el país se encontraba en pandemia del COVID, </w:t>
       </w:r>
       <w:r>
         <w:t xml:space="preserve">desde los entes públicos administrativos se generaron incentivos para pagar deudas </w:t>
@@ -9189,6 +9874,7 @@
   <w:style w:type="character" w:default="1" w:styleId="Fuentedeprrafopredeter">
     <w:name w:val="Default Paragraph Font"/>
     <w:uiPriority w:val="1"/>
+    <w:semiHidden/>
     <w:unhideWhenUsed/>
   </w:style>
   <w:style w:type="table" w:default="1" w:styleId="Tablanormal">
@@ -9965,6 +10651,15 @@
 </file>
 
 <file path=customXml/item1.xml><?xml version="1.0" encoding="utf-8"?>
+<?mso-contentType ?>
+<FormTemplates xmlns="http://schemas.microsoft.com/sharepoint/v3/contenttype/forms">
+  <Display>DocumentLibraryForm</Display>
+  <Edit>DocumentLibraryForm</Edit>
+  <New>DocumentLibraryForm</New>
+</FormTemplates>
+</file>
+
+<file path=customXml/item2.xml><?xml version="1.0" encoding="utf-8"?>
 <ct:contentTypeSchema xmlns:ct="http://schemas.microsoft.com/office/2006/metadata/contentType" xmlns:ma="http://schemas.microsoft.com/office/2006/metadata/properties/metaAttributes" ct:_="" ma:_="" ma:contentTypeName="Documento" ma:contentTypeID="0x010100768DAC1AD940BD4E95A4D40C6C41D4BC" ma:contentTypeVersion="14" ma:contentTypeDescription="Crear nuevo documento." ma:contentTypeScope="" ma:versionID="4caf8888feb2af327696d7825c93e00c">
   <xsd:schema xmlns:xsd="http://www.w3.org/2001/XMLSchema" xmlns:xs="http://www.w3.org/2001/XMLSchema" xmlns:p="http://schemas.microsoft.com/office/2006/metadata/properties" xmlns:ns3="c00592bb-d6db-4c45-a7f4-7f8c677b85ee" xmlns:ns4="5cdebb82-32c3-490a-81f2-dcb8502ef570" targetNamespace="http://schemas.microsoft.com/office/2006/metadata/properties" ma:root="true" ma:fieldsID="41f77744a5f031ffdeb2344cff826688" ns3:_="" ns4:_="">
     <xsd:import namespace="c00592bb-d6db-4c45-a7f4-7f8c677b85ee"/>
@@ -10191,16 +10886,11 @@
 </ct:contentTypeSchema>
 </file>
 
-<file path=customXml/item2.xml><?xml version="1.0" encoding="utf-8"?>
-<?mso-contentType ?>
-<FormTemplates xmlns="http://schemas.microsoft.com/sharepoint/v3/contenttype/forms">
-  <Display>DocumentLibraryForm</Display>
-  <Edit>DocumentLibraryForm</Edit>
-  <New>DocumentLibraryForm</New>
-</FormTemplates>
+<file path=customXml/item3.xml><?xml version="1.0" encoding="utf-8"?>
+<b:Sources xmlns:b="http://schemas.openxmlformats.org/officeDocument/2006/bibliography" xmlns="http://schemas.openxmlformats.org/officeDocument/2006/bibliography" SelectedStyle="\APASixthEditionOfficeOnline.xsl" StyleName="APA" Version="6"/>
 </file>
 
-<file path=customXml/item3.xml><?xml version="1.0" encoding="utf-8"?>
+<file path=customXml/item4.xml><?xml version="1.0" encoding="utf-8"?>
 <p:properties xmlns:p="http://schemas.microsoft.com/office/2006/metadata/properties" xmlns:xsi="http://www.w3.org/2001/XMLSchema-instance" xmlns:pc="http://schemas.microsoft.com/office/infopath/2007/PartnerControls">
   <documentManagement>
     <_activity xmlns="5cdebb82-32c3-490a-81f2-dcb8502ef570" xsi:nil="true"/>
@@ -10208,11 +10898,15 @@
 </p:properties>
 </file>
 
-<file path=customXml/item4.xml><?xml version="1.0" encoding="utf-8"?>
-<b:Sources xmlns:b="http://schemas.openxmlformats.org/officeDocument/2006/bibliography" xmlns="http://schemas.openxmlformats.org/officeDocument/2006/bibliography" SelectedStyle="\APASixthEditionOfficeOnline.xsl" StyleName="APA" Version="6"/>
+<file path=customXml/itemProps1.xml><?xml version="1.0" encoding="utf-8"?>
+<ds:datastoreItem xmlns:ds="http://schemas.openxmlformats.org/officeDocument/2006/customXml" ds:itemID="{D7D84234-BA74-41D1-9B23-F9F7EEB21525}">
+  <ds:schemaRefs>
+    <ds:schemaRef ds:uri="http://schemas.microsoft.com/sharepoint/v3/contenttype/forms"/>
+  </ds:schemaRefs>
+</ds:datastoreItem>
 </file>
 
-<file path=customXml/itemProps1.xml><?xml version="1.0" encoding="utf-8"?>
+<file path=customXml/itemProps2.xml><?xml version="1.0" encoding="utf-8"?>
 <ds:datastoreItem xmlns:ds="http://schemas.openxmlformats.org/officeDocument/2006/customXml" ds:itemID="{E7C02CF1-7228-41BA-A1A2-C00AF110A6D1}">
   <ds:schemaRefs>
     <ds:schemaRef ds:uri="http://schemas.microsoft.com/office/2006/metadata/contentType"/>
@@ -10231,15 +10925,15 @@
 </ds:datastoreItem>
 </file>
 
-<file path=customXml/itemProps2.xml><?xml version="1.0" encoding="utf-8"?>
-<ds:datastoreItem xmlns:ds="http://schemas.openxmlformats.org/officeDocument/2006/customXml" ds:itemID="{D7D84234-BA74-41D1-9B23-F9F7EEB21525}">
+<file path=customXml/itemProps3.xml><?xml version="1.0" encoding="utf-8"?>
+<ds:datastoreItem xmlns:ds="http://schemas.openxmlformats.org/officeDocument/2006/customXml" ds:itemID="{328C50CC-181B-4E15-BBB5-21C1A192EC66}">
   <ds:schemaRefs>
-    <ds:schemaRef ds:uri="http://schemas.microsoft.com/sharepoint/v3/contenttype/forms"/>
+    <ds:schemaRef ds:uri="http://schemas.openxmlformats.org/officeDocument/2006/bibliography"/>
   </ds:schemaRefs>
 </ds:datastoreItem>
 </file>
 
-<file path=customXml/itemProps3.xml><?xml version="1.0" encoding="utf-8"?>
+<file path=customXml/itemProps4.xml><?xml version="1.0" encoding="utf-8"?>
 <ds:datastoreItem xmlns:ds="http://schemas.openxmlformats.org/officeDocument/2006/customXml" ds:itemID="{5A131DF8-ABA8-47F6-906A-48C85DE5B79A}">
   <ds:schemaRefs>
     <ds:schemaRef ds:uri="http://schemas.microsoft.com/office/2006/metadata/properties"/>
@@ -10247,12 +10941,4 @@
     <ds:schemaRef ds:uri="5cdebb82-32c3-490a-81f2-dcb8502ef570"/>
   </ds:schemaRefs>
 </ds:datastoreItem>
-</file>
-
-<file path=customXml/itemProps4.xml><?xml version="1.0" encoding="utf-8"?>
-<ds:datastoreItem xmlns:ds="http://schemas.openxmlformats.org/officeDocument/2006/customXml" ds:itemID="{328C50CC-181B-4E15-BBB5-21C1A192EC66}">
-  <ds:schemaRefs>
-    <ds:schemaRef ds:uri="http://schemas.openxmlformats.org/officeDocument/2006/bibliography"/>
-  </ds:schemaRefs>
-</ds:datastoreItem>
 </file>
--- a/INFORME.docx
+++ b/INFORME.docx
@@ -353,7 +353,15 @@
         <w:jc w:val="center"/>
       </w:pPr>
       <w:r>
-        <w:t>Santa Marta, 15 de Junio d</w:t>
+        <w:t xml:space="preserve">Santa Marta, 15 de </w:t>
+      </w:r>
+      <w:proofErr w:type="gramStart"/>
+      <w:r>
+        <w:t>Junio</w:t>
+      </w:r>
+      <w:proofErr w:type="gramEnd"/>
+      <w:r>
+        <w:t xml:space="preserve"> d</w:t>
       </w:r>
       <w:r>
         <w:t>e 2026</w:t>
@@ -692,7 +700,15 @@
         <w:jc w:val="both"/>
       </w:pPr>
       <w:r>
-        <w:t xml:space="preserve">El recaudo de este impuesto administrado por el Distrito Capital, se distribuye </w:t>
+        <w:t xml:space="preserve">El recaudo de este impuesto administrado por el Distrito </w:t>
+      </w:r>
+      <w:proofErr w:type="gramStart"/>
+      <w:r>
+        <w:t>Capital,</w:t>
+      </w:r>
+      <w:proofErr w:type="gramEnd"/>
+      <w:r>
+        <w:t xml:space="preserve"> se distribuye </w:t>
       </w:r>
       <w:r>
         <w:t>conforme al Plan de Desarrollo y al presupuesto anual aprobado</w:t>
@@ -1141,7 +1157,15 @@
           <w:i/>
           <w:iCs/>
         </w:rPr>
-        <w:t>dataframe_enrichment</w:t>
+        <w:t>dataframe_</w:t>
+      </w:r>
+      <w:proofErr w:type="gramStart"/>
+      <w:r>
+        <w:rPr>
+          <w:i/>
+          <w:iCs/>
+        </w:rPr>
+        <w:t>enrichment</w:t>
       </w:r>
       <w:proofErr w:type="spellEnd"/>
       <w:r>
@@ -1149,7 +1173,15 @@
           <w:i/>
           <w:iCs/>
         </w:rPr>
-        <w:t xml:space="preserve">() </w:t>
+        <w:t>(</w:t>
+      </w:r>
+      <w:proofErr w:type="gramEnd"/>
+      <w:r>
+        <w:rPr>
+          <w:i/>
+          <w:iCs/>
+        </w:rPr>
+        <w:t xml:space="preserve">) </w:t>
       </w:r>
       <w:r>
         <w:t>donde se exporta el resultado a “</w:t>
@@ -1408,7 +1440,16 @@
                 <w:sz w:val="18"/>
                 <w:szCs w:val="18"/>
               </w:rPr>
-              <w:t>new_columns</w:t>
+              <w:t>new_</w:t>
+            </w:r>
+            <w:proofErr w:type="gramStart"/>
+            <w:r>
+              <w:rPr>
+                <w:rFonts w:ascii="Consolas" w:eastAsia="Consolas" w:hAnsi="Consolas" w:cs="Consolas"/>
+                <w:sz w:val="18"/>
+                <w:szCs w:val="18"/>
+              </w:rPr>
+              <w:t>columns</w:t>
             </w:r>
             <w:proofErr w:type="spellEnd"/>
             <w:r>
@@ -1417,7 +1458,16 @@
                 <w:sz w:val="18"/>
                 <w:szCs w:val="18"/>
               </w:rPr>
-              <w:t>()</w:t>
+              <w:t>(</w:t>
+            </w:r>
+            <w:proofErr w:type="gramEnd"/>
+            <w:r>
+              <w:rPr>
+                <w:rFonts w:ascii="Consolas" w:eastAsia="Consolas" w:hAnsi="Consolas" w:cs="Consolas"/>
+                <w:sz w:val="18"/>
+                <w:szCs w:val="18"/>
+              </w:rPr>
+              <w:t>)</w:t>
             </w:r>
           </w:p>
         </w:tc>
@@ -1503,7 +1553,16 @@
                 <w:sz w:val="18"/>
                 <w:szCs w:val="18"/>
               </w:rPr>
-              <w:t>new_columns</w:t>
+              <w:t>new_</w:t>
+            </w:r>
+            <w:proofErr w:type="gramStart"/>
+            <w:r>
+              <w:rPr>
+                <w:rFonts w:ascii="Consolas" w:eastAsia="Consolas" w:hAnsi="Consolas" w:cs="Consolas"/>
+                <w:sz w:val="18"/>
+                <w:szCs w:val="18"/>
+              </w:rPr>
+              <w:t>columns</w:t>
             </w:r>
             <w:proofErr w:type="spellEnd"/>
             <w:r>
@@ -1512,7 +1571,16 @@
                 <w:sz w:val="18"/>
                 <w:szCs w:val="18"/>
               </w:rPr>
-              <w:t>()</w:t>
+              <w:t>(</w:t>
+            </w:r>
+            <w:proofErr w:type="gramEnd"/>
+            <w:r>
+              <w:rPr>
+                <w:rFonts w:ascii="Consolas" w:eastAsia="Consolas" w:hAnsi="Consolas" w:cs="Consolas"/>
+                <w:sz w:val="18"/>
+                <w:szCs w:val="18"/>
+              </w:rPr>
+              <w:t>)</w:t>
             </w:r>
           </w:p>
         </w:tc>
@@ -1591,6 +1659,7 @@
           </w:tcPr>
           <w:p>
             <w:proofErr w:type="spellStart"/>
+            <w:proofErr w:type="gramStart"/>
             <w:r>
               <w:rPr>
                 <w:rFonts w:ascii="Consolas" w:eastAsia="Consolas" w:hAnsi="Consolas" w:cs="Consolas"/>
@@ -1606,7 +1675,16 @@
                 <w:sz w:val="18"/>
                 <w:szCs w:val="18"/>
               </w:rPr>
-              <w:t>()</w:t>
+              <w:t>(</w:t>
+            </w:r>
+            <w:proofErr w:type="gramEnd"/>
+            <w:r>
+              <w:rPr>
+                <w:rFonts w:ascii="Consolas" w:eastAsia="Consolas" w:hAnsi="Consolas" w:cs="Consolas"/>
+                <w:sz w:val="18"/>
+                <w:szCs w:val="18"/>
+              </w:rPr>
+              <w:t>)</w:t>
             </w:r>
           </w:p>
         </w:tc>
@@ -1654,7 +1732,15 @@
           <w:i/>
           <w:iCs/>
         </w:rPr>
-        <w:t>load_taxes_data</w:t>
+        <w:t>load_taxes_</w:t>
+      </w:r>
+      <w:proofErr w:type="gramStart"/>
+      <w:r>
+        <w:rPr>
+          <w:i/>
+          <w:iCs/>
+        </w:rPr>
+        <w:t>data</w:t>
       </w:r>
       <w:proofErr w:type="spellEnd"/>
       <w:r>
@@ -1662,7 +1748,15 @@
           <w:i/>
           <w:iCs/>
         </w:rPr>
-        <w:t>()”</w:t>
+        <w:t>(</w:t>
+      </w:r>
+      <w:proofErr w:type="gramEnd"/>
+      <w:r>
+        <w:rPr>
+          <w:i/>
+          <w:iCs/>
+        </w:rPr>
+        <w:t>)”</w:t>
       </w:r>
       <w:r>
         <w:t xml:space="preserve"> e imputa los</w:t>
@@ -1685,7 +1779,15 @@
           <w:i/>
           <w:iCs/>
         </w:rPr>
-        <w:t>new_columns</w:t>
+        <w:t>new_</w:t>
+      </w:r>
+      <w:proofErr w:type="gramStart"/>
+      <w:r>
+        <w:rPr>
+          <w:i/>
+          <w:iCs/>
+        </w:rPr>
+        <w:t>columns</w:t>
       </w:r>
       <w:proofErr w:type="spellEnd"/>
       <w:r>
@@ -1693,7 +1795,15 @@
           <w:i/>
           <w:iCs/>
         </w:rPr>
-        <w:t>().</w:t>
+        <w:t>(</w:t>
+      </w:r>
+      <w:proofErr w:type="gramEnd"/>
+      <w:r>
+        <w:rPr>
+          <w:i/>
+          <w:iCs/>
+        </w:rPr>
+        <w:t>).</w:t>
       </w:r>
       <w:r>
         <w:t xml:space="preserve"> La función trabaja sobre una copia defensiva del </w:t>
@@ -1715,6 +1825,7 @@
         <w:t xml:space="preserve"> (</w:t>
       </w:r>
       <w:proofErr w:type="spellStart"/>
+      <w:proofErr w:type="gramStart"/>
       <w:r>
         <w:rPr>
           <w:i/>
@@ -1723,6 +1834,7 @@
         <w:t>dataframe.copy</w:t>
       </w:r>
       <w:proofErr w:type="spellEnd"/>
+      <w:proofErr w:type="gramEnd"/>
       <w:r>
         <w:rPr>
           <w:i/>
@@ -1775,7 +1887,15 @@
           <w:i/>
           <w:iCs/>
         </w:rPr>
-        <w:t>require_dataframe</w:t>
+        <w:t>require_</w:t>
+      </w:r>
+      <w:proofErr w:type="gramStart"/>
+      <w:r>
+        <w:rPr>
+          <w:i/>
+          <w:iCs/>
+        </w:rPr>
+        <w:t>dataframe</w:t>
       </w:r>
       <w:proofErr w:type="spellEnd"/>
       <w:r>
@@ -1783,7 +1903,15 @@
           <w:i/>
           <w:iCs/>
         </w:rPr>
-        <w:t>() en user_interface.py)</w:t>
+        <w:t>(</w:t>
+      </w:r>
+      <w:proofErr w:type="gramEnd"/>
+      <w:r>
+        <w:rPr>
+          <w:i/>
+          <w:iCs/>
+        </w:rPr>
+        <w:t>) en user_interface.py)</w:t>
       </w:r>
       <w:r>
         <w:t xml:space="preserve"> detecta ese valor y detiene el proceso de forma controlada</w:t>
@@ -1865,9 +1993,9 @@
           <w:sz w:val="18"/>
           <w:szCs w:val="18"/>
         </w:rPr>
-        <w:t>new_columns</w:t>
-      </w:r>
-      <w:proofErr w:type="spellEnd"/>
+        <w:t>new_</w:t>
+      </w:r>
+      <w:proofErr w:type="gramStart"/>
       <w:r>
         <w:rPr>
           <w:i/>
@@ -1876,7 +2004,29 @@
           <w:sz w:val="18"/>
           <w:szCs w:val="18"/>
         </w:rPr>
-        <w:t>() en business_logic.py: creación de las tres columnas derivadas.</w:t>
+        <w:t>columns</w:t>
+      </w:r>
+      <w:proofErr w:type="spellEnd"/>
+      <w:r>
+        <w:rPr>
+          <w:i/>
+          <w:iCs/>
+          <w:color w:val="595959"/>
+          <w:sz w:val="18"/>
+          <w:szCs w:val="18"/>
+        </w:rPr>
+        <w:t>(</w:t>
+      </w:r>
+      <w:proofErr w:type="gramEnd"/>
+      <w:r>
+        <w:rPr>
+          <w:i/>
+          <w:iCs/>
+          <w:color w:val="595959"/>
+          <w:sz w:val="18"/>
+          <w:szCs w:val="18"/>
+        </w:rPr>
+        <w:t>) en business_logic.py: creación de las tres columnas derivadas.</w:t>
       </w:r>
     </w:p>
     <w:p>
@@ -1952,6 +2102,7 @@
       <w:r>
         <w:t xml:space="preserve"> se obtiene un indicador comparable entre territorios. El </w:t>
       </w:r>
+      <w:proofErr w:type="gramStart"/>
       <w:r>
         <w:t>método</w:t>
       </w:r>
@@ -1960,7 +2111,15 @@
           <w:i/>
           <w:iCs/>
         </w:rPr>
-        <w:t xml:space="preserve"> .round(2)</w:t>
+        <w:t xml:space="preserve"> .round</w:t>
+      </w:r>
+      <w:proofErr w:type="gramEnd"/>
+      <w:r>
+        <w:rPr>
+          <w:i/>
+          <w:iCs/>
+        </w:rPr>
+        <w:t>(2)</w:t>
       </w:r>
       <w:r>
         <w:t xml:space="preserve"> limita el resultado a dos decimales.</w:t>
@@ -2105,12 +2264,21 @@
       <w:r>
         <w:t xml:space="preserve">Al aplicar el </w:t>
       </w:r>
-      <w:r>
-        <w:rPr>
-          <w:i/>
-          <w:iCs/>
-        </w:rPr>
-        <w:t>método .head(8)</w:t>
+      <w:proofErr w:type="gramStart"/>
+      <w:r>
+        <w:rPr>
+          <w:i/>
+          <w:iCs/>
+        </w:rPr>
+        <w:t>método .head</w:t>
+      </w:r>
+      <w:proofErr w:type="gramEnd"/>
+      <w:r>
+        <w:rPr>
+          <w:i/>
+          <w:iCs/>
+        </w:rPr>
+        <w:t>(8)</w:t>
       </w:r>
       <w:r>
         <w:t xml:space="preserve"> muestra solo las 8 primeras filas (del 0 al 7). </w:t>
@@ -2185,13 +2353,18 @@
         <w:jc w:val="both"/>
       </w:pPr>
       <w:r>
-        <w:t>El archivo de origen codifica el destino hacendario del predio con un número en la columna DESTINO_SHD. Para que tablas y gráficas sean legibles, el diccionario CODIGO_SHD traduce cada código a una etiqueta de texto, y la columna nueva se crea aplicando .</w:t>
+        <w:t xml:space="preserve">El archivo de origen codifica el destino hacendario del predio con un número en la columna DESTINO_SHD. Para que tablas y gráficas sean legibles, el diccionario CODIGO_SHD traduce cada código a una etiqueta de texto, y la columna nueva se crea </w:t>
+      </w:r>
+      <w:proofErr w:type="gramStart"/>
+      <w:r>
+        <w:t>aplicando .</w:t>
       </w:r>
       <w:proofErr w:type="spellStart"/>
       <w:r>
         <w:t>map</w:t>
       </w:r>
       <w:proofErr w:type="spellEnd"/>
+      <w:proofErr w:type="gramEnd"/>
       <w:r>
         <w:t xml:space="preserve">() sobre el código.  Cabe aclarar que el </w:t>
       </w:r>
@@ -2358,9 +2531,9 @@
           <w:sz w:val="18"/>
           <w:szCs w:val="18"/>
         </w:rPr>
-        <w:t>Figura 5. Asignación de NOMBRE_SHD mediante .</w:t>
-      </w:r>
-      <w:proofErr w:type="spellStart"/>
+        <w:t xml:space="preserve">Figura 5. Asignación de NOMBRE_SHD </w:t>
+      </w:r>
+      <w:proofErr w:type="gramStart"/>
       <w:r>
         <w:rPr>
           <w:i/>
@@ -2369,9 +2542,9 @@
           <w:sz w:val="18"/>
           <w:szCs w:val="18"/>
         </w:rPr>
-        <w:t>map</w:t>
-      </w:r>
-      <w:proofErr w:type="spellEnd"/>
+        <w:t>mediante .</w:t>
+      </w:r>
+      <w:proofErr w:type="spellStart"/>
       <w:r>
         <w:rPr>
           <w:i/>
@@ -2380,6 +2553,18 @@
           <w:sz w:val="18"/>
           <w:szCs w:val="18"/>
         </w:rPr>
+        <w:t>map</w:t>
+      </w:r>
+      <w:proofErr w:type="spellEnd"/>
+      <w:proofErr w:type="gramEnd"/>
+      <w:r>
+        <w:rPr>
+          <w:i/>
+          <w:iCs/>
+          <w:color w:val="595959"/>
+          <w:sz w:val="18"/>
+          <w:szCs w:val="18"/>
+        </w:rPr>
         <w:t>() (línea real del módulo</w:t>
       </w:r>
       <w:r>
@@ -2390,6 +2575,7 @@
       <w:pPr>
         <w:jc w:val="both"/>
       </w:pPr>
+      <w:proofErr w:type="gramStart"/>
       <w:r>
         <w:t>.</w:t>
       </w:r>
@@ -2398,6 +2584,7 @@
         <w:t>map</w:t>
       </w:r>
       <w:proofErr w:type="spellEnd"/>
+      <w:proofErr w:type="gramEnd"/>
       <w:r>
         <w:t xml:space="preserve">(CODIGO_SHD) busca cada valor de la columna como clave del diccionario. </w:t>
       </w:r>
@@ -4252,6 +4439,7 @@
         <w:t xml:space="preserve">columna etiqueta cada registro según su recaudo relativo frente al conjunto. El diseño usa una función fábrica: </w:t>
       </w:r>
       <w:proofErr w:type="spellStart"/>
+      <w:proofErr w:type="gramStart"/>
       <w:r>
         <w:rPr>
           <w:i/>
@@ -4265,7 +4453,15 @@
           <w:i/>
           <w:iCs/>
         </w:rPr>
-        <w:t xml:space="preserve">() </w:t>
+        <w:t>(</w:t>
+      </w:r>
+      <w:proofErr w:type="gramEnd"/>
+      <w:r>
+        <w:rPr>
+          <w:i/>
+          <w:iCs/>
+        </w:rPr>
+        <w:t xml:space="preserve">) </w:t>
       </w:r>
       <w:r>
         <w:t>recibe</w:t>
@@ -4330,6 +4526,7 @@
         <w:t>high_threshold</w:t>
       </w:r>
       <w:proofErr w:type="spellEnd"/>
+      <w:proofErr w:type="gramStart"/>
       <w:r>
         <w:rPr>
           <w:i/>
@@ -4344,7 +4541,11 @@
         <w:t xml:space="preserve"> </w:t>
       </w:r>
       <w:r>
-        <w:t xml:space="preserve"> y devuelve la función interna </w:t>
+        <w:t xml:space="preserve"> y</w:t>
+      </w:r>
+      <w:proofErr w:type="gramEnd"/>
+      <w:r>
+        <w:t xml:space="preserve"> devuelve la función interna </w:t>
       </w:r>
       <w:proofErr w:type="spellStart"/>
       <w:r>
@@ -4352,7 +4553,15 @@
           <w:i/>
           <w:iCs/>
         </w:rPr>
-        <w:t>profitability_calculation</w:t>
+        <w:t>profitability_</w:t>
+      </w:r>
+      <w:proofErr w:type="gramStart"/>
+      <w:r>
+        <w:rPr>
+          <w:i/>
+          <w:iCs/>
+        </w:rPr>
+        <w:t>calculation</w:t>
       </w:r>
       <w:proofErr w:type="spellEnd"/>
       <w:r>
@@ -4360,7 +4569,15 @@
           <w:i/>
           <w:iCs/>
         </w:rPr>
-        <w:t>()</w:t>
+        <w:t>(</w:t>
+      </w:r>
+      <w:proofErr w:type="gramEnd"/>
+      <w:r>
+        <w:rPr>
+          <w:i/>
+          <w:iCs/>
+        </w:rPr>
+        <w:t>)</w:t>
       </w:r>
       <w:r>
         <w:t xml:space="preserve"> que conserva esos valores</w:t>
@@ -4372,7 +4589,11 @@
         <w:t xml:space="preserve"> </w:t>
       </w:r>
       <w:r>
-        <w:t>La función</w:t>
+        <w:t xml:space="preserve">La </w:t>
+      </w:r>
+      <w:proofErr w:type="gramStart"/>
+      <w:r>
+        <w:t>función</w:t>
       </w:r>
       <w:r>
         <w:t xml:space="preserve"> </w:t>
@@ -4390,9 +4611,9 @@
           <w:szCs w:val="21"/>
           <w:shd w:val="clear" w:color="auto" w:fill="F2F2F2"/>
         </w:rPr>
-        <w:t>new_columns</w:t>
-      </w:r>
-      <w:proofErr w:type="spellEnd"/>
+        <w:t>new</w:t>
+      </w:r>
+      <w:proofErr w:type="gramEnd"/>
       <w:r>
         <w:rPr>
           <w:rFonts w:ascii="Consolas" w:eastAsia="Consolas" w:hAnsi="Consolas" w:cs="Consolas"/>
@@ -4402,7 +4623,43 @@
           <w:szCs w:val="21"/>
           <w:shd w:val="clear" w:color="auto" w:fill="F2F2F2"/>
         </w:rPr>
-        <w:t>()</w:t>
+        <w:t>_</w:t>
+      </w:r>
+      <w:proofErr w:type="gramStart"/>
+      <w:r>
+        <w:rPr>
+          <w:rFonts w:ascii="Consolas" w:eastAsia="Consolas" w:hAnsi="Consolas" w:cs="Consolas"/>
+          <w:i/>
+          <w:iCs/>
+          <w:sz w:val="21"/>
+          <w:szCs w:val="21"/>
+          <w:shd w:val="clear" w:color="auto" w:fill="F2F2F2"/>
+        </w:rPr>
+        <w:t>columns</w:t>
+      </w:r>
+      <w:proofErr w:type="spellEnd"/>
+      <w:r>
+        <w:rPr>
+          <w:rFonts w:ascii="Consolas" w:eastAsia="Consolas" w:hAnsi="Consolas" w:cs="Consolas"/>
+          <w:i/>
+          <w:iCs/>
+          <w:sz w:val="21"/>
+          <w:szCs w:val="21"/>
+          <w:shd w:val="clear" w:color="auto" w:fill="F2F2F2"/>
+        </w:rPr>
+        <w:t>(</w:t>
+      </w:r>
+      <w:proofErr w:type="gramEnd"/>
+      <w:r>
+        <w:rPr>
+          <w:rFonts w:ascii="Consolas" w:eastAsia="Consolas" w:hAnsi="Consolas" w:cs="Consolas"/>
+          <w:i/>
+          <w:iCs/>
+          <w:sz w:val="21"/>
+          <w:szCs w:val="21"/>
+          <w:shd w:val="clear" w:color="auto" w:fill="F2F2F2"/>
+        </w:rPr>
+        <w:t>)</w:t>
       </w:r>
       <w:r>
         <w:t xml:space="preserve"> </w:t>
@@ -4428,6 +4685,7 @@
         <w:t xml:space="preserve">a función </w:t>
       </w:r>
       <w:proofErr w:type="spellStart"/>
+      <w:proofErr w:type="gramStart"/>
       <w:r>
         <w:rPr>
           <w:i/>
@@ -4441,13 +4699,25 @@
           <w:i/>
           <w:iCs/>
         </w:rPr>
-        <w:t>()</w:t>
+        <w:t>(</w:t>
+      </w:r>
+      <w:proofErr w:type="gramEnd"/>
+      <w:r>
+        <w:rPr>
+          <w:i/>
+          <w:iCs/>
+        </w:rPr>
+        <w:t>)</w:t>
       </w:r>
       <w:r>
         <w:t xml:space="preserve"> </w:t>
       </w:r>
       <w:r>
-        <w:t xml:space="preserve">fila a fila con </w:t>
+        <w:t xml:space="preserve">fila a fila </w:t>
+      </w:r>
+      <w:proofErr w:type="gramStart"/>
+      <w:r>
+        <w:t xml:space="preserve">con </w:t>
       </w:r>
       <w:r>
         <w:rPr>
@@ -4467,6 +4737,7 @@
         <w:t>apply</w:t>
       </w:r>
       <w:proofErr w:type="spellEnd"/>
+      <w:proofErr w:type="gramEnd"/>
       <w:r>
         <w:rPr>
           <w:i/>
@@ -4504,11 +4775,16 @@
         <w:t xml:space="preserve">para </w:t>
       </w:r>
       <w:r>
-        <w:t xml:space="preserve">un valor mayor que 1,5 veces </w:t>
+        <w:t xml:space="preserve">un valor mayor que 1,5 </w:t>
+      </w:r>
+      <w:proofErr w:type="gramStart"/>
+      <w:r>
+        <w:t xml:space="preserve">veces </w:t>
       </w:r>
       <w:r>
         <w:t xml:space="preserve"> (</w:t>
       </w:r>
+      <w:proofErr w:type="gramEnd"/>
       <w:r>
         <w:rPr>
           <w:i/>
@@ -4728,6 +5004,7 @@
         <w:t xml:space="preserve">Figura 7. Función </w:t>
       </w:r>
       <w:proofErr w:type="spellStart"/>
+      <w:proofErr w:type="gramStart"/>
       <w:r>
         <w:rPr>
           <w:i/>
@@ -4747,7 +5024,18 @@
           <w:sz w:val="18"/>
           <w:szCs w:val="18"/>
         </w:rPr>
-        <w:t>(): cálculo de umbrales y clasificador interno.</w:t>
+        <w:t>(</w:t>
+      </w:r>
+      <w:proofErr w:type="gramEnd"/>
+      <w:r>
+        <w:rPr>
+          <w:i/>
+          <w:iCs/>
+          <w:color w:val="595959"/>
+          <w:sz w:val="18"/>
+          <w:szCs w:val="18"/>
+        </w:rPr>
+        <w:t>): cálculo de umbrales y clasificador interno.</w:t>
       </w:r>
     </w:p>
     <w:p>
@@ -5022,7 +5310,15 @@
           <w:i/>
           <w:iCs/>
         </w:rPr>
-        <w:t>dataframe_enrichment</w:t>
+        <w:t>dataframe_</w:t>
+      </w:r>
+      <w:proofErr w:type="gramStart"/>
+      <w:r>
+        <w:rPr>
+          <w:i/>
+          <w:iCs/>
+        </w:rPr>
+        <w:t>enrichment</w:t>
       </w:r>
       <w:proofErr w:type="spellEnd"/>
       <w:r>
@@ -5030,7 +5326,15 @@
           <w:i/>
           <w:iCs/>
         </w:rPr>
-        <w:t>()</w:t>
+        <w:t>(</w:t>
+      </w:r>
+      <w:proofErr w:type="gramEnd"/>
+      <w:r>
+        <w:rPr>
+          <w:i/>
+          <w:iCs/>
+        </w:rPr>
+        <w:t>)</w:t>
       </w:r>
       <w:r>
         <w:t xml:space="preserve"> </w:t>
@@ -5053,7 +5357,15 @@
           <w:i/>
           <w:iCs/>
         </w:rPr>
-        <w:t>new_columns</w:t>
+        <w:t>new_</w:t>
+      </w:r>
+      <w:proofErr w:type="gramStart"/>
+      <w:r>
+        <w:rPr>
+          <w:i/>
+          <w:iCs/>
+        </w:rPr>
+        <w:t>columns</w:t>
       </w:r>
       <w:proofErr w:type="spellEnd"/>
       <w:r>
@@ -5061,7 +5373,15 @@
           <w:i/>
           <w:iCs/>
         </w:rPr>
-        <w:t>(),</w:t>
+        <w:t>(</w:t>
+      </w:r>
+      <w:proofErr w:type="gramEnd"/>
+      <w:r>
+        <w:rPr>
+          <w:i/>
+          <w:iCs/>
+        </w:rPr>
+        <w:t>),</w:t>
       </w:r>
       <w:r>
         <w:t xml:space="preserve"> verifica que no haya </w:t>
@@ -5105,7 +5425,15 @@
           <w:i/>
           <w:iCs/>
         </w:rPr>
-        <w:t>drop_imputation_flags</w:t>
+        <w:t>drop_imputation_</w:t>
+      </w:r>
+      <w:proofErr w:type="gramStart"/>
+      <w:r>
+        <w:rPr>
+          <w:i/>
+          <w:iCs/>
+        </w:rPr>
+        <w:t>flags</w:t>
       </w:r>
       <w:proofErr w:type="spellEnd"/>
       <w:r>
@@ -5113,7 +5441,15 @@
           <w:i/>
           <w:iCs/>
         </w:rPr>
-        <w:t>()</w:t>
+        <w:t>(</w:t>
+      </w:r>
+      <w:proofErr w:type="gramEnd"/>
+      <w:r>
+        <w:rPr>
+          <w:i/>
+          <w:iCs/>
+        </w:rPr>
+        <w:t>)</w:t>
       </w:r>
       <w:r>
         <w:rPr>
@@ -5190,7 +5526,15 @@
         <w:t xml:space="preserve">. </w:t>
       </w:r>
       <w:r>
-        <w:t xml:space="preserve">Esto se hizo para que la visualización sea más amigable al usuario y no hubiesen </w:t>
+        <w:t xml:space="preserve">Esto se hizo para que la visualización sea más amigable al usuario y no </w:t>
+      </w:r>
+      <w:proofErr w:type="gramStart"/>
+      <w:r>
+        <w:t>hubiesen</w:t>
+      </w:r>
+      <w:proofErr w:type="gramEnd"/>
+      <w:r>
+        <w:t xml:space="preserve"> </w:t>
       </w:r>
       <w:r>
         <w:t xml:space="preserve">100 </w:t>
@@ -5299,9 +5643,9 @@
           <w:sz w:val="18"/>
           <w:szCs w:val="18"/>
         </w:rPr>
-        <w:t>drop_imputation_flags</w:t>
-      </w:r>
-      <w:proofErr w:type="spellEnd"/>
+        <w:t>drop_imputation_</w:t>
+      </w:r>
+      <w:proofErr w:type="gramStart"/>
       <w:r>
         <w:rPr>
           <w:i/>
@@ -5310,9 +5654,9 @@
           <w:sz w:val="18"/>
           <w:szCs w:val="18"/>
         </w:rPr>
-        <w:t xml:space="preserve">() y </w:t>
-      </w:r>
-      <w:proofErr w:type="spellStart"/>
+        <w:t>flags</w:t>
+      </w:r>
+      <w:proofErr w:type="spellEnd"/>
       <w:r>
         <w:rPr>
           <w:i/>
@@ -5321,9 +5665,9 @@
           <w:sz w:val="18"/>
           <w:szCs w:val="18"/>
         </w:rPr>
-        <w:t>dataframe_enrichment</w:t>
-      </w:r>
-      <w:proofErr w:type="spellEnd"/>
+        <w:t>(</w:t>
+      </w:r>
+      <w:proofErr w:type="gramEnd"/>
       <w:r>
         <w:rPr>
           <w:i/>
@@ -5332,7 +5676,51 @@
           <w:sz w:val="18"/>
           <w:szCs w:val="18"/>
         </w:rPr>
-        <w:t>().</w:t>
+        <w:t xml:space="preserve">) y </w:t>
+      </w:r>
+      <w:proofErr w:type="spellStart"/>
+      <w:r>
+        <w:rPr>
+          <w:i/>
+          <w:iCs/>
+          <w:color w:val="595959"/>
+          <w:sz w:val="18"/>
+          <w:szCs w:val="18"/>
+        </w:rPr>
+        <w:t>dataframe_</w:t>
+      </w:r>
+      <w:proofErr w:type="gramStart"/>
+      <w:r>
+        <w:rPr>
+          <w:i/>
+          <w:iCs/>
+          <w:color w:val="595959"/>
+          <w:sz w:val="18"/>
+          <w:szCs w:val="18"/>
+        </w:rPr>
+        <w:t>enrichment</w:t>
+      </w:r>
+      <w:proofErr w:type="spellEnd"/>
+      <w:r>
+        <w:rPr>
+          <w:i/>
+          <w:iCs/>
+          <w:color w:val="595959"/>
+          <w:sz w:val="18"/>
+          <w:szCs w:val="18"/>
+        </w:rPr>
+        <w:t>(</w:t>
+      </w:r>
+      <w:proofErr w:type="gramEnd"/>
+      <w:r>
+        <w:rPr>
+          <w:i/>
+          <w:iCs/>
+          <w:color w:val="595959"/>
+          <w:sz w:val="18"/>
+          <w:szCs w:val="18"/>
+        </w:rPr>
+        <w:t>).</w:t>
       </w:r>
     </w:p>
     <w:p>
@@ -6376,7 +6764,16 @@
           <w:iCs/>
           <w:lang w:val="es-MX"/>
         </w:rPr>
-        <w:t>check_for_necessary_columns</w:t>
+        <w:t>check_for_necessary_</w:t>
+      </w:r>
+      <w:proofErr w:type="gramStart"/>
+      <w:r>
+        <w:rPr>
+          <w:i/>
+          <w:iCs/>
+          <w:lang w:val="es-MX"/>
+        </w:rPr>
+        <w:t>columns</w:t>
       </w:r>
       <w:proofErr w:type="spellEnd"/>
       <w:r>
@@ -6385,7 +6782,16 @@
           <w:iCs/>
           <w:lang w:val="es-MX"/>
         </w:rPr>
-        <w:t>()</w:t>
+        <w:t>(</w:t>
+      </w:r>
+      <w:proofErr w:type="gramEnd"/>
+      <w:r>
+        <w:rPr>
+          <w:i/>
+          <w:iCs/>
+          <w:lang w:val="es-MX"/>
+        </w:rPr>
+        <w:t>)</w:t>
       </w:r>
       <w:r>
         <w:rPr>
@@ -6426,7 +6832,16 @@
           <w:iCs/>
           <w:lang w:val="es-MX"/>
         </w:rPr>
-        <w:t>is_numeric_dtype</w:t>
+        <w:t>is_numeric_</w:t>
+      </w:r>
+      <w:proofErr w:type="gramStart"/>
+      <w:r>
+        <w:rPr>
+          <w:i/>
+          <w:iCs/>
+          <w:lang w:val="es-MX"/>
+        </w:rPr>
+        <w:t>dtype</w:t>
       </w:r>
       <w:proofErr w:type="spellEnd"/>
       <w:r>
@@ -6435,7 +6850,16 @@
           <w:iCs/>
           <w:lang w:val="es-MX"/>
         </w:rPr>
-        <w:t xml:space="preserve">() </w:t>
+        <w:t>(</w:t>
+      </w:r>
+      <w:proofErr w:type="gramEnd"/>
+      <w:r>
+        <w:rPr>
+          <w:i/>
+          <w:iCs/>
+          <w:lang w:val="es-MX"/>
+        </w:rPr>
+        <w:t xml:space="preserve">) </w:t>
       </w:r>
       <w:r>
         <w:rPr>
@@ -7085,7 +7509,16 @@
           <w:iCs/>
           <w:lang w:val="es-MX"/>
         </w:rPr>
-        <w:t>check_for_necessary_columns</w:t>
+        <w:t>check_for_necessary_</w:t>
+      </w:r>
+      <w:proofErr w:type="gramStart"/>
+      <w:r>
+        <w:rPr>
+          <w:i/>
+          <w:iCs/>
+          <w:lang w:val="es-MX"/>
+        </w:rPr>
+        <w:t>columns</w:t>
       </w:r>
       <w:proofErr w:type="spellEnd"/>
       <w:r>
@@ -7094,7 +7527,16 @@
           <w:iCs/>
           <w:lang w:val="es-MX"/>
         </w:rPr>
-        <w:t>()</w:t>
+        <w:t>(</w:t>
+      </w:r>
+      <w:proofErr w:type="gramEnd"/>
+      <w:r>
+        <w:rPr>
+          <w:i/>
+          <w:iCs/>
+          <w:lang w:val="es-MX"/>
+        </w:rPr>
+        <w:t>)</w:t>
       </w:r>
       <w:r>
         <w:rPr>
@@ -7149,6 +7591,7 @@
         </w:rPr>
         <w:t>is_numeric_</w:t>
       </w:r>
+      <w:proofErr w:type="gramStart"/>
       <w:r>
         <w:rPr>
           <w:i/>
@@ -7164,7 +7607,16 @@
           <w:iCs/>
           <w:lang w:val="es-MX"/>
         </w:rPr>
-        <w:t xml:space="preserve">() </w:t>
+        <w:t>(</w:t>
+      </w:r>
+      <w:proofErr w:type="gramEnd"/>
+      <w:r>
+        <w:rPr>
+          <w:i/>
+          <w:iCs/>
+          <w:lang w:val="es-MX"/>
+        </w:rPr>
+        <w:t xml:space="preserve">) </w:t>
       </w:r>
       <w:r>
         <w:rPr>
@@ -7629,10 +8081,18 @@
         <w:t>es difícil asegurar</w:t>
       </w:r>
       <w:r>
-        <w:t xml:space="preserve"> la relación entre estrato y cumplimiento de pago de IPU </w:t>
-      </w:r>
-      <w:r>
-        <w:t xml:space="preserve"> ya </w:t>
+        <w:t xml:space="preserve"> la relación entre estrato y cumplimiento de pago de </w:t>
+      </w:r>
+      <w:proofErr w:type="gramStart"/>
+      <w:r>
+        <w:t xml:space="preserve">IPU </w:t>
+      </w:r>
+      <w:r>
+        <w:t xml:space="preserve"> ya</w:t>
+      </w:r>
+      <w:proofErr w:type="gramEnd"/>
+      <w:r>
+        <w:t xml:space="preserve"> </w:t>
       </w:r>
       <w:r>
         <w:t xml:space="preserve">que no hay </w:t>
@@ -7832,6 +8292,70 @@
       <w:r>
         <w:t>.</w:t>
       </w:r>
+    </w:p>
+    <w:p>
+      <w:pPr>
+        <w:rPr>
+          <w:b/>
+          <w:bCs/>
+        </w:rPr>
+      </w:pPr>
+      <w:r>
+        <w:br w:type="page"/>
+      </w:r>
+    </w:p>
+    <w:p>
+      <w:pPr>
+        <w:jc w:val="both"/>
+        <w:rPr>
+          <w:b/>
+          <w:bCs/>
+        </w:rPr>
+      </w:pPr>
+    </w:p>
+    <w:p>
+      <w:pPr>
+        <w:jc w:val="both"/>
+        <w:rPr>
+          <w:b/>
+          <w:bCs/>
+        </w:rPr>
+      </w:pPr>
+      <w:r>
+        <w:rPr>
+          <w:b/>
+          <w:bCs/>
+        </w:rPr>
+        <w:t>Enlace al video de presentación</w:t>
+      </w:r>
+    </w:p>
+    <w:p>
+      <w:pPr>
+        <w:jc w:val="both"/>
+        <w:rPr>
+          <w:b/>
+          <w:bCs/>
+        </w:rPr>
+      </w:pPr>
+      <w:hyperlink r:id="rId35" w:history="1">
+        <w:r>
+          <w:rPr>
+            <w:rStyle w:val="Hipervnculo"/>
+            <w:b/>
+            <w:bCs/>
+          </w:rPr>
+          <w:t>Video_presentación_impuesto_predial.mp4</w:t>
+        </w:r>
+      </w:hyperlink>
+    </w:p>
+    <w:p>
+      <w:pPr>
+        <w:jc w:val="both"/>
+        <w:rPr>
+          <w:b/>
+          <w:bCs/>
+        </w:rPr>
+      </w:pPr>
     </w:p>
     <w:sectPr>
       <w:pgSz w:w="12240" w:h="15840"/>
@@ -9874,7 +10398,6 @@
   <w:style w:type="character" w:default="1" w:styleId="Fuentedeprrafopredeter">
     <w:name w:val="Default Paragraph Font"/>
     <w:uiPriority w:val="1"/>
-    <w:semiHidden/>
     <w:unhideWhenUsed/>
   </w:style>
   <w:style w:type="table" w:default="1" w:styleId="Tablanormal">
@@ -10651,15 +11174,6 @@
 </file>
 
 <file path=customXml/item1.xml><?xml version="1.0" encoding="utf-8"?>
-<?mso-contentType ?>
-<FormTemplates xmlns="http://schemas.microsoft.com/sharepoint/v3/contenttype/forms">
-  <Display>DocumentLibraryForm</Display>
-  <Edit>DocumentLibraryForm</Edit>
-  <New>DocumentLibraryForm</New>
-</FormTemplates>
-</file>
-
-<file path=customXml/item2.xml><?xml version="1.0" encoding="utf-8"?>
 <ct:contentTypeSchema xmlns:ct="http://schemas.microsoft.com/office/2006/metadata/contentType" xmlns:ma="http://schemas.microsoft.com/office/2006/metadata/properties/metaAttributes" ct:_="" ma:_="" ma:contentTypeName="Documento" ma:contentTypeID="0x010100768DAC1AD940BD4E95A4D40C6C41D4BC" ma:contentTypeVersion="14" ma:contentTypeDescription="Crear nuevo documento." ma:contentTypeScope="" ma:versionID="4caf8888feb2af327696d7825c93e00c">
   <xsd:schema xmlns:xsd="http://www.w3.org/2001/XMLSchema" xmlns:xs="http://www.w3.org/2001/XMLSchema" xmlns:p="http://schemas.microsoft.com/office/2006/metadata/properties" xmlns:ns3="c00592bb-d6db-4c45-a7f4-7f8c677b85ee" xmlns:ns4="5cdebb82-32c3-490a-81f2-dcb8502ef570" targetNamespace="http://schemas.microsoft.com/office/2006/metadata/properties" ma:root="true" ma:fieldsID="41f77744a5f031ffdeb2344cff826688" ns3:_="" ns4:_="">
     <xsd:import namespace="c00592bb-d6db-4c45-a7f4-7f8c677b85ee"/>
@@ -10886,11 +11400,16 @@
 </ct:contentTypeSchema>
 </file>
 
-<file path=customXml/item3.xml><?xml version="1.0" encoding="utf-8"?>
-<b:Sources xmlns:b="http://schemas.openxmlformats.org/officeDocument/2006/bibliography" xmlns="http://schemas.openxmlformats.org/officeDocument/2006/bibliography" SelectedStyle="\APASixthEditionOfficeOnline.xsl" StyleName="APA" Version="6"/>
+<file path=customXml/item2.xml><?xml version="1.0" encoding="utf-8"?>
+<?mso-contentType ?>
+<FormTemplates xmlns="http://schemas.microsoft.com/sharepoint/v3/contenttype/forms">
+  <Display>DocumentLibraryForm</Display>
+  <Edit>DocumentLibraryForm</Edit>
+  <New>DocumentLibraryForm</New>
+</FormTemplates>
 </file>
 
-<file path=customXml/item4.xml><?xml version="1.0" encoding="utf-8"?>
+<file path=customXml/item3.xml><?xml version="1.0" encoding="utf-8"?>
 <p:properties xmlns:p="http://schemas.microsoft.com/office/2006/metadata/properties" xmlns:xsi="http://www.w3.org/2001/XMLSchema-instance" xmlns:pc="http://schemas.microsoft.com/office/infopath/2007/PartnerControls">
   <documentManagement>
     <_activity xmlns="5cdebb82-32c3-490a-81f2-dcb8502ef570" xsi:nil="true"/>
@@ -10898,15 +11417,11 @@
 </p:properties>
 </file>
 
-<file path=customXml/itemProps1.xml><?xml version="1.0" encoding="utf-8"?>
-<ds:datastoreItem xmlns:ds="http://schemas.openxmlformats.org/officeDocument/2006/customXml" ds:itemID="{D7D84234-BA74-41D1-9B23-F9F7EEB21525}">
-  <ds:schemaRefs>
-    <ds:schemaRef ds:uri="http://schemas.microsoft.com/sharepoint/v3/contenttype/forms"/>
-  </ds:schemaRefs>
-</ds:datastoreItem>
+<file path=customXml/item4.xml><?xml version="1.0" encoding="utf-8"?>
+<b:Sources xmlns:b="http://schemas.openxmlformats.org/officeDocument/2006/bibliography" xmlns="http://schemas.openxmlformats.org/officeDocument/2006/bibliography" SelectedStyle="\APASixthEditionOfficeOnline.xsl" StyleName="APA" Version="6"/>
 </file>
 
-<file path=customXml/itemProps2.xml><?xml version="1.0" encoding="utf-8"?>
+<file path=customXml/itemProps1.xml><?xml version="1.0" encoding="utf-8"?>
 <ds:datastoreItem xmlns:ds="http://schemas.openxmlformats.org/officeDocument/2006/customXml" ds:itemID="{E7C02CF1-7228-41BA-A1A2-C00AF110A6D1}">
   <ds:schemaRefs>
     <ds:schemaRef ds:uri="http://schemas.microsoft.com/office/2006/metadata/contentType"/>
@@ -10925,15 +11440,15 @@
 </ds:datastoreItem>
 </file>
 
-<file path=customXml/itemProps3.xml><?xml version="1.0" encoding="utf-8"?>
-<ds:datastoreItem xmlns:ds="http://schemas.openxmlformats.org/officeDocument/2006/customXml" ds:itemID="{328C50CC-181B-4E15-BBB5-21C1A192EC66}">
+<file path=customXml/itemProps2.xml><?xml version="1.0" encoding="utf-8"?>
+<ds:datastoreItem xmlns:ds="http://schemas.openxmlformats.org/officeDocument/2006/customXml" ds:itemID="{D7D84234-BA74-41D1-9B23-F9F7EEB21525}">
   <ds:schemaRefs>
-    <ds:schemaRef ds:uri="http://schemas.openxmlformats.org/officeDocument/2006/bibliography"/>
+    <ds:schemaRef ds:uri="http://schemas.microsoft.com/sharepoint/v3/contenttype/forms"/>
   </ds:schemaRefs>
 </ds:datastoreItem>
 </file>
 
-<file path=customXml/itemProps4.xml><?xml version="1.0" encoding="utf-8"?>
+<file path=customXml/itemProps3.xml><?xml version="1.0" encoding="utf-8"?>
 <ds:datastoreItem xmlns:ds="http://schemas.openxmlformats.org/officeDocument/2006/customXml" ds:itemID="{5A131DF8-ABA8-47F6-906A-48C85DE5B79A}">
   <ds:schemaRefs>
     <ds:schemaRef ds:uri="http://schemas.microsoft.com/office/2006/metadata/properties"/>
@@ -10941,4 +11456,12 @@
     <ds:schemaRef ds:uri="5cdebb82-32c3-490a-81f2-dcb8502ef570"/>
   </ds:schemaRefs>
 </ds:datastoreItem>
+</file>
+
+<file path=customXml/itemProps4.xml><?xml version="1.0" encoding="utf-8"?>
+<ds:datastoreItem xmlns:ds="http://schemas.openxmlformats.org/officeDocument/2006/customXml" ds:itemID="{328C50CC-181B-4E15-BBB5-21C1A192EC66}">
+  <ds:schemaRefs>
+    <ds:schemaRef ds:uri="http://schemas.openxmlformats.org/officeDocument/2006/bibliography"/>
+  </ds:schemaRefs>
+</ds:datastoreItem>
 </file>